--- a/E2_Analisis_Exploratorio_Preprocesamiento/E2_Analisis_Exploratorio_Preprocesamiento.docx
+++ b/E2_Analisis_Exploratorio_Preprocesamiento/E2_Analisis_Exploratorio_Preprocesamiento.docx
@@ -5,111 +5,521 @@
     <w:p>
       <w:pPr>
         <w:pStyle w:val="Title"/>
+        <w:spacing w:after="80"/>
         <w:jc w:val="center"/>
+        <w:pBdr>
+          <w:bottom w:val="single" w:sz="14" w:space="6" w:color="26756A"/>
+        </w:pBdr>
       </w:pPr>
       <w:r>
-        <w:t>E2 - Analisis exploratorio y preprocesamiento</w:t>
+        <w:rPr>
+          <w:rFonts w:ascii="Calibri Light" w:hAnsi="Calibri Light"/>
+          <w:b/>
+          <w:color w:val="173B4F"/>
+          <w:sz w:val="48"/>
+        </w:rPr>
+      </w:r>
+      <w:r>
+        <w:rPr>
+          <w:rFonts w:ascii="Calibri Light" w:hAnsi="Calibri Light"/>
+          <w:b/>
+          <w:color w:val="D9962B"/>
+          <w:sz w:val="48"/>
+        </w:rPr>
+        <w:t xml:space="preserve">E2 | </w:t>
+      </w:r>
+      <w:r>
+        <w:rPr>
+          <w:rFonts w:ascii="Calibri Light" w:hAnsi="Calibri Light"/>
+          <w:b/>
+          <w:color w:val="173B4F"/>
+          <w:sz w:val="48"/>
+        </w:rPr>
+        <w:t>Análisis exploratorio y preprocesamiento</w:t>
       </w:r>
     </w:p>
     <w:p>
       <w:pPr>
-        <w:pStyle w:val="Heading1"/>
+        <w:spacing w:after="160" w:lineRule="auto" w:line="259"/>
+        <w:ind w:firstLine="0"/>
+        <w:jc w:val="center"/>
       </w:pPr>
       <w:r>
-        <w:t>1. Descripcion del dataset</w:t>
+        <w:rPr>
+          <w:rFonts w:ascii="Calibri" w:hAnsi="Calibri"/>
+          <w:color w:val="607078"/>
+          <w:sz w:val="22"/>
+        </w:rPr>
+        <w:t>Accidentes de tránsito terrestre en zonas urbanas y suburbanas de Sonora</w:t>
+      </w:r>
+    </w:p>
+    <w:tbl>
+      <w:tblPr>
+        <w:tblW w:type="dxa" w:w="7718"/>
+        <w:jc w:val="center"/>
+        <w:tblLayout w:type="fixed"/>
+        <w:tblLook w:firstColumn="1" w:firstRow="1" w:lastColumn="0" w:lastRow="0" w:noHBand="0" w:noVBand="1" w:val="04A0"/>
+      </w:tblPr>
+      <w:tblGrid>
+        <w:gridCol w:w="1987"/>
+        <w:gridCol w:w="2045"/>
+        <w:gridCol w:w="1987"/>
+        <w:gridCol w:w="1699"/>
+      </w:tblGrid>
+      <w:tr>
+        <w:tc>
+          <w:tcPr>
+            <w:tcW w:type="dxa" w:w="1987"/>
+            <w:shd w:fill="EAF4F1"/>
+            <w:tcMar>
+              <w:top w:w="100" w:type="dxa"/>
+              <w:start w:w="110" w:type="dxa"/>
+              <w:bottom w:w="100" w:type="dxa"/>
+              <w:end w:w="110" w:type="dxa"/>
+            </w:tcMar>
+            <w:tcBorders>
+              <w:top w:val="single" w:sz="4" w:color="C9D8D4"/>
+              <w:left w:val="single" w:sz="4" w:color="C9D8D4"/>
+              <w:bottom w:val="single" w:sz="4" w:color="C9D8D4"/>
+              <w:right w:val="single" w:sz="4" w:color="C9D8D4"/>
+            </w:tcBorders>
+            <w:vAlign w:val="center"/>
+          </w:tcPr>
+          <w:p>
+            <w:pPr>
+              <w:spacing w:after="0"/>
+              <w:jc w:val="center"/>
+            </w:pPr>
+            <w:r/>
+            <w:r>
+              <w:rPr>
+                <w:rFonts w:ascii="Calibri" w:hAnsi="Calibri"/>
+                <w:b/>
+                <w:color w:val="607078"/>
+                <w:sz w:val="14"/>
+              </w:rPr>
+              <w:t>PERIODO</w:t>
+              <w:br/>
+            </w:r>
+            <w:r>
+              <w:rPr>
+                <w:rFonts w:ascii="Calibri" w:hAnsi="Calibri"/>
+                <w:b/>
+                <w:color w:val="173B4F"/>
+                <w:sz w:val="19"/>
+              </w:rPr>
+              <w:t>2015-2024</w:t>
+            </w:r>
+          </w:p>
+        </w:tc>
+        <w:tc>
+          <w:tcPr>
+            <w:tcW w:type="dxa" w:w="2045"/>
+            <w:shd w:fill="F6F1E8"/>
+            <w:tcMar>
+              <w:top w:w="100" w:type="dxa"/>
+              <w:start w:w="110" w:type="dxa"/>
+              <w:bottom w:w="100" w:type="dxa"/>
+              <w:end w:w="110" w:type="dxa"/>
+            </w:tcMar>
+            <w:tcBorders>
+              <w:top w:val="single" w:sz="4" w:color="C9D8D4"/>
+              <w:left w:val="single" w:sz="4" w:color="C9D8D4"/>
+              <w:bottom w:val="single" w:sz="4" w:color="C9D8D4"/>
+              <w:right w:val="single" w:sz="4" w:color="C9D8D4"/>
+            </w:tcBorders>
+            <w:vAlign w:val="center"/>
+          </w:tcPr>
+          <w:p>
+            <w:pPr>
+              <w:spacing w:after="0"/>
+              <w:jc w:val="center"/>
+            </w:pPr>
+            <w:r/>
+            <w:r>
+              <w:rPr>
+                <w:rFonts w:ascii="Calibri" w:hAnsi="Calibri"/>
+                <w:b/>
+                <w:color w:val="607078"/>
+                <w:sz w:val="14"/>
+              </w:rPr>
+              <w:t>FUENTE</w:t>
+              <w:br/>
+            </w:r>
+            <w:r>
+              <w:rPr>
+                <w:rFonts w:ascii="Calibri" w:hAnsi="Calibri"/>
+                <w:b/>
+                <w:color w:val="173B4F"/>
+                <w:sz w:val="19"/>
+              </w:rPr>
+              <w:t>ATUS / INEGI</w:t>
+            </w:r>
+          </w:p>
+        </w:tc>
+        <w:tc>
+          <w:tcPr>
+            <w:tcW w:type="dxa" w:w="1987"/>
+            <w:shd w:fill="EAF4F1"/>
+            <w:tcMar>
+              <w:top w:w="100" w:type="dxa"/>
+              <w:start w:w="110" w:type="dxa"/>
+              <w:bottom w:w="100" w:type="dxa"/>
+              <w:end w:w="110" w:type="dxa"/>
+            </w:tcMar>
+            <w:tcBorders>
+              <w:top w:val="single" w:sz="4" w:color="C9D8D4"/>
+              <w:left w:val="single" w:sz="4" w:color="C9D8D4"/>
+              <w:bottom w:val="single" w:sz="4" w:color="C9D8D4"/>
+              <w:right w:val="single" w:sz="4" w:color="C9D8D4"/>
+            </w:tcBorders>
+            <w:vAlign w:val="center"/>
+          </w:tcPr>
+          <w:p>
+            <w:pPr>
+              <w:spacing w:after="0"/>
+              <w:jc w:val="center"/>
+            </w:pPr>
+            <w:r/>
+            <w:r>
+              <w:rPr>
+                <w:rFonts w:ascii="Calibri" w:hAnsi="Calibri"/>
+                <w:b/>
+                <w:color w:val="607078"/>
+                <w:sz w:val="14"/>
+              </w:rPr>
+              <w:t>ÁMBITO</w:t>
+              <w:br/>
+            </w:r>
+            <w:r>
+              <w:rPr>
+                <w:rFonts w:ascii="Calibri" w:hAnsi="Calibri"/>
+                <w:b/>
+                <w:color w:val="173B4F"/>
+                <w:sz w:val="19"/>
+              </w:rPr>
+              <w:t>Sonora</w:t>
+            </w:r>
+          </w:p>
+        </w:tc>
+        <w:tc>
+          <w:tcPr>
+            <w:tcW w:type="dxa" w:w="1699"/>
+            <w:shd w:fill="F6F1E8"/>
+            <w:tcMar>
+              <w:top w:w="100" w:type="dxa"/>
+              <w:start w:w="110" w:type="dxa"/>
+              <w:bottom w:w="100" w:type="dxa"/>
+              <w:end w:w="110" w:type="dxa"/>
+            </w:tcMar>
+            <w:tcBorders>
+              <w:top w:val="single" w:sz="4" w:color="C9D8D4"/>
+              <w:left w:val="single" w:sz="4" w:color="C9D8D4"/>
+              <w:bottom w:val="single" w:sz="4" w:color="C9D8D4"/>
+              <w:right w:val="single" w:sz="4" w:color="C9D8D4"/>
+            </w:tcBorders>
+            <w:vAlign w:val="center"/>
+          </w:tcPr>
+          <w:p>
+            <w:pPr>
+              <w:spacing w:after="0"/>
+              <w:jc w:val="center"/>
+            </w:pPr>
+            <w:r/>
+            <w:r>
+              <w:rPr>
+                <w:rFonts w:ascii="Calibri" w:hAnsi="Calibri"/>
+                <w:b/>
+                <w:color w:val="607078"/>
+                <w:sz w:val="14"/>
+              </w:rPr>
+              <w:t>ENTREGA</w:t>
+              <w:br/>
+            </w:r>
+            <w:r>
+              <w:rPr>
+                <w:rFonts w:ascii="Calibri" w:hAnsi="Calibri"/>
+                <w:b/>
+                <w:color w:val="173B4F"/>
+                <w:sz w:val="19"/>
+              </w:rPr>
+              <w:t>E2</w:t>
+            </w:r>
+          </w:p>
+        </w:tc>
+      </w:tr>
+    </w:tbl>
+    <w:p>
+      <w:pPr>
+        <w:spacing w:after="140" w:lineRule="auto" w:line="259"/>
+        <w:ind w:firstLine="0"/>
+      </w:pPr>
+    </w:p>
+    <w:tbl>
+      <w:tblPr>
+        <w:tblW w:type="dxa" w:w="6768"/>
+        <w:jc w:val="center"/>
+        <w:tblLayout w:type="fixed"/>
+        <w:tblLook w:firstColumn="1" w:firstRow="1" w:lastColumn="0" w:lastRow="0" w:noHBand="0" w:noVBand="1" w:val="04A0"/>
+      </w:tblPr>
+      <w:tblGrid>
+        <w:gridCol w:w="6768"/>
+      </w:tblGrid>
+      <w:tr>
+        <w:tc>
+          <w:tcPr>
+            <w:tcW w:type="dxa" w:w="6768"/>
+            <w:shd w:fill="EAF0F5"/>
+            <w:tcMar>
+              <w:top w:w="170" w:type="dxa"/>
+              <w:start w:w="220" w:type="dxa"/>
+              <w:bottom w:w="170" w:type="dxa"/>
+              <w:end w:w="220" w:type="dxa"/>
+            </w:tcMar>
+            <w:tcBorders>
+              <w:top w:val="single" w:sz="6" w:color="CBD8E2"/>
+              <w:left w:val="single" w:sz="18" w:color="26756A"/>
+              <w:bottom w:val="single" w:sz="6" w:color="CBD8E2"/>
+              <w:right w:val="single" w:sz="6" w:color="CBD8E2"/>
+            </w:tcBorders>
+            <w:vAlign w:val="center"/>
+          </w:tcPr>
+          <w:p>
+            <w:pPr>
+              <w:spacing w:after="0"/>
+            </w:pPr>
+            <w:r/>
+            <w:r>
+              <w:rPr>
+                <w:rFonts w:ascii="Calibri" w:hAnsi="Calibri"/>
+                <w:b/>
+                <w:color w:val="173B4F"/>
+                <w:sz w:val="20"/>
+              </w:rPr>
+              <w:t xml:space="preserve">Lectura rápida. </w:t>
+            </w:r>
+            <w:r>
+              <w:rPr>
+                <w:rFonts w:ascii="Calibri" w:hAnsi="Calibri"/>
+                <w:color w:val="263238"/>
+                <w:sz w:val="20"/>
+              </w:rPr>
+              <w:t>El análisis trabaja con 183,911 accidentes reales de Sonora, ubica el pico anual en 2023 y deja como prioridad preventiva la conducta vial, las tardes cercanas al fin de semana y las regiones con mayor proporción de gravedad.</w:t>
+            </w:r>
+          </w:p>
+        </w:tc>
+      </w:tr>
+    </w:tbl>
+    <w:p>
+      <w:pPr>
+        <w:spacing w:after="140" w:lineRule="auto" w:line="259"/>
+        <w:ind w:firstLine="0"/>
+      </w:pPr>
+    </w:p>
+    <w:p>
+      <w:pPr>
+        <w:pStyle w:val="Heading1"/>
+        <w:pBdr>
+          <w:left w:val="single" w:sz="16" w:space="8" w:color="D9962B"/>
+        </w:pBdr>
+      </w:pPr>
+      <w:r>
+        <w:rPr>
+          <w:rFonts w:ascii="Calibri Light" w:hAnsi="Calibri Light"/>
+          <w:b/>
+          <w:color w:val="173B4F"/>
+          <w:sz w:val="30"/>
+        </w:rPr>
+        <w:t>1. Descripción del dataset</w:t>
       </w:r>
     </w:p>
     <w:p>
+      <w:pPr>
+        <w:spacing w:after="140" w:lineRule="auto" w:line="259"/>
+        <w:ind w:firstLine="0"/>
+      </w:pPr>
       <w:r>
+        <w:rPr>
+          <w:rFonts w:ascii="Calibri" w:hAnsi="Calibri"/>
+          <w:color w:val="263238"/>
+          <w:sz w:val="21"/>
+        </w:rPr>
         <w:t xml:space="preserve">Para esta etapa se trabajo con la base de datos </w:t>
       </w:r>
       <w:r>
         <w:rPr>
+          <w:rFonts w:ascii="Calibri" w:hAnsi="Calibri"/>
           <w:b/>
+          <w:color w:val="263238"/>
+          <w:sz w:val="21"/>
         </w:rPr>
-        <w:t>Accidentes de Transito Terrestre en Zonas Urbanas y Suburbanas (ATUS)</w:t>
-      </w:r>
-      <w:r>
-        <w:t xml:space="preserve">, publicada por el Instituto Nacional de Estadistica y Geografia (INEGI). La informacion utilizada corresponde al estado de </w:t>
+        <w:t>Accidentes de Tránsito Terrestre en Zonas Urbanas y Suburbanas (ATUS)</w:t>
       </w:r>
       <w:r>
         <w:rPr>
+          <w:rFonts w:ascii="Calibri" w:hAnsi="Calibri"/>
+          <w:color w:val="263238"/>
+          <w:sz w:val="21"/>
+        </w:rPr>
+        <w:t xml:space="preserve">, publicada por el Instituto Nacional de Estadística y Geografía (INEGI). La informacion utilizada corresponde al estado de </w:t>
+      </w:r>
+      <w:r>
+        <w:rPr>
+          <w:rFonts w:ascii="Calibri" w:hAnsi="Calibri"/>
           <w:b/>
+          <w:color w:val="263238"/>
+          <w:sz w:val="21"/>
         </w:rPr>
         <w:t>Sonora</w:t>
       </w:r>
       <w:r>
+        <w:rPr>
+          <w:rFonts w:ascii="Calibri" w:hAnsi="Calibri"/>
+          <w:color w:val="263238"/>
+          <w:sz w:val="21"/>
+        </w:rPr>
         <w:t xml:space="preserve"> y cubre un periodo de </w:t>
       </w:r>
       <w:r>
         <w:rPr>
+          <w:rFonts w:ascii="Calibri" w:hAnsi="Calibri"/>
           <w:b/>
+          <w:color w:val="263238"/>
+          <w:sz w:val="21"/>
         </w:rPr>
-        <w:t>10 anos, de 2015 a 2024</w:t>
+        <w:t>10 años, de 2015 a 2024</w:t>
       </w:r>
       <w:r>
+        <w:rPr>
+          <w:rFonts w:ascii="Calibri" w:hAnsi="Calibri"/>
+          <w:color w:val="263238"/>
+          <w:sz w:val="21"/>
+        </w:rPr>
         <w:t>.</w:t>
       </w:r>
     </w:p>
     <w:p>
+      <w:pPr>
+        <w:spacing w:after="140" w:lineRule="auto" w:line="259"/>
+        <w:ind w:firstLine="0"/>
+        <w:pBdr>
+          <w:left w:val="single" w:sz="12" w:space="6" w:color="26756A"/>
+        </w:pBdr>
+      </w:pPr>
       <w:r>
+        <w:rPr>
+          <w:rFonts w:ascii="Calibri" w:hAnsi="Calibri"/>
+          <w:color w:val="263238"/>
+          <w:sz w:val="21"/>
+        </w:rPr>
         <w:t>El notebook principal de esta etapa se encuentra en:</w:t>
       </w:r>
     </w:p>
     <w:p>
+      <w:pPr>
+        <w:spacing w:after="140" w:lineRule="auto" w:line="259"/>
+        <w:ind w:firstLine="0"/>
+      </w:pPr>
       <w:r>
         <w:rPr>
-          <w:rFonts w:ascii="Consolas" w:hAnsi="Consolas"/>
-          <w:sz w:val="18"/>
+          <w:rFonts w:ascii="Calibri" w:hAnsi="Calibri"/>
+          <w:color w:val="263238"/>
+          <w:sz w:val="21"/>
         </w:rPr>
         <w:t>notebooks/atus_sonora_10_anios_prevencion.ipynb</w:t>
       </w:r>
     </w:p>
     <w:p>
+      <w:pPr>
+        <w:spacing w:after="140" w:lineRule="auto" w:line="259"/>
+        <w:ind w:firstLine="0"/>
+      </w:pPr>
       <w:r>
-        <w:t xml:space="preserve">La base original contiene registros anuales de accidentes de transito en Mexico. Para este proyecto se filtraron solamente los registros de Sonora, usando la clave de entidad </w:t>
+        <w:rPr>
+          <w:rFonts w:ascii="Calibri" w:hAnsi="Calibri"/>
+          <w:color w:val="263238"/>
+          <w:sz w:val="21"/>
+        </w:rPr>
+        <w:t xml:space="preserve">La base original contiene registros anuales de accidentes de tránsito en México. Para este proyecto se filtraron solamente los registros de Sonora, usando la clave de entidad </w:t>
       </w:r>
       <w:r>
         <w:rPr>
-          <w:rFonts w:ascii="Consolas" w:hAnsi="Consolas"/>
-          <w:sz w:val="18"/>
+          <w:rFonts w:ascii="Calibri" w:hAnsi="Calibri"/>
+          <w:color w:val="263238"/>
+          <w:sz w:val="21"/>
         </w:rPr>
         <w:t>26</w:t>
       </w:r>
       <w:r>
+        <w:rPr>
+          <w:rFonts w:ascii="Calibri" w:hAnsi="Calibri"/>
+          <w:color w:val="263238"/>
+          <w:sz w:val="21"/>
+        </w:rPr>
         <w:t xml:space="preserve">. Antes de la depuracion habia </w:t>
       </w:r>
       <w:r>
         <w:rPr>
+          <w:rFonts w:ascii="Calibri" w:hAnsi="Calibri"/>
           <w:b/>
+          <w:color w:val="263238"/>
+          <w:sz w:val="21"/>
         </w:rPr>
         <w:t>187,104 registros</w:t>
       </w:r>
       <w:r>
+        <w:rPr>
+          <w:rFonts w:ascii="Calibri" w:hAnsi="Calibri"/>
+          <w:color w:val="263238"/>
+          <w:sz w:val="21"/>
+        </w:rPr>
         <w:t xml:space="preserve"> de Sonora. Despues de quitar los registros marcados como </w:t>
       </w:r>
       <w:r>
         <w:rPr>
-          <w:rFonts w:ascii="Consolas" w:hAnsi="Consolas"/>
-          <w:sz w:val="18"/>
+          <w:rFonts w:ascii="Calibri" w:hAnsi="Calibri"/>
+          <w:color w:val="263238"/>
+          <w:sz w:val="21"/>
         </w:rPr>
         <w:t>Certificado cero</w:t>
       </w:r>
       <w:r>
+        <w:rPr>
+          <w:rFonts w:ascii="Calibri" w:hAnsi="Calibri"/>
+          <w:color w:val="263238"/>
+          <w:sz w:val="21"/>
+        </w:rPr>
         <w:t xml:space="preserve">, quedaron </w:t>
       </w:r>
       <w:r>
         <w:rPr>
+          <w:rFonts w:ascii="Calibri" w:hAnsi="Calibri"/>
           <w:b/>
+          <w:color w:val="263238"/>
+          <w:sz w:val="21"/>
         </w:rPr>
         <w:t>183,911 accidentes reales</w:t>
       </w:r>
       <w:r>
-        <w:t xml:space="preserve"> para el analisis.</w:t>
+        <w:rPr>
+          <w:rFonts w:ascii="Calibri" w:hAnsi="Calibri"/>
+          <w:color w:val="263238"/>
+          <w:sz w:val="21"/>
+        </w:rPr>
+        <w:t xml:space="preserve"> para el análisis.</w:t>
       </w:r>
     </w:p>
     <w:p>
+      <w:pPr>
+        <w:spacing w:after="140" w:lineRule="auto" w:line="259"/>
+        <w:ind w:firstLine="0"/>
+      </w:pPr>
       <w:r>
+        <w:rPr>
+          <w:rFonts w:ascii="Calibri" w:hAnsi="Calibri"/>
+          <w:color w:val="263238"/>
+          <w:sz w:val="21"/>
+        </w:rPr>
         <w:t>Las dimensiones finales del dataset preparado fueron:</w:t>
       </w:r>
     </w:p>
@@ -118,26 +528,48 @@
         <w:tblStyle w:val="TableGrid"/>
         <w:tblW w:type="auto" w:w="0"/>
         <w:jc w:val="center"/>
+        <w:tblLayout w:type="fixed"/>
         <w:tblLook w:firstColumn="1" w:firstRow="1" w:lastColumn="0" w:lastRow="0" w:noHBand="0" w:noVBand="1" w:val="04A0"/>
       </w:tblPr>
       <w:tblGrid>
-        <w:gridCol w:w="5040"/>
-        <w:gridCol w:w="5040"/>
+        <w:gridCol w:w="4176"/>
+        <w:gridCol w:w="4320"/>
       </w:tblGrid>
       <w:tr>
         <w:tc>
           <w:tcPr>
             <w:tcW w:type="dxa" w:w="5040"/>
             <w:vAlign w:val="center"/>
-            <w:shd w:fill="1F4E79"/>
+            <w:shd w:fill="173B4F"/>
+            <w:tcMar>
+              <w:top w:w="120" w:type="dxa"/>
+              <w:start w:w="160" w:type="dxa"/>
+              <w:bottom w:w="120" w:type="dxa"/>
+              <w:end w:w="160" w:type="dxa"/>
+            </w:tcMar>
+            <w:tcBorders>
+              <w:top w:val="single" w:sz="4" w:color="D7E1E4"/>
+              <w:left w:val="single" w:sz="4" w:color="D7E1E4"/>
+              <w:bottom w:val="single" w:sz="4" w:color="D7E1E4"/>
+              <w:right w:val="single" w:sz="4" w:color="D7E1E4"/>
+            </w:tcBorders>
           </w:tcPr>
           <w:p>
             <w:pPr>
-              <w:spacing w:after="0"/>
+              <w:spacing w:after="0" w:line="240" w:lineRule="auto"/>
+              <w:jc w:val="left"/>
             </w:pPr>
-            <w:r/>
             <w:r>
               <w:rPr>
+                <w:rFonts w:ascii="Calibri" w:hAnsi="Calibri"/>
+                <w:b/>
+                <w:color w:val="FFFFFF"/>
+                <w:sz w:val="18"/>
+              </w:rPr>
+            </w:r>
+            <w:r>
+              <w:rPr>
+                <w:rFonts w:ascii="Calibri" w:hAnsi="Calibri"/>
                 <w:b/>
                 <w:color w:val="FFFFFF"/>
                 <w:sz w:val="18"/>
@@ -150,15 +582,36 @@
           <w:tcPr>
             <w:tcW w:type="dxa" w:w="5040"/>
             <w:vAlign w:val="center"/>
-            <w:shd w:fill="1F4E79"/>
+            <w:shd w:fill="173B4F"/>
+            <w:tcMar>
+              <w:top w:w="120" w:type="dxa"/>
+              <w:start w:w="160" w:type="dxa"/>
+              <w:bottom w:w="120" w:type="dxa"/>
+              <w:end w:w="160" w:type="dxa"/>
+            </w:tcMar>
+            <w:tcBorders>
+              <w:top w:val="single" w:sz="4" w:color="D7E1E4"/>
+              <w:left w:val="single" w:sz="4" w:color="D7E1E4"/>
+              <w:bottom w:val="single" w:sz="4" w:color="D7E1E4"/>
+              <w:right w:val="single" w:sz="4" w:color="D7E1E4"/>
+            </w:tcBorders>
           </w:tcPr>
           <w:p>
             <w:pPr>
-              <w:spacing w:after="0"/>
+              <w:spacing w:after="0" w:line="240" w:lineRule="auto"/>
+              <w:jc w:val="left"/>
             </w:pPr>
-            <w:r/>
             <w:r>
               <w:rPr>
+                <w:rFonts w:ascii="Calibri" w:hAnsi="Calibri"/>
+                <w:b/>
+                <w:color w:val="FFFFFF"/>
+                <w:sz w:val="18"/>
+              </w:rPr>
+            </w:r>
+            <w:r>
+              <w:rPr>
+                <w:rFonts w:ascii="Calibri" w:hAnsi="Calibri"/>
                 <w:b/>
                 <w:color w:val="FFFFFF"/>
                 <w:sz w:val="18"/>
@@ -173,15 +626,38 @@
           <w:tcPr>
             <w:tcW w:type="dxa" w:w="5040"/>
             <w:vAlign w:val="center"/>
+            <w:tcMar>
+              <w:top w:w="120" w:type="dxa"/>
+              <w:start w:w="160" w:type="dxa"/>
+              <w:bottom w:w="120" w:type="dxa"/>
+              <w:end w:w="160" w:type="dxa"/>
+            </w:tcMar>
+            <w:tcBorders>
+              <w:top w:val="single" w:sz="4" w:color="D7E1E4"/>
+              <w:left w:val="single" w:sz="4" w:color="D7E1E4"/>
+              <w:bottom w:val="single" w:sz="4" w:color="D7E1E4"/>
+              <w:right w:val="single" w:sz="4" w:color="D7E1E4"/>
+            </w:tcBorders>
+            <w:shd w:fill="FFFFFF"/>
           </w:tcPr>
           <w:p>
             <w:pPr>
-              <w:spacing w:after="0"/>
+              <w:spacing w:after="0" w:line="240" w:lineRule="auto"/>
+              <w:jc w:val="left"/>
             </w:pPr>
-            <w:r/>
             <w:r>
               <w:rPr>
+                <w:rFonts w:ascii="Calibri" w:hAnsi="Calibri"/>
                 <w:b w:val="0"/>
+                <w:color w:val="263238"/>
+                <w:sz w:val="18"/>
+              </w:rPr>
+            </w:r>
+            <w:r>
+              <w:rPr>
+                <w:rFonts w:ascii="Calibri" w:hAnsi="Calibri"/>
+                <w:b w:val="0"/>
+                <w:color w:val="263238"/>
                 <w:sz w:val="18"/>
               </w:rPr>
               <w:t>Periodo cubierto</w:t>
@@ -192,15 +668,38 @@
           <w:tcPr>
             <w:tcW w:type="dxa" w:w="5040"/>
             <w:vAlign w:val="center"/>
+            <w:tcMar>
+              <w:top w:w="120" w:type="dxa"/>
+              <w:start w:w="160" w:type="dxa"/>
+              <w:bottom w:w="120" w:type="dxa"/>
+              <w:end w:w="160" w:type="dxa"/>
+            </w:tcMar>
+            <w:tcBorders>
+              <w:top w:val="single" w:sz="4" w:color="D7E1E4"/>
+              <w:left w:val="single" w:sz="4" w:color="D7E1E4"/>
+              <w:bottom w:val="single" w:sz="4" w:color="D7E1E4"/>
+              <w:right w:val="single" w:sz="4" w:color="D7E1E4"/>
+            </w:tcBorders>
+            <w:shd w:fill="FFFFFF"/>
           </w:tcPr>
           <w:p>
             <w:pPr>
-              <w:spacing w:after="0"/>
+              <w:spacing w:after="0" w:line="240" w:lineRule="auto"/>
+              <w:jc w:val="left"/>
             </w:pPr>
-            <w:r/>
             <w:r>
               <w:rPr>
+                <w:rFonts w:ascii="Calibri" w:hAnsi="Calibri"/>
                 <w:b w:val="0"/>
+                <w:color w:val="263238"/>
+                <w:sz w:val="18"/>
+              </w:rPr>
+            </w:r>
+            <w:r>
+              <w:rPr>
+                <w:rFonts w:ascii="Calibri" w:hAnsi="Calibri"/>
+                <w:b w:val="0"/>
+                <w:color w:val="263238"/>
                 <w:sz w:val="18"/>
               </w:rPr>
               <w:t>2015-2024</w:t>
@@ -213,16 +712,38 @@
           <w:tcPr>
             <w:tcW w:type="dxa" w:w="5040"/>
             <w:vAlign w:val="center"/>
-            <w:shd w:fill="F2F6FA"/>
+            <w:shd w:fill="F8FBFA"/>
+            <w:tcMar>
+              <w:top w:w="120" w:type="dxa"/>
+              <w:start w:w="160" w:type="dxa"/>
+              <w:bottom w:w="120" w:type="dxa"/>
+              <w:end w:w="160" w:type="dxa"/>
+            </w:tcMar>
+            <w:tcBorders>
+              <w:top w:val="single" w:sz="4" w:color="D7E1E4"/>
+              <w:left w:val="single" w:sz="4" w:color="D7E1E4"/>
+              <w:bottom w:val="single" w:sz="4" w:color="D7E1E4"/>
+              <w:right w:val="single" w:sz="4" w:color="D7E1E4"/>
+            </w:tcBorders>
           </w:tcPr>
           <w:p>
             <w:pPr>
-              <w:spacing w:after="0"/>
+              <w:spacing w:after="0" w:line="240" w:lineRule="auto"/>
+              <w:jc w:val="left"/>
             </w:pPr>
-            <w:r/>
             <w:r>
               <w:rPr>
+                <w:rFonts w:ascii="Calibri" w:hAnsi="Calibri"/>
                 <w:b w:val="0"/>
+                <w:color w:val="263238"/>
+                <w:sz w:val="18"/>
+              </w:rPr>
+            </w:r>
+            <w:r>
+              <w:rPr>
+                <w:rFonts w:ascii="Calibri" w:hAnsi="Calibri"/>
+                <w:b w:val="0"/>
+                <w:color w:val="263238"/>
                 <w:sz w:val="18"/>
               </w:rPr>
               <w:t>Registros de Sonora antes de depurar</w:t>
@@ -233,16 +754,38 @@
           <w:tcPr>
             <w:tcW w:type="dxa" w:w="5040"/>
             <w:vAlign w:val="center"/>
-            <w:shd w:fill="F2F6FA"/>
+            <w:shd w:fill="F8FBFA"/>
+            <w:tcMar>
+              <w:top w:w="120" w:type="dxa"/>
+              <w:start w:w="160" w:type="dxa"/>
+              <w:bottom w:w="120" w:type="dxa"/>
+              <w:end w:w="160" w:type="dxa"/>
+            </w:tcMar>
+            <w:tcBorders>
+              <w:top w:val="single" w:sz="4" w:color="D7E1E4"/>
+              <w:left w:val="single" w:sz="4" w:color="D7E1E4"/>
+              <w:bottom w:val="single" w:sz="4" w:color="D7E1E4"/>
+              <w:right w:val="single" w:sz="4" w:color="D7E1E4"/>
+            </w:tcBorders>
           </w:tcPr>
           <w:p>
             <w:pPr>
-              <w:spacing w:after="0"/>
+              <w:spacing w:after="0" w:line="240" w:lineRule="auto"/>
+              <w:jc w:val="left"/>
             </w:pPr>
-            <w:r/>
             <w:r>
               <w:rPr>
+                <w:rFonts w:ascii="Calibri" w:hAnsi="Calibri"/>
                 <w:b w:val="0"/>
+                <w:color w:val="263238"/>
+                <w:sz w:val="18"/>
+              </w:rPr>
+            </w:r>
+            <w:r>
+              <w:rPr>
+                <w:rFonts w:ascii="Calibri" w:hAnsi="Calibri"/>
+                <w:b w:val="0"/>
+                <w:color w:val="263238"/>
                 <w:sz w:val="18"/>
               </w:rPr>
               <w:t>187,104</w:t>
@@ -255,18 +798,41 @@
           <w:tcPr>
             <w:tcW w:type="dxa" w:w="5040"/>
             <w:vAlign w:val="center"/>
+            <w:tcMar>
+              <w:top w:w="120" w:type="dxa"/>
+              <w:start w:w="160" w:type="dxa"/>
+              <w:bottom w:w="120" w:type="dxa"/>
+              <w:end w:w="160" w:type="dxa"/>
+            </w:tcMar>
+            <w:tcBorders>
+              <w:top w:val="single" w:sz="4" w:color="D7E1E4"/>
+              <w:left w:val="single" w:sz="4" w:color="D7E1E4"/>
+              <w:bottom w:val="single" w:sz="4" w:color="D7E1E4"/>
+              <w:right w:val="single" w:sz="4" w:color="D7E1E4"/>
+            </w:tcBorders>
+            <w:shd w:fill="FFFFFF"/>
           </w:tcPr>
           <w:p>
             <w:pPr>
-              <w:spacing w:after="0"/>
+              <w:spacing w:after="0" w:line="240" w:lineRule="auto"/>
+              <w:jc w:val="left"/>
             </w:pPr>
-            <w:r/>
             <w:r>
               <w:rPr>
+                <w:rFonts w:ascii="Calibri" w:hAnsi="Calibri"/>
                 <w:b w:val="0"/>
+                <w:color w:val="263238"/>
                 <w:sz w:val="18"/>
               </w:rPr>
-              <w:t>Registros `Certificado cero` eliminados</w:t>
+            </w:r>
+            <w:r>
+              <w:rPr>
+                <w:rFonts w:ascii="Calibri" w:hAnsi="Calibri"/>
+                <w:b w:val="0"/>
+                <w:color w:val="263238"/>
+                <w:sz w:val="18"/>
+              </w:rPr>
+              <w:t>Registros Certificado cero eliminados</w:t>
             </w:r>
           </w:p>
         </w:tc>
@@ -274,15 +840,38 @@
           <w:tcPr>
             <w:tcW w:type="dxa" w:w="5040"/>
             <w:vAlign w:val="center"/>
+            <w:tcMar>
+              <w:top w:w="120" w:type="dxa"/>
+              <w:start w:w="160" w:type="dxa"/>
+              <w:bottom w:w="120" w:type="dxa"/>
+              <w:end w:w="160" w:type="dxa"/>
+            </w:tcMar>
+            <w:tcBorders>
+              <w:top w:val="single" w:sz="4" w:color="D7E1E4"/>
+              <w:left w:val="single" w:sz="4" w:color="D7E1E4"/>
+              <w:bottom w:val="single" w:sz="4" w:color="D7E1E4"/>
+              <w:right w:val="single" w:sz="4" w:color="D7E1E4"/>
+            </w:tcBorders>
+            <w:shd w:fill="FFFFFF"/>
           </w:tcPr>
           <w:p>
             <w:pPr>
-              <w:spacing w:after="0"/>
+              <w:spacing w:after="0" w:line="240" w:lineRule="auto"/>
+              <w:jc w:val="left"/>
             </w:pPr>
-            <w:r/>
             <w:r>
               <w:rPr>
+                <w:rFonts w:ascii="Calibri" w:hAnsi="Calibri"/>
                 <w:b w:val="0"/>
+                <w:color w:val="263238"/>
+                <w:sz w:val="18"/>
+              </w:rPr>
+            </w:r>
+            <w:r>
+              <w:rPr>
+                <w:rFonts w:ascii="Calibri" w:hAnsi="Calibri"/>
+                <w:b w:val="0"/>
+                <w:color w:val="263238"/>
                 <w:sz w:val="18"/>
               </w:rPr>
               <w:t>3,193</w:t>
@@ -295,16 +884,38 @@
           <w:tcPr>
             <w:tcW w:type="dxa" w:w="5040"/>
             <w:vAlign w:val="center"/>
-            <w:shd w:fill="F2F6FA"/>
+            <w:shd w:fill="F8FBFA"/>
+            <w:tcMar>
+              <w:top w:w="120" w:type="dxa"/>
+              <w:start w:w="160" w:type="dxa"/>
+              <w:bottom w:w="120" w:type="dxa"/>
+              <w:end w:w="160" w:type="dxa"/>
+            </w:tcMar>
+            <w:tcBorders>
+              <w:top w:val="single" w:sz="4" w:color="D7E1E4"/>
+              <w:left w:val="single" w:sz="4" w:color="D7E1E4"/>
+              <w:bottom w:val="single" w:sz="4" w:color="D7E1E4"/>
+              <w:right w:val="single" w:sz="4" w:color="D7E1E4"/>
+            </w:tcBorders>
           </w:tcPr>
           <w:p>
             <w:pPr>
-              <w:spacing w:after="0"/>
+              <w:spacing w:after="0" w:line="240" w:lineRule="auto"/>
+              <w:jc w:val="left"/>
             </w:pPr>
-            <w:r/>
             <w:r>
               <w:rPr>
+                <w:rFonts w:ascii="Calibri" w:hAnsi="Calibri"/>
                 <w:b w:val="0"/>
+                <w:color w:val="263238"/>
+                <w:sz w:val="18"/>
+              </w:rPr>
+            </w:r>
+            <w:r>
+              <w:rPr>
+                <w:rFonts w:ascii="Calibri" w:hAnsi="Calibri"/>
+                <w:b w:val="0"/>
+                <w:color w:val="263238"/>
                 <w:sz w:val="18"/>
               </w:rPr>
               <w:t>Accidentes analizados</w:t>
@@ -315,16 +926,38 @@
           <w:tcPr>
             <w:tcW w:type="dxa" w:w="5040"/>
             <w:vAlign w:val="center"/>
-            <w:shd w:fill="F2F6FA"/>
+            <w:shd w:fill="F8FBFA"/>
+            <w:tcMar>
+              <w:top w:w="120" w:type="dxa"/>
+              <w:start w:w="160" w:type="dxa"/>
+              <w:bottom w:w="120" w:type="dxa"/>
+              <w:end w:w="160" w:type="dxa"/>
+            </w:tcMar>
+            <w:tcBorders>
+              <w:top w:val="single" w:sz="4" w:color="D7E1E4"/>
+              <w:left w:val="single" w:sz="4" w:color="D7E1E4"/>
+              <w:bottom w:val="single" w:sz="4" w:color="D7E1E4"/>
+              <w:right w:val="single" w:sz="4" w:color="D7E1E4"/>
+            </w:tcBorders>
           </w:tcPr>
           <w:p>
             <w:pPr>
-              <w:spacing w:after="0"/>
+              <w:spacing w:after="0" w:line="240" w:lineRule="auto"/>
+              <w:jc w:val="left"/>
             </w:pPr>
-            <w:r/>
             <w:r>
               <w:rPr>
+                <w:rFonts w:ascii="Calibri" w:hAnsi="Calibri"/>
                 <w:b w:val="0"/>
+                <w:color w:val="263238"/>
+                <w:sz w:val="18"/>
+              </w:rPr>
+            </w:r>
+            <w:r>
+              <w:rPr>
+                <w:rFonts w:ascii="Calibri" w:hAnsi="Calibri"/>
+                <w:b w:val="0"/>
+                <w:color w:val="263238"/>
                 <w:sz w:val="18"/>
               </w:rPr>
               <w:t>183,911</w:t>
@@ -337,15 +970,38 @@
           <w:tcPr>
             <w:tcW w:type="dxa" w:w="5040"/>
             <w:vAlign w:val="center"/>
+            <w:tcMar>
+              <w:top w:w="120" w:type="dxa"/>
+              <w:start w:w="160" w:type="dxa"/>
+              <w:bottom w:w="120" w:type="dxa"/>
+              <w:end w:w="160" w:type="dxa"/>
+            </w:tcMar>
+            <w:tcBorders>
+              <w:top w:val="single" w:sz="4" w:color="D7E1E4"/>
+              <w:left w:val="single" w:sz="4" w:color="D7E1E4"/>
+              <w:bottom w:val="single" w:sz="4" w:color="D7E1E4"/>
+              <w:right w:val="single" w:sz="4" w:color="D7E1E4"/>
+            </w:tcBorders>
+            <w:shd w:fill="FFFFFF"/>
           </w:tcPr>
           <w:p>
             <w:pPr>
-              <w:spacing w:after="0"/>
+              <w:spacing w:after="0" w:line="240" w:lineRule="auto"/>
+              <w:jc w:val="left"/>
             </w:pPr>
-            <w:r/>
             <w:r>
               <w:rPr>
+                <w:rFonts w:ascii="Calibri" w:hAnsi="Calibri"/>
                 <w:b w:val="0"/>
+                <w:color w:val="263238"/>
+                <w:sz w:val="18"/>
+              </w:rPr>
+            </w:r>
+            <w:r>
+              <w:rPr>
+                <w:rFonts w:ascii="Calibri" w:hAnsi="Calibri"/>
+                <w:b w:val="0"/>
+                <w:color w:val="263238"/>
                 <w:sz w:val="18"/>
               </w:rPr>
               <w:t>Columnas despues de variables derivadas</w:t>
@@ -356,15 +1012,38 @@
           <w:tcPr>
             <w:tcW w:type="dxa" w:w="5040"/>
             <w:vAlign w:val="center"/>
+            <w:tcMar>
+              <w:top w:w="120" w:type="dxa"/>
+              <w:start w:w="160" w:type="dxa"/>
+              <w:bottom w:w="120" w:type="dxa"/>
+              <w:end w:w="160" w:type="dxa"/>
+            </w:tcMar>
+            <w:tcBorders>
+              <w:top w:val="single" w:sz="4" w:color="D7E1E4"/>
+              <w:left w:val="single" w:sz="4" w:color="D7E1E4"/>
+              <w:bottom w:val="single" w:sz="4" w:color="D7E1E4"/>
+              <w:right w:val="single" w:sz="4" w:color="D7E1E4"/>
+            </w:tcBorders>
+            <w:shd w:fill="FFFFFF"/>
           </w:tcPr>
           <w:p>
             <w:pPr>
-              <w:spacing w:after="0"/>
+              <w:spacing w:after="0" w:line="240" w:lineRule="auto"/>
+              <w:jc w:val="left"/>
             </w:pPr>
-            <w:r/>
             <w:r>
               <w:rPr>
+                <w:rFonts w:ascii="Calibri" w:hAnsi="Calibri"/>
                 <w:b w:val="0"/>
+                <w:color w:val="263238"/>
+                <w:sz w:val="18"/>
+              </w:rPr>
+            </w:r>
+            <w:r>
+              <w:rPr>
+                <w:rFonts w:ascii="Calibri" w:hAnsi="Calibri"/>
+                <w:b w:val="0"/>
+                <w:color w:val="263238"/>
                 <w:sz w:val="18"/>
               </w:rPr>
               <w:t>55</w:t>
@@ -377,16 +1056,38 @@
           <w:tcPr>
             <w:tcW w:type="dxa" w:w="5040"/>
             <w:vAlign w:val="center"/>
-            <w:shd w:fill="F2F6FA"/>
+            <w:shd w:fill="F8FBFA"/>
+            <w:tcMar>
+              <w:top w:w="120" w:type="dxa"/>
+              <w:start w:w="160" w:type="dxa"/>
+              <w:bottom w:w="120" w:type="dxa"/>
+              <w:end w:w="160" w:type="dxa"/>
+            </w:tcMar>
+            <w:tcBorders>
+              <w:top w:val="single" w:sz="4" w:color="D7E1E4"/>
+              <w:left w:val="single" w:sz="4" w:color="D7E1E4"/>
+              <w:bottom w:val="single" w:sz="4" w:color="D7E1E4"/>
+              <w:right w:val="single" w:sz="4" w:color="D7E1E4"/>
+            </w:tcBorders>
           </w:tcPr>
           <w:p>
             <w:pPr>
-              <w:spacing w:after="0"/>
+              <w:spacing w:after="0" w:line="240" w:lineRule="auto"/>
+              <w:jc w:val="left"/>
             </w:pPr>
-            <w:r/>
             <w:r>
               <w:rPr>
+                <w:rFonts w:ascii="Calibri" w:hAnsi="Calibri"/>
                 <w:b w:val="0"/>
+                <w:color w:val="263238"/>
+                <w:sz w:val="18"/>
+              </w:rPr>
+            </w:r>
+            <w:r>
+              <w:rPr>
+                <w:rFonts w:ascii="Calibri" w:hAnsi="Calibri"/>
+                <w:b w:val="0"/>
+                <w:color w:val="263238"/>
                 <w:sz w:val="18"/>
               </w:rPr>
               <w:t>Municipios presentes</w:t>
@@ -397,16 +1098,38 @@
           <w:tcPr>
             <w:tcW w:type="dxa" w:w="5040"/>
             <w:vAlign w:val="center"/>
-            <w:shd w:fill="F2F6FA"/>
+            <w:shd w:fill="F8FBFA"/>
+            <w:tcMar>
+              <w:top w:w="120" w:type="dxa"/>
+              <w:start w:w="160" w:type="dxa"/>
+              <w:bottom w:w="120" w:type="dxa"/>
+              <w:end w:w="160" w:type="dxa"/>
+            </w:tcMar>
+            <w:tcBorders>
+              <w:top w:val="single" w:sz="4" w:color="D7E1E4"/>
+              <w:left w:val="single" w:sz="4" w:color="D7E1E4"/>
+              <w:bottom w:val="single" w:sz="4" w:color="D7E1E4"/>
+              <w:right w:val="single" w:sz="4" w:color="D7E1E4"/>
+            </w:tcBorders>
           </w:tcPr>
           <w:p>
             <w:pPr>
-              <w:spacing w:after="0"/>
+              <w:spacing w:after="0" w:line="240" w:lineRule="auto"/>
+              <w:jc w:val="left"/>
             </w:pPr>
-            <w:r/>
             <w:r>
               <w:rPr>
+                <w:rFonts w:ascii="Calibri" w:hAnsi="Calibri"/>
                 <w:b w:val="0"/>
+                <w:color w:val="263238"/>
+                <w:sz w:val="18"/>
+              </w:rPr>
+            </w:r>
+            <w:r>
+              <w:rPr>
+                <w:rFonts w:ascii="Calibri" w:hAnsi="Calibri"/>
+                <w:b w:val="0"/>
+                <w:color w:val="263238"/>
                 <w:sz w:val="18"/>
               </w:rPr>
               <w:t>70</w:t>
@@ -415,9 +1138,23 @@
         </w:tc>
       </w:tr>
     </w:tbl>
-    <w:p/>
     <w:p>
+      <w:pPr>
+        <w:spacing w:after="140" w:lineRule="auto" w:line="259"/>
+        <w:ind w:firstLine="0"/>
+      </w:pPr>
+    </w:p>
+    <w:p>
+      <w:pPr>
+        <w:spacing w:after="140" w:lineRule="auto" w:line="259"/>
+        <w:ind w:firstLine="0"/>
+      </w:pPr>
       <w:r>
+        <w:rPr>
+          <w:rFonts w:ascii="Calibri" w:hAnsi="Calibri"/>
+          <w:color w:val="263238"/>
+          <w:sz w:val="21"/>
+        </w:rPr>
         <w:t>El dataset incluye variables de diferentes tipos:</w:t>
       </w:r>
     </w:p>
@@ -426,26 +1163,48 @@
         <w:tblStyle w:val="TableGrid"/>
         <w:tblW w:type="auto" w:w="0"/>
         <w:jc w:val="center"/>
+        <w:tblLayout w:type="fixed"/>
         <w:tblLook w:firstColumn="1" w:firstRow="1" w:lastColumn="0" w:lastRow="0" w:noHBand="0" w:noVBand="1" w:val="04A0"/>
       </w:tblPr>
       <w:tblGrid>
-        <w:gridCol w:w="5040"/>
-        <w:gridCol w:w="5040"/>
+        <w:gridCol w:w="3024"/>
+        <w:gridCol w:w="5760"/>
       </w:tblGrid>
       <w:tr>
         <w:tc>
           <w:tcPr>
             <w:tcW w:type="dxa" w:w="5040"/>
             <w:vAlign w:val="center"/>
-            <w:shd w:fill="1F4E79"/>
+            <w:shd w:fill="173B4F"/>
+            <w:tcMar>
+              <w:top w:w="120" w:type="dxa"/>
+              <w:start w:w="160" w:type="dxa"/>
+              <w:bottom w:w="120" w:type="dxa"/>
+              <w:end w:w="160" w:type="dxa"/>
+            </w:tcMar>
+            <w:tcBorders>
+              <w:top w:val="single" w:sz="4" w:color="D7E1E4"/>
+              <w:left w:val="single" w:sz="4" w:color="D7E1E4"/>
+              <w:bottom w:val="single" w:sz="4" w:color="D7E1E4"/>
+              <w:right w:val="single" w:sz="4" w:color="D7E1E4"/>
+            </w:tcBorders>
           </w:tcPr>
           <w:p>
             <w:pPr>
-              <w:spacing w:after="0"/>
+              <w:spacing w:after="0" w:line="240" w:lineRule="auto"/>
+              <w:jc w:val="left"/>
             </w:pPr>
-            <w:r/>
             <w:r>
               <w:rPr>
+                <w:rFonts w:ascii="Calibri" w:hAnsi="Calibri"/>
+                <w:b/>
+                <w:color w:val="FFFFFF"/>
+                <w:sz w:val="18"/>
+              </w:rPr>
+            </w:r>
+            <w:r>
+              <w:rPr>
+                <w:rFonts w:ascii="Calibri" w:hAnsi="Calibri"/>
                 <w:b/>
                 <w:color w:val="FFFFFF"/>
                 <w:sz w:val="18"/>
@@ -458,15 +1217,36 @@
           <w:tcPr>
             <w:tcW w:type="dxa" w:w="5040"/>
             <w:vAlign w:val="center"/>
-            <w:shd w:fill="1F4E79"/>
+            <w:shd w:fill="173B4F"/>
+            <w:tcMar>
+              <w:top w:w="120" w:type="dxa"/>
+              <w:start w:w="160" w:type="dxa"/>
+              <w:bottom w:w="120" w:type="dxa"/>
+              <w:end w:w="160" w:type="dxa"/>
+            </w:tcMar>
+            <w:tcBorders>
+              <w:top w:val="single" w:sz="4" w:color="D7E1E4"/>
+              <w:left w:val="single" w:sz="4" w:color="D7E1E4"/>
+              <w:bottom w:val="single" w:sz="4" w:color="D7E1E4"/>
+              <w:right w:val="single" w:sz="4" w:color="D7E1E4"/>
+            </w:tcBorders>
           </w:tcPr>
           <w:p>
             <w:pPr>
-              <w:spacing w:after="0"/>
+              <w:spacing w:after="0" w:line="240" w:lineRule="auto"/>
+              <w:jc w:val="left"/>
             </w:pPr>
-            <w:r/>
             <w:r>
               <w:rPr>
+                <w:rFonts w:ascii="Calibri" w:hAnsi="Calibri"/>
+                <w:b/>
+                <w:color w:val="FFFFFF"/>
+                <w:sz w:val="18"/>
+              </w:rPr>
+            </w:r>
+            <w:r>
+              <w:rPr>
+                <w:rFonts w:ascii="Calibri" w:hAnsi="Calibri"/>
                 <w:b/>
                 <w:color w:val="FFFFFF"/>
                 <w:sz w:val="18"/>
@@ -481,18 +1261,41 @@
           <w:tcPr>
             <w:tcW w:type="dxa" w:w="5040"/>
             <w:vAlign w:val="center"/>
+            <w:tcMar>
+              <w:top w:w="120" w:type="dxa"/>
+              <w:start w:w="160" w:type="dxa"/>
+              <w:bottom w:w="120" w:type="dxa"/>
+              <w:end w:w="160" w:type="dxa"/>
+            </w:tcMar>
+            <w:tcBorders>
+              <w:top w:val="single" w:sz="4" w:color="D7E1E4"/>
+              <w:left w:val="single" w:sz="4" w:color="D7E1E4"/>
+              <w:bottom w:val="single" w:sz="4" w:color="D7E1E4"/>
+              <w:right w:val="single" w:sz="4" w:color="D7E1E4"/>
+            </w:tcBorders>
+            <w:shd w:fill="FFFFFF"/>
           </w:tcPr>
           <w:p>
             <w:pPr>
-              <w:spacing w:after="0"/>
+              <w:spacing w:after="0" w:line="240" w:lineRule="auto"/>
+              <w:jc w:val="left"/>
             </w:pPr>
-            <w:r/>
             <w:r>
               <w:rPr>
+                <w:rFonts w:ascii="Calibri" w:hAnsi="Calibri"/>
                 <w:b w:val="0"/>
+                <w:color w:val="263238"/>
                 <w:sz w:val="18"/>
               </w:rPr>
-              <w:t>Identificacion geografica</w:t>
+            </w:r>
+            <w:r>
+              <w:rPr>
+                <w:rFonts w:ascii="Calibri" w:hAnsi="Calibri"/>
+                <w:b w:val="0"/>
+                <w:color w:val="263238"/>
+                <w:sz w:val="18"/>
+              </w:rPr>
+              <w:t>Identificacion geográfica</w:t>
             </w:r>
           </w:p>
         </w:tc>
@@ -500,18 +1303,41 @@
           <w:tcPr>
             <w:tcW w:type="dxa" w:w="5040"/>
             <w:vAlign w:val="center"/>
+            <w:tcMar>
+              <w:top w:w="120" w:type="dxa"/>
+              <w:start w:w="160" w:type="dxa"/>
+              <w:bottom w:w="120" w:type="dxa"/>
+              <w:end w:w="160" w:type="dxa"/>
+            </w:tcMar>
+            <w:tcBorders>
+              <w:top w:val="single" w:sz="4" w:color="D7E1E4"/>
+              <w:left w:val="single" w:sz="4" w:color="D7E1E4"/>
+              <w:bottom w:val="single" w:sz="4" w:color="D7E1E4"/>
+              <w:right w:val="single" w:sz="4" w:color="D7E1E4"/>
+            </w:tcBorders>
+            <w:shd w:fill="FFFFFF"/>
           </w:tcPr>
           <w:p>
             <w:pPr>
-              <w:spacing w:after="0"/>
+              <w:spacing w:after="0" w:line="240" w:lineRule="auto"/>
+              <w:jc w:val="left"/>
             </w:pPr>
-            <w:r/>
             <w:r>
               <w:rPr>
+                <w:rFonts w:ascii="Calibri" w:hAnsi="Calibri"/>
                 <w:b w:val="0"/>
+                <w:color w:val="263238"/>
                 <w:sz w:val="18"/>
               </w:rPr>
-              <w:t>`ID_ENTIDAD`, `ID_MUNICIPIO`, `NOM_MUNICIPIO`, `REGION`</w:t>
+            </w:r>
+            <w:r>
+              <w:rPr>
+                <w:rFonts w:ascii="Calibri" w:hAnsi="Calibri"/>
+                <w:b w:val="0"/>
+                <w:color w:val="263238"/>
+                <w:sz w:val="18"/>
+              </w:rPr>
+              <w:t>ID_ENTIDAD, ID_MUNICIPIO, NOM_MUNICIPIO, REGION</w:t>
             </w:r>
           </w:p>
         </w:tc>
@@ -521,16 +1347,38 @@
           <w:tcPr>
             <w:tcW w:type="dxa" w:w="5040"/>
             <w:vAlign w:val="center"/>
-            <w:shd w:fill="F2F6FA"/>
+            <w:shd w:fill="F8FBFA"/>
+            <w:tcMar>
+              <w:top w:w="120" w:type="dxa"/>
+              <w:start w:w="160" w:type="dxa"/>
+              <w:bottom w:w="120" w:type="dxa"/>
+              <w:end w:w="160" w:type="dxa"/>
+            </w:tcMar>
+            <w:tcBorders>
+              <w:top w:val="single" w:sz="4" w:color="D7E1E4"/>
+              <w:left w:val="single" w:sz="4" w:color="D7E1E4"/>
+              <w:bottom w:val="single" w:sz="4" w:color="D7E1E4"/>
+              <w:right w:val="single" w:sz="4" w:color="D7E1E4"/>
+            </w:tcBorders>
           </w:tcPr>
           <w:p>
             <w:pPr>
-              <w:spacing w:after="0"/>
+              <w:spacing w:after="0" w:line="240" w:lineRule="auto"/>
+              <w:jc w:val="left"/>
             </w:pPr>
-            <w:r/>
             <w:r>
               <w:rPr>
+                <w:rFonts w:ascii="Calibri" w:hAnsi="Calibri"/>
                 <w:b w:val="0"/>
+                <w:color w:val="263238"/>
+                <w:sz w:val="18"/>
+              </w:rPr>
+            </w:r>
+            <w:r>
+              <w:rPr>
+                <w:rFonts w:ascii="Calibri" w:hAnsi="Calibri"/>
+                <w:b w:val="0"/>
+                <w:color w:val="263238"/>
                 <w:sz w:val="18"/>
               </w:rPr>
               <w:t>Temporales</w:t>
@@ -541,19 +1389,41 @@
           <w:tcPr>
             <w:tcW w:type="dxa" w:w="5040"/>
             <w:vAlign w:val="center"/>
-            <w:shd w:fill="F2F6FA"/>
+            <w:shd w:fill="F8FBFA"/>
+            <w:tcMar>
+              <w:top w:w="120" w:type="dxa"/>
+              <w:start w:w="160" w:type="dxa"/>
+              <w:bottom w:w="120" w:type="dxa"/>
+              <w:end w:w="160" w:type="dxa"/>
+            </w:tcMar>
+            <w:tcBorders>
+              <w:top w:val="single" w:sz="4" w:color="D7E1E4"/>
+              <w:left w:val="single" w:sz="4" w:color="D7E1E4"/>
+              <w:bottom w:val="single" w:sz="4" w:color="D7E1E4"/>
+              <w:right w:val="single" w:sz="4" w:color="D7E1E4"/>
+            </w:tcBorders>
           </w:tcPr>
           <w:p>
             <w:pPr>
-              <w:spacing w:after="0"/>
+              <w:spacing w:after="0" w:line="240" w:lineRule="auto"/>
+              <w:jc w:val="left"/>
             </w:pPr>
-            <w:r/>
             <w:r>
               <w:rPr>
+                <w:rFonts w:ascii="Calibri" w:hAnsi="Calibri"/>
                 <w:b w:val="0"/>
+                <w:color w:val="263238"/>
                 <w:sz w:val="18"/>
               </w:rPr>
-              <w:t>`ANIO`, `MES`, `ID_DIA`, `DIASEMANA`, `ID_HORA`, `FECHA_MES`, `RANGO_HORA`</w:t>
+            </w:r>
+            <w:r>
+              <w:rPr>
+                <w:rFonts w:ascii="Calibri" w:hAnsi="Calibri"/>
+                <w:b w:val="0"/>
+                <w:color w:val="263238"/>
+                <w:sz w:val="18"/>
+              </w:rPr>
+              <w:t>ANIO, MES, ID_DIA, DIASEMANA, ID_HORA, FECHA_MES, RANGO_HORA</w:t>
             </w:r>
           </w:p>
         </w:tc>
@@ -563,18 +1433,41 @@
           <w:tcPr>
             <w:tcW w:type="dxa" w:w="5040"/>
             <w:vAlign w:val="center"/>
+            <w:tcMar>
+              <w:top w:w="120" w:type="dxa"/>
+              <w:start w:w="160" w:type="dxa"/>
+              <w:bottom w:w="120" w:type="dxa"/>
+              <w:end w:w="160" w:type="dxa"/>
+            </w:tcMar>
+            <w:tcBorders>
+              <w:top w:val="single" w:sz="4" w:color="D7E1E4"/>
+              <w:left w:val="single" w:sz="4" w:color="D7E1E4"/>
+              <w:bottom w:val="single" w:sz="4" w:color="D7E1E4"/>
+              <w:right w:val="single" w:sz="4" w:color="D7E1E4"/>
+            </w:tcBorders>
+            <w:shd w:fill="FFFFFF"/>
           </w:tcPr>
           <w:p>
             <w:pPr>
-              <w:spacing w:after="0"/>
+              <w:spacing w:after="0" w:line="240" w:lineRule="auto"/>
+              <w:jc w:val="left"/>
             </w:pPr>
-            <w:r/>
             <w:r>
               <w:rPr>
+                <w:rFonts w:ascii="Calibri" w:hAnsi="Calibri"/>
                 <w:b w:val="0"/>
+                <w:color w:val="263238"/>
                 <w:sz w:val="18"/>
               </w:rPr>
-              <w:t>Categoricas</w:t>
+            </w:r>
+            <w:r>
+              <w:rPr>
+                <w:rFonts w:ascii="Calibri" w:hAnsi="Calibri"/>
+                <w:b w:val="0"/>
+                <w:color w:val="263238"/>
+                <w:sz w:val="18"/>
+              </w:rPr>
+              <w:t>Categóricas</w:t>
             </w:r>
           </w:p>
         </w:tc>
@@ -582,18 +1475,41 @@
           <w:tcPr>
             <w:tcW w:type="dxa" w:w="5040"/>
             <w:vAlign w:val="center"/>
+            <w:tcMar>
+              <w:top w:w="120" w:type="dxa"/>
+              <w:start w:w="160" w:type="dxa"/>
+              <w:bottom w:w="120" w:type="dxa"/>
+              <w:end w:w="160" w:type="dxa"/>
+            </w:tcMar>
+            <w:tcBorders>
+              <w:top w:val="single" w:sz="4" w:color="D7E1E4"/>
+              <w:left w:val="single" w:sz="4" w:color="D7E1E4"/>
+              <w:bottom w:val="single" w:sz="4" w:color="D7E1E4"/>
+              <w:right w:val="single" w:sz="4" w:color="D7E1E4"/>
+            </w:tcBorders>
+            <w:shd w:fill="FFFFFF"/>
           </w:tcPr>
           <w:p>
             <w:pPr>
-              <w:spacing w:after="0"/>
+              <w:spacing w:after="0" w:line="240" w:lineRule="auto"/>
+              <w:jc w:val="left"/>
             </w:pPr>
-            <w:r/>
             <w:r>
               <w:rPr>
+                <w:rFonts w:ascii="Calibri" w:hAnsi="Calibri"/>
                 <w:b w:val="0"/>
+                <w:color w:val="263238"/>
                 <w:sz w:val="18"/>
               </w:rPr>
-              <w:t>`TIPACCID`, `CAUSAACCI`, `CAPAROD`, `SEXO`, `ALIENTO`, `CINTURON`</w:t>
+            </w:r>
+            <w:r>
+              <w:rPr>
+                <w:rFonts w:ascii="Calibri" w:hAnsi="Calibri"/>
+                <w:b w:val="0"/>
+                <w:color w:val="263238"/>
+                <w:sz w:val="18"/>
+              </w:rPr>
+              <w:t>TIPACCID, CAUSAACCI, CAPAROD, SEXO, ALIENTO, CINTURON</w:t>
             </w:r>
           </w:p>
         </w:tc>
@@ -603,19 +1519,41 @@
           <w:tcPr>
             <w:tcW w:type="dxa" w:w="5040"/>
             <w:vAlign w:val="center"/>
-            <w:shd w:fill="F2F6FA"/>
+            <w:shd w:fill="F8FBFA"/>
+            <w:tcMar>
+              <w:top w:w="120" w:type="dxa"/>
+              <w:start w:w="160" w:type="dxa"/>
+              <w:bottom w:w="120" w:type="dxa"/>
+              <w:end w:w="160" w:type="dxa"/>
+            </w:tcMar>
+            <w:tcBorders>
+              <w:top w:val="single" w:sz="4" w:color="D7E1E4"/>
+              <w:left w:val="single" w:sz="4" w:color="D7E1E4"/>
+              <w:bottom w:val="single" w:sz="4" w:color="D7E1E4"/>
+              <w:right w:val="single" w:sz="4" w:color="D7E1E4"/>
+            </w:tcBorders>
           </w:tcPr>
           <w:p>
             <w:pPr>
-              <w:spacing w:after="0"/>
+              <w:spacing w:after="0" w:line="240" w:lineRule="auto"/>
+              <w:jc w:val="left"/>
             </w:pPr>
-            <w:r/>
             <w:r>
               <w:rPr>
+                <w:rFonts w:ascii="Calibri" w:hAnsi="Calibri"/>
                 <w:b w:val="0"/>
+                <w:color w:val="263238"/>
                 <w:sz w:val="18"/>
               </w:rPr>
-              <w:t>Numericas discretas</w:t>
+            </w:r>
+            <w:r>
+              <w:rPr>
+                <w:rFonts w:ascii="Calibri" w:hAnsi="Calibri"/>
+                <w:b w:val="0"/>
+                <w:color w:val="263238"/>
+                <w:sz w:val="18"/>
+              </w:rPr>
+              <w:t>Numéricas discretas</w:t>
             </w:r>
           </w:p>
         </w:tc>
@@ -623,19 +1561,41 @@
           <w:tcPr>
             <w:tcW w:type="dxa" w:w="5040"/>
             <w:vAlign w:val="center"/>
-            <w:shd w:fill="F2F6FA"/>
+            <w:shd w:fill="F8FBFA"/>
+            <w:tcMar>
+              <w:top w:w="120" w:type="dxa"/>
+              <w:start w:w="160" w:type="dxa"/>
+              <w:bottom w:w="120" w:type="dxa"/>
+              <w:end w:w="160" w:type="dxa"/>
+            </w:tcMar>
+            <w:tcBorders>
+              <w:top w:val="single" w:sz="4" w:color="D7E1E4"/>
+              <w:left w:val="single" w:sz="4" w:color="D7E1E4"/>
+              <w:bottom w:val="single" w:sz="4" w:color="D7E1E4"/>
+              <w:right w:val="single" w:sz="4" w:color="D7E1E4"/>
+            </w:tcBorders>
           </w:tcPr>
           <w:p>
             <w:pPr>
-              <w:spacing w:after="0"/>
+              <w:spacing w:after="0" w:line="240" w:lineRule="auto"/>
+              <w:jc w:val="left"/>
             </w:pPr>
-            <w:r/>
             <w:r>
               <w:rPr>
+                <w:rFonts w:ascii="Calibri" w:hAnsi="Calibri"/>
                 <w:b w:val="0"/>
+                <w:color w:val="263238"/>
                 <w:sz w:val="18"/>
               </w:rPr>
-              <w:t>vehiculos involucrados, heridos, fallecidos</w:t>
+            </w:r>
+            <w:r>
+              <w:rPr>
+                <w:rFonts w:ascii="Calibri" w:hAnsi="Calibri"/>
+                <w:b w:val="0"/>
+                <w:color w:val="263238"/>
+                <w:sz w:val="18"/>
+              </w:rPr>
+              <w:t>vehículos involucrados, heridos, fallecidos</w:t>
             </w:r>
           </w:p>
         </w:tc>
@@ -645,15 +1605,38 @@
           <w:tcPr>
             <w:tcW w:type="dxa" w:w="5040"/>
             <w:vAlign w:val="center"/>
+            <w:tcMar>
+              <w:top w:w="120" w:type="dxa"/>
+              <w:start w:w="160" w:type="dxa"/>
+              <w:bottom w:w="120" w:type="dxa"/>
+              <w:end w:w="160" w:type="dxa"/>
+            </w:tcMar>
+            <w:tcBorders>
+              <w:top w:val="single" w:sz="4" w:color="D7E1E4"/>
+              <w:left w:val="single" w:sz="4" w:color="D7E1E4"/>
+              <w:bottom w:val="single" w:sz="4" w:color="D7E1E4"/>
+              <w:right w:val="single" w:sz="4" w:color="D7E1E4"/>
+            </w:tcBorders>
+            <w:shd w:fill="FFFFFF"/>
           </w:tcPr>
           <w:p>
             <w:pPr>
-              <w:spacing w:after="0"/>
+              <w:spacing w:after="0" w:line="240" w:lineRule="auto"/>
+              <w:jc w:val="left"/>
             </w:pPr>
-            <w:r/>
             <w:r>
               <w:rPr>
+                <w:rFonts w:ascii="Calibri" w:hAnsi="Calibri"/>
                 <w:b w:val="0"/>
+                <w:color w:val="263238"/>
+                <w:sz w:val="18"/>
+              </w:rPr>
+            </w:r>
+            <w:r>
+              <w:rPr>
+                <w:rFonts w:ascii="Calibri" w:hAnsi="Calibri"/>
+                <w:b w:val="0"/>
+                <w:color w:val="263238"/>
                 <w:sz w:val="18"/>
               </w:rPr>
               <w:t>Variables derivadas</w:t>
@@ -664,35 +1647,81 @@
           <w:tcPr>
             <w:tcW w:type="dxa" w:w="5040"/>
             <w:vAlign w:val="center"/>
+            <w:tcMar>
+              <w:top w:w="120" w:type="dxa"/>
+              <w:start w:w="160" w:type="dxa"/>
+              <w:bottom w:w="120" w:type="dxa"/>
+              <w:end w:w="160" w:type="dxa"/>
+            </w:tcMar>
+            <w:tcBorders>
+              <w:top w:val="single" w:sz="4" w:color="D7E1E4"/>
+              <w:left w:val="single" w:sz="4" w:color="D7E1E4"/>
+              <w:bottom w:val="single" w:sz="4" w:color="D7E1E4"/>
+              <w:right w:val="single" w:sz="4" w:color="D7E1E4"/>
+            </w:tcBorders>
+            <w:shd w:fill="FFFFFF"/>
           </w:tcPr>
           <w:p>
             <w:pPr>
-              <w:spacing w:after="0"/>
+              <w:spacing w:after="0" w:line="240" w:lineRule="auto"/>
+              <w:jc w:val="left"/>
             </w:pPr>
-            <w:r/>
             <w:r>
               <w:rPr>
+                <w:rFonts w:ascii="Calibri" w:hAnsi="Calibri"/>
                 <w:b w:val="0"/>
+                <w:color w:val="263238"/>
                 <w:sz w:val="18"/>
               </w:rPr>
-              <w:t>`TOTAL_HERIDOS`, `TOTAL_MUERTOS`, `TOTAL_VICTIMAS`, `TOTAL_VEHICULOS`, `GRAVE_BIN`</w:t>
+            </w:r>
+            <w:r>
+              <w:rPr>
+                <w:rFonts w:ascii="Calibri" w:hAnsi="Calibri"/>
+                <w:b w:val="0"/>
+                <w:color w:val="263238"/>
+                <w:sz w:val="18"/>
+              </w:rPr>
+              <w:t>TOTAL_HERIDOS, TOTAL_MUERTOS, TOTAL_VICTIMAS, TOTAL_VEHICULOS, GRAVE_BIN</w:t>
             </w:r>
           </w:p>
         </w:tc>
       </w:tr>
     </w:tbl>
-    <w:p/>
+    <w:p>
+      <w:pPr>
+        <w:spacing w:after="140" w:lineRule="auto" w:line="259"/>
+        <w:ind w:firstLine="0"/>
+      </w:pPr>
+    </w:p>
     <w:p>
       <w:pPr>
         <w:pStyle w:val="Heading1"/>
+        <w:pBdr>
+          <w:left w:val="single" w:sz="16" w:space="8" w:color="D9962B"/>
+        </w:pBdr>
       </w:pPr>
       <w:r>
-        <w:t>2. Analisis estadistico descriptivo</w:t>
+        <w:rPr>
+          <w:rFonts w:ascii="Calibri Light" w:hAnsi="Calibri Light"/>
+          <w:b/>
+          <w:color w:val="173B4F"/>
+          <w:sz w:val="30"/>
+        </w:rPr>
+        <w:t>2. Análisis estadístico descriptivo</w:t>
       </w:r>
     </w:p>
     <w:p>
+      <w:pPr>
+        <w:spacing w:after="140" w:lineRule="auto" w:line="259"/>
+        <w:ind w:firstLine="0"/>
+      </w:pPr>
       <w:r>
-        <w:t>Primero revise las variables numericas principales para entender la magnitud de los accidentes. La mayoria de los accidentes no tienen personas heridas ni fallecidas, por eso las medianas de heridos, muertos y victimas son cero. Aun asi, existen casos con valores altos que representan accidentes de mayor gravedad.</w:t>
+        <w:rPr>
+          <w:rFonts w:ascii="Calibri" w:hAnsi="Calibri"/>
+          <w:color w:val="263238"/>
+          <w:sz w:val="21"/>
+        </w:rPr>
+        <w:t>Primero revise las variables numéricas principales para entender la magnitud de los accidentes. La mayoría de los accidentes no tienen personas heridas ni fallecidas, por eso las medianas de heridos, muertos y victimas son cero. Aun asi, existen casos con valores altos que representan accidentes de mayor gravedad.</w:t>
       </w:r>
     </w:p>
     <w:tbl>
@@ -700,30 +1729,52 @@
         <w:tblStyle w:val="TableGrid"/>
         <w:tblW w:type="auto" w:w="0"/>
         <w:jc w:val="center"/>
+        <w:tblLayout w:type="fixed"/>
         <w:tblLook w:firstColumn="1" w:firstRow="1" w:lastColumn="0" w:lastRow="0" w:noHBand="0" w:noVBand="1" w:val="04A0"/>
       </w:tblPr>
       <w:tblGrid>
-        <w:gridCol w:w="1680"/>
-        <w:gridCol w:w="1680"/>
-        <w:gridCol w:w="1680"/>
-        <w:gridCol w:w="1680"/>
-        <w:gridCol w:w="1680"/>
-        <w:gridCol w:w="1680"/>
+        <w:gridCol w:w="2736"/>
+        <w:gridCol w:w="1224"/>
+        <w:gridCol w:w="1368"/>
+        <w:gridCol w:w="1872"/>
+        <w:gridCol w:w="1008"/>
+        <w:gridCol w:w="1080"/>
       </w:tblGrid>
       <w:tr>
         <w:tc>
           <w:tcPr>
             <w:tcW w:type="dxa" w:w="1680"/>
             <w:vAlign w:val="center"/>
-            <w:shd w:fill="1F4E79"/>
+            <w:shd w:fill="173B4F"/>
+            <w:tcMar>
+              <w:top w:w="120" w:type="dxa"/>
+              <w:start w:w="160" w:type="dxa"/>
+              <w:bottom w:w="120" w:type="dxa"/>
+              <w:end w:w="160" w:type="dxa"/>
+            </w:tcMar>
+            <w:tcBorders>
+              <w:top w:val="single" w:sz="4" w:color="D7E1E4"/>
+              <w:left w:val="single" w:sz="4" w:color="D7E1E4"/>
+              <w:bottom w:val="single" w:sz="4" w:color="D7E1E4"/>
+              <w:right w:val="single" w:sz="4" w:color="D7E1E4"/>
+            </w:tcBorders>
           </w:tcPr>
           <w:p>
             <w:pPr>
-              <w:spacing w:after="0"/>
+              <w:spacing w:after="0" w:line="240" w:lineRule="auto"/>
+              <w:jc w:val="left"/>
             </w:pPr>
-            <w:r/>
             <w:r>
               <w:rPr>
+                <w:rFonts w:ascii="Calibri" w:hAnsi="Calibri"/>
+                <w:b/>
+                <w:color w:val="FFFFFF"/>
+                <w:sz w:val="18"/>
+              </w:rPr>
+            </w:r>
+            <w:r>
+              <w:rPr>
+                <w:rFonts w:ascii="Calibri" w:hAnsi="Calibri"/>
                 <w:b/>
                 <w:color w:val="FFFFFF"/>
                 <w:sz w:val="18"/>
@@ -736,15 +1787,36 @@
           <w:tcPr>
             <w:tcW w:type="dxa" w:w="1680"/>
             <w:vAlign w:val="center"/>
-            <w:shd w:fill="1F4E79"/>
+            <w:shd w:fill="173B4F"/>
+            <w:tcMar>
+              <w:top w:w="120" w:type="dxa"/>
+              <w:start w:w="160" w:type="dxa"/>
+              <w:bottom w:w="120" w:type="dxa"/>
+              <w:end w:w="160" w:type="dxa"/>
+            </w:tcMar>
+            <w:tcBorders>
+              <w:top w:val="single" w:sz="4" w:color="D7E1E4"/>
+              <w:left w:val="single" w:sz="4" w:color="D7E1E4"/>
+              <w:bottom w:val="single" w:sz="4" w:color="D7E1E4"/>
+              <w:right w:val="single" w:sz="4" w:color="D7E1E4"/>
+            </w:tcBorders>
           </w:tcPr>
           <w:p>
             <w:pPr>
-              <w:spacing w:after="0"/>
+              <w:spacing w:after="0" w:line="240" w:lineRule="auto"/>
+              <w:jc w:val="center"/>
             </w:pPr>
-            <w:r/>
             <w:r>
               <w:rPr>
+                <w:rFonts w:ascii="Calibri" w:hAnsi="Calibri"/>
+                <w:b/>
+                <w:color w:val="FFFFFF"/>
+                <w:sz w:val="18"/>
+              </w:rPr>
+            </w:r>
+            <w:r>
+              <w:rPr>
+                <w:rFonts w:ascii="Calibri" w:hAnsi="Calibri"/>
                 <w:b/>
                 <w:color w:val="FFFFFF"/>
                 <w:sz w:val="18"/>
@@ -757,15 +1829,36 @@
           <w:tcPr>
             <w:tcW w:type="dxa" w:w="1680"/>
             <w:vAlign w:val="center"/>
-            <w:shd w:fill="1F4E79"/>
+            <w:shd w:fill="173B4F"/>
+            <w:tcMar>
+              <w:top w:w="120" w:type="dxa"/>
+              <w:start w:w="160" w:type="dxa"/>
+              <w:bottom w:w="120" w:type="dxa"/>
+              <w:end w:w="160" w:type="dxa"/>
+            </w:tcMar>
+            <w:tcBorders>
+              <w:top w:val="single" w:sz="4" w:color="D7E1E4"/>
+              <w:left w:val="single" w:sz="4" w:color="D7E1E4"/>
+              <w:bottom w:val="single" w:sz="4" w:color="D7E1E4"/>
+              <w:right w:val="single" w:sz="4" w:color="D7E1E4"/>
+            </w:tcBorders>
           </w:tcPr>
           <w:p>
             <w:pPr>
-              <w:spacing w:after="0"/>
+              <w:spacing w:after="0" w:line="240" w:lineRule="auto"/>
+              <w:jc w:val="center"/>
             </w:pPr>
-            <w:r/>
             <w:r>
               <w:rPr>
+                <w:rFonts w:ascii="Calibri" w:hAnsi="Calibri"/>
+                <w:b/>
+                <w:color w:val="FFFFFF"/>
+                <w:sz w:val="18"/>
+              </w:rPr>
+            </w:r>
+            <w:r>
+              <w:rPr>
+                <w:rFonts w:ascii="Calibri" w:hAnsi="Calibri"/>
                 <w:b/>
                 <w:color w:val="FFFFFF"/>
                 <w:sz w:val="18"/>
@@ -778,15 +1871,36 @@
           <w:tcPr>
             <w:tcW w:type="dxa" w:w="1680"/>
             <w:vAlign w:val="center"/>
-            <w:shd w:fill="1F4E79"/>
+            <w:shd w:fill="173B4F"/>
+            <w:tcMar>
+              <w:top w:w="120" w:type="dxa"/>
+              <w:start w:w="160" w:type="dxa"/>
+              <w:bottom w:w="120" w:type="dxa"/>
+              <w:end w:w="160" w:type="dxa"/>
+            </w:tcMar>
+            <w:tcBorders>
+              <w:top w:val="single" w:sz="4" w:color="D7E1E4"/>
+              <w:left w:val="single" w:sz="4" w:color="D7E1E4"/>
+              <w:bottom w:val="single" w:sz="4" w:color="D7E1E4"/>
+              <w:right w:val="single" w:sz="4" w:color="D7E1E4"/>
+            </w:tcBorders>
           </w:tcPr>
           <w:p>
             <w:pPr>
-              <w:spacing w:after="0"/>
+              <w:spacing w:after="0" w:line="240" w:lineRule="auto"/>
+              <w:jc w:val="center"/>
             </w:pPr>
-            <w:r/>
             <w:r>
               <w:rPr>
+                <w:rFonts w:ascii="Calibri" w:hAnsi="Calibri"/>
+                <w:b/>
+                <w:color w:val="FFFFFF"/>
+                <w:sz w:val="18"/>
+              </w:rPr>
+            </w:r>
+            <w:r>
+              <w:rPr>
+                <w:rFonts w:ascii="Calibri" w:hAnsi="Calibri"/>
                 <w:b/>
                 <w:color w:val="FFFFFF"/>
                 <w:sz w:val="18"/>
@@ -799,20 +1913,41 @@
           <w:tcPr>
             <w:tcW w:type="dxa" w:w="1680"/>
             <w:vAlign w:val="center"/>
-            <w:shd w:fill="1F4E79"/>
+            <w:shd w:fill="173B4F"/>
+            <w:tcMar>
+              <w:top w:w="120" w:type="dxa"/>
+              <w:start w:w="160" w:type="dxa"/>
+              <w:bottom w:w="120" w:type="dxa"/>
+              <w:end w:w="160" w:type="dxa"/>
+            </w:tcMar>
+            <w:tcBorders>
+              <w:top w:val="single" w:sz="4" w:color="D7E1E4"/>
+              <w:left w:val="single" w:sz="4" w:color="D7E1E4"/>
+              <w:bottom w:val="single" w:sz="4" w:color="D7E1E4"/>
+              <w:right w:val="single" w:sz="4" w:color="D7E1E4"/>
+            </w:tcBorders>
           </w:tcPr>
           <w:p>
             <w:pPr>
-              <w:spacing w:after="0"/>
+              <w:spacing w:after="0" w:line="240" w:lineRule="auto"/>
+              <w:jc w:val="center"/>
             </w:pPr>
-            <w:r/>
             <w:r>
               <w:rPr>
+                <w:rFonts w:ascii="Calibri" w:hAnsi="Calibri"/>
                 <w:b/>
                 <w:color w:val="FFFFFF"/>
                 <w:sz w:val="18"/>
               </w:rPr>
-              <w:t>Minimo</w:t>
+            </w:r>
+            <w:r>
+              <w:rPr>
+                <w:rFonts w:ascii="Calibri" w:hAnsi="Calibri"/>
+                <w:b/>
+                <w:color w:val="FFFFFF"/>
+                <w:sz w:val="18"/>
+              </w:rPr>
+              <w:t>Mínimo</w:t>
             </w:r>
           </w:p>
         </w:tc>
@@ -820,20 +1955,41 @@
           <w:tcPr>
             <w:tcW w:type="dxa" w:w="1680"/>
             <w:vAlign w:val="center"/>
-            <w:shd w:fill="1F4E79"/>
+            <w:shd w:fill="173B4F"/>
+            <w:tcMar>
+              <w:top w:w="120" w:type="dxa"/>
+              <w:start w:w="160" w:type="dxa"/>
+              <w:bottom w:w="120" w:type="dxa"/>
+              <w:end w:w="160" w:type="dxa"/>
+            </w:tcMar>
+            <w:tcBorders>
+              <w:top w:val="single" w:sz="4" w:color="D7E1E4"/>
+              <w:left w:val="single" w:sz="4" w:color="D7E1E4"/>
+              <w:bottom w:val="single" w:sz="4" w:color="D7E1E4"/>
+              <w:right w:val="single" w:sz="4" w:color="D7E1E4"/>
+            </w:tcBorders>
           </w:tcPr>
           <w:p>
             <w:pPr>
-              <w:spacing w:after="0"/>
+              <w:spacing w:after="0" w:line="240" w:lineRule="auto"/>
+              <w:jc w:val="center"/>
             </w:pPr>
-            <w:r/>
             <w:r>
               <w:rPr>
+                <w:rFonts w:ascii="Calibri" w:hAnsi="Calibri"/>
                 <w:b/>
                 <w:color w:val="FFFFFF"/>
                 <w:sz w:val="18"/>
               </w:rPr>
-              <w:t>Maximo</w:t>
+            </w:r>
+            <w:r>
+              <w:rPr>
+                <w:rFonts w:ascii="Calibri" w:hAnsi="Calibri"/>
+                <w:b/>
+                <w:color w:val="FFFFFF"/>
+                <w:sz w:val="18"/>
+              </w:rPr>
+              <w:t>Máximo</w:t>
             </w:r>
           </w:p>
         </w:tc>
@@ -843,18 +1999,41 @@
           <w:tcPr>
             <w:tcW w:type="dxa" w:w="1680"/>
             <w:vAlign w:val="center"/>
+            <w:tcMar>
+              <w:top w:w="120" w:type="dxa"/>
+              <w:start w:w="160" w:type="dxa"/>
+              <w:bottom w:w="120" w:type="dxa"/>
+              <w:end w:w="160" w:type="dxa"/>
+            </w:tcMar>
+            <w:tcBorders>
+              <w:top w:val="single" w:sz="4" w:color="D7E1E4"/>
+              <w:left w:val="single" w:sz="4" w:color="D7E1E4"/>
+              <w:bottom w:val="single" w:sz="4" w:color="D7E1E4"/>
+              <w:right w:val="single" w:sz="4" w:color="D7E1E4"/>
+            </w:tcBorders>
+            <w:shd w:fill="FFFFFF"/>
           </w:tcPr>
           <w:p>
             <w:pPr>
-              <w:spacing w:after="0"/>
+              <w:spacing w:after="0" w:line="240" w:lineRule="auto"/>
+              <w:jc w:val="left"/>
             </w:pPr>
-            <w:r/>
             <w:r>
               <w:rPr>
-                <w:b w:val="0"/>
+                <w:rFonts w:ascii="Calibri" w:hAnsi="Calibri"/>
+                <w:b/>
+                <w:color w:val="263238"/>
                 <w:sz w:val="18"/>
               </w:rPr>
-              <w:t>`TOTAL_HERIDOS`</w:t>
+            </w:r>
+            <w:r>
+              <w:rPr>
+                <w:rFonts w:ascii="Calibri" w:hAnsi="Calibri"/>
+                <w:b/>
+                <w:color w:val="263238"/>
+                <w:sz w:val="18"/>
+              </w:rPr>
+              <w:t>TOTAL_HERIDOS</w:t>
             </w:r>
           </w:p>
         </w:tc>
@@ -862,15 +2041,38 @@
           <w:tcPr>
             <w:tcW w:type="dxa" w:w="1680"/>
             <w:vAlign w:val="center"/>
+            <w:tcMar>
+              <w:top w:w="120" w:type="dxa"/>
+              <w:start w:w="160" w:type="dxa"/>
+              <w:bottom w:w="120" w:type="dxa"/>
+              <w:end w:w="160" w:type="dxa"/>
+            </w:tcMar>
+            <w:tcBorders>
+              <w:top w:val="single" w:sz="4" w:color="D7E1E4"/>
+              <w:left w:val="single" w:sz="4" w:color="D7E1E4"/>
+              <w:bottom w:val="single" w:sz="4" w:color="D7E1E4"/>
+              <w:right w:val="single" w:sz="4" w:color="D7E1E4"/>
+            </w:tcBorders>
+            <w:shd w:fill="FFFFFF"/>
           </w:tcPr>
           <w:p>
             <w:pPr>
-              <w:spacing w:after="0"/>
+              <w:spacing w:after="0" w:line="240" w:lineRule="auto"/>
+              <w:jc w:val="center"/>
             </w:pPr>
-            <w:r/>
             <w:r>
               <w:rPr>
+                <w:rFonts w:ascii="Calibri" w:hAnsi="Calibri"/>
                 <w:b w:val="0"/>
+                <w:color w:val="263238"/>
+                <w:sz w:val="18"/>
+              </w:rPr>
+            </w:r>
+            <w:r>
+              <w:rPr>
+                <w:rFonts w:ascii="Calibri" w:hAnsi="Calibri"/>
+                <w:b w:val="0"/>
+                <w:color w:val="263238"/>
                 <w:sz w:val="18"/>
               </w:rPr>
               <w:t>0.22</w:t>
@@ -881,15 +2083,38 @@
           <w:tcPr>
             <w:tcW w:type="dxa" w:w="1680"/>
             <w:vAlign w:val="center"/>
+            <w:tcMar>
+              <w:top w:w="120" w:type="dxa"/>
+              <w:start w:w="160" w:type="dxa"/>
+              <w:bottom w:w="120" w:type="dxa"/>
+              <w:end w:w="160" w:type="dxa"/>
+            </w:tcMar>
+            <w:tcBorders>
+              <w:top w:val="single" w:sz="4" w:color="D7E1E4"/>
+              <w:left w:val="single" w:sz="4" w:color="D7E1E4"/>
+              <w:bottom w:val="single" w:sz="4" w:color="D7E1E4"/>
+              <w:right w:val="single" w:sz="4" w:color="D7E1E4"/>
+            </w:tcBorders>
+            <w:shd w:fill="FFFFFF"/>
           </w:tcPr>
           <w:p>
             <w:pPr>
-              <w:spacing w:after="0"/>
+              <w:spacing w:after="0" w:line="240" w:lineRule="auto"/>
+              <w:jc w:val="center"/>
             </w:pPr>
-            <w:r/>
             <w:r>
               <w:rPr>
+                <w:rFonts w:ascii="Calibri" w:hAnsi="Calibri"/>
                 <w:b w:val="0"/>
+                <w:color w:val="263238"/>
+                <w:sz w:val="18"/>
+              </w:rPr>
+            </w:r>
+            <w:r>
+              <w:rPr>
+                <w:rFonts w:ascii="Calibri" w:hAnsi="Calibri"/>
+                <w:b w:val="0"/>
+                <w:color w:val="263238"/>
                 <w:sz w:val="18"/>
               </w:rPr>
               <w:t>0.00</w:t>
@@ -900,15 +2125,38 @@
           <w:tcPr>
             <w:tcW w:type="dxa" w:w="1680"/>
             <w:vAlign w:val="center"/>
+            <w:tcMar>
+              <w:top w:w="120" w:type="dxa"/>
+              <w:start w:w="160" w:type="dxa"/>
+              <w:bottom w:w="120" w:type="dxa"/>
+              <w:end w:w="160" w:type="dxa"/>
+            </w:tcMar>
+            <w:tcBorders>
+              <w:top w:val="single" w:sz="4" w:color="D7E1E4"/>
+              <w:left w:val="single" w:sz="4" w:color="D7E1E4"/>
+              <w:bottom w:val="single" w:sz="4" w:color="D7E1E4"/>
+              <w:right w:val="single" w:sz="4" w:color="D7E1E4"/>
+            </w:tcBorders>
+            <w:shd w:fill="FFFFFF"/>
           </w:tcPr>
           <w:p>
             <w:pPr>
-              <w:spacing w:after="0"/>
+              <w:spacing w:after="0" w:line="240" w:lineRule="auto"/>
+              <w:jc w:val="center"/>
             </w:pPr>
-            <w:r/>
             <w:r>
               <w:rPr>
+                <w:rFonts w:ascii="Calibri" w:hAnsi="Calibri"/>
                 <w:b w:val="0"/>
+                <w:color w:val="263238"/>
+                <w:sz w:val="18"/>
+              </w:rPr>
+            </w:r>
+            <w:r>
+              <w:rPr>
+                <w:rFonts w:ascii="Calibri" w:hAnsi="Calibri"/>
+                <w:b w:val="0"/>
+                <w:color w:val="263238"/>
                 <w:sz w:val="18"/>
               </w:rPr>
               <w:t>0.62</w:t>
@@ -919,15 +2167,38 @@
           <w:tcPr>
             <w:tcW w:type="dxa" w:w="1680"/>
             <w:vAlign w:val="center"/>
+            <w:tcMar>
+              <w:top w:w="120" w:type="dxa"/>
+              <w:start w:w="160" w:type="dxa"/>
+              <w:bottom w:w="120" w:type="dxa"/>
+              <w:end w:w="160" w:type="dxa"/>
+            </w:tcMar>
+            <w:tcBorders>
+              <w:top w:val="single" w:sz="4" w:color="D7E1E4"/>
+              <w:left w:val="single" w:sz="4" w:color="D7E1E4"/>
+              <w:bottom w:val="single" w:sz="4" w:color="D7E1E4"/>
+              <w:right w:val="single" w:sz="4" w:color="D7E1E4"/>
+            </w:tcBorders>
+            <w:shd w:fill="FFFFFF"/>
           </w:tcPr>
           <w:p>
             <w:pPr>
-              <w:spacing w:after="0"/>
+              <w:spacing w:after="0" w:line="240" w:lineRule="auto"/>
+              <w:jc w:val="center"/>
             </w:pPr>
-            <w:r/>
             <w:r>
               <w:rPr>
+                <w:rFonts w:ascii="Calibri" w:hAnsi="Calibri"/>
                 <w:b w:val="0"/>
+                <w:color w:val="263238"/>
+                <w:sz w:val="18"/>
+              </w:rPr>
+            </w:r>
+            <w:r>
+              <w:rPr>
+                <w:rFonts w:ascii="Calibri" w:hAnsi="Calibri"/>
+                <w:b w:val="0"/>
+                <w:color w:val="263238"/>
                 <w:sz w:val="18"/>
               </w:rPr>
               <w:t>0</w:t>
@@ -938,15 +2209,38 @@
           <w:tcPr>
             <w:tcW w:type="dxa" w:w="1680"/>
             <w:vAlign w:val="center"/>
+            <w:tcMar>
+              <w:top w:w="120" w:type="dxa"/>
+              <w:start w:w="160" w:type="dxa"/>
+              <w:bottom w:w="120" w:type="dxa"/>
+              <w:end w:w="160" w:type="dxa"/>
+            </w:tcMar>
+            <w:tcBorders>
+              <w:top w:val="single" w:sz="4" w:color="D7E1E4"/>
+              <w:left w:val="single" w:sz="4" w:color="D7E1E4"/>
+              <w:bottom w:val="single" w:sz="4" w:color="D7E1E4"/>
+              <w:right w:val="single" w:sz="4" w:color="D7E1E4"/>
+            </w:tcBorders>
+            <w:shd w:fill="FFFFFF"/>
           </w:tcPr>
           <w:p>
             <w:pPr>
-              <w:spacing w:after="0"/>
+              <w:spacing w:after="0" w:line="240" w:lineRule="auto"/>
+              <w:jc w:val="center"/>
             </w:pPr>
-            <w:r/>
             <w:r>
               <w:rPr>
+                <w:rFonts w:ascii="Calibri" w:hAnsi="Calibri"/>
                 <w:b w:val="0"/>
+                <w:color w:val="263238"/>
+                <w:sz w:val="18"/>
+              </w:rPr>
+            </w:r>
+            <w:r>
+              <w:rPr>
+                <w:rFonts w:ascii="Calibri" w:hAnsi="Calibri"/>
+                <w:b w:val="0"/>
+                <w:color w:val="263238"/>
                 <w:sz w:val="18"/>
               </w:rPr>
               <w:t>27</w:t>
@@ -959,19 +2253,41 @@
           <w:tcPr>
             <w:tcW w:type="dxa" w:w="1680"/>
             <w:vAlign w:val="center"/>
-            <w:shd w:fill="F2F6FA"/>
+            <w:shd w:fill="F8FBFA"/>
+            <w:tcMar>
+              <w:top w:w="120" w:type="dxa"/>
+              <w:start w:w="160" w:type="dxa"/>
+              <w:bottom w:w="120" w:type="dxa"/>
+              <w:end w:w="160" w:type="dxa"/>
+            </w:tcMar>
+            <w:tcBorders>
+              <w:top w:val="single" w:sz="4" w:color="D7E1E4"/>
+              <w:left w:val="single" w:sz="4" w:color="D7E1E4"/>
+              <w:bottom w:val="single" w:sz="4" w:color="D7E1E4"/>
+              <w:right w:val="single" w:sz="4" w:color="D7E1E4"/>
+            </w:tcBorders>
           </w:tcPr>
           <w:p>
             <w:pPr>
-              <w:spacing w:after="0"/>
+              <w:spacing w:after="0" w:line="240" w:lineRule="auto"/>
+              <w:jc w:val="left"/>
             </w:pPr>
-            <w:r/>
             <w:r>
               <w:rPr>
-                <w:b w:val="0"/>
+                <w:rFonts w:ascii="Calibri" w:hAnsi="Calibri"/>
+                <w:b/>
+                <w:color w:val="263238"/>
                 <w:sz w:val="18"/>
               </w:rPr>
-              <w:t>`TOTAL_MUERTOS`</w:t>
+            </w:r>
+            <w:r>
+              <w:rPr>
+                <w:rFonts w:ascii="Calibri" w:hAnsi="Calibri"/>
+                <w:b/>
+                <w:color w:val="263238"/>
+                <w:sz w:val="18"/>
+              </w:rPr>
+              <w:t>TOTAL_MUERTOS</w:t>
             </w:r>
           </w:p>
         </w:tc>
@@ -979,16 +2295,38 @@
           <w:tcPr>
             <w:tcW w:type="dxa" w:w="1680"/>
             <w:vAlign w:val="center"/>
-            <w:shd w:fill="F2F6FA"/>
+            <w:shd w:fill="F8FBFA"/>
+            <w:tcMar>
+              <w:top w:w="120" w:type="dxa"/>
+              <w:start w:w="160" w:type="dxa"/>
+              <w:bottom w:w="120" w:type="dxa"/>
+              <w:end w:w="160" w:type="dxa"/>
+            </w:tcMar>
+            <w:tcBorders>
+              <w:top w:val="single" w:sz="4" w:color="D7E1E4"/>
+              <w:left w:val="single" w:sz="4" w:color="D7E1E4"/>
+              <w:bottom w:val="single" w:sz="4" w:color="D7E1E4"/>
+              <w:right w:val="single" w:sz="4" w:color="D7E1E4"/>
+            </w:tcBorders>
           </w:tcPr>
           <w:p>
             <w:pPr>
-              <w:spacing w:after="0"/>
+              <w:spacing w:after="0" w:line="240" w:lineRule="auto"/>
+              <w:jc w:val="center"/>
             </w:pPr>
-            <w:r/>
             <w:r>
               <w:rPr>
+                <w:rFonts w:ascii="Calibri" w:hAnsi="Calibri"/>
                 <w:b w:val="0"/>
+                <w:color w:val="263238"/>
+                <w:sz w:val="18"/>
+              </w:rPr>
+            </w:r>
+            <w:r>
+              <w:rPr>
+                <w:rFonts w:ascii="Calibri" w:hAnsi="Calibri"/>
+                <w:b w:val="0"/>
+                <w:color w:val="263238"/>
                 <w:sz w:val="18"/>
               </w:rPr>
               <w:t>0.01</w:t>
@@ -999,16 +2337,38 @@
           <w:tcPr>
             <w:tcW w:type="dxa" w:w="1680"/>
             <w:vAlign w:val="center"/>
-            <w:shd w:fill="F2F6FA"/>
+            <w:shd w:fill="F8FBFA"/>
+            <w:tcMar>
+              <w:top w:w="120" w:type="dxa"/>
+              <w:start w:w="160" w:type="dxa"/>
+              <w:bottom w:w="120" w:type="dxa"/>
+              <w:end w:w="160" w:type="dxa"/>
+            </w:tcMar>
+            <w:tcBorders>
+              <w:top w:val="single" w:sz="4" w:color="D7E1E4"/>
+              <w:left w:val="single" w:sz="4" w:color="D7E1E4"/>
+              <w:bottom w:val="single" w:sz="4" w:color="D7E1E4"/>
+              <w:right w:val="single" w:sz="4" w:color="D7E1E4"/>
+            </w:tcBorders>
           </w:tcPr>
           <w:p>
             <w:pPr>
-              <w:spacing w:after="0"/>
+              <w:spacing w:after="0" w:line="240" w:lineRule="auto"/>
+              <w:jc w:val="center"/>
             </w:pPr>
-            <w:r/>
             <w:r>
               <w:rPr>
+                <w:rFonts w:ascii="Calibri" w:hAnsi="Calibri"/>
                 <w:b w:val="0"/>
+                <w:color w:val="263238"/>
+                <w:sz w:val="18"/>
+              </w:rPr>
+            </w:r>
+            <w:r>
+              <w:rPr>
+                <w:rFonts w:ascii="Calibri" w:hAnsi="Calibri"/>
+                <w:b w:val="0"/>
+                <w:color w:val="263238"/>
                 <w:sz w:val="18"/>
               </w:rPr>
               <w:t>0.00</w:t>
@@ -1019,16 +2379,38 @@
           <w:tcPr>
             <w:tcW w:type="dxa" w:w="1680"/>
             <w:vAlign w:val="center"/>
-            <w:shd w:fill="F2F6FA"/>
+            <w:shd w:fill="F8FBFA"/>
+            <w:tcMar>
+              <w:top w:w="120" w:type="dxa"/>
+              <w:start w:w="160" w:type="dxa"/>
+              <w:bottom w:w="120" w:type="dxa"/>
+              <w:end w:w="160" w:type="dxa"/>
+            </w:tcMar>
+            <w:tcBorders>
+              <w:top w:val="single" w:sz="4" w:color="D7E1E4"/>
+              <w:left w:val="single" w:sz="4" w:color="D7E1E4"/>
+              <w:bottom w:val="single" w:sz="4" w:color="D7E1E4"/>
+              <w:right w:val="single" w:sz="4" w:color="D7E1E4"/>
+            </w:tcBorders>
           </w:tcPr>
           <w:p>
             <w:pPr>
-              <w:spacing w:after="0"/>
+              <w:spacing w:after="0" w:line="240" w:lineRule="auto"/>
+              <w:jc w:val="center"/>
             </w:pPr>
-            <w:r/>
             <w:r>
               <w:rPr>
+                <w:rFonts w:ascii="Calibri" w:hAnsi="Calibri"/>
                 <w:b w:val="0"/>
+                <w:color w:val="263238"/>
+                <w:sz w:val="18"/>
+              </w:rPr>
+            </w:r>
+            <w:r>
+              <w:rPr>
+                <w:rFonts w:ascii="Calibri" w:hAnsi="Calibri"/>
+                <w:b w:val="0"/>
+                <w:color w:val="263238"/>
                 <w:sz w:val="18"/>
               </w:rPr>
               <w:t>0.13</w:t>
@@ -1039,16 +2421,38 @@
           <w:tcPr>
             <w:tcW w:type="dxa" w:w="1680"/>
             <w:vAlign w:val="center"/>
-            <w:shd w:fill="F2F6FA"/>
+            <w:shd w:fill="F8FBFA"/>
+            <w:tcMar>
+              <w:top w:w="120" w:type="dxa"/>
+              <w:start w:w="160" w:type="dxa"/>
+              <w:bottom w:w="120" w:type="dxa"/>
+              <w:end w:w="160" w:type="dxa"/>
+            </w:tcMar>
+            <w:tcBorders>
+              <w:top w:val="single" w:sz="4" w:color="D7E1E4"/>
+              <w:left w:val="single" w:sz="4" w:color="D7E1E4"/>
+              <w:bottom w:val="single" w:sz="4" w:color="D7E1E4"/>
+              <w:right w:val="single" w:sz="4" w:color="D7E1E4"/>
+            </w:tcBorders>
           </w:tcPr>
           <w:p>
             <w:pPr>
-              <w:spacing w:after="0"/>
+              <w:spacing w:after="0" w:line="240" w:lineRule="auto"/>
+              <w:jc w:val="center"/>
             </w:pPr>
-            <w:r/>
             <w:r>
               <w:rPr>
+                <w:rFonts w:ascii="Calibri" w:hAnsi="Calibri"/>
                 <w:b w:val="0"/>
+                <w:color w:val="263238"/>
+                <w:sz w:val="18"/>
+              </w:rPr>
+            </w:r>
+            <w:r>
+              <w:rPr>
+                <w:rFonts w:ascii="Calibri" w:hAnsi="Calibri"/>
+                <w:b w:val="0"/>
+                <w:color w:val="263238"/>
                 <w:sz w:val="18"/>
               </w:rPr>
               <w:t>0</w:t>
@@ -1059,16 +2463,38 @@
           <w:tcPr>
             <w:tcW w:type="dxa" w:w="1680"/>
             <w:vAlign w:val="center"/>
-            <w:shd w:fill="F2F6FA"/>
+            <w:shd w:fill="F8FBFA"/>
+            <w:tcMar>
+              <w:top w:w="120" w:type="dxa"/>
+              <w:start w:w="160" w:type="dxa"/>
+              <w:bottom w:w="120" w:type="dxa"/>
+              <w:end w:w="160" w:type="dxa"/>
+            </w:tcMar>
+            <w:tcBorders>
+              <w:top w:val="single" w:sz="4" w:color="D7E1E4"/>
+              <w:left w:val="single" w:sz="4" w:color="D7E1E4"/>
+              <w:bottom w:val="single" w:sz="4" w:color="D7E1E4"/>
+              <w:right w:val="single" w:sz="4" w:color="D7E1E4"/>
+            </w:tcBorders>
           </w:tcPr>
           <w:p>
             <w:pPr>
-              <w:spacing w:after="0"/>
+              <w:spacing w:after="0" w:line="240" w:lineRule="auto"/>
+              <w:jc w:val="center"/>
             </w:pPr>
-            <w:r/>
             <w:r>
               <w:rPr>
+                <w:rFonts w:ascii="Calibri" w:hAnsi="Calibri"/>
                 <w:b w:val="0"/>
+                <w:color w:val="263238"/>
+                <w:sz w:val="18"/>
+              </w:rPr>
+            </w:r>
+            <w:r>
+              <w:rPr>
+                <w:rFonts w:ascii="Calibri" w:hAnsi="Calibri"/>
+                <w:b w:val="0"/>
+                <w:color w:val="263238"/>
                 <w:sz w:val="18"/>
               </w:rPr>
               <w:t>6</w:t>
@@ -1081,18 +2507,41 @@
           <w:tcPr>
             <w:tcW w:type="dxa" w:w="1680"/>
             <w:vAlign w:val="center"/>
+            <w:tcMar>
+              <w:top w:w="120" w:type="dxa"/>
+              <w:start w:w="160" w:type="dxa"/>
+              <w:bottom w:w="120" w:type="dxa"/>
+              <w:end w:w="160" w:type="dxa"/>
+            </w:tcMar>
+            <w:tcBorders>
+              <w:top w:val="single" w:sz="4" w:color="D7E1E4"/>
+              <w:left w:val="single" w:sz="4" w:color="D7E1E4"/>
+              <w:bottom w:val="single" w:sz="4" w:color="D7E1E4"/>
+              <w:right w:val="single" w:sz="4" w:color="D7E1E4"/>
+            </w:tcBorders>
+            <w:shd w:fill="FFFFFF"/>
           </w:tcPr>
           <w:p>
             <w:pPr>
-              <w:spacing w:after="0"/>
+              <w:spacing w:after="0" w:line="240" w:lineRule="auto"/>
+              <w:jc w:val="left"/>
             </w:pPr>
-            <w:r/>
             <w:r>
               <w:rPr>
-                <w:b w:val="0"/>
+                <w:rFonts w:ascii="Calibri" w:hAnsi="Calibri"/>
+                <w:b/>
+                <w:color w:val="263238"/>
                 <w:sz w:val="18"/>
               </w:rPr>
-              <w:t>`TOTAL_VICTIMAS`</w:t>
+            </w:r>
+            <w:r>
+              <w:rPr>
+                <w:rFonts w:ascii="Calibri" w:hAnsi="Calibri"/>
+                <w:b/>
+                <w:color w:val="263238"/>
+                <w:sz w:val="18"/>
+              </w:rPr>
+              <w:t>TOTAL_VICTIMAS</w:t>
             </w:r>
           </w:p>
         </w:tc>
@@ -1100,15 +2549,38 @@
           <w:tcPr>
             <w:tcW w:type="dxa" w:w="1680"/>
             <w:vAlign w:val="center"/>
+            <w:tcMar>
+              <w:top w:w="120" w:type="dxa"/>
+              <w:start w:w="160" w:type="dxa"/>
+              <w:bottom w:w="120" w:type="dxa"/>
+              <w:end w:w="160" w:type="dxa"/>
+            </w:tcMar>
+            <w:tcBorders>
+              <w:top w:val="single" w:sz="4" w:color="D7E1E4"/>
+              <w:left w:val="single" w:sz="4" w:color="D7E1E4"/>
+              <w:bottom w:val="single" w:sz="4" w:color="D7E1E4"/>
+              <w:right w:val="single" w:sz="4" w:color="D7E1E4"/>
+            </w:tcBorders>
+            <w:shd w:fill="FFFFFF"/>
           </w:tcPr>
           <w:p>
             <w:pPr>
-              <w:spacing w:after="0"/>
+              <w:spacing w:after="0" w:line="240" w:lineRule="auto"/>
+              <w:jc w:val="center"/>
             </w:pPr>
-            <w:r/>
             <w:r>
               <w:rPr>
+                <w:rFonts w:ascii="Calibri" w:hAnsi="Calibri"/>
                 <w:b w:val="0"/>
+                <w:color w:val="263238"/>
+                <w:sz w:val="18"/>
+              </w:rPr>
+            </w:r>
+            <w:r>
+              <w:rPr>
+                <w:rFonts w:ascii="Calibri" w:hAnsi="Calibri"/>
+                <w:b w:val="0"/>
+                <w:color w:val="263238"/>
                 <w:sz w:val="18"/>
               </w:rPr>
               <w:t>0.23</w:t>
@@ -1119,15 +2591,38 @@
           <w:tcPr>
             <w:tcW w:type="dxa" w:w="1680"/>
             <w:vAlign w:val="center"/>
+            <w:tcMar>
+              <w:top w:w="120" w:type="dxa"/>
+              <w:start w:w="160" w:type="dxa"/>
+              <w:bottom w:w="120" w:type="dxa"/>
+              <w:end w:w="160" w:type="dxa"/>
+            </w:tcMar>
+            <w:tcBorders>
+              <w:top w:val="single" w:sz="4" w:color="D7E1E4"/>
+              <w:left w:val="single" w:sz="4" w:color="D7E1E4"/>
+              <w:bottom w:val="single" w:sz="4" w:color="D7E1E4"/>
+              <w:right w:val="single" w:sz="4" w:color="D7E1E4"/>
+            </w:tcBorders>
+            <w:shd w:fill="FFFFFF"/>
           </w:tcPr>
           <w:p>
             <w:pPr>
-              <w:spacing w:after="0"/>
+              <w:spacing w:after="0" w:line="240" w:lineRule="auto"/>
+              <w:jc w:val="center"/>
             </w:pPr>
-            <w:r/>
             <w:r>
               <w:rPr>
+                <w:rFonts w:ascii="Calibri" w:hAnsi="Calibri"/>
                 <w:b w:val="0"/>
+                <w:color w:val="263238"/>
+                <w:sz w:val="18"/>
+              </w:rPr>
+            </w:r>
+            <w:r>
+              <w:rPr>
+                <w:rFonts w:ascii="Calibri" w:hAnsi="Calibri"/>
+                <w:b w:val="0"/>
+                <w:color w:val="263238"/>
                 <w:sz w:val="18"/>
               </w:rPr>
               <w:t>0.00</w:t>
@@ -1138,15 +2633,38 @@
           <w:tcPr>
             <w:tcW w:type="dxa" w:w="1680"/>
             <w:vAlign w:val="center"/>
+            <w:tcMar>
+              <w:top w:w="120" w:type="dxa"/>
+              <w:start w:w="160" w:type="dxa"/>
+              <w:bottom w:w="120" w:type="dxa"/>
+              <w:end w:w="160" w:type="dxa"/>
+            </w:tcMar>
+            <w:tcBorders>
+              <w:top w:val="single" w:sz="4" w:color="D7E1E4"/>
+              <w:left w:val="single" w:sz="4" w:color="D7E1E4"/>
+              <w:bottom w:val="single" w:sz="4" w:color="D7E1E4"/>
+              <w:right w:val="single" w:sz="4" w:color="D7E1E4"/>
+            </w:tcBorders>
+            <w:shd w:fill="FFFFFF"/>
           </w:tcPr>
           <w:p>
             <w:pPr>
-              <w:spacing w:after="0"/>
+              <w:spacing w:after="0" w:line="240" w:lineRule="auto"/>
+              <w:jc w:val="center"/>
             </w:pPr>
-            <w:r/>
             <w:r>
               <w:rPr>
+                <w:rFonts w:ascii="Calibri" w:hAnsi="Calibri"/>
                 <w:b w:val="0"/>
+                <w:color w:val="263238"/>
+                <w:sz w:val="18"/>
+              </w:rPr>
+            </w:r>
+            <w:r>
+              <w:rPr>
+                <w:rFonts w:ascii="Calibri" w:hAnsi="Calibri"/>
+                <w:b w:val="0"/>
+                <w:color w:val="263238"/>
                 <w:sz w:val="18"/>
               </w:rPr>
               <w:t>0.64</w:t>
@@ -1157,15 +2675,38 @@
           <w:tcPr>
             <w:tcW w:type="dxa" w:w="1680"/>
             <w:vAlign w:val="center"/>
+            <w:tcMar>
+              <w:top w:w="120" w:type="dxa"/>
+              <w:start w:w="160" w:type="dxa"/>
+              <w:bottom w:w="120" w:type="dxa"/>
+              <w:end w:w="160" w:type="dxa"/>
+            </w:tcMar>
+            <w:tcBorders>
+              <w:top w:val="single" w:sz="4" w:color="D7E1E4"/>
+              <w:left w:val="single" w:sz="4" w:color="D7E1E4"/>
+              <w:bottom w:val="single" w:sz="4" w:color="D7E1E4"/>
+              <w:right w:val="single" w:sz="4" w:color="D7E1E4"/>
+            </w:tcBorders>
+            <w:shd w:fill="FFFFFF"/>
           </w:tcPr>
           <w:p>
             <w:pPr>
-              <w:spacing w:after="0"/>
+              <w:spacing w:after="0" w:line="240" w:lineRule="auto"/>
+              <w:jc w:val="center"/>
             </w:pPr>
-            <w:r/>
             <w:r>
               <w:rPr>
+                <w:rFonts w:ascii="Calibri" w:hAnsi="Calibri"/>
                 <w:b w:val="0"/>
+                <w:color w:val="263238"/>
+                <w:sz w:val="18"/>
+              </w:rPr>
+            </w:r>
+            <w:r>
+              <w:rPr>
+                <w:rFonts w:ascii="Calibri" w:hAnsi="Calibri"/>
+                <w:b w:val="0"/>
+                <w:color w:val="263238"/>
                 <w:sz w:val="18"/>
               </w:rPr>
               <w:t>0</w:t>
@@ -1176,15 +2717,38 @@
           <w:tcPr>
             <w:tcW w:type="dxa" w:w="1680"/>
             <w:vAlign w:val="center"/>
+            <w:tcMar>
+              <w:top w:w="120" w:type="dxa"/>
+              <w:start w:w="160" w:type="dxa"/>
+              <w:bottom w:w="120" w:type="dxa"/>
+              <w:end w:w="160" w:type="dxa"/>
+            </w:tcMar>
+            <w:tcBorders>
+              <w:top w:val="single" w:sz="4" w:color="D7E1E4"/>
+              <w:left w:val="single" w:sz="4" w:color="D7E1E4"/>
+              <w:bottom w:val="single" w:sz="4" w:color="D7E1E4"/>
+              <w:right w:val="single" w:sz="4" w:color="D7E1E4"/>
+            </w:tcBorders>
+            <w:shd w:fill="FFFFFF"/>
           </w:tcPr>
           <w:p>
             <w:pPr>
-              <w:spacing w:after="0"/>
+              <w:spacing w:after="0" w:line="240" w:lineRule="auto"/>
+              <w:jc w:val="center"/>
             </w:pPr>
-            <w:r/>
             <w:r>
               <w:rPr>
+                <w:rFonts w:ascii="Calibri" w:hAnsi="Calibri"/>
                 <w:b w:val="0"/>
+                <w:color w:val="263238"/>
+                <w:sz w:val="18"/>
+              </w:rPr>
+            </w:r>
+            <w:r>
+              <w:rPr>
+                <w:rFonts w:ascii="Calibri" w:hAnsi="Calibri"/>
+                <w:b w:val="0"/>
+                <w:color w:val="263238"/>
                 <w:sz w:val="18"/>
               </w:rPr>
               <w:t>32</w:t>
@@ -1197,19 +2761,41 @@
           <w:tcPr>
             <w:tcW w:type="dxa" w:w="1680"/>
             <w:vAlign w:val="center"/>
-            <w:shd w:fill="F2F6FA"/>
+            <w:shd w:fill="F8FBFA"/>
+            <w:tcMar>
+              <w:top w:w="120" w:type="dxa"/>
+              <w:start w:w="160" w:type="dxa"/>
+              <w:bottom w:w="120" w:type="dxa"/>
+              <w:end w:w="160" w:type="dxa"/>
+            </w:tcMar>
+            <w:tcBorders>
+              <w:top w:val="single" w:sz="4" w:color="D7E1E4"/>
+              <w:left w:val="single" w:sz="4" w:color="D7E1E4"/>
+              <w:bottom w:val="single" w:sz="4" w:color="D7E1E4"/>
+              <w:right w:val="single" w:sz="4" w:color="D7E1E4"/>
+            </w:tcBorders>
           </w:tcPr>
           <w:p>
             <w:pPr>
-              <w:spacing w:after="0"/>
+              <w:spacing w:after="0" w:line="240" w:lineRule="auto"/>
+              <w:jc w:val="left"/>
             </w:pPr>
-            <w:r/>
             <w:r>
               <w:rPr>
-                <w:b w:val="0"/>
+                <w:rFonts w:ascii="Calibri" w:hAnsi="Calibri"/>
+                <w:b/>
+                <w:color w:val="263238"/>
                 <w:sz w:val="18"/>
               </w:rPr>
-              <w:t>`TOTAL_VEHICULOS`</w:t>
+            </w:r>
+            <w:r>
+              <w:rPr>
+                <w:rFonts w:ascii="Calibri" w:hAnsi="Calibri"/>
+                <w:b/>
+                <w:color w:val="263238"/>
+                <w:sz w:val="18"/>
+              </w:rPr>
+              <w:t>TOTAL_VEHICULOS</w:t>
             </w:r>
           </w:p>
         </w:tc>
@@ -1217,16 +2803,38 @@
           <w:tcPr>
             <w:tcW w:type="dxa" w:w="1680"/>
             <w:vAlign w:val="center"/>
-            <w:shd w:fill="F2F6FA"/>
+            <w:shd w:fill="F8FBFA"/>
+            <w:tcMar>
+              <w:top w:w="120" w:type="dxa"/>
+              <w:start w:w="160" w:type="dxa"/>
+              <w:bottom w:w="120" w:type="dxa"/>
+              <w:end w:w="160" w:type="dxa"/>
+            </w:tcMar>
+            <w:tcBorders>
+              <w:top w:val="single" w:sz="4" w:color="D7E1E4"/>
+              <w:left w:val="single" w:sz="4" w:color="D7E1E4"/>
+              <w:bottom w:val="single" w:sz="4" w:color="D7E1E4"/>
+              <w:right w:val="single" w:sz="4" w:color="D7E1E4"/>
+            </w:tcBorders>
           </w:tcPr>
           <w:p>
             <w:pPr>
-              <w:spacing w:after="0"/>
+              <w:spacing w:after="0" w:line="240" w:lineRule="auto"/>
+              <w:jc w:val="center"/>
             </w:pPr>
-            <w:r/>
             <w:r>
               <w:rPr>
+                <w:rFonts w:ascii="Calibri" w:hAnsi="Calibri"/>
                 <w:b w:val="0"/>
+                <w:color w:val="263238"/>
+                <w:sz w:val="18"/>
+              </w:rPr>
+            </w:r>
+            <w:r>
+              <w:rPr>
+                <w:rFonts w:ascii="Calibri" w:hAnsi="Calibri"/>
+                <w:b w:val="0"/>
+                <w:color w:val="263238"/>
                 <w:sz w:val="18"/>
               </w:rPr>
               <w:t>1.89</w:t>
@@ -1237,16 +2845,38 @@
           <w:tcPr>
             <w:tcW w:type="dxa" w:w="1680"/>
             <w:vAlign w:val="center"/>
-            <w:shd w:fill="F2F6FA"/>
+            <w:shd w:fill="F8FBFA"/>
+            <w:tcMar>
+              <w:top w:w="120" w:type="dxa"/>
+              <w:start w:w="160" w:type="dxa"/>
+              <w:bottom w:w="120" w:type="dxa"/>
+              <w:end w:w="160" w:type="dxa"/>
+            </w:tcMar>
+            <w:tcBorders>
+              <w:top w:val="single" w:sz="4" w:color="D7E1E4"/>
+              <w:left w:val="single" w:sz="4" w:color="D7E1E4"/>
+              <w:bottom w:val="single" w:sz="4" w:color="D7E1E4"/>
+              <w:right w:val="single" w:sz="4" w:color="D7E1E4"/>
+            </w:tcBorders>
           </w:tcPr>
           <w:p>
             <w:pPr>
-              <w:spacing w:after="0"/>
+              <w:spacing w:after="0" w:line="240" w:lineRule="auto"/>
+              <w:jc w:val="center"/>
             </w:pPr>
-            <w:r/>
             <w:r>
               <w:rPr>
+                <w:rFonts w:ascii="Calibri" w:hAnsi="Calibri"/>
                 <w:b w:val="0"/>
+                <w:color w:val="263238"/>
+                <w:sz w:val="18"/>
+              </w:rPr>
+            </w:r>
+            <w:r>
+              <w:rPr>
+                <w:rFonts w:ascii="Calibri" w:hAnsi="Calibri"/>
+                <w:b w:val="0"/>
+                <w:color w:val="263238"/>
                 <w:sz w:val="18"/>
               </w:rPr>
               <w:t>2.00</w:t>
@@ -1257,16 +2887,38 @@
           <w:tcPr>
             <w:tcW w:type="dxa" w:w="1680"/>
             <w:vAlign w:val="center"/>
-            <w:shd w:fill="F2F6FA"/>
+            <w:shd w:fill="F8FBFA"/>
+            <w:tcMar>
+              <w:top w:w="120" w:type="dxa"/>
+              <w:start w:w="160" w:type="dxa"/>
+              <w:bottom w:w="120" w:type="dxa"/>
+              <w:end w:w="160" w:type="dxa"/>
+            </w:tcMar>
+            <w:tcBorders>
+              <w:top w:val="single" w:sz="4" w:color="D7E1E4"/>
+              <w:left w:val="single" w:sz="4" w:color="D7E1E4"/>
+              <w:bottom w:val="single" w:sz="4" w:color="D7E1E4"/>
+              <w:right w:val="single" w:sz="4" w:color="D7E1E4"/>
+            </w:tcBorders>
           </w:tcPr>
           <w:p>
             <w:pPr>
-              <w:spacing w:after="0"/>
+              <w:spacing w:after="0" w:line="240" w:lineRule="auto"/>
+              <w:jc w:val="center"/>
             </w:pPr>
-            <w:r/>
             <w:r>
               <w:rPr>
+                <w:rFonts w:ascii="Calibri" w:hAnsi="Calibri"/>
                 <w:b w:val="0"/>
+                <w:color w:val="263238"/>
+                <w:sz w:val="18"/>
+              </w:rPr>
+            </w:r>
+            <w:r>
+              <w:rPr>
+                <w:rFonts w:ascii="Calibri" w:hAnsi="Calibri"/>
+                <w:b w:val="0"/>
+                <w:color w:val="263238"/>
                 <w:sz w:val="18"/>
               </w:rPr>
               <w:t>0.48</w:t>
@@ -1277,16 +2929,38 @@
           <w:tcPr>
             <w:tcW w:type="dxa" w:w="1680"/>
             <w:vAlign w:val="center"/>
-            <w:shd w:fill="F2F6FA"/>
+            <w:shd w:fill="F8FBFA"/>
+            <w:tcMar>
+              <w:top w:w="120" w:type="dxa"/>
+              <w:start w:w="160" w:type="dxa"/>
+              <w:bottom w:w="120" w:type="dxa"/>
+              <w:end w:w="160" w:type="dxa"/>
+            </w:tcMar>
+            <w:tcBorders>
+              <w:top w:val="single" w:sz="4" w:color="D7E1E4"/>
+              <w:left w:val="single" w:sz="4" w:color="D7E1E4"/>
+              <w:bottom w:val="single" w:sz="4" w:color="D7E1E4"/>
+              <w:right w:val="single" w:sz="4" w:color="D7E1E4"/>
+            </w:tcBorders>
           </w:tcPr>
           <w:p>
             <w:pPr>
-              <w:spacing w:after="0"/>
+              <w:spacing w:after="0" w:line="240" w:lineRule="auto"/>
+              <w:jc w:val="center"/>
             </w:pPr>
-            <w:r/>
             <w:r>
               <w:rPr>
+                <w:rFonts w:ascii="Calibri" w:hAnsi="Calibri"/>
                 <w:b w:val="0"/>
+                <w:color w:val="263238"/>
+                <w:sz w:val="18"/>
+              </w:rPr>
+            </w:r>
+            <w:r>
+              <w:rPr>
+                <w:rFonts w:ascii="Calibri" w:hAnsi="Calibri"/>
+                <w:b w:val="0"/>
+                <w:color w:val="263238"/>
                 <w:sz w:val="18"/>
               </w:rPr>
               <w:t>1</w:t>
@@ -1297,16 +2971,38 @@
           <w:tcPr>
             <w:tcW w:type="dxa" w:w="1680"/>
             <w:vAlign w:val="center"/>
-            <w:shd w:fill="F2F6FA"/>
+            <w:shd w:fill="F8FBFA"/>
+            <w:tcMar>
+              <w:top w:w="120" w:type="dxa"/>
+              <w:start w:w="160" w:type="dxa"/>
+              <w:bottom w:w="120" w:type="dxa"/>
+              <w:end w:w="160" w:type="dxa"/>
+            </w:tcMar>
+            <w:tcBorders>
+              <w:top w:val="single" w:sz="4" w:color="D7E1E4"/>
+              <w:left w:val="single" w:sz="4" w:color="D7E1E4"/>
+              <w:bottom w:val="single" w:sz="4" w:color="D7E1E4"/>
+              <w:right w:val="single" w:sz="4" w:color="D7E1E4"/>
+            </w:tcBorders>
           </w:tcPr>
           <w:p>
             <w:pPr>
-              <w:spacing w:after="0"/>
+              <w:spacing w:after="0" w:line="240" w:lineRule="auto"/>
+              <w:jc w:val="center"/>
             </w:pPr>
-            <w:r/>
             <w:r>
               <w:rPr>
+                <w:rFonts w:ascii="Calibri" w:hAnsi="Calibri"/>
                 <w:b w:val="0"/>
+                <w:color w:val="263238"/>
+                <w:sz w:val="18"/>
+              </w:rPr>
+            </w:r>
+            <w:r>
+              <w:rPr>
+                <w:rFonts w:ascii="Calibri" w:hAnsi="Calibri"/>
+                <w:b w:val="0"/>
+                <w:color w:val="263238"/>
                 <w:sz w:val="18"/>
               </w:rPr>
               <w:t>9</w:t>
@@ -1319,18 +3015,41 @@
           <w:tcPr>
             <w:tcW w:type="dxa" w:w="1680"/>
             <w:vAlign w:val="center"/>
+            <w:tcMar>
+              <w:top w:w="120" w:type="dxa"/>
+              <w:start w:w="160" w:type="dxa"/>
+              <w:bottom w:w="120" w:type="dxa"/>
+              <w:end w:w="160" w:type="dxa"/>
+            </w:tcMar>
+            <w:tcBorders>
+              <w:top w:val="single" w:sz="4" w:color="D7E1E4"/>
+              <w:left w:val="single" w:sz="4" w:color="D7E1E4"/>
+              <w:bottom w:val="single" w:sz="4" w:color="D7E1E4"/>
+              <w:right w:val="single" w:sz="4" w:color="D7E1E4"/>
+            </w:tcBorders>
+            <w:shd w:fill="FFFFFF"/>
           </w:tcPr>
           <w:p>
             <w:pPr>
-              <w:spacing w:after="0"/>
+              <w:spacing w:after="0" w:line="240" w:lineRule="auto"/>
+              <w:jc w:val="left"/>
             </w:pPr>
-            <w:r/>
             <w:r>
               <w:rPr>
-                <w:b w:val="0"/>
+                <w:rFonts w:ascii="Calibri" w:hAnsi="Calibri"/>
+                <w:b/>
+                <w:color w:val="263238"/>
                 <w:sz w:val="18"/>
               </w:rPr>
-              <w:t>`HORA_VALIDA`</w:t>
+            </w:r>
+            <w:r>
+              <w:rPr>
+                <w:rFonts w:ascii="Calibri" w:hAnsi="Calibri"/>
+                <w:b/>
+                <w:color w:val="263238"/>
+                <w:sz w:val="18"/>
+              </w:rPr>
+              <w:t>HORA_VALIDA</w:t>
             </w:r>
           </w:p>
         </w:tc>
@@ -1338,15 +3057,38 @@
           <w:tcPr>
             <w:tcW w:type="dxa" w:w="1680"/>
             <w:vAlign w:val="center"/>
+            <w:tcMar>
+              <w:top w:w="120" w:type="dxa"/>
+              <w:start w:w="160" w:type="dxa"/>
+              <w:bottom w:w="120" w:type="dxa"/>
+              <w:end w:w="160" w:type="dxa"/>
+            </w:tcMar>
+            <w:tcBorders>
+              <w:top w:val="single" w:sz="4" w:color="D7E1E4"/>
+              <w:left w:val="single" w:sz="4" w:color="D7E1E4"/>
+              <w:bottom w:val="single" w:sz="4" w:color="D7E1E4"/>
+              <w:right w:val="single" w:sz="4" w:color="D7E1E4"/>
+            </w:tcBorders>
+            <w:shd w:fill="FFFFFF"/>
           </w:tcPr>
           <w:p>
             <w:pPr>
-              <w:spacing w:after="0"/>
+              <w:spacing w:after="0" w:line="240" w:lineRule="auto"/>
+              <w:jc w:val="center"/>
             </w:pPr>
-            <w:r/>
             <w:r>
               <w:rPr>
+                <w:rFonts w:ascii="Calibri" w:hAnsi="Calibri"/>
                 <w:b w:val="0"/>
+                <w:color w:val="263238"/>
+                <w:sz w:val="18"/>
+              </w:rPr>
+            </w:r>
+            <w:r>
+              <w:rPr>
+                <w:rFonts w:ascii="Calibri" w:hAnsi="Calibri"/>
+                <w:b w:val="0"/>
+                <w:color w:val="263238"/>
                 <w:sz w:val="18"/>
               </w:rPr>
               <w:t>13.39</w:t>
@@ -1357,15 +3099,38 @@
           <w:tcPr>
             <w:tcW w:type="dxa" w:w="1680"/>
             <w:vAlign w:val="center"/>
+            <w:tcMar>
+              <w:top w:w="120" w:type="dxa"/>
+              <w:start w:w="160" w:type="dxa"/>
+              <w:bottom w:w="120" w:type="dxa"/>
+              <w:end w:w="160" w:type="dxa"/>
+            </w:tcMar>
+            <w:tcBorders>
+              <w:top w:val="single" w:sz="4" w:color="D7E1E4"/>
+              <w:left w:val="single" w:sz="4" w:color="D7E1E4"/>
+              <w:bottom w:val="single" w:sz="4" w:color="D7E1E4"/>
+              <w:right w:val="single" w:sz="4" w:color="D7E1E4"/>
+            </w:tcBorders>
+            <w:shd w:fill="FFFFFF"/>
           </w:tcPr>
           <w:p>
             <w:pPr>
-              <w:spacing w:after="0"/>
+              <w:spacing w:after="0" w:line="240" w:lineRule="auto"/>
+              <w:jc w:val="center"/>
             </w:pPr>
-            <w:r/>
             <w:r>
               <w:rPr>
+                <w:rFonts w:ascii="Calibri" w:hAnsi="Calibri"/>
                 <w:b w:val="0"/>
+                <w:color w:val="263238"/>
+                <w:sz w:val="18"/>
+              </w:rPr>
+            </w:r>
+            <w:r>
+              <w:rPr>
+                <w:rFonts w:ascii="Calibri" w:hAnsi="Calibri"/>
+                <w:b w:val="0"/>
+                <w:color w:val="263238"/>
                 <w:sz w:val="18"/>
               </w:rPr>
               <w:t>14.00</w:t>
@@ -1376,15 +3141,38 @@
           <w:tcPr>
             <w:tcW w:type="dxa" w:w="1680"/>
             <w:vAlign w:val="center"/>
+            <w:tcMar>
+              <w:top w:w="120" w:type="dxa"/>
+              <w:start w:w="160" w:type="dxa"/>
+              <w:bottom w:w="120" w:type="dxa"/>
+              <w:end w:w="160" w:type="dxa"/>
+            </w:tcMar>
+            <w:tcBorders>
+              <w:top w:val="single" w:sz="4" w:color="D7E1E4"/>
+              <w:left w:val="single" w:sz="4" w:color="D7E1E4"/>
+              <w:bottom w:val="single" w:sz="4" w:color="D7E1E4"/>
+              <w:right w:val="single" w:sz="4" w:color="D7E1E4"/>
+            </w:tcBorders>
+            <w:shd w:fill="FFFFFF"/>
           </w:tcPr>
           <w:p>
             <w:pPr>
-              <w:spacing w:after="0"/>
+              <w:spacing w:after="0" w:line="240" w:lineRule="auto"/>
+              <w:jc w:val="center"/>
             </w:pPr>
-            <w:r/>
             <w:r>
               <w:rPr>
+                <w:rFonts w:ascii="Calibri" w:hAnsi="Calibri"/>
                 <w:b w:val="0"/>
+                <w:color w:val="263238"/>
+                <w:sz w:val="18"/>
+              </w:rPr>
+            </w:r>
+            <w:r>
+              <w:rPr>
+                <w:rFonts w:ascii="Calibri" w:hAnsi="Calibri"/>
+                <w:b w:val="0"/>
+                <w:color w:val="263238"/>
                 <w:sz w:val="18"/>
               </w:rPr>
               <w:t>5.77</w:t>
@@ -1395,15 +3183,38 @@
           <w:tcPr>
             <w:tcW w:type="dxa" w:w="1680"/>
             <w:vAlign w:val="center"/>
+            <w:tcMar>
+              <w:top w:w="120" w:type="dxa"/>
+              <w:start w:w="160" w:type="dxa"/>
+              <w:bottom w:w="120" w:type="dxa"/>
+              <w:end w:w="160" w:type="dxa"/>
+            </w:tcMar>
+            <w:tcBorders>
+              <w:top w:val="single" w:sz="4" w:color="D7E1E4"/>
+              <w:left w:val="single" w:sz="4" w:color="D7E1E4"/>
+              <w:bottom w:val="single" w:sz="4" w:color="D7E1E4"/>
+              <w:right w:val="single" w:sz="4" w:color="D7E1E4"/>
+            </w:tcBorders>
+            <w:shd w:fill="FFFFFF"/>
           </w:tcPr>
           <w:p>
             <w:pPr>
-              <w:spacing w:after="0"/>
+              <w:spacing w:after="0" w:line="240" w:lineRule="auto"/>
+              <w:jc w:val="center"/>
             </w:pPr>
-            <w:r/>
             <w:r>
               <w:rPr>
+                <w:rFonts w:ascii="Calibri" w:hAnsi="Calibri"/>
                 <w:b w:val="0"/>
+                <w:color w:val="263238"/>
+                <w:sz w:val="18"/>
+              </w:rPr>
+            </w:r>
+            <w:r>
+              <w:rPr>
+                <w:rFonts w:ascii="Calibri" w:hAnsi="Calibri"/>
+                <w:b w:val="0"/>
+                <w:color w:val="263238"/>
                 <w:sz w:val="18"/>
               </w:rPr>
               <w:t>0</w:t>
@@ -1414,15 +3225,38 @@
           <w:tcPr>
             <w:tcW w:type="dxa" w:w="1680"/>
             <w:vAlign w:val="center"/>
+            <w:tcMar>
+              <w:top w:w="120" w:type="dxa"/>
+              <w:start w:w="160" w:type="dxa"/>
+              <w:bottom w:w="120" w:type="dxa"/>
+              <w:end w:w="160" w:type="dxa"/>
+            </w:tcMar>
+            <w:tcBorders>
+              <w:top w:val="single" w:sz="4" w:color="D7E1E4"/>
+              <w:left w:val="single" w:sz="4" w:color="D7E1E4"/>
+              <w:bottom w:val="single" w:sz="4" w:color="D7E1E4"/>
+              <w:right w:val="single" w:sz="4" w:color="D7E1E4"/>
+            </w:tcBorders>
+            <w:shd w:fill="FFFFFF"/>
           </w:tcPr>
           <w:p>
             <w:pPr>
-              <w:spacing w:after="0"/>
+              <w:spacing w:after="0" w:line="240" w:lineRule="auto"/>
+              <w:jc w:val="center"/>
             </w:pPr>
-            <w:r/>
             <w:r>
               <w:rPr>
+                <w:rFonts w:ascii="Calibri" w:hAnsi="Calibri"/>
                 <w:b w:val="0"/>
+                <w:color w:val="263238"/>
+                <w:sz w:val="18"/>
+              </w:rPr>
+            </w:r>
+            <w:r>
+              <w:rPr>
+                <w:rFonts w:ascii="Calibri" w:hAnsi="Calibri"/>
+                <w:b w:val="0"/>
+                <w:color w:val="263238"/>
                 <w:sz w:val="18"/>
               </w:rPr>
               <w:t>23</w:t>
@@ -1435,19 +3269,41 @@
           <w:tcPr>
             <w:tcW w:type="dxa" w:w="1680"/>
             <w:vAlign w:val="center"/>
-            <w:shd w:fill="F2F6FA"/>
+            <w:shd w:fill="F8FBFA"/>
+            <w:tcMar>
+              <w:top w:w="120" w:type="dxa"/>
+              <w:start w:w="160" w:type="dxa"/>
+              <w:bottom w:w="120" w:type="dxa"/>
+              <w:end w:w="160" w:type="dxa"/>
+            </w:tcMar>
+            <w:tcBorders>
+              <w:top w:val="single" w:sz="4" w:color="D7E1E4"/>
+              <w:left w:val="single" w:sz="4" w:color="D7E1E4"/>
+              <w:bottom w:val="single" w:sz="4" w:color="D7E1E4"/>
+              <w:right w:val="single" w:sz="4" w:color="D7E1E4"/>
+            </w:tcBorders>
           </w:tcPr>
           <w:p>
             <w:pPr>
-              <w:spacing w:after="0"/>
+              <w:spacing w:after="0" w:line="240" w:lineRule="auto"/>
+              <w:jc w:val="left"/>
             </w:pPr>
-            <w:r/>
             <w:r>
               <w:rPr>
-                <w:b w:val="0"/>
+                <w:rFonts w:ascii="Calibri" w:hAnsi="Calibri"/>
+                <w:b/>
+                <w:color w:val="263238"/>
                 <w:sz w:val="18"/>
               </w:rPr>
-              <w:t>`EDAD_CONDUCTOR`</w:t>
+            </w:r>
+            <w:r>
+              <w:rPr>
+                <w:rFonts w:ascii="Calibri" w:hAnsi="Calibri"/>
+                <w:b/>
+                <w:color w:val="263238"/>
+                <w:sz w:val="18"/>
+              </w:rPr>
+              <w:t>EDAD_CONDUCTOR</w:t>
             </w:r>
           </w:p>
         </w:tc>
@@ -1455,16 +3311,38 @@
           <w:tcPr>
             <w:tcW w:type="dxa" w:w="1680"/>
             <w:vAlign w:val="center"/>
-            <w:shd w:fill="F2F6FA"/>
+            <w:shd w:fill="F8FBFA"/>
+            <w:tcMar>
+              <w:top w:w="120" w:type="dxa"/>
+              <w:start w:w="160" w:type="dxa"/>
+              <w:bottom w:w="120" w:type="dxa"/>
+              <w:end w:w="160" w:type="dxa"/>
+            </w:tcMar>
+            <w:tcBorders>
+              <w:top w:val="single" w:sz="4" w:color="D7E1E4"/>
+              <w:left w:val="single" w:sz="4" w:color="D7E1E4"/>
+              <w:bottom w:val="single" w:sz="4" w:color="D7E1E4"/>
+              <w:right w:val="single" w:sz="4" w:color="D7E1E4"/>
+            </w:tcBorders>
           </w:tcPr>
           <w:p>
             <w:pPr>
-              <w:spacing w:after="0"/>
+              <w:spacing w:after="0" w:line="240" w:lineRule="auto"/>
+              <w:jc w:val="center"/>
             </w:pPr>
-            <w:r/>
             <w:r>
               <w:rPr>
+                <w:rFonts w:ascii="Calibri" w:hAnsi="Calibri"/>
                 <w:b w:val="0"/>
+                <w:color w:val="263238"/>
+                <w:sz w:val="18"/>
+              </w:rPr>
+            </w:r>
+            <w:r>
+              <w:rPr>
+                <w:rFonts w:ascii="Calibri" w:hAnsi="Calibri"/>
+                <w:b w:val="0"/>
+                <w:color w:val="263238"/>
                 <w:sz w:val="18"/>
               </w:rPr>
               <w:t>37.79</w:t>
@@ -1475,16 +3353,38 @@
           <w:tcPr>
             <w:tcW w:type="dxa" w:w="1680"/>
             <w:vAlign w:val="center"/>
-            <w:shd w:fill="F2F6FA"/>
+            <w:shd w:fill="F8FBFA"/>
+            <w:tcMar>
+              <w:top w:w="120" w:type="dxa"/>
+              <w:start w:w="160" w:type="dxa"/>
+              <w:bottom w:w="120" w:type="dxa"/>
+              <w:end w:w="160" w:type="dxa"/>
+            </w:tcMar>
+            <w:tcBorders>
+              <w:top w:val="single" w:sz="4" w:color="D7E1E4"/>
+              <w:left w:val="single" w:sz="4" w:color="D7E1E4"/>
+              <w:bottom w:val="single" w:sz="4" w:color="D7E1E4"/>
+              <w:right w:val="single" w:sz="4" w:color="D7E1E4"/>
+            </w:tcBorders>
           </w:tcPr>
           <w:p>
             <w:pPr>
-              <w:spacing w:after="0"/>
+              <w:spacing w:after="0" w:line="240" w:lineRule="auto"/>
+              <w:jc w:val="center"/>
             </w:pPr>
-            <w:r/>
             <w:r>
               <w:rPr>
+                <w:rFonts w:ascii="Calibri" w:hAnsi="Calibri"/>
                 <w:b w:val="0"/>
+                <w:color w:val="263238"/>
+                <w:sz w:val="18"/>
+              </w:rPr>
+            </w:r>
+            <w:r>
+              <w:rPr>
+                <w:rFonts w:ascii="Calibri" w:hAnsi="Calibri"/>
+                <w:b w:val="0"/>
+                <w:color w:val="263238"/>
                 <w:sz w:val="18"/>
               </w:rPr>
               <w:t>35.00</w:t>
@@ -1495,16 +3395,38 @@
           <w:tcPr>
             <w:tcW w:type="dxa" w:w="1680"/>
             <w:vAlign w:val="center"/>
-            <w:shd w:fill="F2F6FA"/>
+            <w:shd w:fill="F8FBFA"/>
+            <w:tcMar>
+              <w:top w:w="120" w:type="dxa"/>
+              <w:start w:w="160" w:type="dxa"/>
+              <w:bottom w:w="120" w:type="dxa"/>
+              <w:end w:w="160" w:type="dxa"/>
+            </w:tcMar>
+            <w:tcBorders>
+              <w:top w:val="single" w:sz="4" w:color="D7E1E4"/>
+              <w:left w:val="single" w:sz="4" w:color="D7E1E4"/>
+              <w:bottom w:val="single" w:sz="4" w:color="D7E1E4"/>
+              <w:right w:val="single" w:sz="4" w:color="D7E1E4"/>
+            </w:tcBorders>
           </w:tcPr>
           <w:p>
             <w:pPr>
-              <w:spacing w:after="0"/>
+              <w:spacing w:after="0" w:line="240" w:lineRule="auto"/>
+              <w:jc w:val="center"/>
             </w:pPr>
-            <w:r/>
             <w:r>
               <w:rPr>
+                <w:rFonts w:ascii="Calibri" w:hAnsi="Calibri"/>
                 <w:b w:val="0"/>
+                <w:color w:val="263238"/>
+                <w:sz w:val="18"/>
+              </w:rPr>
+            </w:r>
+            <w:r>
+              <w:rPr>
+                <w:rFonts w:ascii="Calibri" w:hAnsi="Calibri"/>
+                <w:b w:val="0"/>
+                <w:color w:val="263238"/>
                 <w:sz w:val="18"/>
               </w:rPr>
               <w:t>14.67</w:t>
@@ -1515,16 +3437,38 @@
           <w:tcPr>
             <w:tcW w:type="dxa" w:w="1680"/>
             <w:vAlign w:val="center"/>
-            <w:shd w:fill="F2F6FA"/>
+            <w:shd w:fill="F8FBFA"/>
+            <w:tcMar>
+              <w:top w:w="120" w:type="dxa"/>
+              <w:start w:w="160" w:type="dxa"/>
+              <w:bottom w:w="120" w:type="dxa"/>
+              <w:end w:w="160" w:type="dxa"/>
+            </w:tcMar>
+            <w:tcBorders>
+              <w:top w:val="single" w:sz="4" w:color="D7E1E4"/>
+              <w:left w:val="single" w:sz="4" w:color="D7E1E4"/>
+              <w:bottom w:val="single" w:sz="4" w:color="D7E1E4"/>
+              <w:right w:val="single" w:sz="4" w:color="D7E1E4"/>
+            </w:tcBorders>
           </w:tcPr>
           <w:p>
             <w:pPr>
-              <w:spacing w:after="0"/>
+              <w:spacing w:after="0" w:line="240" w:lineRule="auto"/>
+              <w:jc w:val="center"/>
             </w:pPr>
-            <w:r/>
             <w:r>
               <w:rPr>
+                <w:rFonts w:ascii="Calibri" w:hAnsi="Calibri"/>
                 <w:b w:val="0"/>
+                <w:color w:val="263238"/>
+                <w:sz w:val="18"/>
+              </w:rPr>
+            </w:r>
+            <w:r>
+              <w:rPr>
+                <w:rFonts w:ascii="Calibri" w:hAnsi="Calibri"/>
+                <w:b w:val="0"/>
+                <w:color w:val="263238"/>
                 <w:sz w:val="18"/>
               </w:rPr>
               <w:t>12</w:t>
@@ -1535,16 +3479,38 @@
           <w:tcPr>
             <w:tcW w:type="dxa" w:w="1680"/>
             <w:vAlign w:val="center"/>
-            <w:shd w:fill="F2F6FA"/>
+            <w:shd w:fill="F8FBFA"/>
+            <w:tcMar>
+              <w:top w:w="120" w:type="dxa"/>
+              <w:start w:w="160" w:type="dxa"/>
+              <w:bottom w:w="120" w:type="dxa"/>
+              <w:end w:w="160" w:type="dxa"/>
+            </w:tcMar>
+            <w:tcBorders>
+              <w:top w:val="single" w:sz="4" w:color="D7E1E4"/>
+              <w:left w:val="single" w:sz="4" w:color="D7E1E4"/>
+              <w:bottom w:val="single" w:sz="4" w:color="D7E1E4"/>
+              <w:right w:val="single" w:sz="4" w:color="D7E1E4"/>
+            </w:tcBorders>
           </w:tcPr>
           <w:p>
             <w:pPr>
-              <w:spacing w:after="0"/>
+              <w:spacing w:after="0" w:line="240" w:lineRule="auto"/>
+              <w:jc w:val="center"/>
             </w:pPr>
-            <w:r/>
             <w:r>
               <w:rPr>
+                <w:rFonts w:ascii="Calibri" w:hAnsi="Calibri"/>
                 <w:b w:val="0"/>
+                <w:color w:val="263238"/>
+                <w:sz w:val="18"/>
+              </w:rPr>
+            </w:r>
+            <w:r>
+              <w:rPr>
+                <w:rFonts w:ascii="Calibri" w:hAnsi="Calibri"/>
+                <w:b w:val="0"/>
+                <w:color w:val="263238"/>
                 <w:sz w:val="18"/>
               </w:rPr>
               <w:t>98</w:t>
@@ -1553,24 +3519,55 @@
         </w:tc>
       </w:tr>
     </w:tbl>
-    <w:p/>
     <w:p>
+      <w:pPr>
+        <w:spacing w:after="140" w:lineRule="auto" w:line="259"/>
+        <w:ind w:firstLine="0"/>
+      </w:pPr>
+    </w:p>
+    <w:p>
+      <w:pPr>
+        <w:spacing w:after="140" w:lineRule="auto" w:line="259"/>
+        <w:ind w:firstLine="0"/>
+      </w:pPr>
       <w:r>
-        <w:t xml:space="preserve">Tambien identifique que el </w:t>
+        <w:rPr>
+          <w:rFonts w:ascii="Calibri" w:hAnsi="Calibri"/>
+          <w:color w:val="263238"/>
+          <w:sz w:val="21"/>
+        </w:rPr>
+        <w:t xml:space="preserve">También identifique que el </w:t>
       </w:r>
       <w:r>
         <w:rPr>
+          <w:rFonts w:ascii="Calibri" w:hAnsi="Calibri"/>
           <w:b/>
+          <w:color w:val="263238"/>
+          <w:sz w:val="21"/>
         </w:rPr>
         <w:t>16.99%</w:t>
       </w:r>
       <w:r>
+        <w:rPr>
+          <w:rFonts w:ascii="Calibri" w:hAnsi="Calibri"/>
+          <w:color w:val="263238"/>
+          <w:sz w:val="21"/>
+        </w:rPr>
         <w:t xml:space="preserve"> de los accidentes fueron clasificados como graves, considerando la presencia de personas heridas o fallecidas.</w:t>
       </w:r>
     </w:p>
     <w:p>
+      <w:pPr>
+        <w:spacing w:after="140" w:lineRule="auto" w:line="259"/>
+        <w:ind w:firstLine="0"/>
+      </w:pPr>
       <w:r>
-        <w:t>La distribucion anual muestra un crecimiento importante despues de 2020. Los accidentes por ano fueron:</w:t>
+        <w:rPr>
+          <w:rFonts w:ascii="Calibri" w:hAnsi="Calibri"/>
+          <w:color w:val="263238"/>
+          <w:sz w:val="21"/>
+        </w:rPr>
+        <w:t>La distribución anual muestra un crecimiento importante despues de 2020. Los accidentes por año fueron:</w:t>
       </w:r>
     </w:p>
     <w:tbl>
@@ -1578,31 +3575,53 @@
         <w:tblStyle w:val="TableGrid"/>
         <w:tblW w:type="auto" w:w="0"/>
         <w:jc w:val="center"/>
+        <w:tblLayout w:type="fixed"/>
         <w:tblLook w:firstColumn="1" w:firstRow="1" w:lastColumn="0" w:lastRow="0" w:noHBand="0" w:noVBand="1" w:val="04A0"/>
       </w:tblPr>
       <w:tblGrid>
-        <w:gridCol w:w="5040"/>
-        <w:gridCol w:w="5040"/>
+        <w:gridCol w:w="2016"/>
+        <w:gridCol w:w="2232"/>
       </w:tblGrid>
       <w:tr>
         <w:tc>
           <w:tcPr>
             <w:tcW w:type="dxa" w:w="5040"/>
             <w:vAlign w:val="center"/>
-            <w:shd w:fill="1F4E79"/>
+            <w:shd w:fill="173B4F"/>
+            <w:tcMar>
+              <w:top w:w="120" w:type="dxa"/>
+              <w:start w:w="160" w:type="dxa"/>
+              <w:bottom w:w="120" w:type="dxa"/>
+              <w:end w:w="160" w:type="dxa"/>
+            </w:tcMar>
+            <w:tcBorders>
+              <w:top w:val="single" w:sz="4" w:color="D7E1E4"/>
+              <w:left w:val="single" w:sz="4" w:color="D7E1E4"/>
+              <w:bottom w:val="single" w:sz="4" w:color="D7E1E4"/>
+              <w:right w:val="single" w:sz="4" w:color="D7E1E4"/>
+            </w:tcBorders>
           </w:tcPr>
           <w:p>
             <w:pPr>
-              <w:spacing w:after="0"/>
+              <w:spacing w:after="0" w:line="240" w:lineRule="auto"/>
+              <w:jc w:val="left"/>
             </w:pPr>
-            <w:r/>
             <w:r>
               <w:rPr>
+                <w:rFonts w:ascii="Calibri" w:hAnsi="Calibri"/>
                 <w:b/>
                 <w:color w:val="FFFFFF"/>
                 <w:sz w:val="18"/>
               </w:rPr>
-              <w:t>Ano</w:t>
+            </w:r>
+            <w:r>
+              <w:rPr>
+                <w:rFonts w:ascii="Calibri" w:hAnsi="Calibri"/>
+                <w:b/>
+                <w:color w:val="FFFFFF"/>
+                <w:sz w:val="18"/>
+              </w:rPr>
+              <w:t>Año</w:t>
             </w:r>
           </w:p>
         </w:tc>
@@ -1610,15 +3629,36 @@
           <w:tcPr>
             <w:tcW w:type="dxa" w:w="5040"/>
             <w:vAlign w:val="center"/>
-            <w:shd w:fill="1F4E79"/>
+            <w:shd w:fill="173B4F"/>
+            <w:tcMar>
+              <w:top w:w="120" w:type="dxa"/>
+              <w:start w:w="160" w:type="dxa"/>
+              <w:bottom w:w="120" w:type="dxa"/>
+              <w:end w:w="160" w:type="dxa"/>
+            </w:tcMar>
+            <w:tcBorders>
+              <w:top w:val="single" w:sz="4" w:color="D7E1E4"/>
+              <w:left w:val="single" w:sz="4" w:color="D7E1E4"/>
+              <w:bottom w:val="single" w:sz="4" w:color="D7E1E4"/>
+              <w:right w:val="single" w:sz="4" w:color="D7E1E4"/>
+            </w:tcBorders>
           </w:tcPr>
           <w:p>
             <w:pPr>
-              <w:spacing w:after="0"/>
+              <w:spacing w:after="0" w:line="240" w:lineRule="auto"/>
+              <w:jc w:val="center"/>
             </w:pPr>
-            <w:r/>
             <w:r>
               <w:rPr>
+                <w:rFonts w:ascii="Calibri" w:hAnsi="Calibri"/>
+                <w:b/>
+                <w:color w:val="FFFFFF"/>
+                <w:sz w:val="18"/>
+              </w:rPr>
+            </w:r>
+            <w:r>
+              <w:rPr>
+                <w:rFonts w:ascii="Calibri" w:hAnsi="Calibri"/>
                 <w:b/>
                 <w:color w:val="FFFFFF"/>
                 <w:sz w:val="18"/>
@@ -1633,15 +3673,38 @@
           <w:tcPr>
             <w:tcW w:type="dxa" w:w="5040"/>
             <w:vAlign w:val="center"/>
+            <w:tcMar>
+              <w:top w:w="120" w:type="dxa"/>
+              <w:start w:w="160" w:type="dxa"/>
+              <w:bottom w:w="120" w:type="dxa"/>
+              <w:end w:w="160" w:type="dxa"/>
+            </w:tcMar>
+            <w:tcBorders>
+              <w:top w:val="single" w:sz="4" w:color="D7E1E4"/>
+              <w:left w:val="single" w:sz="4" w:color="D7E1E4"/>
+              <w:bottom w:val="single" w:sz="4" w:color="D7E1E4"/>
+              <w:right w:val="single" w:sz="4" w:color="D7E1E4"/>
+            </w:tcBorders>
+            <w:shd w:fill="FFFFFF"/>
           </w:tcPr>
           <w:p>
             <w:pPr>
-              <w:spacing w:after="0"/>
+              <w:spacing w:after="0" w:line="240" w:lineRule="auto"/>
+              <w:jc w:val="left"/>
             </w:pPr>
-            <w:r/>
             <w:r>
               <w:rPr>
-                <w:b w:val="0"/>
+                <w:rFonts w:ascii="Calibri" w:hAnsi="Calibri"/>
+                <w:b/>
+                <w:color w:val="263238"/>
+                <w:sz w:val="18"/>
+              </w:rPr>
+            </w:r>
+            <w:r>
+              <w:rPr>
+                <w:rFonts w:ascii="Calibri" w:hAnsi="Calibri"/>
+                <w:b/>
+                <w:color w:val="263238"/>
                 <w:sz w:val="18"/>
               </w:rPr>
               <w:t>2015</w:t>
@@ -1652,15 +3715,38 @@
           <w:tcPr>
             <w:tcW w:type="dxa" w:w="5040"/>
             <w:vAlign w:val="center"/>
+            <w:tcMar>
+              <w:top w:w="120" w:type="dxa"/>
+              <w:start w:w="160" w:type="dxa"/>
+              <w:bottom w:w="120" w:type="dxa"/>
+              <w:end w:w="160" w:type="dxa"/>
+            </w:tcMar>
+            <w:tcBorders>
+              <w:top w:val="single" w:sz="4" w:color="D7E1E4"/>
+              <w:left w:val="single" w:sz="4" w:color="D7E1E4"/>
+              <w:bottom w:val="single" w:sz="4" w:color="D7E1E4"/>
+              <w:right w:val="single" w:sz="4" w:color="D7E1E4"/>
+            </w:tcBorders>
+            <w:shd w:fill="FFFFFF"/>
           </w:tcPr>
           <w:p>
             <w:pPr>
-              <w:spacing w:after="0"/>
+              <w:spacing w:after="0" w:line="240" w:lineRule="auto"/>
+              <w:jc w:val="center"/>
             </w:pPr>
-            <w:r/>
             <w:r>
               <w:rPr>
+                <w:rFonts w:ascii="Calibri" w:hAnsi="Calibri"/>
                 <w:b w:val="0"/>
+                <w:color w:val="263238"/>
+                <w:sz w:val="18"/>
+              </w:rPr>
+            </w:r>
+            <w:r>
+              <w:rPr>
+                <w:rFonts w:ascii="Calibri" w:hAnsi="Calibri"/>
+                <w:b w:val="0"/>
+                <w:color w:val="263238"/>
                 <w:sz w:val="18"/>
               </w:rPr>
               <w:t>11,960</w:t>
@@ -1673,16 +3759,38 @@
           <w:tcPr>
             <w:tcW w:type="dxa" w:w="5040"/>
             <w:vAlign w:val="center"/>
-            <w:shd w:fill="F2F6FA"/>
+            <w:shd w:fill="F8FBFA"/>
+            <w:tcMar>
+              <w:top w:w="120" w:type="dxa"/>
+              <w:start w:w="160" w:type="dxa"/>
+              <w:bottom w:w="120" w:type="dxa"/>
+              <w:end w:w="160" w:type="dxa"/>
+            </w:tcMar>
+            <w:tcBorders>
+              <w:top w:val="single" w:sz="4" w:color="D7E1E4"/>
+              <w:left w:val="single" w:sz="4" w:color="D7E1E4"/>
+              <w:bottom w:val="single" w:sz="4" w:color="D7E1E4"/>
+              <w:right w:val="single" w:sz="4" w:color="D7E1E4"/>
+            </w:tcBorders>
           </w:tcPr>
           <w:p>
             <w:pPr>
-              <w:spacing w:after="0"/>
+              <w:spacing w:after="0" w:line="240" w:lineRule="auto"/>
+              <w:jc w:val="left"/>
             </w:pPr>
-            <w:r/>
             <w:r>
               <w:rPr>
-                <w:b w:val="0"/>
+                <w:rFonts w:ascii="Calibri" w:hAnsi="Calibri"/>
+                <w:b/>
+                <w:color w:val="263238"/>
+                <w:sz w:val="18"/>
+              </w:rPr>
+            </w:r>
+            <w:r>
+              <w:rPr>
+                <w:rFonts w:ascii="Calibri" w:hAnsi="Calibri"/>
+                <w:b/>
+                <w:color w:val="263238"/>
                 <w:sz w:val="18"/>
               </w:rPr>
               <w:t>2016</w:t>
@@ -1693,16 +3801,38 @@
           <w:tcPr>
             <w:tcW w:type="dxa" w:w="5040"/>
             <w:vAlign w:val="center"/>
-            <w:shd w:fill="F2F6FA"/>
+            <w:shd w:fill="F8FBFA"/>
+            <w:tcMar>
+              <w:top w:w="120" w:type="dxa"/>
+              <w:start w:w="160" w:type="dxa"/>
+              <w:bottom w:w="120" w:type="dxa"/>
+              <w:end w:w="160" w:type="dxa"/>
+            </w:tcMar>
+            <w:tcBorders>
+              <w:top w:val="single" w:sz="4" w:color="D7E1E4"/>
+              <w:left w:val="single" w:sz="4" w:color="D7E1E4"/>
+              <w:bottom w:val="single" w:sz="4" w:color="D7E1E4"/>
+              <w:right w:val="single" w:sz="4" w:color="D7E1E4"/>
+            </w:tcBorders>
           </w:tcPr>
           <w:p>
             <w:pPr>
-              <w:spacing w:after="0"/>
+              <w:spacing w:after="0" w:line="240" w:lineRule="auto"/>
+              <w:jc w:val="center"/>
             </w:pPr>
-            <w:r/>
             <w:r>
               <w:rPr>
+                <w:rFonts w:ascii="Calibri" w:hAnsi="Calibri"/>
                 <w:b w:val="0"/>
+                <w:color w:val="263238"/>
+                <w:sz w:val="18"/>
+              </w:rPr>
+            </w:r>
+            <w:r>
+              <w:rPr>
+                <w:rFonts w:ascii="Calibri" w:hAnsi="Calibri"/>
+                <w:b w:val="0"/>
+                <w:color w:val="263238"/>
                 <w:sz w:val="18"/>
               </w:rPr>
               <w:t>13,145</w:t>
@@ -1715,15 +3845,38 @@
           <w:tcPr>
             <w:tcW w:type="dxa" w:w="5040"/>
             <w:vAlign w:val="center"/>
+            <w:tcMar>
+              <w:top w:w="120" w:type="dxa"/>
+              <w:start w:w="160" w:type="dxa"/>
+              <w:bottom w:w="120" w:type="dxa"/>
+              <w:end w:w="160" w:type="dxa"/>
+            </w:tcMar>
+            <w:tcBorders>
+              <w:top w:val="single" w:sz="4" w:color="D7E1E4"/>
+              <w:left w:val="single" w:sz="4" w:color="D7E1E4"/>
+              <w:bottom w:val="single" w:sz="4" w:color="D7E1E4"/>
+              <w:right w:val="single" w:sz="4" w:color="D7E1E4"/>
+            </w:tcBorders>
+            <w:shd w:fill="FFFFFF"/>
           </w:tcPr>
           <w:p>
             <w:pPr>
-              <w:spacing w:after="0"/>
+              <w:spacing w:after="0" w:line="240" w:lineRule="auto"/>
+              <w:jc w:val="left"/>
             </w:pPr>
-            <w:r/>
             <w:r>
               <w:rPr>
-                <w:b w:val="0"/>
+                <w:rFonts w:ascii="Calibri" w:hAnsi="Calibri"/>
+                <w:b/>
+                <w:color w:val="263238"/>
+                <w:sz w:val="18"/>
+              </w:rPr>
+            </w:r>
+            <w:r>
+              <w:rPr>
+                <w:rFonts w:ascii="Calibri" w:hAnsi="Calibri"/>
+                <w:b/>
+                <w:color w:val="263238"/>
                 <w:sz w:val="18"/>
               </w:rPr>
               <w:t>2017</w:t>
@@ -1734,15 +3887,38 @@
           <w:tcPr>
             <w:tcW w:type="dxa" w:w="5040"/>
             <w:vAlign w:val="center"/>
+            <w:tcMar>
+              <w:top w:w="120" w:type="dxa"/>
+              <w:start w:w="160" w:type="dxa"/>
+              <w:bottom w:w="120" w:type="dxa"/>
+              <w:end w:w="160" w:type="dxa"/>
+            </w:tcMar>
+            <w:tcBorders>
+              <w:top w:val="single" w:sz="4" w:color="D7E1E4"/>
+              <w:left w:val="single" w:sz="4" w:color="D7E1E4"/>
+              <w:bottom w:val="single" w:sz="4" w:color="D7E1E4"/>
+              <w:right w:val="single" w:sz="4" w:color="D7E1E4"/>
+            </w:tcBorders>
+            <w:shd w:fill="FFFFFF"/>
           </w:tcPr>
           <w:p>
             <w:pPr>
-              <w:spacing w:after="0"/>
+              <w:spacing w:after="0" w:line="240" w:lineRule="auto"/>
+              <w:jc w:val="center"/>
             </w:pPr>
-            <w:r/>
             <w:r>
               <w:rPr>
+                <w:rFonts w:ascii="Calibri" w:hAnsi="Calibri"/>
                 <w:b w:val="0"/>
+                <w:color w:val="263238"/>
+                <w:sz w:val="18"/>
+              </w:rPr>
+            </w:r>
+            <w:r>
+              <w:rPr>
+                <w:rFonts w:ascii="Calibri" w:hAnsi="Calibri"/>
+                <w:b w:val="0"/>
+                <w:color w:val="263238"/>
                 <w:sz w:val="18"/>
               </w:rPr>
               <w:t>15,927</w:t>
@@ -1755,16 +3931,38 @@
           <w:tcPr>
             <w:tcW w:type="dxa" w:w="5040"/>
             <w:vAlign w:val="center"/>
-            <w:shd w:fill="F2F6FA"/>
+            <w:shd w:fill="F8FBFA"/>
+            <w:tcMar>
+              <w:top w:w="120" w:type="dxa"/>
+              <w:start w:w="160" w:type="dxa"/>
+              <w:bottom w:w="120" w:type="dxa"/>
+              <w:end w:w="160" w:type="dxa"/>
+            </w:tcMar>
+            <w:tcBorders>
+              <w:top w:val="single" w:sz="4" w:color="D7E1E4"/>
+              <w:left w:val="single" w:sz="4" w:color="D7E1E4"/>
+              <w:bottom w:val="single" w:sz="4" w:color="D7E1E4"/>
+              <w:right w:val="single" w:sz="4" w:color="D7E1E4"/>
+            </w:tcBorders>
           </w:tcPr>
           <w:p>
             <w:pPr>
-              <w:spacing w:after="0"/>
+              <w:spacing w:after="0" w:line="240" w:lineRule="auto"/>
+              <w:jc w:val="left"/>
             </w:pPr>
-            <w:r/>
             <w:r>
               <w:rPr>
-                <w:b w:val="0"/>
+                <w:rFonts w:ascii="Calibri" w:hAnsi="Calibri"/>
+                <w:b/>
+                <w:color w:val="263238"/>
+                <w:sz w:val="18"/>
+              </w:rPr>
+            </w:r>
+            <w:r>
+              <w:rPr>
+                <w:rFonts w:ascii="Calibri" w:hAnsi="Calibri"/>
+                <w:b/>
+                <w:color w:val="263238"/>
                 <w:sz w:val="18"/>
               </w:rPr>
               <w:t>2018</w:t>
@@ -1775,16 +3973,38 @@
           <w:tcPr>
             <w:tcW w:type="dxa" w:w="5040"/>
             <w:vAlign w:val="center"/>
-            <w:shd w:fill="F2F6FA"/>
+            <w:shd w:fill="F8FBFA"/>
+            <w:tcMar>
+              <w:top w:w="120" w:type="dxa"/>
+              <w:start w:w="160" w:type="dxa"/>
+              <w:bottom w:w="120" w:type="dxa"/>
+              <w:end w:w="160" w:type="dxa"/>
+            </w:tcMar>
+            <w:tcBorders>
+              <w:top w:val="single" w:sz="4" w:color="D7E1E4"/>
+              <w:left w:val="single" w:sz="4" w:color="D7E1E4"/>
+              <w:bottom w:val="single" w:sz="4" w:color="D7E1E4"/>
+              <w:right w:val="single" w:sz="4" w:color="D7E1E4"/>
+            </w:tcBorders>
           </w:tcPr>
           <w:p>
             <w:pPr>
-              <w:spacing w:after="0"/>
+              <w:spacing w:after="0" w:line="240" w:lineRule="auto"/>
+              <w:jc w:val="center"/>
             </w:pPr>
-            <w:r/>
             <w:r>
               <w:rPr>
+                <w:rFonts w:ascii="Calibri" w:hAnsi="Calibri"/>
                 <w:b w:val="0"/>
+                <w:color w:val="263238"/>
+                <w:sz w:val="18"/>
+              </w:rPr>
+            </w:r>
+            <w:r>
+              <w:rPr>
+                <w:rFonts w:ascii="Calibri" w:hAnsi="Calibri"/>
+                <w:b w:val="0"/>
+                <w:color w:val="263238"/>
                 <w:sz w:val="18"/>
               </w:rPr>
               <w:t>15,938</w:t>
@@ -1797,15 +4017,38 @@
           <w:tcPr>
             <w:tcW w:type="dxa" w:w="5040"/>
             <w:vAlign w:val="center"/>
+            <w:tcMar>
+              <w:top w:w="120" w:type="dxa"/>
+              <w:start w:w="160" w:type="dxa"/>
+              <w:bottom w:w="120" w:type="dxa"/>
+              <w:end w:w="160" w:type="dxa"/>
+            </w:tcMar>
+            <w:tcBorders>
+              <w:top w:val="single" w:sz="4" w:color="D7E1E4"/>
+              <w:left w:val="single" w:sz="4" w:color="D7E1E4"/>
+              <w:bottom w:val="single" w:sz="4" w:color="D7E1E4"/>
+              <w:right w:val="single" w:sz="4" w:color="D7E1E4"/>
+            </w:tcBorders>
+            <w:shd w:fill="FFFFFF"/>
           </w:tcPr>
           <w:p>
             <w:pPr>
-              <w:spacing w:after="0"/>
+              <w:spacing w:after="0" w:line="240" w:lineRule="auto"/>
+              <w:jc w:val="left"/>
             </w:pPr>
-            <w:r/>
             <w:r>
               <w:rPr>
-                <w:b w:val="0"/>
+                <w:rFonts w:ascii="Calibri" w:hAnsi="Calibri"/>
+                <w:b/>
+                <w:color w:val="263238"/>
+                <w:sz w:val="18"/>
+              </w:rPr>
+            </w:r>
+            <w:r>
+              <w:rPr>
+                <w:rFonts w:ascii="Calibri" w:hAnsi="Calibri"/>
+                <w:b/>
+                <w:color w:val="263238"/>
                 <w:sz w:val="18"/>
               </w:rPr>
               <w:t>2019</w:t>
@@ -1816,15 +4059,38 @@
           <w:tcPr>
             <w:tcW w:type="dxa" w:w="5040"/>
             <w:vAlign w:val="center"/>
+            <w:tcMar>
+              <w:top w:w="120" w:type="dxa"/>
+              <w:start w:w="160" w:type="dxa"/>
+              <w:bottom w:w="120" w:type="dxa"/>
+              <w:end w:w="160" w:type="dxa"/>
+            </w:tcMar>
+            <w:tcBorders>
+              <w:top w:val="single" w:sz="4" w:color="D7E1E4"/>
+              <w:left w:val="single" w:sz="4" w:color="D7E1E4"/>
+              <w:bottom w:val="single" w:sz="4" w:color="D7E1E4"/>
+              <w:right w:val="single" w:sz="4" w:color="D7E1E4"/>
+            </w:tcBorders>
+            <w:shd w:fill="FFFFFF"/>
           </w:tcPr>
           <w:p>
             <w:pPr>
-              <w:spacing w:after="0"/>
+              <w:spacing w:after="0" w:line="240" w:lineRule="auto"/>
+              <w:jc w:val="center"/>
             </w:pPr>
-            <w:r/>
             <w:r>
               <w:rPr>
+                <w:rFonts w:ascii="Calibri" w:hAnsi="Calibri"/>
                 <w:b w:val="0"/>
+                <w:color w:val="263238"/>
+                <w:sz w:val="18"/>
+              </w:rPr>
+            </w:r>
+            <w:r>
+              <w:rPr>
+                <w:rFonts w:ascii="Calibri" w:hAnsi="Calibri"/>
+                <w:b w:val="0"/>
+                <w:color w:val="263238"/>
                 <w:sz w:val="18"/>
               </w:rPr>
               <w:t>16,624</w:t>
@@ -1837,16 +4103,38 @@
           <w:tcPr>
             <w:tcW w:type="dxa" w:w="5040"/>
             <w:vAlign w:val="center"/>
-            <w:shd w:fill="F2F6FA"/>
+            <w:shd w:fill="F8FBFA"/>
+            <w:tcMar>
+              <w:top w:w="120" w:type="dxa"/>
+              <w:start w:w="160" w:type="dxa"/>
+              <w:bottom w:w="120" w:type="dxa"/>
+              <w:end w:w="160" w:type="dxa"/>
+            </w:tcMar>
+            <w:tcBorders>
+              <w:top w:val="single" w:sz="4" w:color="D7E1E4"/>
+              <w:left w:val="single" w:sz="4" w:color="D7E1E4"/>
+              <w:bottom w:val="single" w:sz="4" w:color="D7E1E4"/>
+              <w:right w:val="single" w:sz="4" w:color="D7E1E4"/>
+            </w:tcBorders>
           </w:tcPr>
           <w:p>
             <w:pPr>
-              <w:spacing w:after="0"/>
+              <w:spacing w:after="0" w:line="240" w:lineRule="auto"/>
+              <w:jc w:val="left"/>
             </w:pPr>
-            <w:r/>
             <w:r>
               <w:rPr>
-                <w:b w:val="0"/>
+                <w:rFonts w:ascii="Calibri" w:hAnsi="Calibri"/>
+                <w:b/>
+                <w:color w:val="263238"/>
+                <w:sz w:val="18"/>
+              </w:rPr>
+            </w:r>
+            <w:r>
+              <w:rPr>
+                <w:rFonts w:ascii="Calibri" w:hAnsi="Calibri"/>
+                <w:b/>
+                <w:color w:val="263238"/>
                 <w:sz w:val="18"/>
               </w:rPr>
               <w:t>2020</w:t>
@@ -1857,16 +4145,38 @@
           <w:tcPr>
             <w:tcW w:type="dxa" w:w="5040"/>
             <w:vAlign w:val="center"/>
-            <w:shd w:fill="F2F6FA"/>
+            <w:shd w:fill="F8FBFA"/>
+            <w:tcMar>
+              <w:top w:w="120" w:type="dxa"/>
+              <w:start w:w="160" w:type="dxa"/>
+              <w:bottom w:w="120" w:type="dxa"/>
+              <w:end w:w="160" w:type="dxa"/>
+            </w:tcMar>
+            <w:tcBorders>
+              <w:top w:val="single" w:sz="4" w:color="D7E1E4"/>
+              <w:left w:val="single" w:sz="4" w:color="D7E1E4"/>
+              <w:bottom w:val="single" w:sz="4" w:color="D7E1E4"/>
+              <w:right w:val="single" w:sz="4" w:color="D7E1E4"/>
+            </w:tcBorders>
           </w:tcPr>
           <w:p>
             <w:pPr>
-              <w:spacing w:after="0"/>
+              <w:spacing w:after="0" w:line="240" w:lineRule="auto"/>
+              <w:jc w:val="center"/>
             </w:pPr>
-            <w:r/>
             <w:r>
               <w:rPr>
+                <w:rFonts w:ascii="Calibri" w:hAnsi="Calibri"/>
                 <w:b w:val="0"/>
+                <w:color w:val="263238"/>
+                <w:sz w:val="18"/>
+              </w:rPr>
+            </w:r>
+            <w:r>
+              <w:rPr>
+                <w:rFonts w:ascii="Calibri" w:hAnsi="Calibri"/>
+                <w:b w:val="0"/>
+                <w:color w:val="263238"/>
                 <w:sz w:val="18"/>
               </w:rPr>
               <w:t>12,893</w:t>
@@ -1879,15 +4189,38 @@
           <w:tcPr>
             <w:tcW w:type="dxa" w:w="5040"/>
             <w:vAlign w:val="center"/>
+            <w:tcMar>
+              <w:top w:w="120" w:type="dxa"/>
+              <w:start w:w="160" w:type="dxa"/>
+              <w:bottom w:w="120" w:type="dxa"/>
+              <w:end w:w="160" w:type="dxa"/>
+            </w:tcMar>
+            <w:tcBorders>
+              <w:top w:val="single" w:sz="4" w:color="D7E1E4"/>
+              <w:left w:val="single" w:sz="4" w:color="D7E1E4"/>
+              <w:bottom w:val="single" w:sz="4" w:color="D7E1E4"/>
+              <w:right w:val="single" w:sz="4" w:color="D7E1E4"/>
+            </w:tcBorders>
+            <w:shd w:fill="FFFFFF"/>
           </w:tcPr>
           <w:p>
             <w:pPr>
-              <w:spacing w:after="0"/>
+              <w:spacing w:after="0" w:line="240" w:lineRule="auto"/>
+              <w:jc w:val="left"/>
             </w:pPr>
-            <w:r/>
             <w:r>
               <w:rPr>
-                <w:b w:val="0"/>
+                <w:rFonts w:ascii="Calibri" w:hAnsi="Calibri"/>
+                <w:b/>
+                <w:color w:val="263238"/>
+                <w:sz w:val="18"/>
+              </w:rPr>
+            </w:r>
+            <w:r>
+              <w:rPr>
+                <w:rFonts w:ascii="Calibri" w:hAnsi="Calibri"/>
+                <w:b/>
+                <w:color w:val="263238"/>
                 <w:sz w:val="18"/>
               </w:rPr>
               <w:t>2021</w:t>
@@ -1898,15 +4231,38 @@
           <w:tcPr>
             <w:tcW w:type="dxa" w:w="5040"/>
             <w:vAlign w:val="center"/>
+            <w:tcMar>
+              <w:top w:w="120" w:type="dxa"/>
+              <w:start w:w="160" w:type="dxa"/>
+              <w:bottom w:w="120" w:type="dxa"/>
+              <w:end w:w="160" w:type="dxa"/>
+            </w:tcMar>
+            <w:tcBorders>
+              <w:top w:val="single" w:sz="4" w:color="D7E1E4"/>
+              <w:left w:val="single" w:sz="4" w:color="D7E1E4"/>
+              <w:bottom w:val="single" w:sz="4" w:color="D7E1E4"/>
+              <w:right w:val="single" w:sz="4" w:color="D7E1E4"/>
+            </w:tcBorders>
+            <w:shd w:fill="FFFFFF"/>
           </w:tcPr>
           <w:p>
             <w:pPr>
-              <w:spacing w:after="0"/>
+              <w:spacing w:after="0" w:line="240" w:lineRule="auto"/>
+              <w:jc w:val="center"/>
             </w:pPr>
-            <w:r/>
             <w:r>
               <w:rPr>
+                <w:rFonts w:ascii="Calibri" w:hAnsi="Calibri"/>
                 <w:b w:val="0"/>
+                <w:color w:val="263238"/>
+                <w:sz w:val="18"/>
+              </w:rPr>
+            </w:r>
+            <w:r>
+              <w:rPr>
+                <w:rFonts w:ascii="Calibri" w:hAnsi="Calibri"/>
+                <w:b w:val="0"/>
+                <w:color w:val="263238"/>
                 <w:sz w:val="18"/>
               </w:rPr>
               <w:t>20,743</w:t>
@@ -1919,16 +4275,38 @@
           <w:tcPr>
             <w:tcW w:type="dxa" w:w="5040"/>
             <w:vAlign w:val="center"/>
-            <w:shd w:fill="F2F6FA"/>
+            <w:shd w:fill="F8FBFA"/>
+            <w:tcMar>
+              <w:top w:w="120" w:type="dxa"/>
+              <w:start w:w="160" w:type="dxa"/>
+              <w:bottom w:w="120" w:type="dxa"/>
+              <w:end w:w="160" w:type="dxa"/>
+            </w:tcMar>
+            <w:tcBorders>
+              <w:top w:val="single" w:sz="4" w:color="D7E1E4"/>
+              <w:left w:val="single" w:sz="4" w:color="D7E1E4"/>
+              <w:bottom w:val="single" w:sz="4" w:color="D7E1E4"/>
+              <w:right w:val="single" w:sz="4" w:color="D7E1E4"/>
+            </w:tcBorders>
           </w:tcPr>
           <w:p>
             <w:pPr>
-              <w:spacing w:after="0"/>
+              <w:spacing w:after="0" w:line="240" w:lineRule="auto"/>
+              <w:jc w:val="left"/>
             </w:pPr>
-            <w:r/>
             <w:r>
               <w:rPr>
-                <w:b w:val="0"/>
+                <w:rFonts w:ascii="Calibri" w:hAnsi="Calibri"/>
+                <w:b/>
+                <w:color w:val="263238"/>
+                <w:sz w:val="18"/>
+              </w:rPr>
+            </w:r>
+            <w:r>
+              <w:rPr>
+                <w:rFonts w:ascii="Calibri" w:hAnsi="Calibri"/>
+                <w:b/>
+                <w:color w:val="263238"/>
                 <w:sz w:val="18"/>
               </w:rPr>
               <w:t>2022</w:t>
@@ -1939,16 +4317,38 @@
           <w:tcPr>
             <w:tcW w:type="dxa" w:w="5040"/>
             <w:vAlign w:val="center"/>
-            <w:shd w:fill="F2F6FA"/>
+            <w:shd w:fill="F8FBFA"/>
+            <w:tcMar>
+              <w:top w:w="120" w:type="dxa"/>
+              <w:start w:w="160" w:type="dxa"/>
+              <w:bottom w:w="120" w:type="dxa"/>
+              <w:end w:w="160" w:type="dxa"/>
+            </w:tcMar>
+            <w:tcBorders>
+              <w:top w:val="single" w:sz="4" w:color="D7E1E4"/>
+              <w:left w:val="single" w:sz="4" w:color="D7E1E4"/>
+              <w:bottom w:val="single" w:sz="4" w:color="D7E1E4"/>
+              <w:right w:val="single" w:sz="4" w:color="D7E1E4"/>
+            </w:tcBorders>
           </w:tcPr>
           <w:p>
             <w:pPr>
-              <w:spacing w:after="0"/>
+              <w:spacing w:after="0" w:line="240" w:lineRule="auto"/>
+              <w:jc w:val="center"/>
             </w:pPr>
-            <w:r/>
             <w:r>
               <w:rPr>
+                <w:rFonts w:ascii="Calibri" w:hAnsi="Calibri"/>
                 <w:b w:val="0"/>
+                <w:color w:val="263238"/>
+                <w:sz w:val="18"/>
+              </w:rPr>
+            </w:r>
+            <w:r>
+              <w:rPr>
+                <w:rFonts w:ascii="Calibri" w:hAnsi="Calibri"/>
+                <w:b w:val="0"/>
+                <w:color w:val="263238"/>
                 <w:sz w:val="18"/>
               </w:rPr>
               <w:t>25,325</w:t>
@@ -1961,15 +4361,38 @@
           <w:tcPr>
             <w:tcW w:type="dxa" w:w="5040"/>
             <w:vAlign w:val="center"/>
+            <w:tcMar>
+              <w:top w:w="120" w:type="dxa"/>
+              <w:start w:w="160" w:type="dxa"/>
+              <w:bottom w:w="120" w:type="dxa"/>
+              <w:end w:w="160" w:type="dxa"/>
+            </w:tcMar>
+            <w:tcBorders>
+              <w:top w:val="single" w:sz="4" w:color="D7E1E4"/>
+              <w:left w:val="single" w:sz="4" w:color="D7E1E4"/>
+              <w:bottom w:val="single" w:sz="4" w:color="D7E1E4"/>
+              <w:right w:val="single" w:sz="4" w:color="D7E1E4"/>
+            </w:tcBorders>
+            <w:shd w:fill="FFFFFF"/>
           </w:tcPr>
           <w:p>
             <w:pPr>
-              <w:spacing w:after="0"/>
+              <w:spacing w:after="0" w:line="240" w:lineRule="auto"/>
+              <w:jc w:val="left"/>
             </w:pPr>
-            <w:r/>
             <w:r>
               <w:rPr>
-                <w:b w:val="0"/>
+                <w:rFonts w:ascii="Calibri" w:hAnsi="Calibri"/>
+                <w:b/>
+                <w:color w:val="263238"/>
+                <w:sz w:val="18"/>
+              </w:rPr>
+            </w:r>
+            <w:r>
+              <w:rPr>
+                <w:rFonts w:ascii="Calibri" w:hAnsi="Calibri"/>
+                <w:b/>
+                <w:color w:val="263238"/>
                 <w:sz w:val="18"/>
               </w:rPr>
               <w:t>2023</w:t>
@@ -1980,15 +4403,38 @@
           <w:tcPr>
             <w:tcW w:type="dxa" w:w="5040"/>
             <w:vAlign w:val="center"/>
+            <w:tcMar>
+              <w:top w:w="120" w:type="dxa"/>
+              <w:start w:w="160" w:type="dxa"/>
+              <w:bottom w:w="120" w:type="dxa"/>
+              <w:end w:w="160" w:type="dxa"/>
+            </w:tcMar>
+            <w:tcBorders>
+              <w:top w:val="single" w:sz="4" w:color="D7E1E4"/>
+              <w:left w:val="single" w:sz="4" w:color="D7E1E4"/>
+              <w:bottom w:val="single" w:sz="4" w:color="D7E1E4"/>
+              <w:right w:val="single" w:sz="4" w:color="D7E1E4"/>
+            </w:tcBorders>
+            <w:shd w:fill="FFFFFF"/>
           </w:tcPr>
           <w:p>
             <w:pPr>
-              <w:spacing w:after="0"/>
+              <w:spacing w:after="0" w:line="240" w:lineRule="auto"/>
+              <w:jc w:val="center"/>
             </w:pPr>
-            <w:r/>
             <w:r>
               <w:rPr>
+                <w:rFonts w:ascii="Calibri" w:hAnsi="Calibri"/>
                 <w:b w:val="0"/>
+                <w:color w:val="263238"/>
+                <w:sz w:val="18"/>
+              </w:rPr>
+            </w:r>
+            <w:r>
+              <w:rPr>
+                <w:rFonts w:ascii="Calibri" w:hAnsi="Calibri"/>
+                <w:b w:val="0"/>
+                <w:color w:val="263238"/>
                 <w:sz w:val="18"/>
               </w:rPr>
               <w:t>26,557</w:t>
@@ -2001,16 +4447,38 @@
           <w:tcPr>
             <w:tcW w:type="dxa" w:w="5040"/>
             <w:vAlign w:val="center"/>
-            <w:shd w:fill="F2F6FA"/>
+            <w:shd w:fill="F8FBFA"/>
+            <w:tcMar>
+              <w:top w:w="120" w:type="dxa"/>
+              <w:start w:w="160" w:type="dxa"/>
+              <w:bottom w:w="120" w:type="dxa"/>
+              <w:end w:w="160" w:type="dxa"/>
+            </w:tcMar>
+            <w:tcBorders>
+              <w:top w:val="single" w:sz="4" w:color="D7E1E4"/>
+              <w:left w:val="single" w:sz="4" w:color="D7E1E4"/>
+              <w:bottom w:val="single" w:sz="4" w:color="D7E1E4"/>
+              <w:right w:val="single" w:sz="4" w:color="D7E1E4"/>
+            </w:tcBorders>
           </w:tcPr>
           <w:p>
             <w:pPr>
-              <w:spacing w:after="0"/>
+              <w:spacing w:after="0" w:line="240" w:lineRule="auto"/>
+              <w:jc w:val="left"/>
             </w:pPr>
-            <w:r/>
             <w:r>
               <w:rPr>
-                <w:b w:val="0"/>
+                <w:rFonts w:ascii="Calibri" w:hAnsi="Calibri"/>
+                <w:b/>
+                <w:color w:val="263238"/>
+                <w:sz w:val="18"/>
+              </w:rPr>
+            </w:r>
+            <w:r>
+              <w:rPr>
+                <w:rFonts w:ascii="Calibri" w:hAnsi="Calibri"/>
+                <w:b/>
+                <w:color w:val="263238"/>
                 <w:sz w:val="18"/>
               </w:rPr>
               <w:t>2024</w:t>
@@ -2021,16 +4489,38 @@
           <w:tcPr>
             <w:tcW w:type="dxa" w:w="5040"/>
             <w:vAlign w:val="center"/>
-            <w:shd w:fill="F2F6FA"/>
+            <w:shd w:fill="F8FBFA"/>
+            <w:tcMar>
+              <w:top w:w="120" w:type="dxa"/>
+              <w:start w:w="160" w:type="dxa"/>
+              <w:bottom w:w="120" w:type="dxa"/>
+              <w:end w:w="160" w:type="dxa"/>
+            </w:tcMar>
+            <w:tcBorders>
+              <w:top w:val="single" w:sz="4" w:color="D7E1E4"/>
+              <w:left w:val="single" w:sz="4" w:color="D7E1E4"/>
+              <w:bottom w:val="single" w:sz="4" w:color="D7E1E4"/>
+              <w:right w:val="single" w:sz="4" w:color="D7E1E4"/>
+            </w:tcBorders>
           </w:tcPr>
           <w:p>
             <w:pPr>
-              <w:spacing w:after="0"/>
+              <w:spacing w:after="0" w:line="240" w:lineRule="auto"/>
+              <w:jc w:val="center"/>
             </w:pPr>
-            <w:r/>
             <w:r>
               <w:rPr>
+                <w:rFonts w:ascii="Calibri" w:hAnsi="Calibri"/>
                 <w:b w:val="0"/>
+                <w:color w:val="263238"/>
+                <w:sz w:val="18"/>
+              </w:rPr>
+            </w:r>
+            <w:r>
+              <w:rPr>
+                <w:rFonts w:ascii="Calibri" w:hAnsi="Calibri"/>
+                <w:b w:val="0"/>
+                <w:color w:val="263238"/>
                 <w:sz w:val="18"/>
               </w:rPr>
               <w:t>24,799</w:t>
@@ -2039,13 +4529,27 @@
         </w:tc>
       </w:tr>
     </w:tbl>
-    <w:p/>
+    <w:p>
+      <w:pPr>
+        <w:spacing w:after="140" w:lineRule="auto" w:line="259"/>
+        <w:ind w:firstLine="0"/>
+      </w:pPr>
+    </w:p>
     <w:p>
       <w:pPr>
         <w:pStyle w:val="Heading1"/>
+        <w:pBdr>
+          <w:left w:val="single" w:sz="16" w:space="8" w:color="D9962B"/>
+        </w:pBdr>
       </w:pPr>
       <w:r>
-        <w:t>3. Visualizaciones exploratorias e interpretacion</w:t>
+        <w:rPr>
+          <w:rFonts w:ascii="Calibri Light" w:hAnsi="Calibri Light"/>
+          <w:b/>
+          <w:color w:val="173B4F"/>
+          <w:sz w:val="30"/>
+        </w:rPr>
+        <w:t>3. Visualizaciónes exploratorias e interpretacion</w:t>
       </w:r>
     </w:p>
     <w:p>
@@ -2053,35 +4557,75 @@
         <w:pStyle w:val="Heading2"/>
       </w:pPr>
       <w:r>
-        <w:t>Grafica 1. Accidentes por ano</w:t>
+        <w:rPr>
+          <w:rFonts w:ascii="Calibri" w:hAnsi="Calibri"/>
+          <w:b/>
+          <w:color w:val="26756A"/>
+          <w:sz w:val="24"/>
+        </w:rPr>
+        <w:t>Gráfica 1. Accidentes por año</w:t>
       </w:r>
     </w:p>
     <w:p>
+      <w:pPr>
+        <w:spacing w:after="140" w:lineRule="auto" w:line="259"/>
+        <w:ind w:firstLine="0"/>
+      </w:pPr>
       <w:r>
-        <w:t xml:space="preserve">Esta grafica permite ver la evolucion de los accidentes durante el periodo 2015-2024. Observe que los accidentes aumentan gradualmente hasta 2019, bajan en 2020 y despues suben con fuerza en 2021, 2022 y 2023. El ano con mas accidentes fue </w:t>
+        <w:rPr>
+          <w:rFonts w:ascii="Calibri" w:hAnsi="Calibri"/>
+          <w:color w:val="263238"/>
+          <w:sz w:val="21"/>
+        </w:rPr>
+        <w:t xml:space="preserve">Esta gráfica permite ver la evolucion de los accidentes durante el periodo 2015-2024. Observe que los accidentes aumentan gradualmente hasta 2019, bajan en 2020 y despues suben con fuerza en 2021, 2022 y 2023. El año con mas accidentes fue </w:t>
       </w:r>
       <w:r>
         <w:rPr>
+          <w:rFonts w:ascii="Calibri" w:hAnsi="Calibri"/>
           <w:b/>
+          <w:color w:val="263238"/>
+          <w:sz w:val="21"/>
         </w:rPr>
         <w:t>2023</w:t>
       </w:r>
       <w:r>
+        <w:rPr>
+          <w:rFonts w:ascii="Calibri" w:hAnsi="Calibri"/>
+          <w:color w:val="263238"/>
+          <w:sz w:val="21"/>
+        </w:rPr>
         <w:t xml:space="preserve">, con </w:t>
       </w:r>
       <w:r>
         <w:rPr>
+          <w:rFonts w:ascii="Calibri" w:hAnsi="Calibri"/>
           <w:b/>
+          <w:color w:val="263238"/>
+          <w:sz w:val="21"/>
         </w:rPr>
         <w:t>26,557 registros</w:t>
       </w:r>
       <w:r>
+        <w:rPr>
+          <w:rFonts w:ascii="Calibri" w:hAnsi="Calibri"/>
+          <w:color w:val="263238"/>
+          <w:sz w:val="21"/>
+        </w:rPr>
         <w:t>.</w:t>
       </w:r>
     </w:p>
     <w:p>
+      <w:pPr>
+        <w:spacing w:after="140" w:lineRule="auto" w:line="259"/>
+        <w:ind w:firstLine="0"/>
+      </w:pPr>
       <w:r>
-        <w:t>Esta tendencia me indica que el periodo posterior a 2020 debe analizarse con atencion, porque concentra los niveles mas altos del periodo. Tambien muestra que no conviene estudiar un solo ano, ya que el comportamiento cambia bastante en el tiempo.</w:t>
+        <w:rPr>
+          <w:rFonts w:ascii="Calibri" w:hAnsi="Calibri"/>
+          <w:color w:val="263238"/>
+          <w:sz w:val="21"/>
+        </w:rPr>
+        <w:t>Esta tendencia me indica que el periodo posterior a 2020 debe analizarse con atención, porque concentra los niveles mas altos del periodo. También muestra que no conviene estudiar un solo año, ya que el comportamiento cambia bastante en el tiempo.</w:t>
       </w:r>
     </w:p>
     <w:p>
@@ -2089,71 +4633,143 @@
         <w:pStyle w:val="Heading2"/>
       </w:pPr>
       <w:r>
-        <w:t>Grafica 2. Accidentes por region</w:t>
+        <w:rPr>
+          <w:rFonts w:ascii="Calibri" w:hAnsi="Calibri"/>
+          <w:b/>
+          <w:color w:val="26756A"/>
+          <w:sz w:val="24"/>
+        </w:rPr>
+        <w:t>Gráfica 2. Accidentes por región</w:t>
       </w:r>
     </w:p>
     <w:p>
+      <w:pPr>
+        <w:spacing w:after="140" w:lineRule="auto" w:line="259"/>
+        <w:ind w:firstLine="0"/>
+      </w:pPr>
       <w:r>
-        <w:t xml:space="preserve">La grafica por region muestra que </w:t>
+        <w:rPr>
+          <w:rFonts w:ascii="Calibri" w:hAnsi="Calibri"/>
+          <w:color w:val="263238"/>
+          <w:sz w:val="21"/>
+        </w:rPr>
+        <w:t xml:space="preserve">La gráfica por región muestra que </w:t>
       </w:r>
       <w:r>
         <w:rPr>
+          <w:rFonts w:ascii="Calibri" w:hAnsi="Calibri"/>
           <w:b/>
+          <w:color w:val="263238"/>
+          <w:sz w:val="21"/>
         </w:rPr>
         <w:t>Hermosillo</w:t>
       </w:r>
       <w:r>
+        <w:rPr>
+          <w:rFonts w:ascii="Calibri" w:hAnsi="Calibri"/>
+          <w:color w:val="263238"/>
+          <w:sz w:val="21"/>
+        </w:rPr>
         <w:t xml:space="preserve"> concentra la mayor cantidad de accidentes, con </w:t>
       </w:r>
       <w:r>
         <w:rPr>
+          <w:rFonts w:ascii="Calibri" w:hAnsi="Calibri"/>
           <w:b/>
+          <w:color w:val="263238"/>
+          <w:sz w:val="21"/>
         </w:rPr>
         <w:t>65,252 registros</w:t>
       </w:r>
       <w:r>
+        <w:rPr>
+          <w:rFonts w:ascii="Calibri" w:hAnsi="Calibri"/>
+          <w:color w:val="263238"/>
+          <w:sz w:val="21"/>
+        </w:rPr>
         <w:t xml:space="preserve">. Despues aparecen </w:t>
       </w:r>
       <w:r>
         <w:rPr>
+          <w:rFonts w:ascii="Calibri" w:hAnsi="Calibri"/>
           <w:b/>
+          <w:color w:val="263238"/>
+          <w:sz w:val="21"/>
         </w:rPr>
         <w:t>Sur y Valle</w:t>
       </w:r>
       <w:r>
+        <w:rPr>
+          <w:rFonts w:ascii="Calibri" w:hAnsi="Calibri"/>
+          <w:color w:val="263238"/>
+          <w:sz w:val="21"/>
+        </w:rPr>
         <w:t xml:space="preserve"> con </w:t>
       </w:r>
       <w:r>
         <w:rPr>
+          <w:rFonts w:ascii="Calibri" w:hAnsi="Calibri"/>
           <w:b/>
+          <w:color w:val="263238"/>
+          <w:sz w:val="21"/>
         </w:rPr>
         <w:t>54,154</w:t>
       </w:r>
       <w:r>
+        <w:rPr>
+          <w:rFonts w:ascii="Calibri" w:hAnsi="Calibri"/>
+          <w:color w:val="263238"/>
+          <w:sz w:val="21"/>
+        </w:rPr>
         <w:t xml:space="preserve"> y </w:t>
       </w:r>
       <w:r>
         <w:rPr>
+          <w:rFonts w:ascii="Calibri" w:hAnsi="Calibri"/>
           <w:b/>
+          <w:color w:val="263238"/>
+          <w:sz w:val="21"/>
         </w:rPr>
         <w:t>Frontera</w:t>
       </w:r>
       <w:r>
+        <w:rPr>
+          <w:rFonts w:ascii="Calibri" w:hAnsi="Calibri"/>
+          <w:color w:val="263238"/>
+          <w:sz w:val="21"/>
+        </w:rPr>
         <w:t xml:space="preserve"> con </w:t>
       </w:r>
       <w:r>
         <w:rPr>
+          <w:rFonts w:ascii="Calibri" w:hAnsi="Calibri"/>
           <w:b/>
+          <w:color w:val="263238"/>
+          <w:sz w:val="21"/>
         </w:rPr>
         <w:t>44,264</w:t>
       </w:r>
       <w:r>
+        <w:rPr>
+          <w:rFonts w:ascii="Calibri" w:hAnsi="Calibri"/>
+          <w:color w:val="263238"/>
+          <w:sz w:val="21"/>
+        </w:rPr>
         <w:t>.</w:t>
       </w:r>
     </w:p>
     <w:p>
+      <w:pPr>
+        <w:spacing w:after="140" w:lineRule="auto" w:line="259"/>
+        <w:ind w:firstLine="0"/>
+      </w:pPr>
       <w:r>
-        <w:t>Esto confirma que las regiones con mayor movilidad urbana, actividad economica o flujo vehicular tienen mas accidentes. Sin embargo, esto no significa automaticamente que sean las regiones mas graves, por eso tambien fue necesario analizar el porcentaje de accidentes con victimas.</w:t>
+        <w:rPr>
+          <w:rFonts w:ascii="Calibri" w:hAnsi="Calibri"/>
+          <w:color w:val="263238"/>
+          <w:sz w:val="21"/>
+        </w:rPr>
+        <w:t>Esto confirma que las regiónes con mayor movilidad urbana, actividad economica o flujo vehicular tienen mas accidentes. Sin embargo, esto no significa automáticamente que sean las regiónes mas graves, por eso también fue necesario analizar el porcentaje de accidentes con victimas.</w:t>
       </w:r>
     </w:p>
     <w:p>
@@ -2161,71 +4777,143 @@
         <w:pStyle w:val="Heading2"/>
       </w:pPr>
       <w:r>
-        <w:t>Grafica 3. Tipos de accidente mas frecuentes</w:t>
+        <w:rPr>
+          <w:rFonts w:ascii="Calibri" w:hAnsi="Calibri"/>
+          <w:b/>
+          <w:color w:val="26756A"/>
+          <w:sz w:val="24"/>
+        </w:rPr>
+        <w:t>Gráfica 3. Tipos de accidente mas frecuentes</w:t>
       </w:r>
     </w:p>
     <w:p>
+      <w:pPr>
+        <w:spacing w:after="140" w:lineRule="auto" w:line="259"/>
+        <w:ind w:firstLine="0"/>
+      </w:pPr>
       <w:r>
+        <w:rPr>
+          <w:rFonts w:ascii="Calibri" w:hAnsi="Calibri"/>
+          <w:color w:val="263238"/>
+          <w:sz w:val="21"/>
+        </w:rPr>
         <w:t xml:space="preserve">El tipo de accidente mas frecuente fue </w:t>
       </w:r>
       <w:r>
         <w:rPr>
+          <w:rFonts w:ascii="Calibri" w:hAnsi="Calibri"/>
           <w:b/>
+          <w:color w:val="263238"/>
+          <w:sz w:val="21"/>
         </w:rPr>
-        <w:t>colision con vehiculo automotor</w:t>
+        <w:t>colisión con vehículo automotor</w:t>
       </w:r>
       <w:r>
+        <w:rPr>
+          <w:rFonts w:ascii="Calibri" w:hAnsi="Calibri"/>
+          <w:color w:val="263238"/>
+          <w:sz w:val="21"/>
+        </w:rPr>
         <w:t xml:space="preserve">, con </w:t>
       </w:r>
       <w:r>
         <w:rPr>
+          <w:rFonts w:ascii="Calibri" w:hAnsi="Calibri"/>
           <w:b/>
+          <w:color w:val="263238"/>
+          <w:sz w:val="21"/>
         </w:rPr>
         <w:t>125,202 casos</w:t>
       </w:r>
       <w:r>
+        <w:rPr>
+          <w:rFonts w:ascii="Calibri" w:hAnsi="Calibri"/>
+          <w:color w:val="263238"/>
+          <w:sz w:val="21"/>
+        </w:rPr>
         <w:t xml:space="preserve">. En segundo lugar aparece la </w:t>
       </w:r>
       <w:r>
         <w:rPr>
+          <w:rFonts w:ascii="Calibri" w:hAnsi="Calibri"/>
           <w:b/>
+          <w:color w:val="263238"/>
+          <w:sz w:val="21"/>
         </w:rPr>
-        <w:t>colision con motocicleta</w:t>
+        <w:t>colisión con motocicleta</w:t>
       </w:r>
       <w:r>
+        <w:rPr>
+          <w:rFonts w:ascii="Calibri" w:hAnsi="Calibri"/>
+          <w:color w:val="263238"/>
+          <w:sz w:val="21"/>
+        </w:rPr>
         <w:t xml:space="preserve">, con </w:t>
       </w:r>
       <w:r>
         <w:rPr>
+          <w:rFonts w:ascii="Calibri" w:hAnsi="Calibri"/>
           <w:b/>
+          <w:color w:val="263238"/>
+          <w:sz w:val="21"/>
         </w:rPr>
         <w:t>18,531 casos</w:t>
       </w:r>
       <w:r>
+        <w:rPr>
+          <w:rFonts w:ascii="Calibri" w:hAnsi="Calibri"/>
+          <w:color w:val="263238"/>
+          <w:sz w:val="21"/>
+        </w:rPr>
         <w:t xml:space="preserve">, y despues la </w:t>
       </w:r>
       <w:r>
         <w:rPr>
+          <w:rFonts w:ascii="Calibri" w:hAnsi="Calibri"/>
           <w:b/>
+          <w:color w:val="263238"/>
+          <w:sz w:val="21"/>
         </w:rPr>
-        <w:t>colision con objeto fijo</w:t>
+        <w:t>colisión con objeto fijo</w:t>
       </w:r>
       <w:r>
+        <w:rPr>
+          <w:rFonts w:ascii="Calibri" w:hAnsi="Calibri"/>
+          <w:color w:val="263238"/>
+          <w:sz w:val="21"/>
+        </w:rPr>
         <w:t xml:space="preserve">, con </w:t>
       </w:r>
       <w:r>
         <w:rPr>
+          <w:rFonts w:ascii="Calibri" w:hAnsi="Calibri"/>
           <w:b/>
+          <w:color w:val="263238"/>
+          <w:sz w:val="21"/>
         </w:rPr>
         <w:t>17,205 casos</w:t>
       </w:r>
       <w:r>
+        <w:rPr>
+          <w:rFonts w:ascii="Calibri" w:hAnsi="Calibri"/>
+          <w:color w:val="263238"/>
+          <w:sz w:val="21"/>
+        </w:rPr>
         <w:t>.</w:t>
       </w:r>
     </w:p>
     <w:p>
+      <w:pPr>
+        <w:spacing w:after="140" w:lineRule="auto" w:line="259"/>
+        <w:ind w:firstLine="0"/>
+      </w:pPr>
       <w:r>
-        <w:t>Esta grafica me ayudo a identificar que la mayor parte del problema esta relacionada con choques entre vehiculos. Para la prevencion, esto apunta a medidas como control de velocidad, distancia segura, vigilancia en cruces y respeto a senalamientos.</w:t>
+        <w:rPr>
+          <w:rFonts w:ascii="Calibri" w:hAnsi="Calibri"/>
+          <w:color w:val="263238"/>
+          <w:sz w:val="21"/>
+        </w:rPr>
+        <w:t>Esta gráfica me ayudo a identificar que la mayor parte del problema esta relacionada con choques entre vehículos. Para la prevencion, esto apunta a medidas como control de velocidad, distancia segura, vigilancia en cruces y respeto a senalamientos.</w:t>
       </w:r>
     </w:p>
     <w:p>
@@ -2233,75 +4921,139 @@
         <w:pStyle w:val="Heading2"/>
       </w:pPr>
       <w:r>
-        <w:t>Grafica 4. Causas probables de los accidentes</w:t>
+        <w:rPr>
+          <w:rFonts w:ascii="Calibri" w:hAnsi="Calibri"/>
+          <w:b/>
+          <w:color w:val="26756A"/>
+          <w:sz w:val="24"/>
+        </w:rPr>
+        <w:t>Gráfica 4. Causas probables de los accidentes</w:t>
       </w:r>
     </w:p>
     <w:p>
+      <w:pPr>
+        <w:spacing w:after="140" w:lineRule="auto" w:line="259"/>
+        <w:ind w:firstLine="0"/>
+      </w:pPr>
       <w:r>
+        <w:rPr>
+          <w:rFonts w:ascii="Calibri" w:hAnsi="Calibri"/>
+          <w:color w:val="263238"/>
+          <w:sz w:val="21"/>
+        </w:rPr>
         <w:t xml:space="preserve">La causa probable mas registrada fue </w:t>
       </w:r>
       <w:r>
         <w:rPr>
+          <w:rFonts w:ascii="Calibri" w:hAnsi="Calibri"/>
           <w:b/>
+          <w:color w:val="263238"/>
+          <w:sz w:val="21"/>
         </w:rPr>
         <w:t>Conductor</w:t>
       </w:r>
       <w:r>
+        <w:rPr>
+          <w:rFonts w:ascii="Calibri" w:hAnsi="Calibri"/>
+          <w:color w:val="263238"/>
+          <w:sz w:val="21"/>
+        </w:rPr>
         <w:t xml:space="preserve">, con </w:t>
       </w:r>
       <w:r>
         <w:rPr>
+          <w:rFonts w:ascii="Calibri" w:hAnsi="Calibri"/>
           <w:b/>
+          <w:color w:val="263238"/>
+          <w:sz w:val="21"/>
         </w:rPr>
         <w:t>178,145 accidentes</w:t>
       </w:r>
       <w:r>
+        <w:rPr>
+          <w:rFonts w:ascii="Calibri" w:hAnsi="Calibri"/>
+          <w:color w:val="263238"/>
+          <w:sz w:val="21"/>
+        </w:rPr>
         <w:t xml:space="preserve">. Las demas causas tienen mucha menor frecuencia: </w:t>
       </w:r>
       <w:r>
         <w:rPr>
-          <w:rFonts w:ascii="Consolas" w:hAnsi="Consolas"/>
-          <w:sz w:val="18"/>
+          <w:rFonts w:ascii="Calibri" w:hAnsi="Calibri"/>
+          <w:color w:val="263238"/>
+          <w:sz w:val="21"/>
         </w:rPr>
-        <w:t>Peaton o pasajero</w:t>
+        <w:t>Peatón o pasajero</w:t>
       </w:r>
       <w:r>
+        <w:rPr>
+          <w:rFonts w:ascii="Calibri" w:hAnsi="Calibri"/>
+          <w:color w:val="263238"/>
+          <w:sz w:val="21"/>
+        </w:rPr>
         <w:t xml:space="preserve">, </w:t>
       </w:r>
       <w:r>
         <w:rPr>
-          <w:rFonts w:ascii="Consolas" w:hAnsi="Consolas"/>
-          <w:sz w:val="18"/>
+          <w:rFonts w:ascii="Calibri" w:hAnsi="Calibri"/>
+          <w:color w:val="263238"/>
+          <w:sz w:val="21"/>
         </w:rPr>
-        <w:t>Falla del vehiculo</w:t>
+        <w:t>Falla del vehículo</w:t>
       </w:r>
       <w:r>
+        <w:rPr>
+          <w:rFonts w:ascii="Calibri" w:hAnsi="Calibri"/>
+          <w:color w:val="263238"/>
+          <w:sz w:val="21"/>
+        </w:rPr>
         <w:t xml:space="preserve">, </w:t>
       </w:r>
       <w:r>
         <w:rPr>
-          <w:rFonts w:ascii="Consolas" w:hAnsi="Consolas"/>
-          <w:sz w:val="18"/>
+          <w:rFonts w:ascii="Calibri" w:hAnsi="Calibri"/>
+          <w:color w:val="263238"/>
+          <w:sz w:val="21"/>
         </w:rPr>
-        <w:t>Mala condicion del camino</w:t>
+        <w:t>Mala condición del camino</w:t>
       </w:r>
       <w:r>
+        <w:rPr>
+          <w:rFonts w:ascii="Calibri" w:hAnsi="Calibri"/>
+          <w:color w:val="263238"/>
+          <w:sz w:val="21"/>
+        </w:rPr>
         <w:t xml:space="preserve"> y </w:t>
       </w:r>
       <w:r>
         <w:rPr>
-          <w:rFonts w:ascii="Consolas" w:hAnsi="Consolas"/>
-          <w:sz w:val="18"/>
+          <w:rFonts w:ascii="Calibri" w:hAnsi="Calibri"/>
+          <w:color w:val="263238"/>
+          <w:sz w:val="21"/>
         </w:rPr>
         <w:t>Otra</w:t>
       </w:r>
       <w:r>
+        <w:rPr>
+          <w:rFonts w:ascii="Calibri" w:hAnsi="Calibri"/>
+          <w:color w:val="263238"/>
+          <w:sz w:val="21"/>
+        </w:rPr>
         <w:t>.</w:t>
       </w:r>
     </w:p>
     <w:p>
+      <w:pPr>
+        <w:spacing w:after="140" w:lineRule="auto" w:line="259"/>
+        <w:ind w:firstLine="0"/>
+      </w:pPr>
       <w:r>
-        <w:t>Esto me indica que las estrategias de prevencion deben enfocarse principalmente en conducta vial. No se trata de senalar culpables individuales, sino de reconocer que el comportamiento del conductor aparece como el factor mas repetido en la base.</w:t>
+        <w:rPr>
+          <w:rFonts w:ascii="Calibri" w:hAnsi="Calibri"/>
+          <w:color w:val="263238"/>
+          <w:sz w:val="21"/>
+        </w:rPr>
+        <w:t>Esto me indica que las estrategias de prevencion deben enfocarse principalmente en conducta vial. No se trata de señalar culpables individuales, sino de reconocer que el comportamiento del conductor aparece como el factor mas repetido en la base.</w:t>
       </w:r>
     </w:p>
     <w:p>
@@ -2309,54 +5061,108 @@
         <w:pStyle w:val="Heading2"/>
       </w:pPr>
       <w:r>
-        <w:t>Grafica 5. Mapa de calor de causas por region</w:t>
+        <w:rPr>
+          <w:rFonts w:ascii="Calibri" w:hAnsi="Calibri"/>
+          <w:b/>
+          <w:color w:val="26756A"/>
+          <w:sz w:val="24"/>
+        </w:rPr>
+        <w:t>Gráfica 5. Mapa de calor de causas por región</w:t>
       </w:r>
     </w:p>
     <w:p>
+      <w:pPr>
+        <w:spacing w:after="140" w:lineRule="auto" w:line="259"/>
+        <w:ind w:firstLine="0"/>
+      </w:pPr>
       <w:r>
+        <w:rPr>
+          <w:rFonts w:ascii="Calibri" w:hAnsi="Calibri"/>
+          <w:color w:val="263238"/>
+          <w:sz w:val="21"/>
+        </w:rPr>
         <w:t xml:space="preserve">El mapa de calor muestra que la causa </w:t>
       </w:r>
       <w:r>
         <w:rPr>
-          <w:rFonts w:ascii="Consolas" w:hAnsi="Consolas"/>
-          <w:sz w:val="18"/>
+          <w:rFonts w:ascii="Calibri" w:hAnsi="Calibri"/>
+          <w:color w:val="263238"/>
+          <w:sz w:val="21"/>
         </w:rPr>
         <w:t>Conductor</w:t>
       </w:r>
       <w:r>
-        <w:t xml:space="preserve"> domina en todas las regiones. En Hermosillo representa aproximadamente </w:t>
+        <w:rPr>
+          <w:rFonts w:ascii="Calibri" w:hAnsi="Calibri"/>
+          <w:color w:val="263238"/>
+          <w:sz w:val="21"/>
+        </w:rPr>
+        <w:t xml:space="preserve"> domina en todas las regiónes. En Hermosillo representa aproximadamente </w:t>
       </w:r>
       <w:r>
         <w:rPr>
+          <w:rFonts w:ascii="Calibri" w:hAnsi="Calibri"/>
           <w:b/>
+          <w:color w:val="263238"/>
+          <w:sz w:val="21"/>
         </w:rPr>
         <w:t>99.03%</w:t>
       </w:r>
       <w:r>
+        <w:rPr>
+          <w:rFonts w:ascii="Calibri" w:hAnsi="Calibri"/>
+          <w:color w:val="263238"/>
+          <w:sz w:val="21"/>
+        </w:rPr>
         <w:t xml:space="preserve"> de los casos y en Sur y Valle </w:t>
       </w:r>
       <w:r>
         <w:rPr>
+          <w:rFonts w:ascii="Calibri" w:hAnsi="Calibri"/>
           <w:b/>
+          <w:color w:val="263238"/>
+          <w:sz w:val="21"/>
         </w:rPr>
         <w:t>96.48%</w:t>
       </w:r>
       <w:r>
+        <w:rPr>
+          <w:rFonts w:ascii="Calibri" w:hAnsi="Calibri"/>
+          <w:color w:val="263238"/>
+          <w:sz w:val="21"/>
+        </w:rPr>
         <w:t xml:space="preserve">. En la Sierra baja a </w:t>
       </w:r>
       <w:r>
         <w:rPr>
+          <w:rFonts w:ascii="Calibri" w:hAnsi="Calibri"/>
           <w:b/>
+          <w:color w:val="263238"/>
+          <w:sz w:val="21"/>
         </w:rPr>
         <w:t>75.23%</w:t>
       </w:r>
       <w:r>
+        <w:rPr>
+          <w:rFonts w:ascii="Calibri" w:hAnsi="Calibri"/>
+          <w:color w:val="263238"/>
+          <w:sz w:val="21"/>
+        </w:rPr>
         <w:t>, pero sigue siendo la causa principal.</w:t>
       </w:r>
     </w:p>
     <w:p>
+      <w:pPr>
+        <w:spacing w:after="140" w:lineRule="auto" w:line="259"/>
+        <w:ind w:firstLine="0"/>
+      </w:pPr>
       <w:r>
-        <w:t>Esta visualizacion es importante porque permite comparar regiones. Aunque la causa principal es similar, la proporcion cambia entre zonas, lo que sugiere que algunas regiones tambien pueden requerir atencion a condiciones del camino, tipo de movilidad o contexto geografico.</w:t>
+        <w:rPr>
+          <w:rFonts w:ascii="Calibri" w:hAnsi="Calibri"/>
+          <w:color w:val="263238"/>
+          <w:sz w:val="21"/>
+        </w:rPr>
+        <w:t>Esta visualización es importante porque permite comparar regiónes. Aunque la causa principal es similar, la proporción cambia entre zonas, lo que sugiere que algunas regiónes también pueden requerir atención a condiciónes del camino, tipo de movilidad o contexto geográfico.</w:t>
       </w:r>
     </w:p>
     <w:p>
@@ -2364,35 +5170,75 @@
         <w:pStyle w:val="Heading2"/>
       </w:pPr>
       <w:r>
-        <w:t>Grafica 6. Mapa de calor por rango de hora y dia de semana</w:t>
+        <w:rPr>
+          <w:rFonts w:ascii="Calibri" w:hAnsi="Calibri"/>
+          <w:b/>
+          <w:color w:val="26756A"/>
+          <w:sz w:val="24"/>
+        </w:rPr>
+        <w:t>Gráfica 6. Mapa de calor por rango de hora y dia de semana</w:t>
       </w:r>
     </w:p>
     <w:p>
+      <w:pPr>
+        <w:spacing w:after="140" w:lineRule="auto" w:line="259"/>
+        <w:ind w:firstLine="0"/>
+      </w:pPr>
       <w:r>
+        <w:rPr>
+          <w:rFonts w:ascii="Calibri" w:hAnsi="Calibri"/>
+          <w:color w:val="263238"/>
+          <w:sz w:val="21"/>
+        </w:rPr>
         <w:t xml:space="preserve">El cruce con mayor concentracion de accidentes fue </w:t>
       </w:r>
       <w:r>
         <w:rPr>
+          <w:rFonts w:ascii="Calibri" w:hAnsi="Calibri"/>
           <w:b/>
+          <w:color w:val="263238"/>
+          <w:sz w:val="21"/>
         </w:rPr>
         <w:t>viernes por la tarde</w:t>
       </w:r>
       <w:r>
+        <w:rPr>
+          <w:rFonts w:ascii="Calibri" w:hAnsi="Calibri"/>
+          <w:color w:val="263238"/>
+          <w:sz w:val="21"/>
+        </w:rPr>
         <w:t xml:space="preserve">, con </w:t>
       </w:r>
       <w:r>
         <w:rPr>
+          <w:rFonts w:ascii="Calibri" w:hAnsi="Calibri"/>
           <w:b/>
+          <w:color w:val="263238"/>
+          <w:sz w:val="21"/>
         </w:rPr>
         <w:t>10,802 accidentes</w:t>
       </w:r>
       <w:r>
+        <w:rPr>
+          <w:rFonts w:ascii="Calibri" w:hAnsi="Calibri"/>
+          <w:color w:val="263238"/>
+          <w:sz w:val="21"/>
+        </w:rPr>
         <w:t>. Este resultado puede estar relacionado con salida laboral, traslados de fin de semana, mayor flujo comercial y movilidad urbana.</w:t>
       </w:r>
     </w:p>
     <w:p>
+      <w:pPr>
+        <w:spacing w:after="140" w:lineRule="auto" w:line="259"/>
+        <w:ind w:firstLine="0"/>
+      </w:pPr>
       <w:r>
-        <w:t>Esta grafica sirve para proponer prevencion por horario. Por ejemplo, podria reforzarse la vigilancia en tardes y en dias cercanos al fin de semana, especialmente en zonas de alta movilidad.</w:t>
+        <w:rPr>
+          <w:rFonts w:ascii="Calibri" w:hAnsi="Calibri"/>
+          <w:color w:val="263238"/>
+          <w:sz w:val="21"/>
+        </w:rPr>
+        <w:t>Esta gráfica sirve para proponer prevencion por horario. Por ejemplo, podria reforzarse la vigilancia en tardes y en dias cercaños al fin de semana, especialmente en zonas de alta movilidad.</w:t>
       </w:r>
     </w:p>
     <w:p>
@@ -2400,12 +5246,27 @@
         <w:pStyle w:val="Heading2"/>
       </w:pPr>
       <w:r>
-        <w:t>Grafica 7. Gravedad por region</w:t>
+        <w:rPr>
+          <w:rFonts w:ascii="Calibri" w:hAnsi="Calibri"/>
+          <w:b/>
+          <w:color w:val="26756A"/>
+          <w:sz w:val="24"/>
+        </w:rPr>
+        <w:t>Gráfica 7. Gravedad por región</w:t>
       </w:r>
     </w:p>
     <w:p>
+      <w:pPr>
+        <w:spacing w:after="140" w:lineRule="auto" w:line="259"/>
+        <w:ind w:firstLine="0"/>
+      </w:pPr>
       <w:r>
-        <w:t>Aunque Hermosillo tiene mas accidentes, la proporcion de accidentes graves no es la mas alta. Las regiones con mayor porcentaje de gravedad fueron:</w:t>
+        <w:rPr>
+          <w:rFonts w:ascii="Calibri" w:hAnsi="Calibri"/>
+          <w:color w:val="263238"/>
+          <w:sz w:val="21"/>
+        </w:rPr>
+        <w:t>Aunque Hermosillo tiene mas accidentes, la proporción de accidentes graves no es la mas alta. Las regiónes con mayor porcentaje de gravedad fueron:</w:t>
       </w:r>
     </w:p>
     <w:tbl>
@@ -2413,31 +5274,53 @@
         <w:tblStyle w:val="TableGrid"/>
         <w:tblW w:type="auto" w:w="0"/>
         <w:jc w:val="center"/>
+        <w:tblLayout w:type="fixed"/>
         <w:tblLook w:firstColumn="1" w:firstRow="1" w:lastColumn="0" w:lastRow="0" w:noHBand="0" w:noVBand="1" w:val="04A0"/>
       </w:tblPr>
       <w:tblGrid>
-        <w:gridCol w:w="5040"/>
-        <w:gridCol w:w="5040"/>
+        <w:gridCol w:w="3168"/>
+        <w:gridCol w:w="2880"/>
       </w:tblGrid>
       <w:tr>
         <w:tc>
           <w:tcPr>
             <w:tcW w:type="dxa" w:w="5040"/>
             <w:vAlign w:val="center"/>
-            <w:shd w:fill="1F4E79"/>
+            <w:shd w:fill="173B4F"/>
+            <w:tcMar>
+              <w:top w:w="120" w:type="dxa"/>
+              <w:start w:w="160" w:type="dxa"/>
+              <w:bottom w:w="120" w:type="dxa"/>
+              <w:end w:w="160" w:type="dxa"/>
+            </w:tcMar>
+            <w:tcBorders>
+              <w:top w:val="single" w:sz="4" w:color="D7E1E4"/>
+              <w:left w:val="single" w:sz="4" w:color="D7E1E4"/>
+              <w:bottom w:val="single" w:sz="4" w:color="D7E1E4"/>
+              <w:right w:val="single" w:sz="4" w:color="D7E1E4"/>
+            </w:tcBorders>
           </w:tcPr>
           <w:p>
             <w:pPr>
-              <w:spacing w:after="0"/>
+              <w:spacing w:after="0" w:line="240" w:lineRule="auto"/>
+              <w:jc w:val="left"/>
             </w:pPr>
-            <w:r/>
             <w:r>
               <w:rPr>
+                <w:rFonts w:ascii="Calibri" w:hAnsi="Calibri"/>
                 <w:b/>
                 <w:color w:val="FFFFFF"/>
                 <w:sz w:val="18"/>
               </w:rPr>
-              <w:t>Region</w:t>
+            </w:r>
+            <w:r>
+              <w:rPr>
+                <w:rFonts w:ascii="Calibri" w:hAnsi="Calibri"/>
+                <w:b/>
+                <w:color w:val="FFFFFF"/>
+                <w:sz w:val="18"/>
+              </w:rPr>
+              <w:t>Región</w:t>
             </w:r>
           </w:p>
         </w:tc>
@@ -2445,15 +5328,36 @@
           <w:tcPr>
             <w:tcW w:type="dxa" w:w="5040"/>
             <w:vAlign w:val="center"/>
-            <w:shd w:fill="1F4E79"/>
+            <w:shd w:fill="173B4F"/>
+            <w:tcMar>
+              <w:top w:w="120" w:type="dxa"/>
+              <w:start w:w="160" w:type="dxa"/>
+              <w:bottom w:w="120" w:type="dxa"/>
+              <w:end w:w="160" w:type="dxa"/>
+            </w:tcMar>
+            <w:tcBorders>
+              <w:top w:val="single" w:sz="4" w:color="D7E1E4"/>
+              <w:left w:val="single" w:sz="4" w:color="D7E1E4"/>
+              <w:bottom w:val="single" w:sz="4" w:color="D7E1E4"/>
+              <w:right w:val="single" w:sz="4" w:color="D7E1E4"/>
+            </w:tcBorders>
           </w:tcPr>
           <w:p>
             <w:pPr>
-              <w:spacing w:after="0"/>
+              <w:spacing w:after="0" w:line="240" w:lineRule="auto"/>
+              <w:jc w:val="center"/>
             </w:pPr>
-            <w:r/>
             <w:r>
               <w:rPr>
+                <w:rFonts w:ascii="Calibri" w:hAnsi="Calibri"/>
+                <w:b/>
+                <w:color w:val="FFFFFF"/>
+                <w:sz w:val="18"/>
+              </w:rPr>
+            </w:r>
+            <w:r>
+              <w:rPr>
+                <w:rFonts w:ascii="Calibri" w:hAnsi="Calibri"/>
                 <w:b/>
                 <w:color w:val="FFFFFF"/>
                 <w:sz w:val="18"/>
@@ -2468,15 +5372,38 @@
           <w:tcPr>
             <w:tcW w:type="dxa" w:w="5040"/>
             <w:vAlign w:val="center"/>
+            <w:tcMar>
+              <w:top w:w="120" w:type="dxa"/>
+              <w:start w:w="160" w:type="dxa"/>
+              <w:bottom w:w="120" w:type="dxa"/>
+              <w:end w:w="160" w:type="dxa"/>
+            </w:tcMar>
+            <w:tcBorders>
+              <w:top w:val="single" w:sz="4" w:color="D7E1E4"/>
+              <w:left w:val="single" w:sz="4" w:color="D7E1E4"/>
+              <w:bottom w:val="single" w:sz="4" w:color="D7E1E4"/>
+              <w:right w:val="single" w:sz="4" w:color="D7E1E4"/>
+            </w:tcBorders>
+            <w:shd w:fill="FFFFFF"/>
           </w:tcPr>
           <w:p>
             <w:pPr>
-              <w:spacing w:after="0"/>
+              <w:spacing w:after="0" w:line="240" w:lineRule="auto"/>
+              <w:jc w:val="left"/>
             </w:pPr>
-            <w:r/>
             <w:r>
               <w:rPr>
-                <w:b w:val="0"/>
+                <w:rFonts w:ascii="Calibri" w:hAnsi="Calibri"/>
+                <w:b/>
+                <w:color w:val="263238"/>
+                <w:sz w:val="18"/>
+              </w:rPr>
+            </w:r>
+            <w:r>
+              <w:rPr>
+                <w:rFonts w:ascii="Calibri" w:hAnsi="Calibri"/>
+                <w:b/>
+                <w:color w:val="263238"/>
                 <w:sz w:val="18"/>
               </w:rPr>
               <w:t>Sierra</w:t>
@@ -2487,15 +5414,38 @@
           <w:tcPr>
             <w:tcW w:type="dxa" w:w="5040"/>
             <w:vAlign w:val="center"/>
+            <w:tcMar>
+              <w:top w:w="120" w:type="dxa"/>
+              <w:start w:w="160" w:type="dxa"/>
+              <w:bottom w:w="120" w:type="dxa"/>
+              <w:end w:w="160" w:type="dxa"/>
+            </w:tcMar>
+            <w:tcBorders>
+              <w:top w:val="single" w:sz="4" w:color="D7E1E4"/>
+              <w:left w:val="single" w:sz="4" w:color="D7E1E4"/>
+              <w:bottom w:val="single" w:sz="4" w:color="D7E1E4"/>
+              <w:right w:val="single" w:sz="4" w:color="D7E1E4"/>
+            </w:tcBorders>
+            <w:shd w:fill="FFFFFF"/>
           </w:tcPr>
           <w:p>
             <w:pPr>
-              <w:spacing w:after="0"/>
+              <w:spacing w:after="0" w:line="240" w:lineRule="auto"/>
+              <w:jc w:val="center"/>
             </w:pPr>
-            <w:r/>
             <w:r>
               <w:rPr>
+                <w:rFonts w:ascii="Calibri" w:hAnsi="Calibri"/>
                 <w:b w:val="0"/>
+                <w:color w:val="263238"/>
+                <w:sz w:val="18"/>
+              </w:rPr>
+            </w:r>
+            <w:r>
+              <w:rPr>
+                <w:rFonts w:ascii="Calibri" w:hAnsi="Calibri"/>
+                <w:b w:val="0"/>
+                <w:color w:val="263238"/>
                 <w:sz w:val="18"/>
               </w:rPr>
               <w:t>24.25%</w:t>
@@ -2508,16 +5458,38 @@
           <w:tcPr>
             <w:tcW w:type="dxa" w:w="5040"/>
             <w:vAlign w:val="center"/>
-            <w:shd w:fill="F2F6FA"/>
+            <w:shd w:fill="F8FBFA"/>
+            <w:tcMar>
+              <w:top w:w="120" w:type="dxa"/>
+              <w:start w:w="160" w:type="dxa"/>
+              <w:bottom w:w="120" w:type="dxa"/>
+              <w:end w:w="160" w:type="dxa"/>
+            </w:tcMar>
+            <w:tcBorders>
+              <w:top w:val="single" w:sz="4" w:color="D7E1E4"/>
+              <w:left w:val="single" w:sz="4" w:color="D7E1E4"/>
+              <w:bottom w:val="single" w:sz="4" w:color="D7E1E4"/>
+              <w:right w:val="single" w:sz="4" w:color="D7E1E4"/>
+            </w:tcBorders>
           </w:tcPr>
           <w:p>
             <w:pPr>
-              <w:spacing w:after="0"/>
+              <w:spacing w:after="0" w:line="240" w:lineRule="auto"/>
+              <w:jc w:val="left"/>
             </w:pPr>
-            <w:r/>
             <w:r>
               <w:rPr>
-                <w:b w:val="0"/>
+                <w:rFonts w:ascii="Calibri" w:hAnsi="Calibri"/>
+                <w:b/>
+                <w:color w:val="263238"/>
+                <w:sz w:val="18"/>
+              </w:rPr>
+            </w:r>
+            <w:r>
+              <w:rPr>
+                <w:rFonts w:ascii="Calibri" w:hAnsi="Calibri"/>
+                <w:b/>
+                <w:color w:val="263238"/>
                 <w:sz w:val="18"/>
               </w:rPr>
               <w:t>Centro</w:t>
@@ -2528,16 +5500,38 @@
           <w:tcPr>
             <w:tcW w:type="dxa" w:w="5040"/>
             <w:vAlign w:val="center"/>
-            <w:shd w:fill="F2F6FA"/>
+            <w:shd w:fill="F8FBFA"/>
+            <w:tcMar>
+              <w:top w:w="120" w:type="dxa"/>
+              <w:start w:w="160" w:type="dxa"/>
+              <w:bottom w:w="120" w:type="dxa"/>
+              <w:end w:w="160" w:type="dxa"/>
+            </w:tcMar>
+            <w:tcBorders>
+              <w:top w:val="single" w:sz="4" w:color="D7E1E4"/>
+              <w:left w:val="single" w:sz="4" w:color="D7E1E4"/>
+              <w:bottom w:val="single" w:sz="4" w:color="D7E1E4"/>
+              <w:right w:val="single" w:sz="4" w:color="D7E1E4"/>
+            </w:tcBorders>
           </w:tcPr>
           <w:p>
             <w:pPr>
-              <w:spacing w:after="0"/>
+              <w:spacing w:after="0" w:line="240" w:lineRule="auto"/>
+              <w:jc w:val="center"/>
             </w:pPr>
-            <w:r/>
             <w:r>
               <w:rPr>
+                <w:rFonts w:ascii="Calibri" w:hAnsi="Calibri"/>
                 <w:b w:val="0"/>
+                <w:color w:val="263238"/>
+                <w:sz w:val="18"/>
+              </w:rPr>
+            </w:r>
+            <w:r>
+              <w:rPr>
+                <w:rFonts w:ascii="Calibri" w:hAnsi="Calibri"/>
+                <w:b w:val="0"/>
+                <w:color w:val="263238"/>
                 <w:sz w:val="18"/>
               </w:rPr>
               <w:t>22.38%</w:t>
@@ -2550,15 +5544,38 @@
           <w:tcPr>
             <w:tcW w:type="dxa" w:w="5040"/>
             <w:vAlign w:val="center"/>
+            <w:tcMar>
+              <w:top w:w="120" w:type="dxa"/>
+              <w:start w:w="160" w:type="dxa"/>
+              <w:bottom w:w="120" w:type="dxa"/>
+              <w:end w:w="160" w:type="dxa"/>
+            </w:tcMar>
+            <w:tcBorders>
+              <w:top w:val="single" w:sz="4" w:color="D7E1E4"/>
+              <w:left w:val="single" w:sz="4" w:color="D7E1E4"/>
+              <w:bottom w:val="single" w:sz="4" w:color="D7E1E4"/>
+              <w:right w:val="single" w:sz="4" w:color="D7E1E4"/>
+            </w:tcBorders>
+            <w:shd w:fill="FFFFFF"/>
           </w:tcPr>
           <w:p>
             <w:pPr>
-              <w:spacing w:after="0"/>
+              <w:spacing w:after="0" w:line="240" w:lineRule="auto"/>
+              <w:jc w:val="left"/>
             </w:pPr>
-            <w:r/>
             <w:r>
               <w:rPr>
-                <w:b w:val="0"/>
+                <w:rFonts w:ascii="Calibri" w:hAnsi="Calibri"/>
+                <w:b/>
+                <w:color w:val="263238"/>
+                <w:sz w:val="18"/>
+              </w:rPr>
+            </w:r>
+            <w:r>
+              <w:rPr>
+                <w:rFonts w:ascii="Calibri" w:hAnsi="Calibri"/>
+                <w:b/>
+                <w:color w:val="263238"/>
                 <w:sz w:val="18"/>
               </w:rPr>
               <w:t>Sur y Valle</w:t>
@@ -2569,15 +5586,38 @@
           <w:tcPr>
             <w:tcW w:type="dxa" w:w="5040"/>
             <w:vAlign w:val="center"/>
+            <w:tcMar>
+              <w:top w:w="120" w:type="dxa"/>
+              <w:start w:w="160" w:type="dxa"/>
+              <w:bottom w:w="120" w:type="dxa"/>
+              <w:end w:w="160" w:type="dxa"/>
+            </w:tcMar>
+            <w:tcBorders>
+              <w:top w:val="single" w:sz="4" w:color="D7E1E4"/>
+              <w:left w:val="single" w:sz="4" w:color="D7E1E4"/>
+              <w:bottom w:val="single" w:sz="4" w:color="D7E1E4"/>
+              <w:right w:val="single" w:sz="4" w:color="D7E1E4"/>
+            </w:tcBorders>
+            <w:shd w:fill="FFFFFF"/>
           </w:tcPr>
           <w:p>
             <w:pPr>
-              <w:spacing w:after="0"/>
+              <w:spacing w:after="0" w:line="240" w:lineRule="auto"/>
+              <w:jc w:val="center"/>
             </w:pPr>
-            <w:r/>
             <w:r>
               <w:rPr>
+                <w:rFonts w:ascii="Calibri" w:hAnsi="Calibri"/>
                 <w:b w:val="0"/>
+                <w:color w:val="263238"/>
+                <w:sz w:val="18"/>
+              </w:rPr>
+            </w:r>
+            <w:r>
+              <w:rPr>
+                <w:rFonts w:ascii="Calibri" w:hAnsi="Calibri"/>
+                <w:b w:val="0"/>
+                <w:color w:val="263238"/>
                 <w:sz w:val="18"/>
               </w:rPr>
               <w:t>21.12%</w:t>
@@ -2590,16 +5630,38 @@
           <w:tcPr>
             <w:tcW w:type="dxa" w:w="5040"/>
             <w:vAlign w:val="center"/>
-            <w:shd w:fill="F2F6FA"/>
+            <w:shd w:fill="F8FBFA"/>
+            <w:tcMar>
+              <w:top w:w="120" w:type="dxa"/>
+              <w:start w:w="160" w:type="dxa"/>
+              <w:bottom w:w="120" w:type="dxa"/>
+              <w:end w:w="160" w:type="dxa"/>
+            </w:tcMar>
+            <w:tcBorders>
+              <w:top w:val="single" w:sz="4" w:color="D7E1E4"/>
+              <w:left w:val="single" w:sz="4" w:color="D7E1E4"/>
+              <w:bottom w:val="single" w:sz="4" w:color="D7E1E4"/>
+              <w:right w:val="single" w:sz="4" w:color="D7E1E4"/>
+            </w:tcBorders>
           </w:tcPr>
           <w:p>
             <w:pPr>
-              <w:spacing w:after="0"/>
+              <w:spacing w:after="0" w:line="240" w:lineRule="auto"/>
+              <w:jc w:val="left"/>
             </w:pPr>
-            <w:r/>
             <w:r>
               <w:rPr>
-                <w:b w:val="0"/>
+                <w:rFonts w:ascii="Calibri" w:hAnsi="Calibri"/>
+                <w:b/>
+                <w:color w:val="263238"/>
+                <w:sz w:val="18"/>
+              </w:rPr>
+            </w:r>
+            <w:r>
+              <w:rPr>
+                <w:rFonts w:ascii="Calibri" w:hAnsi="Calibri"/>
+                <w:b/>
+                <w:color w:val="263238"/>
                 <w:sz w:val="18"/>
               </w:rPr>
               <w:t>Otros municipios</w:t>
@@ -2610,16 +5672,38 @@
           <w:tcPr>
             <w:tcW w:type="dxa" w:w="5040"/>
             <w:vAlign w:val="center"/>
-            <w:shd w:fill="F2F6FA"/>
+            <w:shd w:fill="F8FBFA"/>
+            <w:tcMar>
+              <w:top w:w="120" w:type="dxa"/>
+              <w:start w:w="160" w:type="dxa"/>
+              <w:bottom w:w="120" w:type="dxa"/>
+              <w:end w:w="160" w:type="dxa"/>
+            </w:tcMar>
+            <w:tcBorders>
+              <w:top w:val="single" w:sz="4" w:color="D7E1E4"/>
+              <w:left w:val="single" w:sz="4" w:color="D7E1E4"/>
+              <w:bottom w:val="single" w:sz="4" w:color="D7E1E4"/>
+              <w:right w:val="single" w:sz="4" w:color="D7E1E4"/>
+            </w:tcBorders>
           </w:tcPr>
           <w:p>
             <w:pPr>
-              <w:spacing w:after="0"/>
+              <w:spacing w:after="0" w:line="240" w:lineRule="auto"/>
+              <w:jc w:val="center"/>
             </w:pPr>
-            <w:r/>
             <w:r>
               <w:rPr>
+                <w:rFonts w:ascii="Calibri" w:hAnsi="Calibri"/>
                 <w:b w:val="0"/>
+                <w:color w:val="263238"/>
+                <w:sz w:val="18"/>
+              </w:rPr>
+            </w:r>
+            <w:r>
+              <w:rPr>
+                <w:rFonts w:ascii="Calibri" w:hAnsi="Calibri"/>
+                <w:b w:val="0"/>
+                <w:color w:val="263238"/>
                 <w:sz w:val="18"/>
               </w:rPr>
               <w:t>19.00%</w:t>
@@ -2632,15 +5716,38 @@
           <w:tcPr>
             <w:tcW w:type="dxa" w:w="5040"/>
             <w:vAlign w:val="center"/>
+            <w:tcMar>
+              <w:top w:w="120" w:type="dxa"/>
+              <w:start w:w="160" w:type="dxa"/>
+              <w:bottom w:w="120" w:type="dxa"/>
+              <w:end w:w="160" w:type="dxa"/>
+            </w:tcMar>
+            <w:tcBorders>
+              <w:top w:val="single" w:sz="4" w:color="D7E1E4"/>
+              <w:left w:val="single" w:sz="4" w:color="D7E1E4"/>
+              <w:bottom w:val="single" w:sz="4" w:color="D7E1E4"/>
+              <w:right w:val="single" w:sz="4" w:color="D7E1E4"/>
+            </w:tcBorders>
+            <w:shd w:fill="FFFFFF"/>
           </w:tcPr>
           <w:p>
             <w:pPr>
-              <w:spacing w:after="0"/>
+              <w:spacing w:after="0" w:line="240" w:lineRule="auto"/>
+              <w:jc w:val="left"/>
             </w:pPr>
-            <w:r/>
             <w:r>
               <w:rPr>
-                <w:b w:val="0"/>
+                <w:rFonts w:ascii="Calibri" w:hAnsi="Calibri"/>
+                <w:b/>
+                <w:color w:val="263238"/>
+                <w:sz w:val="18"/>
+              </w:rPr>
+            </w:r>
+            <w:r>
+              <w:rPr>
+                <w:rFonts w:ascii="Calibri" w:hAnsi="Calibri"/>
+                <w:b/>
+                <w:color w:val="263238"/>
                 <w:sz w:val="18"/>
               </w:rPr>
               <w:t>Costa y desierto</w:t>
@@ -2651,15 +5758,38 @@
           <w:tcPr>
             <w:tcW w:type="dxa" w:w="5040"/>
             <w:vAlign w:val="center"/>
+            <w:tcMar>
+              <w:top w:w="120" w:type="dxa"/>
+              <w:start w:w="160" w:type="dxa"/>
+              <w:bottom w:w="120" w:type="dxa"/>
+              <w:end w:w="160" w:type="dxa"/>
+            </w:tcMar>
+            <w:tcBorders>
+              <w:top w:val="single" w:sz="4" w:color="D7E1E4"/>
+              <w:left w:val="single" w:sz="4" w:color="D7E1E4"/>
+              <w:bottom w:val="single" w:sz="4" w:color="D7E1E4"/>
+              <w:right w:val="single" w:sz="4" w:color="D7E1E4"/>
+            </w:tcBorders>
+            <w:shd w:fill="FFFFFF"/>
           </w:tcPr>
           <w:p>
             <w:pPr>
-              <w:spacing w:after="0"/>
+              <w:spacing w:after="0" w:line="240" w:lineRule="auto"/>
+              <w:jc w:val="center"/>
             </w:pPr>
-            <w:r/>
             <w:r>
               <w:rPr>
+                <w:rFonts w:ascii="Calibri" w:hAnsi="Calibri"/>
                 <w:b w:val="0"/>
+                <w:color w:val="263238"/>
+                <w:sz w:val="18"/>
+              </w:rPr>
+            </w:r>
+            <w:r>
+              <w:rPr>
+                <w:rFonts w:ascii="Calibri" w:hAnsi="Calibri"/>
+                <w:b w:val="0"/>
+                <w:color w:val="263238"/>
                 <w:sz w:val="18"/>
               </w:rPr>
               <w:t>17.32%</w:t>
@@ -2672,16 +5802,38 @@
           <w:tcPr>
             <w:tcW w:type="dxa" w:w="5040"/>
             <w:vAlign w:val="center"/>
-            <w:shd w:fill="F2F6FA"/>
+            <w:shd w:fill="F8FBFA"/>
+            <w:tcMar>
+              <w:top w:w="120" w:type="dxa"/>
+              <w:start w:w="160" w:type="dxa"/>
+              <w:bottom w:w="120" w:type="dxa"/>
+              <w:end w:w="160" w:type="dxa"/>
+            </w:tcMar>
+            <w:tcBorders>
+              <w:top w:val="single" w:sz="4" w:color="D7E1E4"/>
+              <w:left w:val="single" w:sz="4" w:color="D7E1E4"/>
+              <w:bottom w:val="single" w:sz="4" w:color="D7E1E4"/>
+              <w:right w:val="single" w:sz="4" w:color="D7E1E4"/>
+            </w:tcBorders>
           </w:tcPr>
           <w:p>
             <w:pPr>
-              <w:spacing w:after="0"/>
+              <w:spacing w:after="0" w:line="240" w:lineRule="auto"/>
+              <w:jc w:val="left"/>
             </w:pPr>
-            <w:r/>
             <w:r>
               <w:rPr>
-                <w:b w:val="0"/>
+                <w:rFonts w:ascii="Calibri" w:hAnsi="Calibri"/>
+                <w:b/>
+                <w:color w:val="263238"/>
+                <w:sz w:val="18"/>
+              </w:rPr>
+            </w:r>
+            <w:r>
+              <w:rPr>
+                <w:rFonts w:ascii="Calibri" w:hAnsi="Calibri"/>
+                <w:b/>
+                <w:color w:val="263238"/>
                 <w:sz w:val="18"/>
               </w:rPr>
               <w:t>Frontera</w:t>
@@ -2692,16 +5844,38 @@
           <w:tcPr>
             <w:tcW w:type="dxa" w:w="5040"/>
             <w:vAlign w:val="center"/>
-            <w:shd w:fill="F2F6FA"/>
+            <w:shd w:fill="F8FBFA"/>
+            <w:tcMar>
+              <w:top w:w="120" w:type="dxa"/>
+              <w:start w:w="160" w:type="dxa"/>
+              <w:bottom w:w="120" w:type="dxa"/>
+              <w:end w:w="160" w:type="dxa"/>
+            </w:tcMar>
+            <w:tcBorders>
+              <w:top w:val="single" w:sz="4" w:color="D7E1E4"/>
+              <w:left w:val="single" w:sz="4" w:color="D7E1E4"/>
+              <w:bottom w:val="single" w:sz="4" w:color="D7E1E4"/>
+              <w:right w:val="single" w:sz="4" w:color="D7E1E4"/>
+            </w:tcBorders>
           </w:tcPr>
           <w:p>
             <w:pPr>
-              <w:spacing w:after="0"/>
+              <w:spacing w:after="0" w:line="240" w:lineRule="auto"/>
+              <w:jc w:val="center"/>
             </w:pPr>
-            <w:r/>
             <w:r>
               <w:rPr>
+                <w:rFonts w:ascii="Calibri" w:hAnsi="Calibri"/>
                 <w:b w:val="0"/>
+                <w:color w:val="263238"/>
+                <w:sz w:val="18"/>
+              </w:rPr>
+            </w:r>
+            <w:r>
+              <w:rPr>
+                <w:rFonts w:ascii="Calibri" w:hAnsi="Calibri"/>
+                <w:b w:val="0"/>
+                <w:color w:val="263238"/>
                 <w:sz w:val="18"/>
               </w:rPr>
               <w:t>16.75%</w:t>
@@ -2714,15 +5888,38 @@
           <w:tcPr>
             <w:tcW w:type="dxa" w:w="5040"/>
             <w:vAlign w:val="center"/>
+            <w:tcMar>
+              <w:top w:w="120" w:type="dxa"/>
+              <w:start w:w="160" w:type="dxa"/>
+              <w:bottom w:w="120" w:type="dxa"/>
+              <w:end w:w="160" w:type="dxa"/>
+            </w:tcMar>
+            <w:tcBorders>
+              <w:top w:val="single" w:sz="4" w:color="D7E1E4"/>
+              <w:left w:val="single" w:sz="4" w:color="D7E1E4"/>
+              <w:bottom w:val="single" w:sz="4" w:color="D7E1E4"/>
+              <w:right w:val="single" w:sz="4" w:color="D7E1E4"/>
+            </w:tcBorders>
+            <w:shd w:fill="FFFFFF"/>
           </w:tcPr>
           <w:p>
             <w:pPr>
-              <w:spacing w:after="0"/>
+              <w:spacing w:after="0" w:line="240" w:lineRule="auto"/>
+              <w:jc w:val="left"/>
             </w:pPr>
-            <w:r/>
             <w:r>
               <w:rPr>
-                <w:b w:val="0"/>
+                <w:rFonts w:ascii="Calibri" w:hAnsi="Calibri"/>
+                <w:b/>
+                <w:color w:val="263238"/>
+                <w:sz w:val="18"/>
+              </w:rPr>
+            </w:r>
+            <w:r>
+              <w:rPr>
+                <w:rFonts w:ascii="Calibri" w:hAnsi="Calibri"/>
+                <w:b/>
+                <w:color w:val="263238"/>
                 <w:sz w:val="18"/>
               </w:rPr>
               <w:t>Hermosillo</w:t>
@@ -2733,15 +5930,38 @@
           <w:tcPr>
             <w:tcW w:type="dxa" w:w="5040"/>
             <w:vAlign w:val="center"/>
+            <w:tcMar>
+              <w:top w:w="120" w:type="dxa"/>
+              <w:start w:w="160" w:type="dxa"/>
+              <w:bottom w:w="120" w:type="dxa"/>
+              <w:end w:w="160" w:type="dxa"/>
+            </w:tcMar>
+            <w:tcBorders>
+              <w:top w:val="single" w:sz="4" w:color="D7E1E4"/>
+              <w:left w:val="single" w:sz="4" w:color="D7E1E4"/>
+              <w:bottom w:val="single" w:sz="4" w:color="D7E1E4"/>
+              <w:right w:val="single" w:sz="4" w:color="D7E1E4"/>
+            </w:tcBorders>
+            <w:shd w:fill="FFFFFF"/>
           </w:tcPr>
           <w:p>
             <w:pPr>
-              <w:spacing w:after="0"/>
+              <w:spacing w:after="0" w:line="240" w:lineRule="auto"/>
+              <w:jc w:val="center"/>
             </w:pPr>
-            <w:r/>
             <w:r>
               <w:rPr>
+                <w:rFonts w:ascii="Calibri" w:hAnsi="Calibri"/>
                 <w:b w:val="0"/>
+                <w:color w:val="263238"/>
+                <w:sz w:val="18"/>
+              </w:rPr>
+            </w:r>
+            <w:r>
+              <w:rPr>
+                <w:rFonts w:ascii="Calibri" w:hAnsi="Calibri"/>
+                <w:b w:val="0"/>
+                <w:color w:val="263238"/>
                 <w:sz w:val="18"/>
               </w:rPr>
               <w:t>13.39%</w:t>
@@ -2750,18 +5970,41 @@
         </w:tc>
       </w:tr>
     </w:tbl>
-    <w:p/>
     <w:p>
+      <w:pPr>
+        <w:spacing w:after="140" w:lineRule="auto" w:line="259"/>
+        <w:ind w:firstLine="0"/>
+      </w:pPr>
+    </w:p>
+    <w:p>
+      <w:pPr>
+        <w:spacing w:after="140" w:lineRule="auto" w:line="259"/>
+        <w:ind w:firstLine="0"/>
+      </w:pPr>
       <w:r>
-        <w:t>Esto me sorprendio porque muestra que una region puede tener pocos accidentes, pero una proporcion alta de casos graves. Por eso, el analisis preventivo no debe basarse solo en el total de accidentes.</w:t>
+        <w:rPr>
+          <w:rFonts w:ascii="Calibri" w:hAnsi="Calibri"/>
+          <w:color w:val="263238"/>
+          <w:sz w:val="21"/>
+        </w:rPr>
+        <w:t>Esto me sorprendio porque muestra que una región puede tener pocos accidentes, pero una proporción alta de casos graves. Por eso, el análisis preventivo no debe basarse solo en el total de accidentes.</w:t>
       </w:r>
     </w:p>
     <w:p>
       <w:pPr>
         <w:pStyle w:val="Heading1"/>
+        <w:pBdr>
+          <w:left w:val="single" w:sz="16" w:space="8" w:color="D9962B"/>
+        </w:pBdr>
       </w:pPr>
       <w:r>
-        <w:t>4. Analisis de calidad de los datos</w:t>
+        <w:rPr>
+          <w:rFonts w:ascii="Calibri Light" w:hAnsi="Calibri Light"/>
+          <w:b/>
+          <w:color w:val="173B4F"/>
+          <w:sz w:val="30"/>
+        </w:rPr>
+        <w:t>4. Análisis de calidad de los datos</w:t>
       </w:r>
     </w:p>
     <w:p>
@@ -2769,11 +6012,26 @@
         <w:pStyle w:val="Heading2"/>
       </w:pPr>
       <w:r>
+        <w:rPr>
+          <w:rFonts w:ascii="Calibri" w:hAnsi="Calibri"/>
+          <w:b/>
+          <w:color w:val="26756A"/>
+          <w:sz w:val="24"/>
+        </w:rPr>
         <w:t>Valores faltantes</w:t>
       </w:r>
     </w:p>
     <w:p>
+      <w:pPr>
+        <w:spacing w:after="140" w:lineRule="auto" w:line="259"/>
+        <w:ind w:firstLine="0"/>
+      </w:pPr>
       <w:r>
+        <w:rPr>
+          <w:rFonts w:ascii="Calibri" w:hAnsi="Calibri"/>
+          <w:color w:val="263238"/>
+          <w:sz w:val="21"/>
+        </w:rPr>
         <w:t>Despues de la limpieza inicial, los valores faltantes principales fueron:</w:t>
       </w:r>
     </w:p>
@@ -2782,26 +6040,48 @@
         <w:tblStyle w:val="TableGrid"/>
         <w:tblW w:type="auto" w:w="0"/>
         <w:jc w:val="center"/>
+        <w:tblLayout w:type="fixed"/>
         <w:tblLook w:firstColumn="1" w:firstRow="1" w:lastColumn="0" w:lastRow="0" w:noHBand="0" w:noVBand="1" w:val="04A0"/>
       </w:tblPr>
       <w:tblGrid>
-        <w:gridCol w:w="5040"/>
-        <w:gridCol w:w="5040"/>
+        <w:gridCol w:w="3312"/>
+        <w:gridCol w:w="2592"/>
       </w:tblGrid>
       <w:tr>
         <w:tc>
           <w:tcPr>
             <w:tcW w:type="dxa" w:w="5040"/>
             <w:vAlign w:val="center"/>
-            <w:shd w:fill="1F4E79"/>
+            <w:shd w:fill="173B4F"/>
+            <w:tcMar>
+              <w:top w:w="120" w:type="dxa"/>
+              <w:start w:w="160" w:type="dxa"/>
+              <w:bottom w:w="120" w:type="dxa"/>
+              <w:end w:w="160" w:type="dxa"/>
+            </w:tcMar>
+            <w:tcBorders>
+              <w:top w:val="single" w:sz="4" w:color="D7E1E4"/>
+              <w:left w:val="single" w:sz="4" w:color="D7E1E4"/>
+              <w:bottom w:val="single" w:sz="4" w:color="D7E1E4"/>
+              <w:right w:val="single" w:sz="4" w:color="D7E1E4"/>
+            </w:tcBorders>
           </w:tcPr>
           <w:p>
             <w:pPr>
-              <w:spacing w:after="0"/>
+              <w:spacing w:after="0" w:line="240" w:lineRule="auto"/>
+              <w:jc w:val="left"/>
             </w:pPr>
-            <w:r/>
             <w:r>
               <w:rPr>
+                <w:rFonts w:ascii="Calibri" w:hAnsi="Calibri"/>
+                <w:b/>
+                <w:color w:val="FFFFFF"/>
+                <w:sz w:val="18"/>
+              </w:rPr>
+            </w:r>
+            <w:r>
+              <w:rPr>
+                <w:rFonts w:ascii="Calibri" w:hAnsi="Calibri"/>
                 <w:b/>
                 <w:color w:val="FFFFFF"/>
                 <w:sz w:val="18"/>
@@ -2814,15 +6094,36 @@
           <w:tcPr>
             <w:tcW w:type="dxa" w:w="5040"/>
             <w:vAlign w:val="center"/>
-            <w:shd w:fill="1F4E79"/>
+            <w:shd w:fill="173B4F"/>
+            <w:tcMar>
+              <w:top w:w="120" w:type="dxa"/>
+              <w:start w:w="160" w:type="dxa"/>
+              <w:bottom w:w="120" w:type="dxa"/>
+              <w:end w:w="160" w:type="dxa"/>
+            </w:tcMar>
+            <w:tcBorders>
+              <w:top w:val="single" w:sz="4" w:color="D7E1E4"/>
+              <w:left w:val="single" w:sz="4" w:color="D7E1E4"/>
+              <w:bottom w:val="single" w:sz="4" w:color="D7E1E4"/>
+              <w:right w:val="single" w:sz="4" w:color="D7E1E4"/>
+            </w:tcBorders>
           </w:tcPr>
           <w:p>
             <w:pPr>
-              <w:spacing w:after="0"/>
+              <w:spacing w:after="0" w:line="240" w:lineRule="auto"/>
+              <w:jc w:val="center"/>
             </w:pPr>
-            <w:r/>
             <w:r>
               <w:rPr>
+                <w:rFonts w:ascii="Calibri" w:hAnsi="Calibri"/>
+                <w:b/>
+                <w:color w:val="FFFFFF"/>
+                <w:sz w:val="18"/>
+              </w:rPr>
+            </w:r>
+            <w:r>
+              <w:rPr>
+                <w:rFonts w:ascii="Calibri" w:hAnsi="Calibri"/>
                 <w:b/>
                 <w:color w:val="FFFFFF"/>
                 <w:sz w:val="18"/>
@@ -2837,18 +6138,41 @@
           <w:tcPr>
             <w:tcW w:type="dxa" w:w="5040"/>
             <w:vAlign w:val="center"/>
+            <w:tcMar>
+              <w:top w:w="120" w:type="dxa"/>
+              <w:start w:w="160" w:type="dxa"/>
+              <w:bottom w:w="120" w:type="dxa"/>
+              <w:end w:w="160" w:type="dxa"/>
+            </w:tcMar>
+            <w:tcBorders>
+              <w:top w:val="single" w:sz="4" w:color="D7E1E4"/>
+              <w:left w:val="single" w:sz="4" w:color="D7E1E4"/>
+              <w:bottom w:val="single" w:sz="4" w:color="D7E1E4"/>
+              <w:right w:val="single" w:sz="4" w:color="D7E1E4"/>
+            </w:tcBorders>
+            <w:shd w:fill="FFFFFF"/>
           </w:tcPr>
           <w:p>
             <w:pPr>
-              <w:spacing w:after="0"/>
+              <w:spacing w:after="0" w:line="240" w:lineRule="auto"/>
+              <w:jc w:val="left"/>
             </w:pPr>
-            <w:r/>
             <w:r>
               <w:rPr>
-                <w:b w:val="0"/>
+                <w:rFonts w:ascii="Calibri" w:hAnsi="Calibri"/>
+                <w:b/>
+                <w:color w:val="263238"/>
                 <w:sz w:val="18"/>
               </w:rPr>
-              <w:t>`EDAD_CONDUCTOR`</w:t>
+            </w:r>
+            <w:r>
+              <w:rPr>
+                <w:rFonts w:ascii="Calibri" w:hAnsi="Calibri"/>
+                <w:b/>
+                <w:color w:val="263238"/>
+                <w:sz w:val="18"/>
+              </w:rPr>
+              <w:t>EDAD_CONDUCTOR</w:t>
             </w:r>
           </w:p>
         </w:tc>
@@ -2856,15 +6180,38 @@
           <w:tcPr>
             <w:tcW w:type="dxa" w:w="5040"/>
             <w:vAlign w:val="center"/>
+            <w:tcMar>
+              <w:top w:w="120" w:type="dxa"/>
+              <w:start w:w="160" w:type="dxa"/>
+              <w:bottom w:w="120" w:type="dxa"/>
+              <w:end w:w="160" w:type="dxa"/>
+            </w:tcMar>
+            <w:tcBorders>
+              <w:top w:val="single" w:sz="4" w:color="D7E1E4"/>
+              <w:left w:val="single" w:sz="4" w:color="D7E1E4"/>
+              <w:bottom w:val="single" w:sz="4" w:color="D7E1E4"/>
+              <w:right w:val="single" w:sz="4" w:color="D7E1E4"/>
+            </w:tcBorders>
+            <w:shd w:fill="FFFFFF"/>
           </w:tcPr>
           <w:p>
             <w:pPr>
-              <w:spacing w:after="0"/>
+              <w:spacing w:after="0" w:line="240" w:lineRule="auto"/>
+              <w:jc w:val="center"/>
             </w:pPr>
-            <w:r/>
             <w:r>
               <w:rPr>
+                <w:rFonts w:ascii="Calibri" w:hAnsi="Calibri"/>
                 <w:b w:val="0"/>
+                <w:color w:val="263238"/>
+                <w:sz w:val="18"/>
+              </w:rPr>
+            </w:r>
+            <w:r>
+              <w:rPr>
+                <w:rFonts w:ascii="Calibri" w:hAnsi="Calibri"/>
+                <w:b w:val="0"/>
+                <w:color w:val="263238"/>
                 <w:sz w:val="18"/>
               </w:rPr>
               <w:t>31,101</w:t>
@@ -2877,19 +6224,41 @@
           <w:tcPr>
             <w:tcW w:type="dxa" w:w="5040"/>
             <w:vAlign w:val="center"/>
-            <w:shd w:fill="F2F6FA"/>
+            <w:shd w:fill="F8FBFA"/>
+            <w:tcMar>
+              <w:top w:w="120" w:type="dxa"/>
+              <w:start w:w="160" w:type="dxa"/>
+              <w:bottom w:w="120" w:type="dxa"/>
+              <w:end w:w="160" w:type="dxa"/>
+            </w:tcMar>
+            <w:tcBorders>
+              <w:top w:val="single" w:sz="4" w:color="D7E1E4"/>
+              <w:left w:val="single" w:sz="4" w:color="D7E1E4"/>
+              <w:bottom w:val="single" w:sz="4" w:color="D7E1E4"/>
+              <w:right w:val="single" w:sz="4" w:color="D7E1E4"/>
+            </w:tcBorders>
           </w:tcPr>
           <w:p>
             <w:pPr>
-              <w:spacing w:after="0"/>
+              <w:spacing w:after="0" w:line="240" w:lineRule="auto"/>
+              <w:jc w:val="left"/>
             </w:pPr>
-            <w:r/>
             <w:r>
               <w:rPr>
-                <w:b w:val="0"/>
+                <w:rFonts w:ascii="Calibri" w:hAnsi="Calibri"/>
+                <w:b/>
+                <w:color w:val="263238"/>
                 <w:sz w:val="18"/>
               </w:rPr>
-              <w:t>`HORA_VALIDA`</w:t>
+            </w:r>
+            <w:r>
+              <w:rPr>
+                <w:rFonts w:ascii="Calibri" w:hAnsi="Calibri"/>
+                <w:b/>
+                <w:color w:val="263238"/>
+                <w:sz w:val="18"/>
+              </w:rPr>
+              <w:t>HORA_VALIDA</w:t>
             </w:r>
           </w:p>
         </w:tc>
@@ -2897,16 +6266,38 @@
           <w:tcPr>
             <w:tcW w:type="dxa" w:w="5040"/>
             <w:vAlign w:val="center"/>
-            <w:shd w:fill="F2F6FA"/>
+            <w:shd w:fill="F8FBFA"/>
+            <w:tcMar>
+              <w:top w:w="120" w:type="dxa"/>
+              <w:start w:w="160" w:type="dxa"/>
+              <w:bottom w:w="120" w:type="dxa"/>
+              <w:end w:w="160" w:type="dxa"/>
+            </w:tcMar>
+            <w:tcBorders>
+              <w:top w:val="single" w:sz="4" w:color="D7E1E4"/>
+              <w:left w:val="single" w:sz="4" w:color="D7E1E4"/>
+              <w:bottom w:val="single" w:sz="4" w:color="D7E1E4"/>
+              <w:right w:val="single" w:sz="4" w:color="D7E1E4"/>
+            </w:tcBorders>
           </w:tcPr>
           <w:p>
             <w:pPr>
-              <w:spacing w:after="0"/>
+              <w:spacing w:after="0" w:line="240" w:lineRule="auto"/>
+              <w:jc w:val="center"/>
             </w:pPr>
-            <w:r/>
             <w:r>
               <w:rPr>
+                <w:rFonts w:ascii="Calibri" w:hAnsi="Calibri"/>
                 <w:b w:val="0"/>
+                <w:color w:val="263238"/>
+                <w:sz w:val="18"/>
+              </w:rPr>
+            </w:r>
+            <w:r>
+              <w:rPr>
+                <w:rFonts w:ascii="Calibri" w:hAnsi="Calibri"/>
+                <w:b w:val="0"/>
+                <w:color w:val="263238"/>
                 <w:sz w:val="18"/>
               </w:rPr>
               <w:t>1</w:t>
@@ -2915,35 +6306,70 @@
         </w:tc>
       </w:tr>
     </w:tbl>
-    <w:p/>
     <w:p>
+      <w:pPr>
+        <w:spacing w:after="140" w:lineRule="auto" w:line="259"/>
+        <w:ind w:firstLine="0"/>
+      </w:pPr>
+    </w:p>
+    <w:p>
+      <w:pPr>
+        <w:spacing w:after="140" w:lineRule="auto" w:line="259"/>
+        <w:ind w:firstLine="0"/>
+      </w:pPr>
       <w:r>
+        <w:rPr>
+          <w:rFonts w:ascii="Calibri" w:hAnsi="Calibri"/>
+          <w:color w:val="263238"/>
+          <w:sz w:val="21"/>
+        </w:rPr>
         <w:t xml:space="preserve">La variable </w:t>
       </w:r>
       <w:r>
         <w:rPr>
-          <w:rFonts w:ascii="Consolas" w:hAnsi="Consolas"/>
-          <w:sz w:val="18"/>
+          <w:rFonts w:ascii="Calibri" w:hAnsi="Calibri"/>
+          <w:color w:val="263238"/>
+          <w:sz w:val="21"/>
         </w:rPr>
         <w:t>EDAD_CONDUCTOR</w:t>
       </w:r>
       <w:r>
-        <w:t xml:space="preserve"> tiene faltantes porque algunos registros tienen edad no especificada o valores que no representan una edad valida. La decision fue conservar la variable, pero tratar los faltantes mediante imputacion en los modelos. Para variables numericas se considero la mediana, y para categoricas la categoria mas frecuente.</w:t>
+        <w:rPr>
+          <w:rFonts w:ascii="Calibri" w:hAnsi="Calibri"/>
+          <w:color w:val="263238"/>
+          <w:sz w:val="21"/>
+        </w:rPr>
+        <w:t xml:space="preserve"> tiene faltantes porque algunos registros tienen edad no especificada o valores que no representan una edad valida. La decisión fue conservar la variable, pero tratar los faltantes mediante imputacion en los modelos. Para variables numéricas se considero la mediana, y para categóricas la categoria mas frecuente.</w:t>
       </w:r>
     </w:p>
     <w:p>
+      <w:pPr>
+        <w:spacing w:after="140" w:lineRule="auto" w:line="259"/>
+        <w:ind w:firstLine="0"/>
+      </w:pPr>
       <w:r>
+        <w:rPr>
+          <w:rFonts w:ascii="Calibri" w:hAnsi="Calibri"/>
+          <w:color w:val="263238"/>
+          <w:sz w:val="21"/>
+        </w:rPr>
         <w:t xml:space="preserve">En el caso de </w:t>
       </w:r>
       <w:r>
         <w:rPr>
-          <w:rFonts w:ascii="Consolas" w:hAnsi="Consolas"/>
-          <w:sz w:val="18"/>
+          <w:rFonts w:ascii="Calibri" w:hAnsi="Calibri"/>
+          <w:color w:val="263238"/>
+          <w:sz w:val="21"/>
         </w:rPr>
         <w:t>HORA_VALIDA</w:t>
       </w:r>
       <w:r>
-        <w:t>, solo se encontro un valor faltante, por lo que no afecta de manera importante el analisis. Para el analisis temporal se usan solo horas validas entre 0 y 23.</w:t>
+        <w:rPr>
+          <w:rFonts w:ascii="Calibri" w:hAnsi="Calibri"/>
+          <w:color w:val="263238"/>
+          <w:sz w:val="21"/>
+        </w:rPr>
+        <w:t>, solo se encontro un valor faltante, por lo que no afecta de manera importante el análisis. Para el análisis temporal se usan solo horas validas entre 0 y 23.</w:t>
       </w:r>
     </w:p>
     <w:p>
@@ -2951,30 +6377,59 @@
         <w:pStyle w:val="Heading2"/>
       </w:pPr>
       <w:r>
+        <w:rPr>
+          <w:rFonts w:ascii="Calibri" w:hAnsi="Calibri"/>
+          <w:b/>
+          <w:color w:val="26756A"/>
+          <w:sz w:val="24"/>
+        </w:rPr>
         <w:t>Duplicados</w:t>
       </w:r>
     </w:p>
     <w:p>
+      <w:pPr>
+        <w:spacing w:after="140" w:lineRule="auto" w:line="259"/>
+        <w:ind w:firstLine="0"/>
+      </w:pPr>
       <w:r>
+        <w:rPr>
+          <w:rFonts w:ascii="Calibri" w:hAnsi="Calibri"/>
+          <w:color w:val="263238"/>
+          <w:sz w:val="21"/>
+        </w:rPr>
         <w:t xml:space="preserve">Se detectaron </w:t>
       </w:r>
       <w:r>
         <w:rPr>
+          <w:rFonts w:ascii="Calibri" w:hAnsi="Calibri"/>
           <w:b/>
+          <w:color w:val="263238"/>
+          <w:sz w:val="21"/>
         </w:rPr>
         <w:t>274 registros duplicados exactos</w:t>
       </w:r>
       <w:r>
-        <w:t xml:space="preserve">. La decision fue identificarlos y documentarlos. Para el analisis exploratorio general no cambian de manera importante las conclusiones debido al tamano del dataset, pero para una version final de modelado se recomienda eliminarlos con </w:t>
+        <w:rPr>
+          <w:rFonts w:ascii="Calibri" w:hAnsi="Calibri"/>
+          <w:color w:val="263238"/>
+          <w:sz w:val="21"/>
+        </w:rPr>
+        <w:t xml:space="preserve">. La decisión fue identificarlos y documentarlos. Para el análisis exploratorio general no cambian de manera importante las conclusiones debido al tamaño del dataset, pero para una version final de modelado se recomienda eliminarlos con </w:t>
       </w:r>
       <w:r>
         <w:rPr>
-          <w:rFonts w:ascii="Consolas" w:hAnsi="Consolas"/>
-          <w:sz w:val="18"/>
+          <w:rFonts w:ascii="Calibri" w:hAnsi="Calibri"/>
+          <w:color w:val="263238"/>
+          <w:sz w:val="21"/>
         </w:rPr>
         <w:t>drop_duplicates()</w:t>
       </w:r>
       <w:r>
+        <w:rPr>
+          <w:rFonts w:ascii="Calibri" w:hAnsi="Calibri"/>
+          <w:color w:val="263238"/>
+          <w:sz w:val="21"/>
+        </w:rPr>
         <w:t xml:space="preserve"> para evitar sobre-representar accidentes repetidos.</w:t>
       </w:r>
     </w:p>
@@ -2983,12 +6438,27 @@
         <w:pStyle w:val="Heading2"/>
       </w:pPr>
       <w:r>
+        <w:rPr>
+          <w:rFonts w:ascii="Calibri" w:hAnsi="Calibri"/>
+          <w:b/>
+          <w:color w:val="26756A"/>
+          <w:sz w:val="24"/>
+        </w:rPr>
         <w:t>Outliers</w:t>
       </w:r>
     </w:p>
     <w:p>
+      <w:pPr>
+        <w:spacing w:after="140" w:lineRule="auto" w:line="259"/>
+        <w:ind w:firstLine="0"/>
+      </w:pPr>
       <w:r>
-        <w:t>Los outliers se revisaron con el criterio del rango intercuartil. En variables como heridos, muertos y victimas, el IQR fue cero porque la mayoria de los accidentes no tienen victimas. Por eso, cualquier accidente con heridos o fallecidos aparece como valor extremo bajo este criterio.</w:t>
+        <w:rPr>
+          <w:rFonts w:ascii="Calibri" w:hAnsi="Calibri"/>
+          <w:color w:val="263238"/>
+          <w:sz w:val="21"/>
+        </w:rPr>
+        <w:t>Los outliers se revisaron con el criterio del rango intercuartil. En variables como heridos, muertos y victimas, el IQR fue cero porque la mayoría de los accidentes no tienen victimas. Por eso, cualquier accidente con heridos o fallecidos aparece como valor extremo bajo este criterio.</w:t>
       </w:r>
     </w:p>
     <w:tbl>
@@ -2996,28 +6466,50 @@
         <w:tblStyle w:val="TableGrid"/>
         <w:tblW w:type="auto" w:w="0"/>
         <w:jc w:val="center"/>
+        <w:tblLayout w:type="fixed"/>
         <w:tblLook w:firstColumn="1" w:firstRow="1" w:lastColumn="0" w:lastRow="0" w:noHBand="0" w:noVBand="1" w:val="04A0"/>
       </w:tblPr>
       <w:tblGrid>
-        <w:gridCol w:w="2520"/>
-        <w:gridCol w:w="2520"/>
-        <w:gridCol w:w="2520"/>
-        <w:gridCol w:w="2520"/>
+        <w:gridCol w:w="2232"/>
+        <w:gridCol w:w="1800"/>
+        <w:gridCol w:w="2232"/>
+        <w:gridCol w:w="3600"/>
       </w:tblGrid>
       <w:tr>
         <w:tc>
           <w:tcPr>
             <w:tcW w:type="dxa" w:w="2520"/>
             <w:vAlign w:val="center"/>
-            <w:shd w:fill="1F4E79"/>
+            <w:shd w:fill="173B4F"/>
+            <w:tcMar>
+              <w:top w:w="120" w:type="dxa"/>
+              <w:start w:w="160" w:type="dxa"/>
+              <w:bottom w:w="120" w:type="dxa"/>
+              <w:end w:w="160" w:type="dxa"/>
+            </w:tcMar>
+            <w:tcBorders>
+              <w:top w:val="single" w:sz="4" w:color="D7E1E4"/>
+              <w:left w:val="single" w:sz="4" w:color="D7E1E4"/>
+              <w:bottom w:val="single" w:sz="4" w:color="D7E1E4"/>
+              <w:right w:val="single" w:sz="4" w:color="D7E1E4"/>
+            </w:tcBorders>
           </w:tcPr>
           <w:p>
             <w:pPr>
-              <w:spacing w:after="0"/>
+              <w:spacing w:after="0" w:line="240" w:lineRule="auto"/>
+              <w:jc w:val="left"/>
             </w:pPr>
-            <w:r/>
             <w:r>
               <w:rPr>
+                <w:rFonts w:ascii="Calibri" w:hAnsi="Calibri"/>
+                <w:b/>
+                <w:color w:val="FFFFFF"/>
+                <w:sz w:val="18"/>
+              </w:rPr>
+            </w:r>
+            <w:r>
+              <w:rPr>
+                <w:rFonts w:ascii="Calibri" w:hAnsi="Calibri"/>
                 <w:b/>
                 <w:color w:val="FFFFFF"/>
                 <w:sz w:val="18"/>
@@ -3030,20 +6522,41 @@
           <w:tcPr>
             <w:tcW w:type="dxa" w:w="2520"/>
             <w:vAlign w:val="center"/>
-            <w:shd w:fill="1F4E79"/>
+            <w:shd w:fill="173B4F"/>
+            <w:tcMar>
+              <w:top w:w="120" w:type="dxa"/>
+              <w:start w:w="160" w:type="dxa"/>
+              <w:bottom w:w="120" w:type="dxa"/>
+              <w:end w:w="160" w:type="dxa"/>
+            </w:tcMar>
+            <w:tcBorders>
+              <w:top w:val="single" w:sz="4" w:color="D7E1E4"/>
+              <w:left w:val="single" w:sz="4" w:color="D7E1E4"/>
+              <w:bottom w:val="single" w:sz="4" w:color="D7E1E4"/>
+              <w:right w:val="single" w:sz="4" w:color="D7E1E4"/>
+            </w:tcBorders>
           </w:tcPr>
           <w:p>
             <w:pPr>
-              <w:spacing w:after="0"/>
+              <w:spacing w:after="0" w:line="240" w:lineRule="auto"/>
+              <w:jc w:val="center"/>
             </w:pPr>
-            <w:r/>
             <w:r>
               <w:rPr>
+                <w:rFonts w:ascii="Calibri" w:hAnsi="Calibri"/>
                 <w:b/>
                 <w:color w:val="FFFFFF"/>
                 <w:sz w:val="18"/>
               </w:rPr>
-              <w:t>Maximo observado</w:t>
+            </w:r>
+            <w:r>
+              <w:rPr>
+                <w:rFonts w:ascii="Calibri" w:hAnsi="Calibri"/>
+                <w:b/>
+                <w:color w:val="FFFFFF"/>
+                <w:sz w:val="18"/>
+              </w:rPr>
+              <w:t>Máximo observado</w:t>
             </w:r>
           </w:p>
         </w:tc>
@@ -3051,15 +6564,36 @@
           <w:tcPr>
             <w:tcW w:type="dxa" w:w="2520"/>
             <w:vAlign w:val="center"/>
-            <w:shd w:fill="1F4E79"/>
+            <w:shd w:fill="173B4F"/>
+            <w:tcMar>
+              <w:top w:w="120" w:type="dxa"/>
+              <w:start w:w="160" w:type="dxa"/>
+              <w:bottom w:w="120" w:type="dxa"/>
+              <w:end w:w="160" w:type="dxa"/>
+            </w:tcMar>
+            <w:tcBorders>
+              <w:top w:val="single" w:sz="4" w:color="D7E1E4"/>
+              <w:left w:val="single" w:sz="4" w:color="D7E1E4"/>
+              <w:bottom w:val="single" w:sz="4" w:color="D7E1E4"/>
+              <w:right w:val="single" w:sz="4" w:color="D7E1E4"/>
+            </w:tcBorders>
           </w:tcPr>
           <w:p>
             <w:pPr>
-              <w:spacing w:after="0"/>
+              <w:spacing w:after="0" w:line="240" w:lineRule="auto"/>
+              <w:jc w:val="center"/>
             </w:pPr>
-            <w:r/>
             <w:r>
               <w:rPr>
+                <w:rFonts w:ascii="Calibri" w:hAnsi="Calibri"/>
+                <w:b/>
+                <w:color w:val="FFFFFF"/>
+                <w:sz w:val="18"/>
+              </w:rPr>
+            </w:r>
+            <w:r>
+              <w:rPr>
+                <w:rFonts w:ascii="Calibri" w:hAnsi="Calibri"/>
                 <w:b/>
                 <w:color w:val="FFFFFF"/>
                 <w:sz w:val="18"/>
@@ -3072,20 +6606,41 @@
           <w:tcPr>
             <w:tcW w:type="dxa" w:w="2520"/>
             <w:vAlign w:val="center"/>
-            <w:shd w:fill="1F4E79"/>
+            <w:shd w:fill="173B4F"/>
+            <w:tcMar>
+              <w:top w:w="120" w:type="dxa"/>
+              <w:start w:w="160" w:type="dxa"/>
+              <w:bottom w:w="120" w:type="dxa"/>
+              <w:end w:w="160" w:type="dxa"/>
+            </w:tcMar>
+            <w:tcBorders>
+              <w:top w:val="single" w:sz="4" w:color="D7E1E4"/>
+              <w:left w:val="single" w:sz="4" w:color="D7E1E4"/>
+              <w:bottom w:val="single" w:sz="4" w:color="D7E1E4"/>
+              <w:right w:val="single" w:sz="4" w:color="D7E1E4"/>
+            </w:tcBorders>
           </w:tcPr>
           <w:p>
             <w:pPr>
-              <w:spacing w:after="0"/>
+              <w:spacing w:after="0" w:line="240" w:lineRule="auto"/>
+              <w:jc w:val="center"/>
             </w:pPr>
-            <w:r/>
             <w:r>
               <w:rPr>
+                <w:rFonts w:ascii="Calibri" w:hAnsi="Calibri"/>
                 <w:b/>
                 <w:color w:val="FFFFFF"/>
                 <w:sz w:val="18"/>
               </w:rPr>
-              <w:t>Decision</w:t>
+            </w:r>
+            <w:r>
+              <w:rPr>
+                <w:rFonts w:ascii="Calibri" w:hAnsi="Calibri"/>
+                <w:b/>
+                <w:color w:val="FFFFFF"/>
+                <w:sz w:val="18"/>
+              </w:rPr>
+              <w:t>Decisión</w:t>
             </w:r>
           </w:p>
         </w:tc>
@@ -3095,18 +6650,41 @@
           <w:tcPr>
             <w:tcW w:type="dxa" w:w="2520"/>
             <w:vAlign w:val="center"/>
+            <w:tcMar>
+              <w:top w:w="120" w:type="dxa"/>
+              <w:start w:w="160" w:type="dxa"/>
+              <w:bottom w:w="120" w:type="dxa"/>
+              <w:end w:w="160" w:type="dxa"/>
+            </w:tcMar>
+            <w:tcBorders>
+              <w:top w:val="single" w:sz="4" w:color="D7E1E4"/>
+              <w:left w:val="single" w:sz="4" w:color="D7E1E4"/>
+              <w:bottom w:val="single" w:sz="4" w:color="D7E1E4"/>
+              <w:right w:val="single" w:sz="4" w:color="D7E1E4"/>
+            </w:tcBorders>
+            <w:shd w:fill="FFFFFF"/>
           </w:tcPr>
           <w:p>
             <w:pPr>
-              <w:spacing w:after="0"/>
+              <w:spacing w:after="0" w:line="240" w:lineRule="auto"/>
+              <w:jc w:val="left"/>
             </w:pPr>
-            <w:r/>
             <w:r>
               <w:rPr>
-                <w:b w:val="0"/>
+                <w:rFonts w:ascii="Calibri" w:hAnsi="Calibri"/>
+                <w:b/>
+                <w:color w:val="263238"/>
                 <w:sz w:val="18"/>
               </w:rPr>
-              <w:t>`TOTAL_HERIDOS`</w:t>
+            </w:r>
+            <w:r>
+              <w:rPr>
+                <w:rFonts w:ascii="Calibri" w:hAnsi="Calibri"/>
+                <w:b/>
+                <w:color w:val="263238"/>
+                <w:sz w:val="18"/>
+              </w:rPr>
+              <w:t>TOTAL_HERIDOS</w:t>
             </w:r>
           </w:p>
         </w:tc>
@@ -3114,15 +6692,38 @@
           <w:tcPr>
             <w:tcW w:type="dxa" w:w="2520"/>
             <w:vAlign w:val="center"/>
+            <w:tcMar>
+              <w:top w:w="120" w:type="dxa"/>
+              <w:start w:w="160" w:type="dxa"/>
+              <w:bottom w:w="120" w:type="dxa"/>
+              <w:end w:w="160" w:type="dxa"/>
+            </w:tcMar>
+            <w:tcBorders>
+              <w:top w:val="single" w:sz="4" w:color="D7E1E4"/>
+              <w:left w:val="single" w:sz="4" w:color="D7E1E4"/>
+              <w:bottom w:val="single" w:sz="4" w:color="D7E1E4"/>
+              <w:right w:val="single" w:sz="4" w:color="D7E1E4"/>
+            </w:tcBorders>
+            <w:shd w:fill="FFFFFF"/>
           </w:tcPr>
           <w:p>
             <w:pPr>
-              <w:spacing w:after="0"/>
+              <w:spacing w:after="0" w:line="240" w:lineRule="auto"/>
+              <w:jc w:val="center"/>
             </w:pPr>
-            <w:r/>
             <w:r>
               <w:rPr>
+                <w:rFonts w:ascii="Calibri" w:hAnsi="Calibri"/>
                 <w:b w:val="0"/>
+                <w:color w:val="263238"/>
+                <w:sz w:val="18"/>
+              </w:rPr>
+            </w:r>
+            <w:r>
+              <w:rPr>
+                <w:rFonts w:ascii="Calibri" w:hAnsi="Calibri"/>
+                <w:b w:val="0"/>
+                <w:color w:val="263238"/>
                 <w:sz w:val="18"/>
               </w:rPr>
               <w:t>27</w:t>
@@ -3133,15 +6734,38 @@
           <w:tcPr>
             <w:tcW w:type="dxa" w:w="2520"/>
             <w:vAlign w:val="center"/>
+            <w:tcMar>
+              <w:top w:w="120" w:type="dxa"/>
+              <w:start w:w="160" w:type="dxa"/>
+              <w:bottom w:w="120" w:type="dxa"/>
+              <w:end w:w="160" w:type="dxa"/>
+            </w:tcMar>
+            <w:tcBorders>
+              <w:top w:val="single" w:sz="4" w:color="D7E1E4"/>
+              <w:left w:val="single" w:sz="4" w:color="D7E1E4"/>
+              <w:bottom w:val="single" w:sz="4" w:color="D7E1E4"/>
+              <w:right w:val="single" w:sz="4" w:color="D7E1E4"/>
+            </w:tcBorders>
+            <w:shd w:fill="FFFFFF"/>
           </w:tcPr>
           <w:p>
             <w:pPr>
-              <w:spacing w:after="0"/>
+              <w:spacing w:after="0" w:line="240" w:lineRule="auto"/>
+              <w:jc w:val="center"/>
             </w:pPr>
-            <w:r/>
             <w:r>
               <w:rPr>
+                <w:rFonts w:ascii="Calibri" w:hAnsi="Calibri"/>
                 <w:b w:val="0"/>
+                <w:color w:val="263238"/>
+                <w:sz w:val="18"/>
+              </w:rPr>
+            </w:r>
+            <w:r>
+              <w:rPr>
+                <w:rFonts w:ascii="Calibri" w:hAnsi="Calibri"/>
+                <w:b w:val="0"/>
+                <w:color w:val="263238"/>
                 <w:sz w:val="18"/>
               </w:rPr>
               <w:t>29,813</w:t>
@@ -3152,15 +6776,38 @@
           <w:tcPr>
             <w:tcW w:type="dxa" w:w="2520"/>
             <w:vAlign w:val="center"/>
+            <w:tcMar>
+              <w:top w:w="120" w:type="dxa"/>
+              <w:start w:w="160" w:type="dxa"/>
+              <w:bottom w:w="120" w:type="dxa"/>
+              <w:end w:w="160" w:type="dxa"/>
+            </w:tcMar>
+            <w:tcBorders>
+              <w:top w:val="single" w:sz="4" w:color="D7E1E4"/>
+              <w:left w:val="single" w:sz="4" w:color="D7E1E4"/>
+              <w:bottom w:val="single" w:sz="4" w:color="D7E1E4"/>
+              <w:right w:val="single" w:sz="4" w:color="D7E1E4"/>
+            </w:tcBorders>
+            <w:shd w:fill="FFFFFF"/>
           </w:tcPr>
           <w:p>
             <w:pPr>
-              <w:spacing w:after="0"/>
+              <w:spacing w:after="0" w:line="240" w:lineRule="auto"/>
+              <w:jc w:val="center"/>
             </w:pPr>
-            <w:r/>
             <w:r>
               <w:rPr>
+                <w:rFonts w:ascii="Calibri" w:hAnsi="Calibri"/>
                 <w:b w:val="0"/>
+                <w:color w:val="263238"/>
+                <w:sz w:val="18"/>
+              </w:rPr>
+            </w:r>
+            <w:r>
+              <w:rPr>
+                <w:rFonts w:ascii="Calibri" w:hAnsi="Calibri"/>
+                <w:b w:val="0"/>
+                <w:color w:val="263238"/>
                 <w:sz w:val="18"/>
               </w:rPr>
               <w:t>Conservar, porque representan accidentes con lesionados</w:t>
@@ -3173,19 +6820,41 @@
           <w:tcPr>
             <w:tcW w:type="dxa" w:w="2520"/>
             <w:vAlign w:val="center"/>
-            <w:shd w:fill="F2F6FA"/>
+            <w:shd w:fill="F8FBFA"/>
+            <w:tcMar>
+              <w:top w:w="120" w:type="dxa"/>
+              <w:start w:w="160" w:type="dxa"/>
+              <w:bottom w:w="120" w:type="dxa"/>
+              <w:end w:w="160" w:type="dxa"/>
+            </w:tcMar>
+            <w:tcBorders>
+              <w:top w:val="single" w:sz="4" w:color="D7E1E4"/>
+              <w:left w:val="single" w:sz="4" w:color="D7E1E4"/>
+              <w:bottom w:val="single" w:sz="4" w:color="D7E1E4"/>
+              <w:right w:val="single" w:sz="4" w:color="D7E1E4"/>
+            </w:tcBorders>
           </w:tcPr>
           <w:p>
             <w:pPr>
-              <w:spacing w:after="0"/>
+              <w:spacing w:after="0" w:line="240" w:lineRule="auto"/>
+              <w:jc w:val="left"/>
             </w:pPr>
-            <w:r/>
             <w:r>
               <w:rPr>
-                <w:b w:val="0"/>
+                <w:rFonts w:ascii="Calibri" w:hAnsi="Calibri"/>
+                <w:b/>
+                <w:color w:val="263238"/>
                 <w:sz w:val="18"/>
               </w:rPr>
-              <w:t>`TOTAL_MUERTOS`</w:t>
+            </w:r>
+            <w:r>
+              <w:rPr>
+                <w:rFonts w:ascii="Calibri" w:hAnsi="Calibri"/>
+                <w:b/>
+                <w:color w:val="263238"/>
+                <w:sz w:val="18"/>
+              </w:rPr>
+              <w:t>TOTAL_MUERTOS</w:t>
             </w:r>
           </w:p>
         </w:tc>
@@ -3193,16 +6862,38 @@
           <w:tcPr>
             <w:tcW w:type="dxa" w:w="2520"/>
             <w:vAlign w:val="center"/>
-            <w:shd w:fill="F2F6FA"/>
+            <w:shd w:fill="F8FBFA"/>
+            <w:tcMar>
+              <w:top w:w="120" w:type="dxa"/>
+              <w:start w:w="160" w:type="dxa"/>
+              <w:bottom w:w="120" w:type="dxa"/>
+              <w:end w:w="160" w:type="dxa"/>
+            </w:tcMar>
+            <w:tcBorders>
+              <w:top w:val="single" w:sz="4" w:color="D7E1E4"/>
+              <w:left w:val="single" w:sz="4" w:color="D7E1E4"/>
+              <w:bottom w:val="single" w:sz="4" w:color="D7E1E4"/>
+              <w:right w:val="single" w:sz="4" w:color="D7E1E4"/>
+            </w:tcBorders>
           </w:tcPr>
           <w:p>
             <w:pPr>
-              <w:spacing w:after="0"/>
+              <w:spacing w:after="0" w:line="240" w:lineRule="auto"/>
+              <w:jc w:val="center"/>
             </w:pPr>
-            <w:r/>
             <w:r>
               <w:rPr>
+                <w:rFonts w:ascii="Calibri" w:hAnsi="Calibri"/>
                 <w:b w:val="0"/>
+                <w:color w:val="263238"/>
+                <w:sz w:val="18"/>
+              </w:rPr>
+            </w:r>
+            <w:r>
+              <w:rPr>
+                <w:rFonts w:ascii="Calibri" w:hAnsi="Calibri"/>
+                <w:b w:val="0"/>
+                <w:color w:val="263238"/>
                 <w:sz w:val="18"/>
               </w:rPr>
               <w:t>6</w:t>
@@ -3213,16 +6904,38 @@
           <w:tcPr>
             <w:tcW w:type="dxa" w:w="2520"/>
             <w:vAlign w:val="center"/>
-            <w:shd w:fill="F2F6FA"/>
+            <w:shd w:fill="F8FBFA"/>
+            <w:tcMar>
+              <w:top w:w="120" w:type="dxa"/>
+              <w:start w:w="160" w:type="dxa"/>
+              <w:bottom w:w="120" w:type="dxa"/>
+              <w:end w:w="160" w:type="dxa"/>
+            </w:tcMar>
+            <w:tcBorders>
+              <w:top w:val="single" w:sz="4" w:color="D7E1E4"/>
+              <w:left w:val="single" w:sz="4" w:color="D7E1E4"/>
+              <w:bottom w:val="single" w:sz="4" w:color="D7E1E4"/>
+              <w:right w:val="single" w:sz="4" w:color="D7E1E4"/>
+            </w:tcBorders>
           </w:tcPr>
           <w:p>
             <w:pPr>
-              <w:spacing w:after="0"/>
+              <w:spacing w:after="0" w:line="240" w:lineRule="auto"/>
+              <w:jc w:val="center"/>
             </w:pPr>
-            <w:r/>
             <w:r>
               <w:rPr>
+                <w:rFonts w:ascii="Calibri" w:hAnsi="Calibri"/>
                 <w:b w:val="0"/>
+                <w:color w:val="263238"/>
+                <w:sz w:val="18"/>
+              </w:rPr>
+            </w:r>
+            <w:r>
+              <w:rPr>
+                <w:rFonts w:ascii="Calibri" w:hAnsi="Calibri"/>
+                <w:b w:val="0"/>
+                <w:color w:val="263238"/>
                 <w:sz w:val="18"/>
               </w:rPr>
               <w:t>1,975</w:t>
@@ -3233,16 +6946,38 @@
           <w:tcPr>
             <w:tcW w:type="dxa" w:w="2520"/>
             <w:vAlign w:val="center"/>
-            <w:shd w:fill="F2F6FA"/>
+            <w:shd w:fill="F8FBFA"/>
+            <w:tcMar>
+              <w:top w:w="120" w:type="dxa"/>
+              <w:start w:w="160" w:type="dxa"/>
+              <w:bottom w:w="120" w:type="dxa"/>
+              <w:end w:w="160" w:type="dxa"/>
+            </w:tcMar>
+            <w:tcBorders>
+              <w:top w:val="single" w:sz="4" w:color="D7E1E4"/>
+              <w:left w:val="single" w:sz="4" w:color="D7E1E4"/>
+              <w:bottom w:val="single" w:sz="4" w:color="D7E1E4"/>
+              <w:right w:val="single" w:sz="4" w:color="D7E1E4"/>
+            </w:tcBorders>
           </w:tcPr>
           <w:p>
             <w:pPr>
-              <w:spacing w:after="0"/>
+              <w:spacing w:after="0" w:line="240" w:lineRule="auto"/>
+              <w:jc w:val="center"/>
             </w:pPr>
-            <w:r/>
             <w:r>
               <w:rPr>
+                <w:rFonts w:ascii="Calibri" w:hAnsi="Calibri"/>
                 <w:b w:val="0"/>
+                <w:color w:val="263238"/>
+                <w:sz w:val="18"/>
+              </w:rPr>
+            </w:r>
+            <w:r>
+              <w:rPr>
+                <w:rFonts w:ascii="Calibri" w:hAnsi="Calibri"/>
+                <w:b w:val="0"/>
+                <w:color w:val="263238"/>
                 <w:sz w:val="18"/>
               </w:rPr>
               <w:t>Conservar, porque representan accidentes fatales</w:t>
@@ -3255,18 +6990,41 @@
           <w:tcPr>
             <w:tcW w:type="dxa" w:w="2520"/>
             <w:vAlign w:val="center"/>
+            <w:tcMar>
+              <w:top w:w="120" w:type="dxa"/>
+              <w:start w:w="160" w:type="dxa"/>
+              <w:bottom w:w="120" w:type="dxa"/>
+              <w:end w:w="160" w:type="dxa"/>
+            </w:tcMar>
+            <w:tcBorders>
+              <w:top w:val="single" w:sz="4" w:color="D7E1E4"/>
+              <w:left w:val="single" w:sz="4" w:color="D7E1E4"/>
+              <w:bottom w:val="single" w:sz="4" w:color="D7E1E4"/>
+              <w:right w:val="single" w:sz="4" w:color="D7E1E4"/>
+            </w:tcBorders>
+            <w:shd w:fill="FFFFFF"/>
           </w:tcPr>
           <w:p>
             <w:pPr>
-              <w:spacing w:after="0"/>
+              <w:spacing w:after="0" w:line="240" w:lineRule="auto"/>
+              <w:jc w:val="left"/>
             </w:pPr>
-            <w:r/>
             <w:r>
               <w:rPr>
-                <w:b w:val="0"/>
+                <w:rFonts w:ascii="Calibri" w:hAnsi="Calibri"/>
+                <w:b/>
+                <w:color w:val="263238"/>
                 <w:sz w:val="18"/>
               </w:rPr>
-              <w:t>`TOTAL_VICTIMAS`</w:t>
+            </w:r>
+            <w:r>
+              <w:rPr>
+                <w:rFonts w:ascii="Calibri" w:hAnsi="Calibri"/>
+                <w:b/>
+                <w:color w:val="263238"/>
+                <w:sz w:val="18"/>
+              </w:rPr>
+              <w:t>TOTAL_VICTIMAS</w:t>
             </w:r>
           </w:p>
         </w:tc>
@@ -3274,15 +7032,38 @@
           <w:tcPr>
             <w:tcW w:type="dxa" w:w="2520"/>
             <w:vAlign w:val="center"/>
+            <w:tcMar>
+              <w:top w:w="120" w:type="dxa"/>
+              <w:start w:w="160" w:type="dxa"/>
+              <w:bottom w:w="120" w:type="dxa"/>
+              <w:end w:w="160" w:type="dxa"/>
+            </w:tcMar>
+            <w:tcBorders>
+              <w:top w:val="single" w:sz="4" w:color="D7E1E4"/>
+              <w:left w:val="single" w:sz="4" w:color="D7E1E4"/>
+              <w:bottom w:val="single" w:sz="4" w:color="D7E1E4"/>
+              <w:right w:val="single" w:sz="4" w:color="D7E1E4"/>
+            </w:tcBorders>
+            <w:shd w:fill="FFFFFF"/>
           </w:tcPr>
           <w:p>
             <w:pPr>
-              <w:spacing w:after="0"/>
+              <w:spacing w:after="0" w:line="240" w:lineRule="auto"/>
+              <w:jc w:val="center"/>
             </w:pPr>
-            <w:r/>
             <w:r>
               <w:rPr>
+                <w:rFonts w:ascii="Calibri" w:hAnsi="Calibri"/>
                 <w:b w:val="0"/>
+                <w:color w:val="263238"/>
+                <w:sz w:val="18"/>
+              </w:rPr>
+            </w:r>
+            <w:r>
+              <w:rPr>
+                <w:rFonts w:ascii="Calibri" w:hAnsi="Calibri"/>
+                <w:b w:val="0"/>
+                <w:color w:val="263238"/>
                 <w:sz w:val="18"/>
               </w:rPr>
               <w:t>32</w:t>
@@ -3293,15 +7074,38 @@
           <w:tcPr>
             <w:tcW w:type="dxa" w:w="2520"/>
             <w:vAlign w:val="center"/>
+            <w:tcMar>
+              <w:top w:w="120" w:type="dxa"/>
+              <w:start w:w="160" w:type="dxa"/>
+              <w:bottom w:w="120" w:type="dxa"/>
+              <w:end w:w="160" w:type="dxa"/>
+            </w:tcMar>
+            <w:tcBorders>
+              <w:top w:val="single" w:sz="4" w:color="D7E1E4"/>
+              <w:left w:val="single" w:sz="4" w:color="D7E1E4"/>
+              <w:bottom w:val="single" w:sz="4" w:color="D7E1E4"/>
+              <w:right w:val="single" w:sz="4" w:color="D7E1E4"/>
+            </w:tcBorders>
+            <w:shd w:fill="FFFFFF"/>
           </w:tcPr>
           <w:p>
             <w:pPr>
-              <w:spacing w:after="0"/>
+              <w:spacing w:after="0" w:line="240" w:lineRule="auto"/>
+              <w:jc w:val="center"/>
             </w:pPr>
-            <w:r/>
             <w:r>
               <w:rPr>
+                <w:rFonts w:ascii="Calibri" w:hAnsi="Calibri"/>
                 <w:b w:val="0"/>
+                <w:color w:val="263238"/>
+                <w:sz w:val="18"/>
+              </w:rPr>
+            </w:r>
+            <w:r>
+              <w:rPr>
+                <w:rFonts w:ascii="Calibri" w:hAnsi="Calibri"/>
+                <w:b w:val="0"/>
+                <w:color w:val="263238"/>
                 <w:sz w:val="18"/>
               </w:rPr>
               <w:t>31,252</w:t>
@@ -3312,15 +7116,38 @@
           <w:tcPr>
             <w:tcW w:type="dxa" w:w="2520"/>
             <w:vAlign w:val="center"/>
+            <w:tcMar>
+              <w:top w:w="120" w:type="dxa"/>
+              <w:start w:w="160" w:type="dxa"/>
+              <w:bottom w:w="120" w:type="dxa"/>
+              <w:end w:w="160" w:type="dxa"/>
+            </w:tcMar>
+            <w:tcBorders>
+              <w:top w:val="single" w:sz="4" w:color="D7E1E4"/>
+              <w:left w:val="single" w:sz="4" w:color="D7E1E4"/>
+              <w:bottom w:val="single" w:sz="4" w:color="D7E1E4"/>
+              <w:right w:val="single" w:sz="4" w:color="D7E1E4"/>
+            </w:tcBorders>
+            <w:shd w:fill="FFFFFF"/>
           </w:tcPr>
           <w:p>
             <w:pPr>
-              <w:spacing w:after="0"/>
+              <w:spacing w:after="0" w:line="240" w:lineRule="auto"/>
+              <w:jc w:val="center"/>
             </w:pPr>
-            <w:r/>
             <w:r>
               <w:rPr>
+                <w:rFonts w:ascii="Calibri" w:hAnsi="Calibri"/>
                 <w:b w:val="0"/>
+                <w:color w:val="263238"/>
+                <w:sz w:val="18"/>
+              </w:rPr>
+            </w:r>
+            <w:r>
+              <w:rPr>
+                <w:rFonts w:ascii="Calibri" w:hAnsi="Calibri"/>
+                <w:b w:val="0"/>
+                <w:color w:val="263238"/>
                 <w:sz w:val="18"/>
               </w:rPr>
               <w:t>Conservar, porque explican la gravedad</w:t>
@@ -3333,19 +7160,41 @@
           <w:tcPr>
             <w:tcW w:type="dxa" w:w="2520"/>
             <w:vAlign w:val="center"/>
-            <w:shd w:fill="F2F6FA"/>
+            <w:shd w:fill="F8FBFA"/>
+            <w:tcMar>
+              <w:top w:w="120" w:type="dxa"/>
+              <w:start w:w="160" w:type="dxa"/>
+              <w:bottom w:w="120" w:type="dxa"/>
+              <w:end w:w="160" w:type="dxa"/>
+            </w:tcMar>
+            <w:tcBorders>
+              <w:top w:val="single" w:sz="4" w:color="D7E1E4"/>
+              <w:left w:val="single" w:sz="4" w:color="D7E1E4"/>
+              <w:bottom w:val="single" w:sz="4" w:color="D7E1E4"/>
+              <w:right w:val="single" w:sz="4" w:color="D7E1E4"/>
+            </w:tcBorders>
           </w:tcPr>
           <w:p>
             <w:pPr>
-              <w:spacing w:after="0"/>
+              <w:spacing w:after="0" w:line="240" w:lineRule="auto"/>
+              <w:jc w:val="left"/>
             </w:pPr>
-            <w:r/>
             <w:r>
               <w:rPr>
-                <w:b w:val="0"/>
+                <w:rFonts w:ascii="Calibri" w:hAnsi="Calibri"/>
+                <w:b/>
+                <w:color w:val="263238"/>
                 <w:sz w:val="18"/>
               </w:rPr>
-              <w:t>`TOTAL_VEHICULOS`</w:t>
+            </w:r>
+            <w:r>
+              <w:rPr>
+                <w:rFonts w:ascii="Calibri" w:hAnsi="Calibri"/>
+                <w:b/>
+                <w:color w:val="263238"/>
+                <w:sz w:val="18"/>
+              </w:rPr>
+              <w:t>TOTAL_VEHICULOS</w:t>
             </w:r>
           </w:p>
         </w:tc>
@@ -3353,16 +7202,38 @@
           <w:tcPr>
             <w:tcW w:type="dxa" w:w="2520"/>
             <w:vAlign w:val="center"/>
-            <w:shd w:fill="F2F6FA"/>
+            <w:shd w:fill="F8FBFA"/>
+            <w:tcMar>
+              <w:top w:w="120" w:type="dxa"/>
+              <w:start w:w="160" w:type="dxa"/>
+              <w:bottom w:w="120" w:type="dxa"/>
+              <w:end w:w="160" w:type="dxa"/>
+            </w:tcMar>
+            <w:tcBorders>
+              <w:top w:val="single" w:sz="4" w:color="D7E1E4"/>
+              <w:left w:val="single" w:sz="4" w:color="D7E1E4"/>
+              <w:bottom w:val="single" w:sz="4" w:color="D7E1E4"/>
+              <w:right w:val="single" w:sz="4" w:color="D7E1E4"/>
+            </w:tcBorders>
           </w:tcPr>
           <w:p>
             <w:pPr>
-              <w:spacing w:after="0"/>
+              <w:spacing w:after="0" w:line="240" w:lineRule="auto"/>
+              <w:jc w:val="center"/>
             </w:pPr>
-            <w:r/>
             <w:r>
               <w:rPr>
+                <w:rFonts w:ascii="Calibri" w:hAnsi="Calibri"/>
                 <w:b w:val="0"/>
+                <w:color w:val="263238"/>
+                <w:sz w:val="18"/>
+              </w:rPr>
+            </w:r>
+            <w:r>
+              <w:rPr>
+                <w:rFonts w:ascii="Calibri" w:hAnsi="Calibri"/>
+                <w:b w:val="0"/>
+                <w:color w:val="263238"/>
                 <w:sz w:val="18"/>
               </w:rPr>
               <w:t>9</w:t>
@@ -3373,16 +7244,38 @@
           <w:tcPr>
             <w:tcW w:type="dxa" w:w="2520"/>
             <w:vAlign w:val="center"/>
-            <w:shd w:fill="F2F6FA"/>
+            <w:shd w:fill="F8FBFA"/>
+            <w:tcMar>
+              <w:top w:w="120" w:type="dxa"/>
+              <w:start w:w="160" w:type="dxa"/>
+              <w:bottom w:w="120" w:type="dxa"/>
+              <w:end w:w="160" w:type="dxa"/>
+            </w:tcMar>
+            <w:tcBorders>
+              <w:top w:val="single" w:sz="4" w:color="D7E1E4"/>
+              <w:left w:val="single" w:sz="4" w:color="D7E1E4"/>
+              <w:bottom w:val="single" w:sz="4" w:color="D7E1E4"/>
+              <w:right w:val="single" w:sz="4" w:color="D7E1E4"/>
+            </w:tcBorders>
           </w:tcPr>
           <w:p>
             <w:pPr>
-              <w:spacing w:after="0"/>
+              <w:spacing w:after="0" w:line="240" w:lineRule="auto"/>
+              <w:jc w:val="center"/>
             </w:pPr>
-            <w:r/>
             <w:r>
               <w:rPr>
+                <w:rFonts w:ascii="Calibri" w:hAnsi="Calibri"/>
                 <w:b w:val="0"/>
+                <w:color w:val="263238"/>
+                <w:sz w:val="18"/>
+              </w:rPr>
+            </w:r>
+            <w:r>
+              <w:rPr>
+                <w:rFonts w:ascii="Calibri" w:hAnsi="Calibri"/>
+                <w:b w:val="0"/>
+                <w:color w:val="263238"/>
                 <w:sz w:val="18"/>
               </w:rPr>
               <w:t>40,775</w:t>
@@ -3393,19 +7286,41 @@
           <w:tcPr>
             <w:tcW w:type="dxa" w:w="2520"/>
             <w:vAlign w:val="center"/>
-            <w:shd w:fill="F2F6FA"/>
+            <w:shd w:fill="F8FBFA"/>
+            <w:tcMar>
+              <w:top w:w="120" w:type="dxa"/>
+              <w:start w:w="160" w:type="dxa"/>
+              <w:bottom w:w="120" w:type="dxa"/>
+              <w:end w:w="160" w:type="dxa"/>
+            </w:tcMar>
+            <w:tcBorders>
+              <w:top w:val="single" w:sz="4" w:color="D7E1E4"/>
+              <w:left w:val="single" w:sz="4" w:color="D7E1E4"/>
+              <w:bottom w:val="single" w:sz="4" w:color="D7E1E4"/>
+              <w:right w:val="single" w:sz="4" w:color="D7E1E4"/>
+            </w:tcBorders>
           </w:tcPr>
           <w:p>
             <w:pPr>
-              <w:spacing w:after="0"/>
+              <w:spacing w:after="0" w:line="240" w:lineRule="auto"/>
+              <w:jc w:val="center"/>
             </w:pPr>
-            <w:r/>
             <w:r>
               <w:rPr>
+                <w:rFonts w:ascii="Calibri" w:hAnsi="Calibri"/>
                 <w:b w:val="0"/>
+                <w:color w:val="263238"/>
                 <w:sz w:val="18"/>
               </w:rPr>
-              <w:t>Conservar, porque multiples vehiculos pueden estar involucrados</w:t>
+            </w:r>
+            <w:r>
+              <w:rPr>
+                <w:rFonts w:ascii="Calibri" w:hAnsi="Calibri"/>
+                <w:b w:val="0"/>
+                <w:color w:val="263238"/>
+                <w:sz w:val="18"/>
+              </w:rPr>
+              <w:t>Conservar, porque múltiples vehículos pueden estar involucrados</w:t>
             </w:r>
           </w:p>
         </w:tc>
@@ -3415,18 +7330,41 @@
           <w:tcPr>
             <w:tcW w:type="dxa" w:w="2520"/>
             <w:vAlign w:val="center"/>
+            <w:tcMar>
+              <w:top w:w="120" w:type="dxa"/>
+              <w:start w:w="160" w:type="dxa"/>
+              <w:bottom w:w="120" w:type="dxa"/>
+              <w:end w:w="160" w:type="dxa"/>
+            </w:tcMar>
+            <w:tcBorders>
+              <w:top w:val="single" w:sz="4" w:color="D7E1E4"/>
+              <w:left w:val="single" w:sz="4" w:color="D7E1E4"/>
+              <w:bottom w:val="single" w:sz="4" w:color="D7E1E4"/>
+              <w:right w:val="single" w:sz="4" w:color="D7E1E4"/>
+            </w:tcBorders>
+            <w:shd w:fill="FFFFFF"/>
           </w:tcPr>
           <w:p>
             <w:pPr>
-              <w:spacing w:after="0"/>
+              <w:spacing w:after="0" w:line="240" w:lineRule="auto"/>
+              <w:jc w:val="left"/>
             </w:pPr>
-            <w:r/>
             <w:r>
               <w:rPr>
-                <w:b w:val="0"/>
+                <w:rFonts w:ascii="Calibri" w:hAnsi="Calibri"/>
+                <w:b/>
+                <w:color w:val="263238"/>
                 <w:sz w:val="18"/>
               </w:rPr>
-              <w:t>`EDAD_CONDUCTOR`</w:t>
+            </w:r>
+            <w:r>
+              <w:rPr>
+                <w:rFonts w:ascii="Calibri" w:hAnsi="Calibri"/>
+                <w:b/>
+                <w:color w:val="263238"/>
+                <w:sz w:val="18"/>
+              </w:rPr>
+              <w:t>EDAD_CONDUCTOR</w:t>
             </w:r>
           </w:p>
         </w:tc>
@@ -3434,15 +7372,38 @@
           <w:tcPr>
             <w:tcW w:type="dxa" w:w="2520"/>
             <w:vAlign w:val="center"/>
+            <w:tcMar>
+              <w:top w:w="120" w:type="dxa"/>
+              <w:start w:w="160" w:type="dxa"/>
+              <w:bottom w:w="120" w:type="dxa"/>
+              <w:end w:w="160" w:type="dxa"/>
+            </w:tcMar>
+            <w:tcBorders>
+              <w:top w:val="single" w:sz="4" w:color="D7E1E4"/>
+              <w:left w:val="single" w:sz="4" w:color="D7E1E4"/>
+              <w:bottom w:val="single" w:sz="4" w:color="D7E1E4"/>
+              <w:right w:val="single" w:sz="4" w:color="D7E1E4"/>
+            </w:tcBorders>
+            <w:shd w:fill="FFFFFF"/>
           </w:tcPr>
           <w:p>
             <w:pPr>
-              <w:spacing w:after="0"/>
+              <w:spacing w:after="0" w:line="240" w:lineRule="auto"/>
+              <w:jc w:val="center"/>
             </w:pPr>
-            <w:r/>
             <w:r>
               <w:rPr>
+                <w:rFonts w:ascii="Calibri" w:hAnsi="Calibri"/>
                 <w:b w:val="0"/>
+                <w:color w:val="263238"/>
+                <w:sz w:val="18"/>
+              </w:rPr>
+            </w:r>
+            <w:r>
+              <w:rPr>
+                <w:rFonts w:ascii="Calibri" w:hAnsi="Calibri"/>
+                <w:b w:val="0"/>
+                <w:color w:val="263238"/>
                 <w:sz w:val="18"/>
               </w:rPr>
               <w:t>98</w:t>
@@ -3453,15 +7414,38 @@
           <w:tcPr>
             <w:tcW w:type="dxa" w:w="2520"/>
             <w:vAlign w:val="center"/>
+            <w:tcMar>
+              <w:top w:w="120" w:type="dxa"/>
+              <w:start w:w="160" w:type="dxa"/>
+              <w:bottom w:w="120" w:type="dxa"/>
+              <w:end w:w="160" w:type="dxa"/>
+            </w:tcMar>
+            <w:tcBorders>
+              <w:top w:val="single" w:sz="4" w:color="D7E1E4"/>
+              <w:left w:val="single" w:sz="4" w:color="D7E1E4"/>
+              <w:bottom w:val="single" w:sz="4" w:color="D7E1E4"/>
+              <w:right w:val="single" w:sz="4" w:color="D7E1E4"/>
+            </w:tcBorders>
+            <w:shd w:fill="FFFFFF"/>
           </w:tcPr>
           <w:p>
             <w:pPr>
-              <w:spacing w:after="0"/>
+              <w:spacing w:after="0" w:line="240" w:lineRule="auto"/>
+              <w:jc w:val="center"/>
             </w:pPr>
-            <w:r/>
             <w:r>
               <w:rPr>
+                <w:rFonts w:ascii="Calibri" w:hAnsi="Calibri"/>
                 <w:b w:val="0"/>
+                <w:color w:val="263238"/>
+                <w:sz w:val="18"/>
+              </w:rPr>
+            </w:r>
+            <w:r>
+              <w:rPr>
+                <w:rFonts w:ascii="Calibri" w:hAnsi="Calibri"/>
+                <w:b w:val="0"/>
+                <w:color w:val="263238"/>
                 <w:sz w:val="18"/>
               </w:rPr>
               <w:t>1,140</w:t>
@@ -3472,588 +7456,1084 @@
           <w:tcPr>
             <w:tcW w:type="dxa" w:w="2520"/>
             <w:vAlign w:val="center"/>
+            <w:tcMar>
+              <w:top w:w="120" w:type="dxa"/>
+              <w:start w:w="160" w:type="dxa"/>
+              <w:bottom w:w="120" w:type="dxa"/>
+              <w:end w:w="160" w:type="dxa"/>
+            </w:tcMar>
+            <w:tcBorders>
+              <w:top w:val="single" w:sz="4" w:color="D7E1E4"/>
+              <w:left w:val="single" w:sz="4" w:color="D7E1E4"/>
+              <w:bottom w:val="single" w:sz="4" w:color="D7E1E4"/>
+              <w:right w:val="single" w:sz="4" w:color="D7E1E4"/>
+            </w:tcBorders>
+            <w:shd w:fill="FFFFFF"/>
           </w:tcPr>
           <w:p>
             <w:pPr>
-              <w:spacing w:after="0"/>
+              <w:spacing w:after="0" w:line="240" w:lineRule="auto"/>
+              <w:jc w:val="center"/>
             </w:pPr>
-            <w:r/>
             <w:r>
               <w:rPr>
+                <w:rFonts w:ascii="Calibri" w:hAnsi="Calibri"/>
                 <w:b w:val="0"/>
+                <w:color w:val="263238"/>
                 <w:sz w:val="18"/>
               </w:rPr>
-              <w:t>Conservar si esta entre 12 y 98 anos</w:t>
+            </w:r>
+            <w:r>
+              <w:rPr>
+                <w:rFonts w:ascii="Calibri" w:hAnsi="Calibri"/>
+                <w:b w:val="0"/>
+                <w:color w:val="263238"/>
+                <w:sz w:val="18"/>
+              </w:rPr>
+              <w:t>Conservar si esta entre 12 y 98 años</w:t>
             </w:r>
           </w:p>
         </w:tc>
       </w:tr>
     </w:tbl>
-    <w:p/>
     <w:p>
+      <w:pPr>
+        <w:spacing w:after="140" w:lineRule="auto" w:line="259"/>
+        <w:ind w:firstLine="0"/>
+      </w:pPr>
+    </w:p>
+    <w:p>
+      <w:pPr>
+        <w:spacing w:after="140" w:lineRule="auto" w:line="259"/>
+        <w:ind w:firstLine="0"/>
+      </w:pPr>
       <w:r>
-        <w:t xml:space="preserve">La decision general fue </w:t>
+        <w:rPr>
+          <w:rFonts w:ascii="Calibri" w:hAnsi="Calibri"/>
+          <w:color w:val="263238"/>
+          <w:sz w:val="21"/>
+        </w:rPr>
+        <w:t xml:space="preserve">La decisión general fue </w:t>
       </w:r>
       <w:r>
         <w:rPr>
+          <w:rFonts w:ascii="Calibri" w:hAnsi="Calibri"/>
           <w:b/>
+          <w:color w:val="263238"/>
+          <w:sz w:val="21"/>
         </w:rPr>
-        <w:t>no eliminar outliers automaticamente</w:t>
+        <w:t>no eliminar outliers automáticamente</w:t>
       </w:r>
       <w:r>
+        <w:rPr>
+          <w:rFonts w:ascii="Calibri" w:hAnsi="Calibri"/>
+          <w:color w:val="263238"/>
+          <w:sz w:val="21"/>
+        </w:rPr>
         <w:t>, porque en este problema los valores extremos son precisamente los casos de mayor interes preventivo. Eliminar accidentes con victimas podria ocultar los eventos mas importantes para la seguridad vial.</w:t>
       </w:r>
     </w:p>
     <w:p>
       <w:pPr>
         <w:pStyle w:val="Heading1"/>
+        <w:pBdr>
+          <w:left w:val="single" w:sz="16" w:space="8" w:color="D9962B"/>
+        </w:pBdr>
       </w:pPr>
       <w:r>
+        <w:rPr>
+          <w:rFonts w:ascii="Calibri Light" w:hAnsi="Calibri Light"/>
+          <w:b/>
+          <w:color w:val="173B4F"/>
+          <w:sz w:val="30"/>
+        </w:rPr>
         <w:t>5. Preprocesamiento documentado</w:t>
       </w:r>
     </w:p>
     <w:p>
+      <w:pPr>
+        <w:spacing w:after="140" w:lineRule="auto" w:line="259"/>
+        <w:ind w:firstLine="0"/>
+      </w:pPr>
       <w:r>
+        <w:rPr>
+          <w:rFonts w:ascii="Calibri" w:hAnsi="Calibri"/>
+          <w:color w:val="263238"/>
+          <w:sz w:val="21"/>
+        </w:rPr>
         <w:t>Durante el preprocesamiento se realizaron los siguientes pasos:</w:t>
       </w:r>
     </w:p>
     <w:p>
       <w:pPr>
         <w:pStyle w:val="ListNumber"/>
+        <w:spacing w:after="80"/>
+        <w:ind w:left="312"/>
       </w:pPr>
       <w:r>
         <w:rPr>
+          <w:rFonts w:ascii="Calibri" w:hAnsi="Calibri"/>
           <w:b/>
+          <w:color w:val="263238"/>
+          <w:sz w:val="20"/>
         </w:rPr>
-        <w:t>Filtrado geografico:</w:t>
+        <w:t>Filtrado geográfico:</w:t>
       </w:r>
       <w:r>
+        <w:rPr>
+          <w:rFonts w:ascii="Calibri" w:hAnsi="Calibri"/>
+          <w:color w:val="263238"/>
+          <w:sz w:val="20"/>
+        </w:rPr>
         <w:t xml:space="preserve"> se seleccionaron solo los registros de Sonora con </w:t>
       </w:r>
       <w:r>
         <w:rPr>
-          <w:rFonts w:ascii="Consolas" w:hAnsi="Consolas"/>
-          <w:sz w:val="18"/>
+          <w:rFonts w:ascii="Calibri" w:hAnsi="Calibri"/>
+          <w:color w:val="263238"/>
+          <w:sz w:val="20"/>
         </w:rPr>
         <w:t>ID_ENTIDAD = 26</w:t>
       </w:r>
       <w:r>
+        <w:rPr>
+          <w:rFonts w:ascii="Calibri" w:hAnsi="Calibri"/>
+          <w:color w:val="263238"/>
+          <w:sz w:val="20"/>
+        </w:rPr>
         <w:t>.</w:t>
       </w:r>
     </w:p>
     <w:p>
       <w:pPr>
         <w:pStyle w:val="ListNumber"/>
+        <w:spacing w:after="80"/>
+        <w:ind w:left="312"/>
       </w:pPr>
       <w:r>
         <w:rPr>
+          <w:rFonts w:ascii="Calibri" w:hAnsi="Calibri"/>
           <w:b/>
+          <w:color w:val="263238"/>
+          <w:sz w:val="20"/>
         </w:rPr>
-        <w:t>Filtrado de registros no utiles:</w:t>
+        <w:t>Filtrado de registros no útiles:</w:t>
       </w:r>
       <w:r>
+        <w:rPr>
+          <w:rFonts w:ascii="Calibri" w:hAnsi="Calibri"/>
+          <w:color w:val="263238"/>
+          <w:sz w:val="20"/>
+        </w:rPr>
         <w:t xml:space="preserve"> se eliminaron los registros </w:t>
       </w:r>
       <w:r>
         <w:rPr>
-          <w:rFonts w:ascii="Consolas" w:hAnsi="Consolas"/>
-          <w:sz w:val="18"/>
+          <w:rFonts w:ascii="Calibri" w:hAnsi="Calibri"/>
+          <w:color w:val="263238"/>
+          <w:sz w:val="20"/>
         </w:rPr>
         <w:t>Certificado cero</w:t>
       </w:r>
       <w:r>
+        <w:rPr>
+          <w:rFonts w:ascii="Calibri" w:hAnsi="Calibri"/>
+          <w:color w:val="263238"/>
+          <w:sz w:val="20"/>
+        </w:rPr>
         <w:t>, porque no representan accidentes ocurridos.</w:t>
       </w:r>
     </w:p>
     <w:p>
       <w:pPr>
         <w:pStyle w:val="ListNumber"/>
+        <w:spacing w:after="80"/>
+        <w:ind w:left="312"/>
       </w:pPr>
       <w:r>
         <w:rPr>
+          <w:rFonts w:ascii="Calibri" w:hAnsi="Calibri"/>
           <w:b/>
+          <w:color w:val="263238"/>
+          <w:sz w:val="20"/>
         </w:rPr>
         <w:t>Union con catalogo municipal:</w:t>
       </w:r>
       <w:r>
+        <w:rPr>
+          <w:rFonts w:ascii="Calibri" w:hAnsi="Calibri"/>
+          <w:color w:val="263238"/>
+          <w:sz w:val="20"/>
+        </w:rPr>
         <w:t xml:space="preserve"> se agrego </w:t>
       </w:r>
       <w:r>
         <w:rPr>
-          <w:rFonts w:ascii="Consolas" w:hAnsi="Consolas"/>
-          <w:sz w:val="18"/>
+          <w:rFonts w:ascii="Calibri" w:hAnsi="Calibri"/>
+          <w:color w:val="263238"/>
+          <w:sz w:val="20"/>
         </w:rPr>
         <w:t>NOM_MUNICIPIO</w:t>
       </w:r>
       <w:r>
+        <w:rPr>
+          <w:rFonts w:ascii="Calibri" w:hAnsi="Calibri"/>
+          <w:color w:val="263238"/>
+          <w:sz w:val="20"/>
+        </w:rPr>
         <w:t xml:space="preserve"> usando el catalogo </w:t>
       </w:r>
       <w:r>
         <w:rPr>
-          <w:rFonts w:ascii="Consolas" w:hAnsi="Consolas"/>
-          <w:sz w:val="18"/>
+          <w:rFonts w:ascii="Calibri" w:hAnsi="Calibri"/>
+          <w:color w:val="263238"/>
+          <w:sz w:val="20"/>
         </w:rPr>
         <w:t>tc_municipio.csv</w:t>
       </w:r>
       <w:r>
+        <w:rPr>
+          <w:rFonts w:ascii="Calibri" w:hAnsi="Calibri"/>
+          <w:color w:val="263238"/>
+          <w:sz w:val="20"/>
+        </w:rPr>
         <w:t>.</w:t>
       </w:r>
     </w:p>
     <w:p>
       <w:pPr>
         <w:pStyle w:val="ListNumber"/>
+        <w:spacing w:after="80"/>
+        <w:ind w:left="312"/>
       </w:pPr>
       <w:r>
         <w:rPr>
+          <w:rFonts w:ascii="Calibri" w:hAnsi="Calibri"/>
           <w:b/>
+          <w:color w:val="263238"/>
+          <w:sz w:val="20"/>
         </w:rPr>
         <w:t>Conversion de tipos:</w:t>
       </w:r>
       <w:r>
-        <w:t xml:space="preserve"> se convirtieron columnas numericas como heridos, fallecidos, edad, hora y vehiculos involucrados.</w:t>
+        <w:rPr>
+          <w:rFonts w:ascii="Calibri" w:hAnsi="Calibri"/>
+          <w:color w:val="263238"/>
+          <w:sz w:val="20"/>
+        </w:rPr>
+        <w:t xml:space="preserve"> se convirtieron columnas numéricas como heridos, fallecidos, edad, hora y vehículos involucrados.</w:t>
       </w:r>
     </w:p>
     <w:p>
       <w:pPr>
         <w:pStyle w:val="ListNumber"/>
+        <w:spacing w:after="80"/>
+        <w:ind w:left="312"/>
       </w:pPr>
       <w:r>
         <w:rPr>
+          <w:rFonts w:ascii="Calibri" w:hAnsi="Calibri"/>
           <w:b/>
+          <w:color w:val="263238"/>
+          <w:sz w:val="20"/>
         </w:rPr>
-        <w:t>Ingenieria de caracteristicas:</w:t>
+        <w:t>Ingeniería de caracteristicas:</w:t>
       </w:r>
       <w:r>
+        <w:rPr>
+          <w:rFonts w:ascii="Calibri" w:hAnsi="Calibri"/>
+          <w:color w:val="263238"/>
+          <w:sz w:val="20"/>
+        </w:rPr>
         <w:t xml:space="preserve"> se crearon </w:t>
       </w:r>
       <w:r>
         <w:rPr>
-          <w:rFonts w:ascii="Consolas" w:hAnsi="Consolas"/>
-          <w:sz w:val="18"/>
+          <w:rFonts w:ascii="Calibri" w:hAnsi="Calibri"/>
+          <w:color w:val="263238"/>
+          <w:sz w:val="20"/>
         </w:rPr>
         <w:t>TOTAL_HERIDOS</w:t>
       </w:r>
       <w:r>
+        <w:rPr>
+          <w:rFonts w:ascii="Calibri" w:hAnsi="Calibri"/>
+          <w:color w:val="263238"/>
+          <w:sz w:val="20"/>
+        </w:rPr>
         <w:t xml:space="preserve">, </w:t>
       </w:r>
       <w:r>
         <w:rPr>
-          <w:rFonts w:ascii="Consolas" w:hAnsi="Consolas"/>
-          <w:sz w:val="18"/>
+          <w:rFonts w:ascii="Calibri" w:hAnsi="Calibri"/>
+          <w:color w:val="263238"/>
+          <w:sz w:val="20"/>
         </w:rPr>
         <w:t>TOTAL_MUERTOS</w:t>
       </w:r>
       <w:r>
+        <w:rPr>
+          <w:rFonts w:ascii="Calibri" w:hAnsi="Calibri"/>
+          <w:color w:val="263238"/>
+          <w:sz w:val="20"/>
+        </w:rPr>
         <w:t xml:space="preserve">, </w:t>
       </w:r>
       <w:r>
         <w:rPr>
-          <w:rFonts w:ascii="Consolas" w:hAnsi="Consolas"/>
-          <w:sz w:val="18"/>
+          <w:rFonts w:ascii="Calibri" w:hAnsi="Calibri"/>
+          <w:color w:val="263238"/>
+          <w:sz w:val="20"/>
         </w:rPr>
         <w:t>TOTAL_VICTIMAS</w:t>
       </w:r>
       <w:r>
+        <w:rPr>
+          <w:rFonts w:ascii="Calibri" w:hAnsi="Calibri"/>
+          <w:color w:val="263238"/>
+          <w:sz w:val="20"/>
+        </w:rPr>
         <w:t xml:space="preserve">, </w:t>
       </w:r>
       <w:r>
         <w:rPr>
-          <w:rFonts w:ascii="Consolas" w:hAnsi="Consolas"/>
-          <w:sz w:val="18"/>
+          <w:rFonts w:ascii="Calibri" w:hAnsi="Calibri"/>
+          <w:color w:val="263238"/>
+          <w:sz w:val="20"/>
         </w:rPr>
         <w:t>TOTAL_VEHICULOS</w:t>
       </w:r>
       <w:r>
+        <w:rPr>
+          <w:rFonts w:ascii="Calibri" w:hAnsi="Calibri"/>
+          <w:color w:val="263238"/>
+          <w:sz w:val="20"/>
+        </w:rPr>
         <w:t xml:space="preserve">, </w:t>
       </w:r>
       <w:r>
         <w:rPr>
-          <w:rFonts w:ascii="Consolas" w:hAnsi="Consolas"/>
-          <w:sz w:val="18"/>
+          <w:rFonts w:ascii="Calibri" w:hAnsi="Calibri"/>
+          <w:color w:val="263238"/>
+          <w:sz w:val="20"/>
         </w:rPr>
         <w:t>GRAVE_BIN</w:t>
       </w:r>
       <w:r>
+        <w:rPr>
+          <w:rFonts w:ascii="Calibri" w:hAnsi="Calibri"/>
+          <w:color w:val="263238"/>
+          <w:sz w:val="20"/>
+        </w:rPr>
         <w:t xml:space="preserve">, </w:t>
       </w:r>
       <w:r>
         <w:rPr>
-          <w:rFonts w:ascii="Consolas" w:hAnsi="Consolas"/>
-          <w:sz w:val="18"/>
+          <w:rFonts w:ascii="Calibri" w:hAnsi="Calibri"/>
+          <w:color w:val="263238"/>
+          <w:sz w:val="20"/>
         </w:rPr>
         <w:t>NIVEL_GRAVEDAD</w:t>
       </w:r>
       <w:r>
+        <w:rPr>
+          <w:rFonts w:ascii="Calibri" w:hAnsi="Calibri"/>
+          <w:color w:val="263238"/>
+          <w:sz w:val="20"/>
+        </w:rPr>
         <w:t xml:space="preserve">, </w:t>
       </w:r>
       <w:r>
         <w:rPr>
-          <w:rFonts w:ascii="Consolas" w:hAnsi="Consolas"/>
-          <w:sz w:val="18"/>
+          <w:rFonts w:ascii="Calibri" w:hAnsi="Calibri"/>
+          <w:color w:val="263238"/>
+          <w:sz w:val="20"/>
         </w:rPr>
         <w:t>INVOLUCRA_MOTO</w:t>
       </w:r>
       <w:r>
+        <w:rPr>
+          <w:rFonts w:ascii="Calibri" w:hAnsi="Calibri"/>
+          <w:color w:val="263238"/>
+          <w:sz w:val="20"/>
+        </w:rPr>
         <w:t xml:space="preserve"> e </w:t>
       </w:r>
       <w:r>
         <w:rPr>
-          <w:rFonts w:ascii="Consolas" w:hAnsi="Consolas"/>
-          <w:sz w:val="18"/>
+          <w:rFonts w:ascii="Calibri" w:hAnsi="Calibri"/>
+          <w:color w:val="263238"/>
+          <w:sz w:val="20"/>
         </w:rPr>
         <w:t>INVOLUCRA_BICI</w:t>
       </w:r>
       <w:r>
+        <w:rPr>
+          <w:rFonts w:ascii="Calibri" w:hAnsi="Calibri"/>
+          <w:color w:val="263238"/>
+          <w:sz w:val="20"/>
+        </w:rPr>
         <w:t>.</w:t>
       </w:r>
     </w:p>
     <w:p>
       <w:pPr>
         <w:pStyle w:val="ListNumber"/>
+        <w:spacing w:after="80"/>
+        <w:ind w:left="312"/>
       </w:pPr>
       <w:r>
         <w:rPr>
+          <w:rFonts w:ascii="Calibri" w:hAnsi="Calibri"/>
           <w:b/>
+          <w:color w:val="263238"/>
+          <w:sz w:val="20"/>
         </w:rPr>
-        <w:t>Segmentacion regional:</w:t>
+        <w:t>Segmentacion regiónal:</w:t>
       </w:r>
       <w:r>
-        <w:t xml:space="preserve"> se asigno cada municipio a una region de Sonora para comparar diferencias territoriales.</w:t>
+        <w:rPr>
+          <w:rFonts w:ascii="Calibri" w:hAnsi="Calibri"/>
+          <w:color w:val="263238"/>
+          <w:sz w:val="20"/>
+        </w:rPr>
+        <w:t xml:space="preserve"> se asigno cada municipio a una región de Sonora para comparar diferencias territoriales.</w:t>
       </w:r>
     </w:p>
     <w:p>
       <w:pPr>
         <w:pStyle w:val="ListNumber"/>
+        <w:spacing w:after="80"/>
+        <w:ind w:left="312"/>
       </w:pPr>
       <w:r>
         <w:rPr>
+          <w:rFonts w:ascii="Calibri" w:hAnsi="Calibri"/>
           <w:b/>
+          <w:color w:val="263238"/>
+          <w:sz w:val="20"/>
         </w:rPr>
         <w:t>Variables temporales:</w:t>
       </w:r>
       <w:r>
+        <w:rPr>
+          <w:rFonts w:ascii="Calibri" w:hAnsi="Calibri"/>
+          <w:color w:val="263238"/>
+          <w:sz w:val="20"/>
+        </w:rPr>
         <w:t xml:space="preserve"> se creo </w:t>
       </w:r>
       <w:r>
         <w:rPr>
-          <w:rFonts w:ascii="Consolas" w:hAnsi="Consolas"/>
-          <w:sz w:val="18"/>
+          <w:rFonts w:ascii="Calibri" w:hAnsi="Calibri"/>
+          <w:color w:val="263238"/>
+          <w:sz w:val="20"/>
         </w:rPr>
         <w:t>FECHA_MES</w:t>
       </w:r>
       <w:r>
-        <w:t xml:space="preserve"> para el analisis mensual y </w:t>
+        <w:rPr>
+          <w:rFonts w:ascii="Calibri" w:hAnsi="Calibri"/>
+          <w:color w:val="263238"/>
+          <w:sz w:val="20"/>
+        </w:rPr>
+        <w:t xml:space="preserve"> para el análisis mensual y </w:t>
       </w:r>
       <w:r>
         <w:rPr>
-          <w:rFonts w:ascii="Consolas" w:hAnsi="Consolas"/>
-          <w:sz w:val="18"/>
+          <w:rFonts w:ascii="Calibri" w:hAnsi="Calibri"/>
+          <w:color w:val="263238"/>
+          <w:sz w:val="20"/>
         </w:rPr>
         <w:t>RANGO_HORA</w:t>
       </w:r>
       <w:r>
+        <w:rPr>
+          <w:rFonts w:ascii="Calibri" w:hAnsi="Calibri"/>
+          <w:color w:val="263238"/>
+          <w:sz w:val="20"/>
+        </w:rPr>
         <w:t xml:space="preserve"> para agrupar los accidentes en madrugada, manana, tarde y noche.</w:t>
       </w:r>
     </w:p>
     <w:p>
       <w:pPr>
         <w:pStyle w:val="ListNumber"/>
+        <w:spacing w:after="80"/>
+        <w:ind w:left="312"/>
       </w:pPr>
       <w:r>
         <w:rPr>
+          <w:rFonts w:ascii="Calibri" w:hAnsi="Calibri"/>
           <w:b/>
+          <w:color w:val="263238"/>
+          <w:sz w:val="20"/>
         </w:rPr>
         <w:t>Tratamiento de faltantes:</w:t>
       </w:r>
       <w:r>
+        <w:rPr>
+          <w:rFonts w:ascii="Calibri" w:hAnsi="Calibri"/>
+          <w:color w:val="263238"/>
+          <w:sz w:val="20"/>
+        </w:rPr>
         <w:t xml:space="preserve"> en los modelos se usa imputacion mediante </w:t>
       </w:r>
       <w:r>
         <w:rPr>
-          <w:rFonts w:ascii="Consolas" w:hAnsi="Consolas"/>
-          <w:sz w:val="18"/>
+          <w:rFonts w:ascii="Calibri" w:hAnsi="Calibri"/>
+          <w:color w:val="263238"/>
+          <w:sz w:val="20"/>
         </w:rPr>
         <w:t>SimpleImputer</w:t>
       </w:r>
       <w:r>
-        <w:t>; para numericas se usa mediana y para categoricas la moda.</w:t>
+        <w:rPr>
+          <w:rFonts w:ascii="Calibri" w:hAnsi="Calibri"/>
+          <w:color w:val="263238"/>
+          <w:sz w:val="20"/>
+        </w:rPr>
+        <w:t>; para numéricas se usa mediana y para categóricas la moda.</w:t>
       </w:r>
     </w:p>
     <w:p>
       <w:pPr>
         <w:pStyle w:val="ListNumber"/>
+        <w:spacing w:after="80"/>
+        <w:ind w:left="312"/>
       </w:pPr>
       <w:r>
         <w:rPr>
+          <w:rFonts w:ascii="Calibri" w:hAnsi="Calibri"/>
           <w:b/>
+          <w:color w:val="263238"/>
+          <w:sz w:val="20"/>
         </w:rPr>
-        <w:t>Codificacion de variables categoricas:</w:t>
+        <w:t>Codificación de variables categóricas:</w:t>
       </w:r>
       <w:r>
+        <w:rPr>
+          <w:rFonts w:ascii="Calibri" w:hAnsi="Calibri"/>
+          <w:color w:val="263238"/>
+          <w:sz w:val="20"/>
+        </w:rPr>
         <w:t xml:space="preserve"> se usa </w:t>
       </w:r>
       <w:r>
         <w:rPr>
-          <w:rFonts w:ascii="Consolas" w:hAnsi="Consolas"/>
-          <w:sz w:val="18"/>
+          <w:rFonts w:ascii="Calibri" w:hAnsi="Calibri"/>
+          <w:color w:val="263238"/>
+          <w:sz w:val="20"/>
         </w:rPr>
         <w:t>OneHotEncoder</w:t>
       </w:r>
       <w:r>
-        <w:t xml:space="preserve"> para convertir variables como region, municipio, tipo de accidente y causa probable en variables numericas.</w:t>
+        <w:rPr>
+          <w:rFonts w:ascii="Calibri" w:hAnsi="Calibri"/>
+          <w:color w:val="263238"/>
+          <w:sz w:val="20"/>
+        </w:rPr>
+        <w:t xml:space="preserve"> para convertir variables como región, municipio, tipo de accidente y causa probable en variables numéricas.</w:t>
       </w:r>
     </w:p>
     <w:p>
       <w:pPr>
         <w:pStyle w:val="ListNumber"/>
+        <w:spacing w:after="80"/>
+        <w:ind w:left="312"/>
       </w:pPr>
       <w:r>
         <w:rPr>
+          <w:rFonts w:ascii="Calibri" w:hAnsi="Calibri"/>
           <w:b/>
+          <w:color w:val="263238"/>
+          <w:sz w:val="20"/>
         </w:rPr>
-        <w:t>Normalizacion:</w:t>
+        <w:t>Normalización:</w:t>
       </w:r>
       <w:r>
+        <w:rPr>
+          <w:rFonts w:ascii="Calibri" w:hAnsi="Calibri"/>
+          <w:color w:val="263238"/>
+          <w:sz w:val="20"/>
+        </w:rPr>
         <w:t xml:space="preserve"> se usa </w:t>
       </w:r>
       <w:r>
         <w:rPr>
-          <w:rFonts w:ascii="Consolas" w:hAnsi="Consolas"/>
-          <w:sz w:val="18"/>
+          <w:rFonts w:ascii="Calibri" w:hAnsi="Calibri"/>
+          <w:color w:val="263238"/>
+          <w:sz w:val="20"/>
         </w:rPr>
         <w:t>StandardScaler</w:t>
       </w:r>
       <w:r>
-        <w:t xml:space="preserve"> en variables numericas para que puedan combinarse adecuadamente con los modelos y el clustering.</w:t>
+        <w:rPr>
+          <w:rFonts w:ascii="Calibri" w:hAnsi="Calibri"/>
+          <w:color w:val="263238"/>
+          <w:sz w:val="20"/>
+        </w:rPr>
+        <w:t xml:space="preserve"> en variables numéricas para que puedan combinarse adecuadamente con los modelos y el clustering.</w:t>
       </w:r>
     </w:p>
     <w:p>
       <w:pPr>
         <w:pStyle w:val="Heading1"/>
+        <w:pBdr>
+          <w:left w:val="single" w:sz="16" w:space="8" w:color="D9962B"/>
+        </w:pBdr>
       </w:pPr>
       <w:r>
+        <w:rPr>
+          <w:rFonts w:ascii="Calibri Light" w:hAnsi="Calibri Light"/>
+          <w:b/>
+          <w:color w:val="173B4F"/>
+          <w:sz w:val="30"/>
+        </w:rPr>
         <w:t>6. Principales hallazgos del EDA</w:t>
       </w:r>
     </w:p>
     <w:p>
+      <w:pPr>
+        <w:spacing w:after="140" w:lineRule="auto" w:line="259"/>
+        <w:ind w:firstLine="0"/>
+      </w:pPr>
       <w:r>
+        <w:rPr>
+          <w:rFonts w:ascii="Calibri" w:hAnsi="Calibri"/>
+          <w:color w:val="263238"/>
+          <w:sz w:val="21"/>
+        </w:rPr>
         <w:t>Los hallazgos mas importantes de esta etapa fueron:</w:t>
       </w:r>
     </w:p>
     <w:p>
       <w:pPr>
         <w:pStyle w:val="ListBullet"/>
+        <w:spacing w:after="80"/>
+        <w:ind w:left="312"/>
       </w:pPr>
       <w:r>
+        <w:rPr>
+          <w:rFonts w:ascii="Calibri" w:hAnsi="Calibri"/>
+          <w:color w:val="263238"/>
+          <w:sz w:val="20"/>
+        </w:rPr>
         <w:t xml:space="preserve">El dataset final tiene </w:t>
       </w:r>
       <w:r>
         <w:rPr>
+          <w:rFonts w:ascii="Calibri" w:hAnsi="Calibri"/>
           <w:b/>
+          <w:color w:val="263238"/>
+          <w:sz w:val="20"/>
         </w:rPr>
         <w:t>183,911 accidentes reales</w:t>
       </w:r>
       <w:r>
+        <w:rPr>
+          <w:rFonts w:ascii="Calibri" w:hAnsi="Calibri"/>
+          <w:color w:val="263238"/>
+          <w:sz w:val="20"/>
+        </w:rPr>
         <w:t xml:space="preserve"> de Sonora entre 2015 y 2024.</w:t>
       </w:r>
     </w:p>
     <w:p>
       <w:pPr>
         <w:pStyle w:val="ListBullet"/>
+        <w:spacing w:after="80"/>
+        <w:ind w:left="312"/>
       </w:pPr>
       <w:r>
+        <w:rPr>
+          <w:rFonts w:ascii="Calibri" w:hAnsi="Calibri"/>
+          <w:color w:val="263238"/>
+          <w:sz w:val="20"/>
+        </w:rPr>
         <w:t xml:space="preserve">El mayor volumen de accidentes se concentra en </w:t>
       </w:r>
       <w:r>
         <w:rPr>
+          <w:rFonts w:ascii="Calibri" w:hAnsi="Calibri"/>
           <w:b/>
+          <w:color w:val="263238"/>
+          <w:sz w:val="20"/>
         </w:rPr>
         <w:t>Hermosillo</w:t>
       </w:r>
       <w:r>
+        <w:rPr>
+          <w:rFonts w:ascii="Calibri" w:hAnsi="Calibri"/>
+          <w:color w:val="263238"/>
+          <w:sz w:val="20"/>
+        </w:rPr>
         <w:t xml:space="preserve">, </w:t>
       </w:r>
       <w:r>
         <w:rPr>
+          <w:rFonts w:ascii="Calibri" w:hAnsi="Calibri"/>
           <w:b/>
+          <w:color w:val="263238"/>
+          <w:sz w:val="20"/>
         </w:rPr>
         <w:t>Sur y Valle</w:t>
       </w:r>
       <w:r>
+        <w:rPr>
+          <w:rFonts w:ascii="Calibri" w:hAnsi="Calibri"/>
+          <w:color w:val="263238"/>
+          <w:sz w:val="20"/>
+        </w:rPr>
         <w:t xml:space="preserve"> y </w:t>
       </w:r>
       <w:r>
         <w:rPr>
+          <w:rFonts w:ascii="Calibri" w:hAnsi="Calibri"/>
           <w:b/>
+          <w:color w:val="263238"/>
+          <w:sz w:val="20"/>
         </w:rPr>
         <w:t>Frontera</w:t>
       </w:r>
       <w:r>
+        <w:rPr>
+          <w:rFonts w:ascii="Calibri" w:hAnsi="Calibri"/>
+          <w:color w:val="263238"/>
+          <w:sz w:val="20"/>
+        </w:rPr>
         <w:t>.</w:t>
       </w:r>
     </w:p>
     <w:p>
       <w:pPr>
         <w:pStyle w:val="ListBullet"/>
+        <w:spacing w:after="80"/>
+        <w:ind w:left="312"/>
       </w:pPr>
       <w:r>
-        <w:t xml:space="preserve">El ano con mas accidentes fue </w:t>
+        <w:rPr>
+          <w:rFonts w:ascii="Calibri" w:hAnsi="Calibri"/>
+          <w:color w:val="263238"/>
+          <w:sz w:val="20"/>
+        </w:rPr>
+        <w:t xml:space="preserve">El año con mas accidentes fue </w:t>
       </w:r>
       <w:r>
         <w:rPr>
+          <w:rFonts w:ascii="Calibri" w:hAnsi="Calibri"/>
           <w:b/>
+          <w:color w:val="263238"/>
+          <w:sz w:val="20"/>
         </w:rPr>
         <w:t>2023</w:t>
       </w:r>
       <w:r>
+        <w:rPr>
+          <w:rFonts w:ascii="Calibri" w:hAnsi="Calibri"/>
+          <w:color w:val="263238"/>
+          <w:sz w:val="20"/>
+        </w:rPr>
         <w:t xml:space="preserve">, con </w:t>
       </w:r>
       <w:r>
         <w:rPr>
+          <w:rFonts w:ascii="Calibri" w:hAnsi="Calibri"/>
           <w:b/>
+          <w:color w:val="263238"/>
+          <w:sz w:val="20"/>
         </w:rPr>
         <w:t>26,557 registros</w:t>
       </w:r>
       <w:r>
+        <w:rPr>
+          <w:rFonts w:ascii="Calibri" w:hAnsi="Calibri"/>
+          <w:color w:val="263238"/>
+          <w:sz w:val="20"/>
+        </w:rPr>
         <w:t>.</w:t>
       </w:r>
     </w:p>
     <w:p>
       <w:pPr>
         <w:pStyle w:val="ListBullet"/>
+        <w:spacing w:after="80"/>
+        <w:ind w:left="312"/>
       </w:pPr>
       <w:r>
+        <w:rPr>
+          <w:rFonts w:ascii="Calibri" w:hAnsi="Calibri"/>
+          <w:color w:val="263238"/>
+          <w:sz w:val="20"/>
+        </w:rPr>
         <w:t xml:space="preserve">El tipo mas comun fue </w:t>
       </w:r>
       <w:r>
         <w:rPr>
+          <w:rFonts w:ascii="Calibri" w:hAnsi="Calibri"/>
           <w:b/>
+          <w:color w:val="263238"/>
+          <w:sz w:val="20"/>
         </w:rPr>
-        <w:t>colision con vehiculo automotor</w:t>
+        <w:t>colisión con vehículo automotor</w:t>
       </w:r>
       <w:r>
+        <w:rPr>
+          <w:rFonts w:ascii="Calibri" w:hAnsi="Calibri"/>
+          <w:color w:val="263238"/>
+          <w:sz w:val="20"/>
+        </w:rPr>
         <w:t>.</w:t>
       </w:r>
     </w:p>
     <w:p>
       <w:pPr>
         <w:pStyle w:val="ListBullet"/>
+        <w:spacing w:after="80"/>
+        <w:ind w:left="312"/>
       </w:pPr>
       <w:r>
+        <w:rPr>
+          <w:rFonts w:ascii="Calibri" w:hAnsi="Calibri"/>
+          <w:color w:val="263238"/>
+          <w:sz w:val="20"/>
+        </w:rPr>
         <w:t xml:space="preserve">La causa probable dominante fue </w:t>
       </w:r>
       <w:r>
         <w:rPr>
+          <w:rFonts w:ascii="Calibri" w:hAnsi="Calibri"/>
           <w:b/>
+          <w:color w:val="263238"/>
+          <w:sz w:val="20"/>
         </w:rPr>
         <w:t>Conductor</w:t>
       </w:r>
       <w:r>
+        <w:rPr>
+          <w:rFonts w:ascii="Calibri" w:hAnsi="Calibri"/>
+          <w:color w:val="263238"/>
+          <w:sz w:val="20"/>
+        </w:rPr>
         <w:t>.</w:t>
       </w:r>
     </w:p>
     <w:p>
       <w:pPr>
         <w:pStyle w:val="ListBullet"/>
+        <w:spacing w:after="80"/>
+        <w:ind w:left="312"/>
       </w:pPr>
       <w:r>
+        <w:rPr>
+          <w:rFonts w:ascii="Calibri" w:hAnsi="Calibri"/>
+          <w:color w:val="263238"/>
+          <w:sz w:val="20"/>
+        </w:rPr>
         <w:t xml:space="preserve">El </w:t>
       </w:r>
       <w:r>
         <w:rPr>
+          <w:rFonts w:ascii="Calibri" w:hAnsi="Calibri"/>
           <w:b/>
+          <w:color w:val="263238"/>
+          <w:sz w:val="20"/>
         </w:rPr>
         <w:t>16.99%</w:t>
       </w:r>
       <w:r>
+        <w:rPr>
+          <w:rFonts w:ascii="Calibri" w:hAnsi="Calibri"/>
+          <w:color w:val="263238"/>
+          <w:sz w:val="20"/>
+        </w:rPr>
         <w:t xml:space="preserve"> de los accidentes se clasifico como grave.</w:t>
       </w:r>
     </w:p>
     <w:p>
       <w:pPr>
         <w:pStyle w:val="ListBullet"/>
+        <w:spacing w:after="80"/>
+        <w:ind w:left="312"/>
       </w:pPr>
       <w:r>
-        <w:t xml:space="preserve">Las regiones con mayor porcentaje de gravedad fueron </w:t>
+        <w:rPr>
+          <w:rFonts w:ascii="Calibri" w:hAnsi="Calibri"/>
+          <w:color w:val="263238"/>
+          <w:sz w:val="20"/>
+        </w:rPr>
+        <w:t xml:space="preserve">Las regiónes con mayor porcentaje de gravedad fueron </w:t>
       </w:r>
       <w:r>
         <w:rPr>
+          <w:rFonts w:ascii="Calibri" w:hAnsi="Calibri"/>
           <w:b/>
+          <w:color w:val="263238"/>
+          <w:sz w:val="20"/>
         </w:rPr>
         <w:t>Sierra</w:t>
       </w:r>
       <w:r>
+        <w:rPr>
+          <w:rFonts w:ascii="Calibri" w:hAnsi="Calibri"/>
+          <w:color w:val="263238"/>
+          <w:sz w:val="20"/>
+        </w:rPr>
         <w:t xml:space="preserve">, </w:t>
       </w:r>
       <w:r>
         <w:rPr>
+          <w:rFonts w:ascii="Calibri" w:hAnsi="Calibri"/>
           <w:b/>
+          <w:color w:val="263238"/>
+          <w:sz w:val="20"/>
         </w:rPr>
         <w:t>Centro</w:t>
       </w:r>
       <w:r>
+        <w:rPr>
+          <w:rFonts w:ascii="Calibri" w:hAnsi="Calibri"/>
+          <w:color w:val="263238"/>
+          <w:sz w:val="20"/>
+        </w:rPr>
         <w:t xml:space="preserve"> y </w:t>
       </w:r>
       <w:r>
         <w:rPr>
+          <w:rFonts w:ascii="Calibri" w:hAnsi="Calibri"/>
           <w:b/>
+          <w:color w:val="263238"/>
+          <w:sz w:val="20"/>
         </w:rPr>
         <w:t>Sur y Valle</w:t>
       </w:r>
       <w:r>
+        <w:rPr>
+          <w:rFonts w:ascii="Calibri" w:hAnsi="Calibri"/>
+          <w:color w:val="263238"/>
+          <w:sz w:val="20"/>
+        </w:rPr>
         <w:t>.</w:t>
       </w:r>
     </w:p>
     <w:p>
       <w:pPr>
         <w:pStyle w:val="ListBullet"/>
+        <w:spacing w:after="80"/>
+        <w:ind w:left="312"/>
       </w:pPr>
       <w:r>
-        <w:t>Los outliers no deben eliminarse automaticamente, porque representan accidentes con victimas o con multiples vehiculos involucrados.</w:t>
+        <w:rPr>
+          <w:rFonts w:ascii="Calibri" w:hAnsi="Calibri"/>
+          <w:color w:val="263238"/>
+          <w:sz w:val="20"/>
+        </w:rPr>
+        <w:t>Los outliers no deben eliminarse automáticamente, porque representan accidentes con victimas o con múltiples vehículos involucrados.</w:t>
       </w:r>
     </w:p>
     <w:p>
       <w:pPr>
         <w:pStyle w:val="Heading1"/>
+        <w:pBdr>
+          <w:left w:val="single" w:sz="16" w:space="8" w:color="D9962B"/>
+        </w:pBdr>
       </w:pPr>
       <w:r>
+        <w:rPr>
+          <w:rFonts w:ascii="Calibri Light" w:hAnsi="Calibri Light"/>
+          <w:b/>
+          <w:color w:val="173B4F"/>
+          <w:sz w:val="30"/>
+        </w:rPr>
         <w:t>7. Reflexion de cierre</w:t>
       </w:r>
     </w:p>
     <w:p>
+      <w:pPr>
+        <w:spacing w:after="140" w:lineRule="auto" w:line="259"/>
+        <w:ind w:firstLine="0"/>
+        <w:pBdr>
+          <w:left w:val="single" w:sz="14" w:space="7" w:color="26756A"/>
+        </w:pBdr>
+      </w:pPr>
       <w:r>
-        <w:t>En esta etapa aprendi que el analisis exploratorio no solo sirve para hacer graficas, sino para entender realmente el comportamiento del problema. Al inicio esperaba que las zonas con mas accidentes tambien fueran automaticamente las mas graves, pero los datos muestran que no siempre es asi. Hermosillo concentra muchos accidentes, pero regiones con menos registros, como Sierra o Centro, tienen porcentajes de gravedad mas altos.</w:t>
+        <w:rPr>
+          <w:rFonts w:ascii="Calibri" w:hAnsi="Calibri"/>
+          <w:color w:val="263238"/>
+          <w:sz w:val="21"/>
+        </w:rPr>
+        <w:t>En esta etapa aprendi que el análisis exploratorio no solo sirve para hacer gráficas, sino para entender realmente el comportamiento del problema. Al inicio esperaba que las zonas con mas accidentes también fueran automáticamente las mas graves, pero los datos muestran que no siempre es asi. Hermosillo concentra muchos accidentes, pero regiónes con menos registros, como Sierra o Centro, tienen porcentajes de gravedad mas altos.</w:t>
       </w:r>
     </w:p>
     <w:p>
+      <w:pPr>
+        <w:spacing w:after="140" w:lineRule="auto" w:line="259"/>
+        <w:ind w:firstLine="0"/>
+      </w:pPr>
       <w:r>
-        <w:t xml:space="preserve">Tambien me sorprendio que la causa </w:t>
+        <w:rPr>
+          <w:rFonts w:ascii="Calibri" w:hAnsi="Calibri"/>
+          <w:color w:val="263238"/>
+          <w:sz w:val="21"/>
+        </w:rPr>
+        <w:t xml:space="preserve">También me sorprendio que la causa </w:t>
       </w:r>
       <w:r>
         <w:rPr>
-          <w:rFonts w:ascii="Consolas" w:hAnsi="Consolas"/>
-          <w:sz w:val="18"/>
+          <w:rFonts w:ascii="Calibri" w:hAnsi="Calibri"/>
+          <w:color w:val="263238"/>
+          <w:sz w:val="21"/>
         </w:rPr>
         <w:t>Conductor</w:t>
       </w:r>
       <w:r>
+        <w:rPr>
+          <w:rFonts w:ascii="Calibri" w:hAnsi="Calibri"/>
+          <w:color w:val="263238"/>
+          <w:sz w:val="21"/>
+        </w:rPr>
         <w:t xml:space="preserve"> aparezca con tanta frecuencia. Esto hace que la prevencion tenga que enfocarse mucho en educacion vial, vigilancia, control de velocidad y reduccion de conductas de riesgo.</w:t>
       </w:r>
     </w:p>
     <w:p>
+      <w:pPr>
+        <w:spacing w:after="140" w:lineRule="auto" w:line="259"/>
+        <w:ind w:firstLine="0"/>
+      </w:pPr>
       <w:r>
-        <w:t>Una limitacion importante es que ATUS registra accidentes en zonas urbanas y suburbanas, por lo que no necesariamente representa todos los accidentes carreteros del estado. Otra limitacion es que algunas variables tienen valores no especificados, como la edad del conductor, y eso puede afectar ciertos analisis.</w:t>
+        <w:rPr>
+          <w:rFonts w:ascii="Calibri" w:hAnsi="Calibri"/>
+          <w:color w:val="263238"/>
+          <w:sz w:val="21"/>
+        </w:rPr>
+        <w:t>Una limitacion importante es que ATUS registra accidentes en zonas urbanas y suburbanas, por lo que no necesariamente representa todos los accidentes carreteros del estado. Otra limitacion es que algunas variables tienen valores no especificados, como la edad del conductor, y eso puede afectar ciertos análisis.</w:t>
       </w:r>
     </w:p>
     <w:p>
+      <w:pPr>
+        <w:spacing w:after="140" w:lineRule="auto" w:line="259"/>
+        <w:ind w:firstLine="0"/>
+      </w:pPr>
       <w:r>
-        <w:t>En general, esta etapa fue necesaria para preparar los datos antes de modelar. Gracias al EDA pude identificar que variables son utiles, que problemas de calidad existen, que regiones requieren mas atencion y que tipo de patrones pueden servir para proponer estrategias de prevencion vial.</w:t>
+        <w:rPr>
+          <w:rFonts w:ascii="Calibri" w:hAnsi="Calibri"/>
+          <w:color w:val="263238"/>
+          <w:sz w:val="21"/>
+        </w:rPr>
+        <w:t>En general, esta etapa fue necesaria para preparar los datos antes de modelar. Gracias al EDA pude identificar que variables son útiles, que problemas de calidad existen, que regiónes requieren mas atención y que tipo de patrones pueden servir para proponer estrategias de prevencion vial.</w:t>
       </w:r>
+    </w:p>
+    <w:p>
+      <w:pPr>
+        <w:spacing w:after="140" w:lineRule="auto" w:line="259"/>
+        <w:ind w:firstLine="0"/>
+      </w:pPr>
     </w:p>
     <w:sectPr>
       <w:footerReference w:type="default" r:id="rId9"/>
+      <w:headerReference w:type="default" r:id="rId10"/>
       <w:pgSz w:w="12240" w:h="15840"/>
-      <w:pgMar w:top="1008" w:right="1080" w:bottom="1008" w:left="1080" w:header="720" w:footer="720" w:gutter="0"/>
+      <w:pgMar w:top="964" w:right="1162" w:bottom="822" w:left="1162" w:header="482" w:footer="397" w:gutter="0"/>
       <w:cols w:space="720"/>
       <w:docGrid w:linePitch="360"/>
     </w:sectPr>
@@ -4063,20 +8543,93 @@
 
 <file path=word/footer1.xml><?xml version="1.0" encoding="utf-8"?>
 <w:ftr xmlns:m="http://schemas.openxmlformats.org/officeDocument/2006/math" xmlns:mc="http://schemas.openxmlformats.org/markup-compatibility/2006" xmlns:mo="http://schemas.microsoft.com/office/mac/office/2008/main" xmlns:mv="urn:schemas-microsoft-com:mac:vml" xmlns:o="urn:schemas-microsoft-com:office:office" xmlns:r="http://schemas.openxmlformats.org/officeDocument/2006/relationships" xmlns:v="urn:schemas-microsoft-com:vml" xmlns:w10="urn:schemas-microsoft-com:office:word" xmlns:w14="http://schemas.microsoft.com/office/word/2010/wordml" xmlns:w="http://schemas.openxmlformats.org/wordprocessingml/2006/main" xmlns:wne="http://schemas.microsoft.com/office/word/2006/wordml" xmlns:wp14="http://schemas.microsoft.com/office/word/2010/wordprocessingDrawing" xmlns:wp="http://schemas.openxmlformats.org/drawingml/2006/wordprocessingDrawing" xmlns:wpc="http://schemas.microsoft.com/office/word/2010/wordprocessingCanvas" xmlns:wpg="http://schemas.microsoft.com/office/word/2010/wordprocessingGroup" xmlns:wpi="http://schemas.microsoft.com/office/word/2010/wordprocessingInk" xmlns:wps="http://schemas.microsoft.com/office/word/2010/wordprocessingShape" mc:Ignorable="w14 wp14">
+  <w:tbl>
+    <w:tblPr>
+      <w:tblW w:type="auto" w:w="0"/>
+      <w:jc w:val="center"/>
+      <w:tblLayout w:type="fixed"/>
+      <w:tblLook w:firstColumn="1" w:firstRow="1" w:lastColumn="0" w:lastRow="0" w:noHBand="0" w:noVBand="1" w:val="04A0"/>
+    </w:tblPr>
+    <w:tblGrid>
+      <w:gridCol w:w="6984"/>
+      <w:gridCol w:w="2016"/>
+    </w:tblGrid>
+    <w:tr>
+      <w:tc>
+        <w:tcPr>
+          <w:tcW w:type="dxa" w:w="4500"/>
+          <w:tcBorders>
+            <w:top w:val="nil"/>
+            <w:left w:val="nil"/>
+            <w:bottom w:val="nil"/>
+            <w:right w:val="nil"/>
+          </w:tcBorders>
+        </w:tcPr>
+        <w:p>
+          <w:pPr>
+            <w:jc w:val="left"/>
+          </w:pPr>
+          <w:r>
+            <w:rPr>
+              <w:rFonts w:ascii="Calibri" w:hAnsi="Calibri"/>
+              <w:color w:val="607078"/>
+              <w:sz w:val="16"/>
+            </w:rPr>
+            <w:t>Sheeptech · ATUS Sonora 2015-2024</w:t>
+          </w:r>
+        </w:p>
+      </w:tc>
+      <w:tc>
+        <w:tcPr>
+          <w:tcW w:type="dxa" w:w="4500"/>
+          <w:tcBorders>
+            <w:top w:val="nil"/>
+            <w:left w:val="nil"/>
+            <w:bottom w:val="nil"/>
+            <w:right w:val="nil"/>
+          </w:tcBorders>
+        </w:tcPr>
+        <w:p>
+          <w:pPr>
+            <w:jc w:val="right"/>
+          </w:pPr>
+          <w:r>
+            <w:rPr>
+              <w:rFonts w:ascii="Calibri" w:hAnsi="Calibri"/>
+              <w:color w:val="607078"/>
+              <w:sz w:val="17"/>
+            </w:rPr>
+            <w:fldChar w:fldCharType="begin"/>
+            <w:instrText xml:space="preserve">PAGE</w:instrText>
+            <w:fldChar w:fldCharType="end"/>
+          </w:r>
+        </w:p>
+      </w:tc>
+    </w:tr>
+  </w:tbl>
+</w:ftr>
+</file>
+
+<file path=word/header1.xml><?xml version="1.0" encoding="utf-8"?>
+<w:hdr xmlns:m="http://schemas.openxmlformats.org/officeDocument/2006/math" xmlns:mc="http://schemas.openxmlformats.org/markup-compatibility/2006" xmlns:mo="http://schemas.microsoft.com/office/mac/office/2008/main" xmlns:mv="urn:schemas-microsoft-com:mac:vml" xmlns:o="urn:schemas-microsoft-com:office:office" xmlns:r="http://schemas.openxmlformats.org/officeDocument/2006/relationships" xmlns:v="urn:schemas-microsoft-com:vml" xmlns:w10="urn:schemas-microsoft-com:office:word" xmlns:w14="http://schemas.microsoft.com/office/word/2010/wordml" xmlns:w="http://schemas.openxmlformats.org/wordprocessingml/2006/main" xmlns:wne="http://schemas.microsoft.com/office/word/2006/wordml" xmlns:wp14="http://schemas.microsoft.com/office/word/2010/wordprocessingDrawing" xmlns:wp="http://schemas.openxmlformats.org/drawingml/2006/wordprocessingDrawing" xmlns:wpc="http://schemas.microsoft.com/office/word/2010/wordprocessingCanvas" xmlns:wpg="http://schemas.microsoft.com/office/word/2010/wordprocessingGroup" xmlns:wpi="http://schemas.microsoft.com/office/word/2010/wordprocessingInk" xmlns:wps="http://schemas.microsoft.com/office/word/2010/wordprocessingShape" mc:Ignorable="w14 wp14">
   <w:p>
     <w:pPr>
-      <w:pStyle w:val="Footer"/>
-      <w:jc w:val="center"/>
+      <w:jc w:val="right"/>
+      <w:pBdr>
+        <w:bottom w:val="single" w:sz="6" w:space="2" w:color="D7E1E4"/>
+      </w:pBdr>
     </w:pPr>
     <w:r>
       <w:rPr>
-        <w:color w:val="646464"/>
-        <w:sz w:val="16"/>
-      </w:rPr>
-      <w:t>E2 - Analisis exploratorio y preprocesamiento</w:t>
+        <w:rFonts w:ascii="Calibri" w:hAnsi="Calibri"/>
+        <w:b/>
+        <w:color w:val="607078"/>
+        <w:sz w:val="17"/>
+      </w:rPr>
+      <w:t>Prevención vial Sonora · E2</w:t>
     </w:r>
   </w:p>
-</w:ftr>
+</w:hdr>
 </file>
 
 <file path=word/numbering.xml><?xml version="1.0" encoding="utf-8"?>
@@ -4446,7 +8999,8 @@
       <w:spacing w:after="120" w:line="259" w:lineRule="auto"/>
     </w:pPr>
     <w:rPr>
-      <w:rFonts w:ascii="Arial" w:hAnsi="Arial"/>
+      <w:rFonts w:ascii="Calibri" w:hAnsi="Calibri"/>
+      <w:color w:val="263238"/>
       <w:sz w:val="21"/>
     </w:rPr>
   </w:style>
@@ -4505,15 +9059,15 @@
     <w:pPr>
       <w:keepNext/>
       <w:keepLines/>
-      <w:spacing w:before="480" w:after="0"/>
+      <w:spacing w:before="320" w:after="140"/>
       <w:outlineLvl w:val="0"/>
     </w:pPr>
     <w:rPr>
-      <w:rFonts w:asciiTheme="majorHAnsi" w:eastAsiaTheme="majorEastAsia" w:hAnsiTheme="majorHAnsi" w:cstheme="majorBidi" w:ascii="Arial" w:hAnsi="Arial"/>
+      <w:rFonts w:asciiTheme="majorHAnsi" w:eastAsiaTheme="majorEastAsia" w:hAnsiTheme="majorHAnsi" w:cstheme="majorBidi" w:ascii="Calibri Light" w:hAnsi="Calibri Light"/>
       <w:b/>
       <w:bCs/>
-      <w:color w:val="1F4E79"/>
-      <w:sz w:val="32"/>
+      <w:color w:val="173B4F"/>
+      <w:sz w:val="30"/>
       <w:szCs w:val="28"/>
     </w:rPr>
   </w:style>
@@ -4529,15 +9083,15 @@
     <w:pPr>
       <w:keepNext/>
       <w:keepLines/>
-      <w:spacing w:before="200" w:after="0"/>
+      <w:spacing w:before="220" w:after="80"/>
       <w:outlineLvl w:val="1"/>
     </w:pPr>
     <w:rPr>
-      <w:rFonts w:asciiTheme="majorHAnsi" w:eastAsiaTheme="majorEastAsia" w:hAnsiTheme="majorHAnsi" w:cstheme="majorBidi" w:ascii="Arial" w:hAnsi="Arial"/>
+      <w:rFonts w:asciiTheme="majorHAnsi" w:eastAsiaTheme="majorEastAsia" w:hAnsiTheme="majorHAnsi" w:cstheme="majorBidi" w:ascii="Calibri" w:hAnsi="Calibri"/>
       <w:b/>
       <w:bCs/>
-      <w:color w:val="2F5474"/>
-      <w:sz w:val="26"/>
+      <w:color w:val="26756A"/>
+      <w:sz w:val="24"/>
       <w:szCs w:val="26"/>
     </w:rPr>
   </w:style>
@@ -4795,16 +9349,16 @@
       <w:pBdr>
         <w:bottom w:val="single" w:sz="8" w:space="4" w:color="4F81BD" w:themeColor="accent1"/>
       </w:pBdr>
-      <w:spacing w:after="300" w:line="240" w:lineRule="auto"/>
+      <w:spacing w:after="80" w:line="240" w:lineRule="auto"/>
       <w:contextualSpacing/>
     </w:pPr>
     <w:rPr>
-      <w:rFonts w:asciiTheme="majorHAnsi" w:eastAsiaTheme="majorEastAsia" w:hAnsiTheme="majorHAnsi" w:cstheme="majorBidi" w:ascii="Arial" w:hAnsi="Arial"/>
+      <w:rFonts w:asciiTheme="majorHAnsi" w:eastAsiaTheme="majorEastAsia" w:hAnsiTheme="majorHAnsi" w:cstheme="majorBidi" w:ascii="Calibri Light" w:hAnsi="Calibri Light"/>
       <w:b/>
-      <w:color w:val="1F4E79"/>
+      <w:color w:val="173B4F"/>
       <w:spacing w:val="5"/>
       <w:kern w:val="28"/>
-      <w:sz w:val="40"/>
+      <w:sz w:val="48"/>
       <w:szCs w:val="52"/>
     </w:rPr>
   </w:style>
@@ -4978,8 +9532,14 @@
       <w:numPr>
         <w:numId w:val="1"/>
       </w:numPr>
+      <w:spacing w:after="80"/>
       <w:contextualSpacing/>
     </w:pPr>
+    <w:rPr>
+      <w:rFonts w:ascii="Calibri" w:hAnsi="Calibri"/>
+      <w:color w:val="263238"/>
+      <w:sz w:val="20"/>
+    </w:rPr>
   </w:style>
   <w:style w:type="paragraph" w:styleId="ListBullet2">
     <w:name w:val="List Bullet 2"/>
@@ -5017,8 +9577,14 @@
       <w:numPr>
         <w:numId w:val="5"/>
       </w:numPr>
+      <w:spacing w:after="80"/>
       <w:contextualSpacing/>
     </w:pPr>
+    <w:rPr>
+      <w:rFonts w:ascii="Calibri" w:hAnsi="Calibri"/>
+      <w:color w:val="263238"/>
+      <w:sz w:val="20"/>
+    </w:rPr>
   </w:style>
   <w:style w:type="paragraph" w:styleId="ListNumber2">
     <w:name w:val="List Number 2"/>

--- a/E2_Analisis_Exploratorio_Preprocesamiento/E2_Analisis_Exploratorio_Preprocesamiento.docx
+++ b/E2_Analisis_Exploratorio_Preprocesamiento/E2_Analisis_Exploratorio_Preprocesamiento.docx
@@ -4,523 +4,49 @@
   <w:body>
     <w:p>
       <w:pPr>
-        <w:pStyle w:val="Title"/>
-        <w:spacing w:after="80"/>
         <w:jc w:val="center"/>
-        <w:pBdr>
-          <w:bottom w:val="single" w:sz="14" w:space="6" w:color="26756A"/>
-        </w:pBdr>
       </w:pPr>
       <w:r>
         <w:rPr>
-          <w:rFonts w:ascii="Calibri Light" w:hAnsi="Calibri Light"/>
           <w:b/>
-          <w:color w:val="173B4F"/>
-          <w:sz w:val="48"/>
+          <w:color w:val="182D43"/>
+          <w:sz w:val="40"/>
         </w:rPr>
-      </w:r>
-      <w:r>
-        <w:rPr>
-          <w:rFonts w:ascii="Calibri Light" w:hAnsi="Calibri Light"/>
-          <w:b/>
-          <w:color w:val="D9962B"/>
-          <w:sz w:val="48"/>
-        </w:rPr>
-        <w:t xml:space="preserve">E2 | </w:t>
-      </w:r>
-      <w:r>
-        <w:rPr>
-          <w:rFonts w:ascii="Calibri Light" w:hAnsi="Calibri Light"/>
-          <w:b/>
-          <w:color w:val="173B4F"/>
-          <w:sz w:val="48"/>
-        </w:rPr>
-        <w:t>Análisis exploratorio y preprocesamiento</w:t>
+        <w:t>E2 - Analisis exploratorio y preprocesamiento</w:t>
       </w:r>
     </w:p>
     <w:p>
       <w:pPr>
-        <w:spacing w:after="160" w:lineRule="auto" w:line="259"/>
-        <w:ind w:firstLine="0"/>
         <w:jc w:val="center"/>
       </w:pPr>
       <w:r>
         <w:rPr>
-          <w:rFonts w:ascii="Calibri" w:hAnsi="Calibri"/>
-          <w:color w:val="607078"/>
+          <w:color w:val="207E76"/>
           <w:sz w:val="22"/>
         </w:rPr>
-        <w:t>Accidentes de tránsito terrestre en zonas urbanas y suburbanas de Sonora</w:t>
+        <w:t>ATUS Sonora 2015-2024 | Alineado con el cuaderno principal</w:t>
       </w:r>
     </w:p>
-    <w:tbl>
-      <w:tblPr>
-        <w:tblW w:type="dxa" w:w="7718"/>
-        <w:jc w:val="center"/>
-        <w:tblLayout w:type="fixed"/>
-        <w:tblLook w:firstColumn="1" w:firstRow="1" w:lastColumn="0" w:lastRow="0" w:noHBand="0" w:noVBand="1" w:val="04A0"/>
-      </w:tblPr>
-      <w:tblGrid>
-        <w:gridCol w:w="1987"/>
-        <w:gridCol w:w="2045"/>
-        <w:gridCol w:w="1987"/>
-        <w:gridCol w:w="1699"/>
-      </w:tblGrid>
-      <w:tr>
-        <w:tc>
-          <w:tcPr>
-            <w:tcW w:type="dxa" w:w="1987"/>
-            <w:shd w:fill="EAF4F1"/>
-            <w:tcMar>
-              <w:top w:w="100" w:type="dxa"/>
-              <w:start w:w="110" w:type="dxa"/>
-              <w:bottom w:w="100" w:type="dxa"/>
-              <w:end w:w="110" w:type="dxa"/>
-            </w:tcMar>
-            <w:tcBorders>
-              <w:top w:val="single" w:sz="4" w:color="C9D8D4"/>
-              <w:left w:val="single" w:sz="4" w:color="C9D8D4"/>
-              <w:bottom w:val="single" w:sz="4" w:color="C9D8D4"/>
-              <w:right w:val="single" w:sz="4" w:color="C9D8D4"/>
-            </w:tcBorders>
-            <w:vAlign w:val="center"/>
-          </w:tcPr>
-          <w:p>
-            <w:pPr>
-              <w:spacing w:after="0"/>
-              <w:jc w:val="center"/>
-            </w:pPr>
-            <w:r/>
-            <w:r>
-              <w:rPr>
-                <w:rFonts w:ascii="Calibri" w:hAnsi="Calibri"/>
-                <w:b/>
-                <w:color w:val="607078"/>
-                <w:sz w:val="14"/>
-              </w:rPr>
-              <w:t>PERIODO</w:t>
-              <w:br/>
-            </w:r>
-            <w:r>
-              <w:rPr>
-                <w:rFonts w:ascii="Calibri" w:hAnsi="Calibri"/>
-                <w:b/>
-                <w:color w:val="173B4F"/>
-                <w:sz w:val="19"/>
-              </w:rPr>
-              <w:t>2015-2024</w:t>
-            </w:r>
-          </w:p>
-        </w:tc>
-        <w:tc>
-          <w:tcPr>
-            <w:tcW w:type="dxa" w:w="2045"/>
-            <w:shd w:fill="F6F1E8"/>
-            <w:tcMar>
-              <w:top w:w="100" w:type="dxa"/>
-              <w:start w:w="110" w:type="dxa"/>
-              <w:bottom w:w="100" w:type="dxa"/>
-              <w:end w:w="110" w:type="dxa"/>
-            </w:tcMar>
-            <w:tcBorders>
-              <w:top w:val="single" w:sz="4" w:color="C9D8D4"/>
-              <w:left w:val="single" w:sz="4" w:color="C9D8D4"/>
-              <w:bottom w:val="single" w:sz="4" w:color="C9D8D4"/>
-              <w:right w:val="single" w:sz="4" w:color="C9D8D4"/>
-            </w:tcBorders>
-            <w:vAlign w:val="center"/>
-          </w:tcPr>
-          <w:p>
-            <w:pPr>
-              <w:spacing w:after="0"/>
-              <w:jc w:val="center"/>
-            </w:pPr>
-            <w:r/>
-            <w:r>
-              <w:rPr>
-                <w:rFonts w:ascii="Calibri" w:hAnsi="Calibri"/>
-                <w:b/>
-                <w:color w:val="607078"/>
-                <w:sz w:val="14"/>
-              </w:rPr>
-              <w:t>FUENTE</w:t>
-              <w:br/>
-            </w:r>
-            <w:r>
-              <w:rPr>
-                <w:rFonts w:ascii="Calibri" w:hAnsi="Calibri"/>
-                <w:b/>
-                <w:color w:val="173B4F"/>
-                <w:sz w:val="19"/>
-              </w:rPr>
-              <w:t>ATUS / INEGI</w:t>
-            </w:r>
-          </w:p>
-        </w:tc>
-        <w:tc>
-          <w:tcPr>
-            <w:tcW w:type="dxa" w:w="1987"/>
-            <w:shd w:fill="EAF4F1"/>
-            <w:tcMar>
-              <w:top w:w="100" w:type="dxa"/>
-              <w:start w:w="110" w:type="dxa"/>
-              <w:bottom w:w="100" w:type="dxa"/>
-              <w:end w:w="110" w:type="dxa"/>
-            </w:tcMar>
-            <w:tcBorders>
-              <w:top w:val="single" w:sz="4" w:color="C9D8D4"/>
-              <w:left w:val="single" w:sz="4" w:color="C9D8D4"/>
-              <w:bottom w:val="single" w:sz="4" w:color="C9D8D4"/>
-              <w:right w:val="single" w:sz="4" w:color="C9D8D4"/>
-            </w:tcBorders>
-            <w:vAlign w:val="center"/>
-          </w:tcPr>
-          <w:p>
-            <w:pPr>
-              <w:spacing w:after="0"/>
-              <w:jc w:val="center"/>
-            </w:pPr>
-            <w:r/>
-            <w:r>
-              <w:rPr>
-                <w:rFonts w:ascii="Calibri" w:hAnsi="Calibri"/>
-                <w:b/>
-                <w:color w:val="607078"/>
-                <w:sz w:val="14"/>
-              </w:rPr>
-              <w:t>ÁMBITO</w:t>
-              <w:br/>
-            </w:r>
-            <w:r>
-              <w:rPr>
-                <w:rFonts w:ascii="Calibri" w:hAnsi="Calibri"/>
-                <w:b/>
-                <w:color w:val="173B4F"/>
-                <w:sz w:val="19"/>
-              </w:rPr>
-              <w:t>Sonora</w:t>
-            </w:r>
-          </w:p>
-        </w:tc>
-        <w:tc>
-          <w:tcPr>
-            <w:tcW w:type="dxa" w:w="1699"/>
-            <w:shd w:fill="F6F1E8"/>
-            <w:tcMar>
-              <w:top w:w="100" w:type="dxa"/>
-              <w:start w:w="110" w:type="dxa"/>
-              <w:bottom w:w="100" w:type="dxa"/>
-              <w:end w:w="110" w:type="dxa"/>
-            </w:tcMar>
-            <w:tcBorders>
-              <w:top w:val="single" w:sz="4" w:color="C9D8D4"/>
-              <w:left w:val="single" w:sz="4" w:color="C9D8D4"/>
-              <w:bottom w:val="single" w:sz="4" w:color="C9D8D4"/>
-              <w:right w:val="single" w:sz="4" w:color="C9D8D4"/>
-            </w:tcBorders>
-            <w:vAlign w:val="center"/>
-          </w:tcPr>
-          <w:p>
-            <w:pPr>
-              <w:spacing w:after="0"/>
-              <w:jc w:val="center"/>
-            </w:pPr>
-            <w:r/>
-            <w:r>
-              <w:rPr>
-                <w:rFonts w:ascii="Calibri" w:hAnsi="Calibri"/>
-                <w:b/>
-                <w:color w:val="607078"/>
-                <w:sz w:val="14"/>
-              </w:rPr>
-              <w:t>ENTREGA</w:t>
-              <w:br/>
-            </w:r>
-            <w:r>
-              <w:rPr>
-                <w:rFonts w:ascii="Calibri" w:hAnsi="Calibri"/>
-                <w:b/>
-                <w:color w:val="173B4F"/>
-                <w:sz w:val="19"/>
-              </w:rPr>
-              <w:t>E2</w:t>
-            </w:r>
-          </w:p>
-        </w:tc>
-      </w:tr>
-    </w:tbl>
+    <w:p/>
     <w:p>
       <w:pPr>
-        <w:spacing w:after="140" w:lineRule="auto" w:line="259"/>
-        <w:ind w:firstLine="0"/>
+        <w:pStyle w:val="Heading1"/>
       </w:pPr>
+      <w:r>
+        <w:t>Proposito del entregable</w:t>
+      </w:r>
     </w:p>
-    <w:tbl>
-      <w:tblPr>
-        <w:tblW w:type="dxa" w:w="6768"/>
-        <w:jc w:val="center"/>
-        <w:tblLayout w:type="fixed"/>
-        <w:tblLook w:firstColumn="1" w:firstRow="1" w:lastColumn="0" w:lastRow="0" w:noHBand="0" w:noVBand="1" w:val="04A0"/>
-      </w:tblPr>
-      <w:tblGrid>
-        <w:gridCol w:w="6768"/>
-      </w:tblGrid>
-      <w:tr>
-        <w:tc>
-          <w:tcPr>
-            <w:tcW w:type="dxa" w:w="6768"/>
-            <w:shd w:fill="EAF0F5"/>
-            <w:tcMar>
-              <w:top w:w="170" w:type="dxa"/>
-              <w:start w:w="220" w:type="dxa"/>
-              <w:bottom w:w="170" w:type="dxa"/>
-              <w:end w:w="220" w:type="dxa"/>
-            </w:tcMar>
-            <w:tcBorders>
-              <w:top w:val="single" w:sz="6" w:color="CBD8E2"/>
-              <w:left w:val="single" w:sz="18" w:color="26756A"/>
-              <w:bottom w:val="single" w:sz="6" w:color="CBD8E2"/>
-              <w:right w:val="single" w:sz="6" w:color="CBD8E2"/>
-            </w:tcBorders>
-            <w:vAlign w:val="center"/>
-          </w:tcPr>
-          <w:p>
-            <w:pPr>
-              <w:spacing w:after="0"/>
-            </w:pPr>
-            <w:r/>
-            <w:r>
-              <w:rPr>
-                <w:rFonts w:ascii="Calibri" w:hAnsi="Calibri"/>
-                <w:b/>
-                <w:color w:val="173B4F"/>
-                <w:sz w:val="20"/>
-              </w:rPr>
-              <w:t xml:space="preserve">Lectura rápida. </w:t>
-            </w:r>
-            <w:r>
-              <w:rPr>
-                <w:rFonts w:ascii="Calibri" w:hAnsi="Calibri"/>
-                <w:color w:val="263238"/>
-                <w:sz w:val="20"/>
-              </w:rPr>
-              <w:t>El análisis trabaja con 183,911 accidentes reales de Sonora, ubica el pico anual en 2023 y deja como prioridad preventiva la conducta vial, las tardes cercanas al fin de semana y las regiones con mayor proporción de gravedad.</w:t>
-            </w:r>
-          </w:p>
-        </w:tc>
-      </w:tr>
-    </w:tbl>
     <w:p>
-      <w:pPr>
-        <w:spacing w:after="140" w:lineRule="auto" w:line="259"/>
-        <w:ind w:firstLine="0"/>
-      </w:pPr>
+      <w:r>
+        <w:t>Este entregable documenta la carga, depuracion, preparacion y analisis exploratorio de los datos ATUS de Sonora. La version actual queda alineada con el cuaderno notebooks/atus_sonora_10_anios_prevencion.ipynb.</w:t>
+      </w:r>
     </w:p>
     <w:p>
       <w:pPr>
         <w:pStyle w:val="Heading1"/>
-        <w:pBdr>
-          <w:left w:val="single" w:sz="16" w:space="8" w:color="D9962B"/>
-        </w:pBdr>
       </w:pPr>
       <w:r>
-        <w:rPr>
-          <w:rFonts w:ascii="Calibri Light" w:hAnsi="Calibri Light"/>
-          <w:b/>
-          <w:color w:val="173B4F"/>
-          <w:sz w:val="30"/>
-        </w:rPr>
-        <w:t>1. Descripción del dataset</w:t>
-      </w:r>
-    </w:p>
-    <w:p>
-      <w:pPr>
-        <w:spacing w:after="140" w:lineRule="auto" w:line="259"/>
-        <w:ind w:firstLine="0"/>
-      </w:pPr>
-      <w:r>
-        <w:rPr>
-          <w:rFonts w:ascii="Calibri" w:hAnsi="Calibri"/>
-          <w:color w:val="263238"/>
-          <w:sz w:val="21"/>
-        </w:rPr>
-        <w:t xml:space="preserve">Para esta etapa se trabajo con la base de datos </w:t>
-      </w:r>
-      <w:r>
-        <w:rPr>
-          <w:rFonts w:ascii="Calibri" w:hAnsi="Calibri"/>
-          <w:b/>
-          <w:color w:val="263238"/>
-          <w:sz w:val="21"/>
-        </w:rPr>
-        <w:t>Accidentes de Tránsito Terrestre en Zonas Urbanas y Suburbanas (ATUS)</w:t>
-      </w:r>
-      <w:r>
-        <w:rPr>
-          <w:rFonts w:ascii="Calibri" w:hAnsi="Calibri"/>
-          <w:color w:val="263238"/>
-          <w:sz w:val="21"/>
-        </w:rPr>
-        <w:t xml:space="preserve">, publicada por el Instituto Nacional de Estadística y Geografía (INEGI). La informacion utilizada corresponde al estado de </w:t>
-      </w:r>
-      <w:r>
-        <w:rPr>
-          <w:rFonts w:ascii="Calibri" w:hAnsi="Calibri"/>
-          <w:b/>
-          <w:color w:val="263238"/>
-          <w:sz w:val="21"/>
-        </w:rPr>
-        <w:t>Sonora</w:t>
-      </w:r>
-      <w:r>
-        <w:rPr>
-          <w:rFonts w:ascii="Calibri" w:hAnsi="Calibri"/>
-          <w:color w:val="263238"/>
-          <w:sz w:val="21"/>
-        </w:rPr>
-        <w:t xml:space="preserve"> y cubre un periodo de </w:t>
-      </w:r>
-      <w:r>
-        <w:rPr>
-          <w:rFonts w:ascii="Calibri" w:hAnsi="Calibri"/>
-          <w:b/>
-          <w:color w:val="263238"/>
-          <w:sz w:val="21"/>
-        </w:rPr>
-        <w:t>10 años, de 2015 a 2024</w:t>
-      </w:r>
-      <w:r>
-        <w:rPr>
-          <w:rFonts w:ascii="Calibri" w:hAnsi="Calibri"/>
-          <w:color w:val="263238"/>
-          <w:sz w:val="21"/>
-        </w:rPr>
-        <w:t>.</w:t>
-      </w:r>
-    </w:p>
-    <w:p>
-      <w:pPr>
-        <w:spacing w:after="140" w:lineRule="auto" w:line="259"/>
-        <w:ind w:firstLine="0"/>
-        <w:pBdr>
-          <w:left w:val="single" w:sz="12" w:space="6" w:color="26756A"/>
-        </w:pBdr>
-      </w:pPr>
-      <w:r>
-        <w:rPr>
-          <w:rFonts w:ascii="Calibri" w:hAnsi="Calibri"/>
-          <w:color w:val="263238"/>
-          <w:sz w:val="21"/>
-        </w:rPr>
-        <w:t>El notebook principal de esta etapa se encuentra en:</w:t>
-      </w:r>
-    </w:p>
-    <w:p>
-      <w:pPr>
-        <w:spacing w:after="140" w:lineRule="auto" w:line="259"/>
-        <w:ind w:firstLine="0"/>
-      </w:pPr>
-      <w:r>
-        <w:rPr>
-          <w:rFonts w:ascii="Calibri" w:hAnsi="Calibri"/>
-          <w:color w:val="263238"/>
-          <w:sz w:val="21"/>
-        </w:rPr>
-        <w:t>notebooks/atus_sonora_10_anios_prevencion.ipynb</w:t>
-      </w:r>
-    </w:p>
-    <w:p>
-      <w:pPr>
-        <w:spacing w:after="140" w:lineRule="auto" w:line="259"/>
-        <w:ind w:firstLine="0"/>
-      </w:pPr>
-      <w:r>
-        <w:rPr>
-          <w:rFonts w:ascii="Calibri" w:hAnsi="Calibri"/>
-          <w:color w:val="263238"/>
-          <w:sz w:val="21"/>
-        </w:rPr>
-        <w:t xml:space="preserve">La base original contiene registros anuales de accidentes de tránsito en México. Para este proyecto se filtraron solamente los registros de Sonora, usando la clave de entidad </w:t>
-      </w:r>
-      <w:r>
-        <w:rPr>
-          <w:rFonts w:ascii="Calibri" w:hAnsi="Calibri"/>
-          <w:color w:val="263238"/>
-          <w:sz w:val="21"/>
-        </w:rPr>
-        <w:t>26</w:t>
-      </w:r>
-      <w:r>
-        <w:rPr>
-          <w:rFonts w:ascii="Calibri" w:hAnsi="Calibri"/>
-          <w:color w:val="263238"/>
-          <w:sz w:val="21"/>
-        </w:rPr>
-        <w:t xml:space="preserve">. Antes de la depuracion habia </w:t>
-      </w:r>
-      <w:r>
-        <w:rPr>
-          <w:rFonts w:ascii="Calibri" w:hAnsi="Calibri"/>
-          <w:b/>
-          <w:color w:val="263238"/>
-          <w:sz w:val="21"/>
-        </w:rPr>
-        <w:t>187,104 registros</w:t>
-      </w:r>
-      <w:r>
-        <w:rPr>
-          <w:rFonts w:ascii="Calibri" w:hAnsi="Calibri"/>
-          <w:color w:val="263238"/>
-          <w:sz w:val="21"/>
-        </w:rPr>
-        <w:t xml:space="preserve"> de Sonora. Despues de quitar los registros marcados como </w:t>
-      </w:r>
-      <w:r>
-        <w:rPr>
-          <w:rFonts w:ascii="Calibri" w:hAnsi="Calibri"/>
-          <w:color w:val="263238"/>
-          <w:sz w:val="21"/>
-        </w:rPr>
-        <w:t>Certificado cero</w:t>
-      </w:r>
-      <w:r>
-        <w:rPr>
-          <w:rFonts w:ascii="Calibri" w:hAnsi="Calibri"/>
-          <w:color w:val="263238"/>
-          <w:sz w:val="21"/>
-        </w:rPr>
-        <w:t xml:space="preserve">, quedaron </w:t>
-      </w:r>
-      <w:r>
-        <w:rPr>
-          <w:rFonts w:ascii="Calibri" w:hAnsi="Calibri"/>
-          <w:b/>
-          <w:color w:val="263238"/>
-          <w:sz w:val="21"/>
-        </w:rPr>
-        <w:t>183,911 accidentes reales</w:t>
-      </w:r>
-      <w:r>
-        <w:rPr>
-          <w:rFonts w:ascii="Calibri" w:hAnsi="Calibri"/>
-          <w:color w:val="263238"/>
-          <w:sz w:val="21"/>
-        </w:rPr>
-        <w:t xml:space="preserve"> para el análisis.</w:t>
-      </w:r>
-    </w:p>
-    <w:p>
-      <w:pPr>
-        <w:spacing w:after="140" w:lineRule="auto" w:line="259"/>
-        <w:ind w:firstLine="0"/>
-      </w:pPr>
-      <w:r>
-        <w:rPr>
-          <w:rFonts w:ascii="Calibri" w:hAnsi="Calibri"/>
-          <w:color w:val="263238"/>
-          <w:sz w:val="21"/>
-        </w:rPr>
-        <w:t>Las dimensiones finales del dataset preparado fueron:</w:t>
+        <w:t>Fuente de datos y alcance</w:t>
       </w:r>
     </w:p>
     <w:tbl>
@@ -528,48 +54,23 @@
         <w:tblStyle w:val="TableGrid"/>
         <w:tblW w:type="auto" w:w="0"/>
         <w:jc w:val="center"/>
-        <w:tblLayout w:type="fixed"/>
         <w:tblLook w:firstColumn="1" w:firstRow="1" w:lastColumn="0" w:lastRow="0" w:noHBand="0" w:noVBand="1" w:val="04A0"/>
       </w:tblPr>
       <w:tblGrid>
-        <w:gridCol w:w="4176"/>
-        <w:gridCol w:w="4320"/>
+        <w:gridCol w:w="4968"/>
+        <w:gridCol w:w="4968"/>
       </w:tblGrid>
       <w:tr>
         <w:tc>
           <w:tcPr>
-            <w:tcW w:type="dxa" w:w="5040"/>
+            <w:tcW w:type="dxa" w:w="4968"/>
             <w:vAlign w:val="center"/>
-            <w:shd w:fill="173B4F"/>
-            <w:tcMar>
-              <w:top w:w="120" w:type="dxa"/>
-              <w:start w:w="160" w:type="dxa"/>
-              <w:bottom w:w="120" w:type="dxa"/>
-              <w:end w:w="160" w:type="dxa"/>
-            </w:tcMar>
-            <w:tcBorders>
-              <w:top w:val="single" w:sz="4" w:color="D7E1E4"/>
-              <w:left w:val="single" w:sz="4" w:color="D7E1E4"/>
-              <w:bottom w:val="single" w:sz="4" w:color="D7E1E4"/>
-              <w:right w:val="single" w:sz="4" w:color="D7E1E4"/>
-            </w:tcBorders>
+            <w:shd w:fill="207E76"/>
           </w:tcPr>
           <w:p>
-            <w:pPr>
-              <w:spacing w:after="0" w:line="240" w:lineRule="auto"/>
-              <w:jc w:val="left"/>
-            </w:pPr>
+            <w:r/>
             <w:r>
               <w:rPr>
-                <w:rFonts w:ascii="Calibri" w:hAnsi="Calibri"/>
-                <w:b/>
-                <w:color w:val="FFFFFF"/>
-                <w:sz w:val="18"/>
-              </w:rPr>
-            </w:r>
-            <w:r>
-              <w:rPr>
-                <w:rFonts w:ascii="Calibri" w:hAnsi="Calibri"/>
                 <w:b/>
                 <w:color w:val="FFFFFF"/>
                 <w:sz w:val="18"/>
@@ -580,43 +81,19 @@
         </w:tc>
         <w:tc>
           <w:tcPr>
-            <w:tcW w:type="dxa" w:w="5040"/>
+            <w:tcW w:type="dxa" w:w="4968"/>
             <w:vAlign w:val="center"/>
-            <w:shd w:fill="173B4F"/>
-            <w:tcMar>
-              <w:top w:w="120" w:type="dxa"/>
-              <w:start w:w="160" w:type="dxa"/>
-              <w:bottom w:w="120" w:type="dxa"/>
-              <w:end w:w="160" w:type="dxa"/>
-            </w:tcMar>
-            <w:tcBorders>
-              <w:top w:val="single" w:sz="4" w:color="D7E1E4"/>
-              <w:left w:val="single" w:sz="4" w:color="D7E1E4"/>
-              <w:bottom w:val="single" w:sz="4" w:color="D7E1E4"/>
-              <w:right w:val="single" w:sz="4" w:color="D7E1E4"/>
-            </w:tcBorders>
+            <w:shd w:fill="207E76"/>
           </w:tcPr>
           <w:p>
-            <w:pPr>
-              <w:spacing w:after="0" w:line="240" w:lineRule="auto"/>
-              <w:jc w:val="left"/>
-            </w:pPr>
+            <w:r/>
             <w:r>
               <w:rPr>
-                <w:rFonts w:ascii="Calibri" w:hAnsi="Calibri"/>
                 <w:b/>
                 <w:color w:val="FFFFFF"/>
                 <w:sz w:val="18"/>
               </w:rPr>
-            </w:r>
-            <w:r>
-              <w:rPr>
-                <w:rFonts w:ascii="Calibri" w:hAnsi="Calibri"/>
-                <w:b/>
-                <w:color w:val="FFFFFF"/>
-                <w:sz w:val="18"/>
-              </w:rPr>
-              <w:t>Valor</w:t>
+              <w:t>Resultado</w:t>
             </w:r>
           </w:p>
         </w:tc>
@@ -624,82 +101,64 @@
       <w:tr>
         <w:tc>
           <w:tcPr>
-            <w:tcW w:type="dxa" w:w="5040"/>
+            <w:tcW w:type="dxa" w:w="4968"/>
             <w:vAlign w:val="center"/>
-            <w:tcMar>
-              <w:top w:w="120" w:type="dxa"/>
-              <w:start w:w="160" w:type="dxa"/>
-              <w:bottom w:w="120" w:type="dxa"/>
-              <w:end w:w="160" w:type="dxa"/>
-            </w:tcMar>
-            <w:tcBorders>
-              <w:top w:val="single" w:sz="4" w:color="D7E1E4"/>
-              <w:left w:val="single" w:sz="4" w:color="D7E1E4"/>
-              <w:bottom w:val="single" w:sz="4" w:color="D7E1E4"/>
-              <w:right w:val="single" w:sz="4" w:color="D7E1E4"/>
-            </w:tcBorders>
-            <w:shd w:fill="FFFFFF"/>
           </w:tcPr>
           <w:p>
-            <w:pPr>
-              <w:spacing w:after="0" w:line="240" w:lineRule="auto"/>
-              <w:jc w:val="left"/>
-            </w:pPr>
+            <w:r/>
             <w:r>
               <w:rPr>
-                <w:rFonts w:ascii="Calibri" w:hAnsi="Calibri"/>
                 <w:b w:val="0"/>
-                <w:color w:val="263238"/>
                 <w:sz w:val="18"/>
               </w:rPr>
-            </w:r>
-            <w:r>
-              <w:rPr>
-                <w:rFonts w:ascii="Calibri" w:hAnsi="Calibri"/>
-                <w:b w:val="0"/>
-                <w:color w:val="263238"/>
-                <w:sz w:val="18"/>
-              </w:rPr>
-              <w:t>Periodo cubierto</w:t>
+              <w:t>Fuente</w:t>
             </w:r>
           </w:p>
         </w:tc>
         <w:tc>
           <w:tcPr>
-            <w:tcW w:type="dxa" w:w="5040"/>
+            <w:tcW w:type="dxa" w:w="4968"/>
             <w:vAlign w:val="center"/>
-            <w:tcMar>
-              <w:top w:w="120" w:type="dxa"/>
-              <w:start w:w="160" w:type="dxa"/>
-              <w:bottom w:w="120" w:type="dxa"/>
-              <w:end w:w="160" w:type="dxa"/>
-            </w:tcMar>
-            <w:tcBorders>
-              <w:top w:val="single" w:sz="4" w:color="D7E1E4"/>
-              <w:left w:val="single" w:sz="4" w:color="D7E1E4"/>
-              <w:bottom w:val="single" w:sz="4" w:color="D7E1E4"/>
-              <w:right w:val="single" w:sz="4" w:color="D7E1E4"/>
-            </w:tcBorders>
-            <w:shd w:fill="FFFFFF"/>
           </w:tcPr>
           <w:p>
-            <w:pPr>
-              <w:spacing w:after="0" w:line="240" w:lineRule="auto"/>
-              <w:jc w:val="left"/>
-            </w:pPr>
+            <w:r/>
             <w:r>
               <w:rPr>
-                <w:rFonts w:ascii="Calibri" w:hAnsi="Calibri"/>
                 <w:b w:val="0"/>
-                <w:color w:val="263238"/>
                 <w:sz w:val="18"/>
               </w:rPr>
+              <w:t>ATUS / INEGI</w:t>
             </w:r>
+          </w:p>
+        </w:tc>
+      </w:tr>
+      <w:tr>
+        <w:tc>
+          <w:tcPr>
+            <w:tcW w:type="dxa" w:w="4968"/>
+            <w:vAlign w:val="center"/>
+          </w:tcPr>
+          <w:p>
+            <w:r/>
             <w:r>
               <w:rPr>
-                <w:rFonts w:ascii="Calibri" w:hAnsi="Calibri"/>
                 <w:b w:val="0"/>
-                <w:color w:val="263238"/>
+                <w:sz w:val="18"/>
+              </w:rPr>
+              <w:t>Periodo</w:t>
+            </w:r>
+          </w:p>
+        </w:tc>
+        <w:tc>
+          <w:tcPr>
+            <w:tcW w:type="dxa" w:w="4968"/>
+            <w:vAlign w:val="center"/>
+          </w:tcPr>
+          <w:p>
+            <w:r/>
+            <w:r>
+              <w:rPr>
+                <w:b w:val="0"/>
                 <w:sz w:val="18"/>
               </w:rPr>
               <w:t>2015-2024</w:t>
@@ -710,82 +169,64 @@
       <w:tr>
         <w:tc>
           <w:tcPr>
-            <w:tcW w:type="dxa" w:w="5040"/>
+            <w:tcW w:type="dxa" w:w="4968"/>
             <w:vAlign w:val="center"/>
-            <w:shd w:fill="F8FBFA"/>
-            <w:tcMar>
-              <w:top w:w="120" w:type="dxa"/>
-              <w:start w:w="160" w:type="dxa"/>
-              <w:bottom w:w="120" w:type="dxa"/>
-              <w:end w:w="160" w:type="dxa"/>
-            </w:tcMar>
-            <w:tcBorders>
-              <w:top w:val="single" w:sz="4" w:color="D7E1E4"/>
-              <w:left w:val="single" w:sz="4" w:color="D7E1E4"/>
-              <w:bottom w:val="single" w:sz="4" w:color="D7E1E4"/>
-              <w:right w:val="single" w:sz="4" w:color="D7E1E4"/>
-            </w:tcBorders>
           </w:tcPr>
           <w:p>
-            <w:pPr>
-              <w:spacing w:after="0" w:line="240" w:lineRule="auto"/>
-              <w:jc w:val="left"/>
-            </w:pPr>
+            <w:r/>
             <w:r>
               <w:rPr>
-                <w:rFonts w:ascii="Calibri" w:hAnsi="Calibri"/>
                 <w:b w:val="0"/>
-                <w:color w:val="263238"/>
                 <w:sz w:val="18"/>
               </w:rPr>
-            </w:r>
-            <w:r>
-              <w:rPr>
-                <w:rFonts w:ascii="Calibri" w:hAnsi="Calibri"/>
-                <w:b w:val="0"/>
-                <w:color w:val="263238"/>
-                <w:sz w:val="18"/>
-              </w:rPr>
-              <w:t>Registros de Sonora antes de depurar</w:t>
+              <w:t>Entidad filtrada</w:t>
             </w:r>
           </w:p>
         </w:tc>
         <w:tc>
           <w:tcPr>
-            <w:tcW w:type="dxa" w:w="5040"/>
+            <w:tcW w:type="dxa" w:w="4968"/>
             <w:vAlign w:val="center"/>
-            <w:shd w:fill="F8FBFA"/>
-            <w:tcMar>
-              <w:top w:w="120" w:type="dxa"/>
-              <w:start w:w="160" w:type="dxa"/>
-              <w:bottom w:w="120" w:type="dxa"/>
-              <w:end w:w="160" w:type="dxa"/>
-            </w:tcMar>
-            <w:tcBorders>
-              <w:top w:val="single" w:sz="4" w:color="D7E1E4"/>
-              <w:left w:val="single" w:sz="4" w:color="D7E1E4"/>
-              <w:bottom w:val="single" w:sz="4" w:color="D7E1E4"/>
-              <w:right w:val="single" w:sz="4" w:color="D7E1E4"/>
-            </w:tcBorders>
           </w:tcPr>
           <w:p>
-            <w:pPr>
-              <w:spacing w:after="0" w:line="240" w:lineRule="auto"/>
-              <w:jc w:val="left"/>
-            </w:pPr>
+            <w:r/>
             <w:r>
               <w:rPr>
-                <w:rFonts w:ascii="Calibri" w:hAnsi="Calibri"/>
                 <w:b w:val="0"/>
-                <w:color w:val="263238"/>
                 <w:sz w:val="18"/>
               </w:rPr>
+              <w:t>Sonora, clave 26</w:t>
             </w:r>
+          </w:p>
+        </w:tc>
+      </w:tr>
+      <w:tr>
+        <w:tc>
+          <w:tcPr>
+            <w:tcW w:type="dxa" w:w="4968"/>
+            <w:vAlign w:val="center"/>
+          </w:tcPr>
+          <w:p>
+            <w:r/>
             <w:r>
               <w:rPr>
-                <w:rFonts w:ascii="Calibri" w:hAnsi="Calibri"/>
                 <w:b w:val="0"/>
-                <w:color w:val="263238"/>
+                <w:sz w:val="18"/>
+              </w:rPr>
+              <w:t>Registros antes de depurar</w:t>
+            </w:r>
+          </w:p>
+        </w:tc>
+        <w:tc>
+          <w:tcPr>
+            <w:tcW w:type="dxa" w:w="4968"/>
+            <w:vAlign w:val="center"/>
+          </w:tcPr>
+          <w:p>
+            <w:r/>
+            <w:r>
+              <w:rPr>
+                <w:b w:val="0"/>
                 <w:sz w:val="18"/>
               </w:rPr>
               <w:t>187,104</w:t>
@@ -796,40 +237,14 @@
       <w:tr>
         <w:tc>
           <w:tcPr>
-            <w:tcW w:type="dxa" w:w="5040"/>
+            <w:tcW w:type="dxa" w:w="4968"/>
             <w:vAlign w:val="center"/>
-            <w:tcMar>
-              <w:top w:w="120" w:type="dxa"/>
-              <w:start w:w="160" w:type="dxa"/>
-              <w:bottom w:w="120" w:type="dxa"/>
-              <w:end w:w="160" w:type="dxa"/>
-            </w:tcMar>
-            <w:tcBorders>
-              <w:top w:val="single" w:sz="4" w:color="D7E1E4"/>
-              <w:left w:val="single" w:sz="4" w:color="D7E1E4"/>
-              <w:bottom w:val="single" w:sz="4" w:color="D7E1E4"/>
-              <w:right w:val="single" w:sz="4" w:color="D7E1E4"/>
-            </w:tcBorders>
-            <w:shd w:fill="FFFFFF"/>
           </w:tcPr>
           <w:p>
-            <w:pPr>
-              <w:spacing w:after="0" w:line="240" w:lineRule="auto"/>
-              <w:jc w:val="left"/>
-            </w:pPr>
+            <w:r/>
             <w:r>
               <w:rPr>
-                <w:rFonts w:ascii="Calibri" w:hAnsi="Calibri"/>
                 <w:b w:val="0"/>
-                <w:color w:val="263238"/>
-                <w:sz w:val="18"/>
-              </w:rPr>
-            </w:r>
-            <w:r>
-              <w:rPr>
-                <w:rFonts w:ascii="Calibri" w:hAnsi="Calibri"/>
-                <w:b w:val="0"/>
-                <w:color w:val="263238"/>
                 <w:sz w:val="18"/>
               </w:rPr>
               <w:t>Registros Certificado cero eliminados</w:t>
@@ -838,40 +253,14 @@
         </w:tc>
         <w:tc>
           <w:tcPr>
-            <w:tcW w:type="dxa" w:w="5040"/>
+            <w:tcW w:type="dxa" w:w="4968"/>
             <w:vAlign w:val="center"/>
-            <w:tcMar>
-              <w:top w:w="120" w:type="dxa"/>
-              <w:start w:w="160" w:type="dxa"/>
-              <w:bottom w:w="120" w:type="dxa"/>
-              <w:end w:w="160" w:type="dxa"/>
-            </w:tcMar>
-            <w:tcBorders>
-              <w:top w:val="single" w:sz="4" w:color="D7E1E4"/>
-              <w:left w:val="single" w:sz="4" w:color="D7E1E4"/>
-              <w:bottom w:val="single" w:sz="4" w:color="D7E1E4"/>
-              <w:right w:val="single" w:sz="4" w:color="D7E1E4"/>
-            </w:tcBorders>
-            <w:shd w:fill="FFFFFF"/>
           </w:tcPr>
           <w:p>
-            <w:pPr>
-              <w:spacing w:after="0" w:line="240" w:lineRule="auto"/>
-              <w:jc w:val="left"/>
-            </w:pPr>
+            <w:r/>
             <w:r>
               <w:rPr>
-                <w:rFonts w:ascii="Calibri" w:hAnsi="Calibri"/>
                 <w:b w:val="0"/>
-                <w:color w:val="263238"/>
-                <w:sz w:val="18"/>
-              </w:rPr>
-            </w:r>
-            <w:r>
-              <w:rPr>
-                <w:rFonts w:ascii="Calibri" w:hAnsi="Calibri"/>
-                <w:b w:val="0"/>
-                <w:color w:val="263238"/>
                 <w:sz w:val="18"/>
               </w:rPr>
               <w:t>3,193</w:t>
@@ -882,82 +271,30 @@
       <w:tr>
         <w:tc>
           <w:tcPr>
-            <w:tcW w:type="dxa" w:w="5040"/>
+            <w:tcW w:type="dxa" w:w="4968"/>
             <w:vAlign w:val="center"/>
-            <w:shd w:fill="F8FBFA"/>
-            <w:tcMar>
-              <w:top w:w="120" w:type="dxa"/>
-              <w:start w:w="160" w:type="dxa"/>
-              <w:bottom w:w="120" w:type="dxa"/>
-              <w:end w:w="160" w:type="dxa"/>
-            </w:tcMar>
-            <w:tcBorders>
-              <w:top w:val="single" w:sz="4" w:color="D7E1E4"/>
-              <w:left w:val="single" w:sz="4" w:color="D7E1E4"/>
-              <w:bottom w:val="single" w:sz="4" w:color="D7E1E4"/>
-              <w:right w:val="single" w:sz="4" w:color="D7E1E4"/>
-            </w:tcBorders>
           </w:tcPr>
           <w:p>
-            <w:pPr>
-              <w:spacing w:after="0" w:line="240" w:lineRule="auto"/>
-              <w:jc w:val="left"/>
-            </w:pPr>
+            <w:r/>
             <w:r>
               <w:rPr>
-                <w:rFonts w:ascii="Calibri" w:hAnsi="Calibri"/>
                 <w:b w:val="0"/>
-                <w:color w:val="263238"/>
                 <w:sz w:val="18"/>
               </w:rPr>
-            </w:r>
-            <w:r>
-              <w:rPr>
-                <w:rFonts w:ascii="Calibri" w:hAnsi="Calibri"/>
-                <w:b w:val="0"/>
-                <w:color w:val="263238"/>
-                <w:sz w:val="18"/>
-              </w:rPr>
-              <w:t>Accidentes analizados</w:t>
+              <w:t>Accidentes reales analizados</w:t>
             </w:r>
           </w:p>
         </w:tc>
         <w:tc>
           <w:tcPr>
-            <w:tcW w:type="dxa" w:w="5040"/>
+            <w:tcW w:type="dxa" w:w="4968"/>
             <w:vAlign w:val="center"/>
-            <w:shd w:fill="F8FBFA"/>
-            <w:tcMar>
-              <w:top w:w="120" w:type="dxa"/>
-              <w:start w:w="160" w:type="dxa"/>
-              <w:bottom w:w="120" w:type="dxa"/>
-              <w:end w:w="160" w:type="dxa"/>
-            </w:tcMar>
-            <w:tcBorders>
-              <w:top w:val="single" w:sz="4" w:color="D7E1E4"/>
-              <w:left w:val="single" w:sz="4" w:color="D7E1E4"/>
-              <w:bottom w:val="single" w:sz="4" w:color="D7E1E4"/>
-              <w:right w:val="single" w:sz="4" w:color="D7E1E4"/>
-            </w:tcBorders>
           </w:tcPr>
           <w:p>
-            <w:pPr>
-              <w:spacing w:after="0" w:line="240" w:lineRule="auto"/>
-              <w:jc w:val="left"/>
-            </w:pPr>
+            <w:r/>
             <w:r>
               <w:rPr>
-                <w:rFonts w:ascii="Calibri" w:hAnsi="Calibri"/>
                 <w:b w:val="0"/>
-                <w:color w:val="263238"/>
-                <w:sz w:val="18"/>
-              </w:rPr>
-            </w:r>
-            <w:r>
-              <w:rPr>
-                <w:rFonts w:ascii="Calibri" w:hAnsi="Calibri"/>
-                <w:b w:val="0"/>
-                <w:color w:val="263238"/>
                 <w:sz w:val="18"/>
               </w:rPr>
               <w:t>183,911</w:t>
@@ -968,126 +305,14 @@
       <w:tr>
         <w:tc>
           <w:tcPr>
-            <w:tcW w:type="dxa" w:w="5040"/>
+            <w:tcW w:type="dxa" w:w="4968"/>
             <w:vAlign w:val="center"/>
-            <w:tcMar>
-              <w:top w:w="120" w:type="dxa"/>
-              <w:start w:w="160" w:type="dxa"/>
-              <w:bottom w:w="120" w:type="dxa"/>
-              <w:end w:w="160" w:type="dxa"/>
-            </w:tcMar>
-            <w:tcBorders>
-              <w:top w:val="single" w:sz="4" w:color="D7E1E4"/>
-              <w:left w:val="single" w:sz="4" w:color="D7E1E4"/>
-              <w:bottom w:val="single" w:sz="4" w:color="D7E1E4"/>
-              <w:right w:val="single" w:sz="4" w:color="D7E1E4"/>
-            </w:tcBorders>
-            <w:shd w:fill="FFFFFF"/>
           </w:tcPr>
           <w:p>
-            <w:pPr>
-              <w:spacing w:after="0" w:line="240" w:lineRule="auto"/>
-              <w:jc w:val="left"/>
-            </w:pPr>
+            <w:r/>
             <w:r>
               <w:rPr>
-                <w:rFonts w:ascii="Calibri" w:hAnsi="Calibri"/>
                 <w:b w:val="0"/>
-                <w:color w:val="263238"/>
-                <w:sz w:val="18"/>
-              </w:rPr>
-            </w:r>
-            <w:r>
-              <w:rPr>
-                <w:rFonts w:ascii="Calibri" w:hAnsi="Calibri"/>
-                <w:b w:val="0"/>
-                <w:color w:val="263238"/>
-                <w:sz w:val="18"/>
-              </w:rPr>
-              <w:t>Columnas despues de variables derivadas</w:t>
-            </w:r>
-          </w:p>
-        </w:tc>
-        <w:tc>
-          <w:tcPr>
-            <w:tcW w:type="dxa" w:w="5040"/>
-            <w:vAlign w:val="center"/>
-            <w:tcMar>
-              <w:top w:w="120" w:type="dxa"/>
-              <w:start w:w="160" w:type="dxa"/>
-              <w:bottom w:w="120" w:type="dxa"/>
-              <w:end w:w="160" w:type="dxa"/>
-            </w:tcMar>
-            <w:tcBorders>
-              <w:top w:val="single" w:sz="4" w:color="D7E1E4"/>
-              <w:left w:val="single" w:sz="4" w:color="D7E1E4"/>
-              <w:bottom w:val="single" w:sz="4" w:color="D7E1E4"/>
-              <w:right w:val="single" w:sz="4" w:color="D7E1E4"/>
-            </w:tcBorders>
-            <w:shd w:fill="FFFFFF"/>
-          </w:tcPr>
-          <w:p>
-            <w:pPr>
-              <w:spacing w:after="0" w:line="240" w:lineRule="auto"/>
-              <w:jc w:val="left"/>
-            </w:pPr>
-            <w:r>
-              <w:rPr>
-                <w:rFonts w:ascii="Calibri" w:hAnsi="Calibri"/>
-                <w:b w:val="0"/>
-                <w:color w:val="263238"/>
-                <w:sz w:val="18"/>
-              </w:rPr>
-            </w:r>
-            <w:r>
-              <w:rPr>
-                <w:rFonts w:ascii="Calibri" w:hAnsi="Calibri"/>
-                <w:b w:val="0"/>
-                <w:color w:val="263238"/>
-                <w:sz w:val="18"/>
-              </w:rPr>
-              <w:t>55</w:t>
-            </w:r>
-          </w:p>
-        </w:tc>
-      </w:tr>
-      <w:tr>
-        <w:tc>
-          <w:tcPr>
-            <w:tcW w:type="dxa" w:w="5040"/>
-            <w:vAlign w:val="center"/>
-            <w:shd w:fill="F8FBFA"/>
-            <w:tcMar>
-              <w:top w:w="120" w:type="dxa"/>
-              <w:start w:w="160" w:type="dxa"/>
-              <w:bottom w:w="120" w:type="dxa"/>
-              <w:end w:w="160" w:type="dxa"/>
-            </w:tcMar>
-            <w:tcBorders>
-              <w:top w:val="single" w:sz="4" w:color="D7E1E4"/>
-              <w:left w:val="single" w:sz="4" w:color="D7E1E4"/>
-              <w:bottom w:val="single" w:sz="4" w:color="D7E1E4"/>
-              <w:right w:val="single" w:sz="4" w:color="D7E1E4"/>
-            </w:tcBorders>
-          </w:tcPr>
-          <w:p>
-            <w:pPr>
-              <w:spacing w:after="0" w:line="240" w:lineRule="auto"/>
-              <w:jc w:val="left"/>
-            </w:pPr>
-            <w:r>
-              <w:rPr>
-                <w:rFonts w:ascii="Calibri" w:hAnsi="Calibri"/>
-                <w:b w:val="0"/>
-                <w:color w:val="263238"/>
-                <w:sz w:val="18"/>
-              </w:rPr>
-            </w:r>
-            <w:r>
-              <w:rPr>
-                <w:rFonts w:ascii="Calibri" w:hAnsi="Calibri"/>
-                <w:b w:val="0"/>
-                <w:color w:val="263238"/>
                 <w:sz w:val="18"/>
               </w:rPr>
               <w:t>Municipios presentes</w:t>
@@ -1096,40 +321,14 @@
         </w:tc>
         <w:tc>
           <w:tcPr>
-            <w:tcW w:type="dxa" w:w="5040"/>
+            <w:tcW w:type="dxa" w:w="4968"/>
             <w:vAlign w:val="center"/>
-            <w:shd w:fill="F8FBFA"/>
-            <w:tcMar>
-              <w:top w:w="120" w:type="dxa"/>
-              <w:start w:w="160" w:type="dxa"/>
-              <w:bottom w:w="120" w:type="dxa"/>
-              <w:end w:w="160" w:type="dxa"/>
-            </w:tcMar>
-            <w:tcBorders>
-              <w:top w:val="single" w:sz="4" w:color="D7E1E4"/>
-              <w:left w:val="single" w:sz="4" w:color="D7E1E4"/>
-              <w:bottom w:val="single" w:sz="4" w:color="D7E1E4"/>
-              <w:right w:val="single" w:sz="4" w:color="D7E1E4"/>
-            </w:tcBorders>
           </w:tcPr>
           <w:p>
-            <w:pPr>
-              <w:spacing w:after="0" w:line="240" w:lineRule="auto"/>
-              <w:jc w:val="left"/>
-            </w:pPr>
+            <w:r/>
             <w:r>
               <w:rPr>
-                <w:rFonts w:ascii="Calibri" w:hAnsi="Calibri"/>
                 <w:b w:val="0"/>
-                <w:color w:val="263238"/>
-                <w:sz w:val="18"/>
-              </w:rPr>
-            </w:r>
-            <w:r>
-              <w:rPr>
-                <w:rFonts w:ascii="Calibri" w:hAnsi="Calibri"/>
-                <w:b w:val="0"/>
-                <w:color w:val="263238"/>
                 <w:sz w:val="18"/>
               </w:rPr>
               <w:t>70</w:t>
@@ -1137,25 +336,96 @@
           </w:p>
         </w:tc>
       </w:tr>
+      <w:tr>
+        <w:tc>
+          <w:tcPr>
+            <w:tcW w:type="dxa" w:w="4968"/>
+            <w:vAlign w:val="center"/>
+          </w:tcPr>
+          <w:p>
+            <w:r/>
+            <w:r>
+              <w:rPr>
+                <w:b w:val="0"/>
+                <w:sz w:val="18"/>
+              </w:rPr>
+              <w:t>Accidentes graves</w:t>
+            </w:r>
+          </w:p>
+        </w:tc>
+        <w:tc>
+          <w:tcPr>
+            <w:tcW w:type="dxa" w:w="4968"/>
+            <w:vAlign w:val="center"/>
+          </w:tcPr>
+          <w:p>
+            <w:r/>
+            <w:r>
+              <w:rPr>
+                <w:b w:val="0"/>
+                <w:sz w:val="18"/>
+              </w:rPr>
+              <w:t>16.99%</w:t>
+            </w:r>
+          </w:p>
+        </w:tc>
+      </w:tr>
     </w:tbl>
+    <w:p/>
     <w:p>
       <w:pPr>
-        <w:spacing w:after="140" w:lineRule="auto" w:line="259"/>
-        <w:ind w:firstLine="0"/>
+        <w:pStyle w:val="Heading1"/>
       </w:pPr>
+      <w:r>
+        <w:t>Limpieza y preparacion</w:t>
+      </w:r>
     </w:p>
     <w:p>
       <w:pPr>
-        <w:spacing w:after="140" w:lineRule="auto" w:line="259"/>
-        <w:ind w:firstLine="0"/>
+        <w:pStyle w:val="ListBullet"/>
       </w:pPr>
       <w:r>
-        <w:rPr>
-          <w:rFonts w:ascii="Calibri" w:hAnsi="Calibri"/>
-          <w:color w:val="263238"/>
-          <w:sz w:val="21"/>
-        </w:rPr>
-        <w:t>El dataset incluye variables de diferentes tipos:</w:t>
+        <w:t>Lectura de archivos anuales ATUS 2015-2024 y filtrado de Sonora.</w:t>
+      </w:r>
+    </w:p>
+    <w:p>
+      <w:pPr>
+        <w:pStyle w:val="ListBullet"/>
+      </w:pPr>
+      <w:r>
+        <w:t>Normalizacion robusta de claves de entidad y municipio para aceptar formatos como 26, 026 y valores con espacios.</w:t>
+      </w:r>
+    </w:p>
+    <w:p>
+      <w:pPr>
+        <w:pStyle w:val="ListBullet"/>
+      </w:pPr>
+      <w:r>
+        <w:t>Eliminacion de registros Certificado cero porque no representan accidentes ocurridos.</w:t>
+      </w:r>
+    </w:p>
+    <w:p>
+      <w:pPr>
+        <w:pStyle w:val="ListBullet"/>
+      </w:pPr>
+      <w:r>
+        <w:t>Conversion de columnas numericas de heridos, fallecidos, vehiculos, hora, dia, mes y edad.</w:t>
+      </w:r>
+    </w:p>
+    <w:p>
+      <w:pPr>
+        <w:pStyle w:val="ListBullet"/>
+      </w:pPr>
+      <w:r>
+        <w:t>Union con el catalogo municipal para obtener nombres de municipios.</w:t>
+      </w:r>
+    </w:p>
+    <w:p>
+      <w:pPr>
+        <w:pStyle w:val="Heading1"/>
+      </w:pPr>
+      <w:r>
+        <w:t>Variables derivadas</w:t>
       </w:r>
     </w:p>
     <w:tbl>
@@ -1163,618 +433,23 @@
         <w:tblStyle w:val="TableGrid"/>
         <w:tblW w:type="auto" w:w="0"/>
         <w:jc w:val="center"/>
-        <w:tblLayout w:type="fixed"/>
         <w:tblLook w:firstColumn="1" w:firstRow="1" w:lastColumn="0" w:lastRow="0" w:noHBand="0" w:noVBand="1" w:val="04A0"/>
       </w:tblPr>
       <w:tblGrid>
-        <w:gridCol w:w="3024"/>
-        <w:gridCol w:w="5760"/>
+        <w:gridCol w:w="4968"/>
+        <w:gridCol w:w="4968"/>
       </w:tblGrid>
       <w:tr>
         <w:tc>
           <w:tcPr>
-            <w:tcW w:type="dxa" w:w="5040"/>
+            <w:tcW w:type="dxa" w:w="4968"/>
             <w:vAlign w:val="center"/>
-            <w:shd w:fill="173B4F"/>
-            <w:tcMar>
-              <w:top w:w="120" w:type="dxa"/>
-              <w:start w:w="160" w:type="dxa"/>
-              <w:bottom w:w="120" w:type="dxa"/>
-              <w:end w:w="160" w:type="dxa"/>
-            </w:tcMar>
-            <w:tcBorders>
-              <w:top w:val="single" w:sz="4" w:color="D7E1E4"/>
-              <w:left w:val="single" w:sz="4" w:color="D7E1E4"/>
-              <w:bottom w:val="single" w:sz="4" w:color="D7E1E4"/>
-              <w:right w:val="single" w:sz="4" w:color="D7E1E4"/>
-            </w:tcBorders>
+            <w:shd w:fill="207E76"/>
           </w:tcPr>
           <w:p>
-            <w:pPr>
-              <w:spacing w:after="0" w:line="240" w:lineRule="auto"/>
-              <w:jc w:val="left"/>
-            </w:pPr>
+            <w:r/>
             <w:r>
               <w:rPr>
-                <w:rFonts w:ascii="Calibri" w:hAnsi="Calibri"/>
-                <w:b/>
-                <w:color w:val="FFFFFF"/>
-                <w:sz w:val="18"/>
-              </w:rPr>
-            </w:r>
-            <w:r>
-              <w:rPr>
-                <w:rFonts w:ascii="Calibri" w:hAnsi="Calibri"/>
-                <w:b/>
-                <w:color w:val="FFFFFF"/>
-                <w:sz w:val="18"/>
-              </w:rPr>
-              <w:t>Tipo de variable</w:t>
-            </w:r>
-          </w:p>
-        </w:tc>
-        <w:tc>
-          <w:tcPr>
-            <w:tcW w:type="dxa" w:w="5040"/>
-            <w:vAlign w:val="center"/>
-            <w:shd w:fill="173B4F"/>
-            <w:tcMar>
-              <w:top w:w="120" w:type="dxa"/>
-              <w:start w:w="160" w:type="dxa"/>
-              <w:bottom w:w="120" w:type="dxa"/>
-              <w:end w:w="160" w:type="dxa"/>
-            </w:tcMar>
-            <w:tcBorders>
-              <w:top w:val="single" w:sz="4" w:color="D7E1E4"/>
-              <w:left w:val="single" w:sz="4" w:color="D7E1E4"/>
-              <w:bottom w:val="single" w:sz="4" w:color="D7E1E4"/>
-              <w:right w:val="single" w:sz="4" w:color="D7E1E4"/>
-            </w:tcBorders>
-          </w:tcPr>
-          <w:p>
-            <w:pPr>
-              <w:spacing w:after="0" w:line="240" w:lineRule="auto"/>
-              <w:jc w:val="left"/>
-            </w:pPr>
-            <w:r>
-              <w:rPr>
-                <w:rFonts w:ascii="Calibri" w:hAnsi="Calibri"/>
-                <w:b/>
-                <w:color w:val="FFFFFF"/>
-                <w:sz w:val="18"/>
-              </w:rPr>
-            </w:r>
-            <w:r>
-              <w:rPr>
-                <w:rFonts w:ascii="Calibri" w:hAnsi="Calibri"/>
-                <w:b/>
-                <w:color w:val="FFFFFF"/>
-                <w:sz w:val="18"/>
-              </w:rPr>
-              <w:t>Ejemplos</w:t>
-            </w:r>
-          </w:p>
-        </w:tc>
-      </w:tr>
-      <w:tr>
-        <w:tc>
-          <w:tcPr>
-            <w:tcW w:type="dxa" w:w="5040"/>
-            <w:vAlign w:val="center"/>
-            <w:tcMar>
-              <w:top w:w="120" w:type="dxa"/>
-              <w:start w:w="160" w:type="dxa"/>
-              <w:bottom w:w="120" w:type="dxa"/>
-              <w:end w:w="160" w:type="dxa"/>
-            </w:tcMar>
-            <w:tcBorders>
-              <w:top w:val="single" w:sz="4" w:color="D7E1E4"/>
-              <w:left w:val="single" w:sz="4" w:color="D7E1E4"/>
-              <w:bottom w:val="single" w:sz="4" w:color="D7E1E4"/>
-              <w:right w:val="single" w:sz="4" w:color="D7E1E4"/>
-            </w:tcBorders>
-            <w:shd w:fill="FFFFFF"/>
-          </w:tcPr>
-          <w:p>
-            <w:pPr>
-              <w:spacing w:after="0" w:line="240" w:lineRule="auto"/>
-              <w:jc w:val="left"/>
-            </w:pPr>
-            <w:r>
-              <w:rPr>
-                <w:rFonts w:ascii="Calibri" w:hAnsi="Calibri"/>
-                <w:b w:val="0"/>
-                <w:color w:val="263238"/>
-                <w:sz w:val="18"/>
-              </w:rPr>
-            </w:r>
-            <w:r>
-              <w:rPr>
-                <w:rFonts w:ascii="Calibri" w:hAnsi="Calibri"/>
-                <w:b w:val="0"/>
-                <w:color w:val="263238"/>
-                <w:sz w:val="18"/>
-              </w:rPr>
-              <w:t>Identificacion geográfica</w:t>
-            </w:r>
-          </w:p>
-        </w:tc>
-        <w:tc>
-          <w:tcPr>
-            <w:tcW w:type="dxa" w:w="5040"/>
-            <w:vAlign w:val="center"/>
-            <w:tcMar>
-              <w:top w:w="120" w:type="dxa"/>
-              <w:start w:w="160" w:type="dxa"/>
-              <w:bottom w:w="120" w:type="dxa"/>
-              <w:end w:w="160" w:type="dxa"/>
-            </w:tcMar>
-            <w:tcBorders>
-              <w:top w:val="single" w:sz="4" w:color="D7E1E4"/>
-              <w:left w:val="single" w:sz="4" w:color="D7E1E4"/>
-              <w:bottom w:val="single" w:sz="4" w:color="D7E1E4"/>
-              <w:right w:val="single" w:sz="4" w:color="D7E1E4"/>
-            </w:tcBorders>
-            <w:shd w:fill="FFFFFF"/>
-          </w:tcPr>
-          <w:p>
-            <w:pPr>
-              <w:spacing w:after="0" w:line="240" w:lineRule="auto"/>
-              <w:jc w:val="left"/>
-            </w:pPr>
-            <w:r>
-              <w:rPr>
-                <w:rFonts w:ascii="Calibri" w:hAnsi="Calibri"/>
-                <w:b w:val="0"/>
-                <w:color w:val="263238"/>
-                <w:sz w:val="18"/>
-              </w:rPr>
-            </w:r>
-            <w:r>
-              <w:rPr>
-                <w:rFonts w:ascii="Calibri" w:hAnsi="Calibri"/>
-                <w:b w:val="0"/>
-                <w:color w:val="263238"/>
-                <w:sz w:val="18"/>
-              </w:rPr>
-              <w:t>ID_ENTIDAD, ID_MUNICIPIO, NOM_MUNICIPIO, REGION</w:t>
-            </w:r>
-          </w:p>
-        </w:tc>
-      </w:tr>
-      <w:tr>
-        <w:tc>
-          <w:tcPr>
-            <w:tcW w:type="dxa" w:w="5040"/>
-            <w:vAlign w:val="center"/>
-            <w:shd w:fill="F8FBFA"/>
-            <w:tcMar>
-              <w:top w:w="120" w:type="dxa"/>
-              <w:start w:w="160" w:type="dxa"/>
-              <w:bottom w:w="120" w:type="dxa"/>
-              <w:end w:w="160" w:type="dxa"/>
-            </w:tcMar>
-            <w:tcBorders>
-              <w:top w:val="single" w:sz="4" w:color="D7E1E4"/>
-              <w:left w:val="single" w:sz="4" w:color="D7E1E4"/>
-              <w:bottom w:val="single" w:sz="4" w:color="D7E1E4"/>
-              <w:right w:val="single" w:sz="4" w:color="D7E1E4"/>
-            </w:tcBorders>
-          </w:tcPr>
-          <w:p>
-            <w:pPr>
-              <w:spacing w:after="0" w:line="240" w:lineRule="auto"/>
-              <w:jc w:val="left"/>
-            </w:pPr>
-            <w:r>
-              <w:rPr>
-                <w:rFonts w:ascii="Calibri" w:hAnsi="Calibri"/>
-                <w:b w:val="0"/>
-                <w:color w:val="263238"/>
-                <w:sz w:val="18"/>
-              </w:rPr>
-            </w:r>
-            <w:r>
-              <w:rPr>
-                <w:rFonts w:ascii="Calibri" w:hAnsi="Calibri"/>
-                <w:b w:val="0"/>
-                <w:color w:val="263238"/>
-                <w:sz w:val="18"/>
-              </w:rPr>
-              <w:t>Temporales</w:t>
-            </w:r>
-          </w:p>
-        </w:tc>
-        <w:tc>
-          <w:tcPr>
-            <w:tcW w:type="dxa" w:w="5040"/>
-            <w:vAlign w:val="center"/>
-            <w:shd w:fill="F8FBFA"/>
-            <w:tcMar>
-              <w:top w:w="120" w:type="dxa"/>
-              <w:start w:w="160" w:type="dxa"/>
-              <w:bottom w:w="120" w:type="dxa"/>
-              <w:end w:w="160" w:type="dxa"/>
-            </w:tcMar>
-            <w:tcBorders>
-              <w:top w:val="single" w:sz="4" w:color="D7E1E4"/>
-              <w:left w:val="single" w:sz="4" w:color="D7E1E4"/>
-              <w:bottom w:val="single" w:sz="4" w:color="D7E1E4"/>
-              <w:right w:val="single" w:sz="4" w:color="D7E1E4"/>
-            </w:tcBorders>
-          </w:tcPr>
-          <w:p>
-            <w:pPr>
-              <w:spacing w:after="0" w:line="240" w:lineRule="auto"/>
-              <w:jc w:val="left"/>
-            </w:pPr>
-            <w:r>
-              <w:rPr>
-                <w:rFonts w:ascii="Calibri" w:hAnsi="Calibri"/>
-                <w:b w:val="0"/>
-                <w:color w:val="263238"/>
-                <w:sz w:val="18"/>
-              </w:rPr>
-            </w:r>
-            <w:r>
-              <w:rPr>
-                <w:rFonts w:ascii="Calibri" w:hAnsi="Calibri"/>
-                <w:b w:val="0"/>
-                <w:color w:val="263238"/>
-                <w:sz w:val="18"/>
-              </w:rPr>
-              <w:t>ANIO, MES, ID_DIA, DIASEMANA, ID_HORA, FECHA_MES, RANGO_HORA</w:t>
-            </w:r>
-          </w:p>
-        </w:tc>
-      </w:tr>
-      <w:tr>
-        <w:tc>
-          <w:tcPr>
-            <w:tcW w:type="dxa" w:w="5040"/>
-            <w:vAlign w:val="center"/>
-            <w:tcMar>
-              <w:top w:w="120" w:type="dxa"/>
-              <w:start w:w="160" w:type="dxa"/>
-              <w:bottom w:w="120" w:type="dxa"/>
-              <w:end w:w="160" w:type="dxa"/>
-            </w:tcMar>
-            <w:tcBorders>
-              <w:top w:val="single" w:sz="4" w:color="D7E1E4"/>
-              <w:left w:val="single" w:sz="4" w:color="D7E1E4"/>
-              <w:bottom w:val="single" w:sz="4" w:color="D7E1E4"/>
-              <w:right w:val="single" w:sz="4" w:color="D7E1E4"/>
-            </w:tcBorders>
-            <w:shd w:fill="FFFFFF"/>
-          </w:tcPr>
-          <w:p>
-            <w:pPr>
-              <w:spacing w:after="0" w:line="240" w:lineRule="auto"/>
-              <w:jc w:val="left"/>
-            </w:pPr>
-            <w:r>
-              <w:rPr>
-                <w:rFonts w:ascii="Calibri" w:hAnsi="Calibri"/>
-                <w:b w:val="0"/>
-                <w:color w:val="263238"/>
-                <w:sz w:val="18"/>
-              </w:rPr>
-            </w:r>
-            <w:r>
-              <w:rPr>
-                <w:rFonts w:ascii="Calibri" w:hAnsi="Calibri"/>
-                <w:b w:val="0"/>
-                <w:color w:val="263238"/>
-                <w:sz w:val="18"/>
-              </w:rPr>
-              <w:t>Categóricas</w:t>
-            </w:r>
-          </w:p>
-        </w:tc>
-        <w:tc>
-          <w:tcPr>
-            <w:tcW w:type="dxa" w:w="5040"/>
-            <w:vAlign w:val="center"/>
-            <w:tcMar>
-              <w:top w:w="120" w:type="dxa"/>
-              <w:start w:w="160" w:type="dxa"/>
-              <w:bottom w:w="120" w:type="dxa"/>
-              <w:end w:w="160" w:type="dxa"/>
-            </w:tcMar>
-            <w:tcBorders>
-              <w:top w:val="single" w:sz="4" w:color="D7E1E4"/>
-              <w:left w:val="single" w:sz="4" w:color="D7E1E4"/>
-              <w:bottom w:val="single" w:sz="4" w:color="D7E1E4"/>
-              <w:right w:val="single" w:sz="4" w:color="D7E1E4"/>
-            </w:tcBorders>
-            <w:shd w:fill="FFFFFF"/>
-          </w:tcPr>
-          <w:p>
-            <w:pPr>
-              <w:spacing w:after="0" w:line="240" w:lineRule="auto"/>
-              <w:jc w:val="left"/>
-            </w:pPr>
-            <w:r>
-              <w:rPr>
-                <w:rFonts w:ascii="Calibri" w:hAnsi="Calibri"/>
-                <w:b w:val="0"/>
-                <w:color w:val="263238"/>
-                <w:sz w:val="18"/>
-              </w:rPr>
-            </w:r>
-            <w:r>
-              <w:rPr>
-                <w:rFonts w:ascii="Calibri" w:hAnsi="Calibri"/>
-                <w:b w:val="0"/>
-                <w:color w:val="263238"/>
-                <w:sz w:val="18"/>
-              </w:rPr>
-              <w:t>TIPACCID, CAUSAACCI, CAPAROD, SEXO, ALIENTO, CINTURON</w:t>
-            </w:r>
-          </w:p>
-        </w:tc>
-      </w:tr>
-      <w:tr>
-        <w:tc>
-          <w:tcPr>
-            <w:tcW w:type="dxa" w:w="5040"/>
-            <w:vAlign w:val="center"/>
-            <w:shd w:fill="F8FBFA"/>
-            <w:tcMar>
-              <w:top w:w="120" w:type="dxa"/>
-              <w:start w:w="160" w:type="dxa"/>
-              <w:bottom w:w="120" w:type="dxa"/>
-              <w:end w:w="160" w:type="dxa"/>
-            </w:tcMar>
-            <w:tcBorders>
-              <w:top w:val="single" w:sz="4" w:color="D7E1E4"/>
-              <w:left w:val="single" w:sz="4" w:color="D7E1E4"/>
-              <w:bottom w:val="single" w:sz="4" w:color="D7E1E4"/>
-              <w:right w:val="single" w:sz="4" w:color="D7E1E4"/>
-            </w:tcBorders>
-          </w:tcPr>
-          <w:p>
-            <w:pPr>
-              <w:spacing w:after="0" w:line="240" w:lineRule="auto"/>
-              <w:jc w:val="left"/>
-            </w:pPr>
-            <w:r>
-              <w:rPr>
-                <w:rFonts w:ascii="Calibri" w:hAnsi="Calibri"/>
-                <w:b w:val="0"/>
-                <w:color w:val="263238"/>
-                <w:sz w:val="18"/>
-              </w:rPr>
-            </w:r>
-            <w:r>
-              <w:rPr>
-                <w:rFonts w:ascii="Calibri" w:hAnsi="Calibri"/>
-                <w:b w:val="0"/>
-                <w:color w:val="263238"/>
-                <w:sz w:val="18"/>
-              </w:rPr>
-              <w:t>Numéricas discretas</w:t>
-            </w:r>
-          </w:p>
-        </w:tc>
-        <w:tc>
-          <w:tcPr>
-            <w:tcW w:type="dxa" w:w="5040"/>
-            <w:vAlign w:val="center"/>
-            <w:shd w:fill="F8FBFA"/>
-            <w:tcMar>
-              <w:top w:w="120" w:type="dxa"/>
-              <w:start w:w="160" w:type="dxa"/>
-              <w:bottom w:w="120" w:type="dxa"/>
-              <w:end w:w="160" w:type="dxa"/>
-            </w:tcMar>
-            <w:tcBorders>
-              <w:top w:val="single" w:sz="4" w:color="D7E1E4"/>
-              <w:left w:val="single" w:sz="4" w:color="D7E1E4"/>
-              <w:bottom w:val="single" w:sz="4" w:color="D7E1E4"/>
-              <w:right w:val="single" w:sz="4" w:color="D7E1E4"/>
-            </w:tcBorders>
-          </w:tcPr>
-          <w:p>
-            <w:pPr>
-              <w:spacing w:after="0" w:line="240" w:lineRule="auto"/>
-              <w:jc w:val="left"/>
-            </w:pPr>
-            <w:r>
-              <w:rPr>
-                <w:rFonts w:ascii="Calibri" w:hAnsi="Calibri"/>
-                <w:b w:val="0"/>
-                <w:color w:val="263238"/>
-                <w:sz w:val="18"/>
-              </w:rPr>
-            </w:r>
-            <w:r>
-              <w:rPr>
-                <w:rFonts w:ascii="Calibri" w:hAnsi="Calibri"/>
-                <w:b w:val="0"/>
-                <w:color w:val="263238"/>
-                <w:sz w:val="18"/>
-              </w:rPr>
-              <w:t>vehículos involucrados, heridos, fallecidos</w:t>
-            </w:r>
-          </w:p>
-        </w:tc>
-      </w:tr>
-      <w:tr>
-        <w:tc>
-          <w:tcPr>
-            <w:tcW w:type="dxa" w:w="5040"/>
-            <w:vAlign w:val="center"/>
-            <w:tcMar>
-              <w:top w:w="120" w:type="dxa"/>
-              <w:start w:w="160" w:type="dxa"/>
-              <w:bottom w:w="120" w:type="dxa"/>
-              <w:end w:w="160" w:type="dxa"/>
-            </w:tcMar>
-            <w:tcBorders>
-              <w:top w:val="single" w:sz="4" w:color="D7E1E4"/>
-              <w:left w:val="single" w:sz="4" w:color="D7E1E4"/>
-              <w:bottom w:val="single" w:sz="4" w:color="D7E1E4"/>
-              <w:right w:val="single" w:sz="4" w:color="D7E1E4"/>
-            </w:tcBorders>
-            <w:shd w:fill="FFFFFF"/>
-          </w:tcPr>
-          <w:p>
-            <w:pPr>
-              <w:spacing w:after="0" w:line="240" w:lineRule="auto"/>
-              <w:jc w:val="left"/>
-            </w:pPr>
-            <w:r>
-              <w:rPr>
-                <w:rFonts w:ascii="Calibri" w:hAnsi="Calibri"/>
-                <w:b w:val="0"/>
-                <w:color w:val="263238"/>
-                <w:sz w:val="18"/>
-              </w:rPr>
-            </w:r>
-            <w:r>
-              <w:rPr>
-                <w:rFonts w:ascii="Calibri" w:hAnsi="Calibri"/>
-                <w:b w:val="0"/>
-                <w:color w:val="263238"/>
-                <w:sz w:val="18"/>
-              </w:rPr>
-              <w:t>Variables derivadas</w:t>
-            </w:r>
-          </w:p>
-        </w:tc>
-        <w:tc>
-          <w:tcPr>
-            <w:tcW w:type="dxa" w:w="5040"/>
-            <w:vAlign w:val="center"/>
-            <w:tcMar>
-              <w:top w:w="120" w:type="dxa"/>
-              <w:start w:w="160" w:type="dxa"/>
-              <w:bottom w:w="120" w:type="dxa"/>
-              <w:end w:w="160" w:type="dxa"/>
-            </w:tcMar>
-            <w:tcBorders>
-              <w:top w:val="single" w:sz="4" w:color="D7E1E4"/>
-              <w:left w:val="single" w:sz="4" w:color="D7E1E4"/>
-              <w:bottom w:val="single" w:sz="4" w:color="D7E1E4"/>
-              <w:right w:val="single" w:sz="4" w:color="D7E1E4"/>
-            </w:tcBorders>
-            <w:shd w:fill="FFFFFF"/>
-          </w:tcPr>
-          <w:p>
-            <w:pPr>
-              <w:spacing w:after="0" w:line="240" w:lineRule="auto"/>
-              <w:jc w:val="left"/>
-            </w:pPr>
-            <w:r>
-              <w:rPr>
-                <w:rFonts w:ascii="Calibri" w:hAnsi="Calibri"/>
-                <w:b w:val="0"/>
-                <w:color w:val="263238"/>
-                <w:sz w:val="18"/>
-              </w:rPr>
-            </w:r>
-            <w:r>
-              <w:rPr>
-                <w:rFonts w:ascii="Calibri" w:hAnsi="Calibri"/>
-                <w:b w:val="0"/>
-                <w:color w:val="263238"/>
-                <w:sz w:val="18"/>
-              </w:rPr>
-              <w:t>TOTAL_HERIDOS, TOTAL_MUERTOS, TOTAL_VICTIMAS, TOTAL_VEHICULOS, GRAVE_BIN</w:t>
-            </w:r>
-          </w:p>
-        </w:tc>
-      </w:tr>
-    </w:tbl>
-    <w:p>
-      <w:pPr>
-        <w:spacing w:after="140" w:lineRule="auto" w:line="259"/>
-        <w:ind w:firstLine="0"/>
-      </w:pPr>
-    </w:p>
-    <w:p>
-      <w:pPr>
-        <w:pStyle w:val="Heading1"/>
-        <w:pBdr>
-          <w:left w:val="single" w:sz="16" w:space="8" w:color="D9962B"/>
-        </w:pBdr>
-      </w:pPr>
-      <w:r>
-        <w:rPr>
-          <w:rFonts w:ascii="Calibri Light" w:hAnsi="Calibri Light"/>
-          <w:b/>
-          <w:color w:val="173B4F"/>
-          <w:sz w:val="30"/>
-        </w:rPr>
-        <w:t>2. Análisis estadístico descriptivo</w:t>
-      </w:r>
-    </w:p>
-    <w:p>
-      <w:pPr>
-        <w:spacing w:after="140" w:lineRule="auto" w:line="259"/>
-        <w:ind w:firstLine="0"/>
-      </w:pPr>
-      <w:r>
-        <w:rPr>
-          <w:rFonts w:ascii="Calibri" w:hAnsi="Calibri"/>
-          <w:color w:val="263238"/>
-          <w:sz w:val="21"/>
-        </w:rPr>
-        <w:t>Primero revise las variables numéricas principales para entender la magnitud de los accidentes. La mayoría de los accidentes no tienen personas heridas ni fallecidas, por eso las medianas de heridos, muertos y victimas son cero. Aun asi, existen casos con valores altos que representan accidentes de mayor gravedad.</w:t>
-      </w:r>
-    </w:p>
-    <w:tbl>
-      <w:tblPr>
-        <w:tblStyle w:val="TableGrid"/>
-        <w:tblW w:type="auto" w:w="0"/>
-        <w:jc w:val="center"/>
-        <w:tblLayout w:type="fixed"/>
-        <w:tblLook w:firstColumn="1" w:firstRow="1" w:lastColumn="0" w:lastRow="0" w:noHBand="0" w:noVBand="1" w:val="04A0"/>
-      </w:tblPr>
-      <w:tblGrid>
-        <w:gridCol w:w="2736"/>
-        <w:gridCol w:w="1224"/>
-        <w:gridCol w:w="1368"/>
-        <w:gridCol w:w="1872"/>
-        <w:gridCol w:w="1008"/>
-        <w:gridCol w:w="1080"/>
-      </w:tblGrid>
-      <w:tr>
-        <w:tc>
-          <w:tcPr>
-            <w:tcW w:type="dxa" w:w="1680"/>
-            <w:vAlign w:val="center"/>
-            <w:shd w:fill="173B4F"/>
-            <w:tcMar>
-              <w:top w:w="120" w:type="dxa"/>
-              <w:start w:w="160" w:type="dxa"/>
-              <w:bottom w:w="120" w:type="dxa"/>
-              <w:end w:w="160" w:type="dxa"/>
-            </w:tcMar>
-            <w:tcBorders>
-              <w:top w:val="single" w:sz="4" w:color="D7E1E4"/>
-              <w:left w:val="single" w:sz="4" w:color="D7E1E4"/>
-              <w:bottom w:val="single" w:sz="4" w:color="D7E1E4"/>
-              <w:right w:val="single" w:sz="4" w:color="D7E1E4"/>
-            </w:tcBorders>
-          </w:tcPr>
-          <w:p>
-            <w:pPr>
-              <w:spacing w:after="0" w:line="240" w:lineRule="auto"/>
-              <w:jc w:val="left"/>
-            </w:pPr>
-            <w:r>
-              <w:rPr>
-                <w:rFonts w:ascii="Calibri" w:hAnsi="Calibri"/>
-                <w:b/>
-                <w:color w:val="FFFFFF"/>
-                <w:sz w:val="18"/>
-              </w:rPr>
-            </w:r>
-            <w:r>
-              <w:rPr>
-                <w:rFonts w:ascii="Calibri" w:hAnsi="Calibri"/>
                 <w:b/>
                 <w:color w:val="FFFFFF"/>
                 <w:sz w:val="18"/>
@@ -1785,211 +460,19 @@
         </w:tc>
         <w:tc>
           <w:tcPr>
-            <w:tcW w:type="dxa" w:w="1680"/>
+            <w:tcW w:type="dxa" w:w="4968"/>
             <w:vAlign w:val="center"/>
-            <w:shd w:fill="173B4F"/>
-            <w:tcMar>
-              <w:top w:w="120" w:type="dxa"/>
-              <w:start w:w="160" w:type="dxa"/>
-              <w:bottom w:w="120" w:type="dxa"/>
-              <w:end w:w="160" w:type="dxa"/>
-            </w:tcMar>
-            <w:tcBorders>
-              <w:top w:val="single" w:sz="4" w:color="D7E1E4"/>
-              <w:left w:val="single" w:sz="4" w:color="D7E1E4"/>
-              <w:bottom w:val="single" w:sz="4" w:color="D7E1E4"/>
-              <w:right w:val="single" w:sz="4" w:color="D7E1E4"/>
-            </w:tcBorders>
+            <w:shd w:fill="207E76"/>
           </w:tcPr>
           <w:p>
-            <w:pPr>
-              <w:spacing w:after="0" w:line="240" w:lineRule="auto"/>
-              <w:jc w:val="center"/>
-            </w:pPr>
+            <w:r/>
             <w:r>
               <w:rPr>
-                <w:rFonts w:ascii="Calibri" w:hAnsi="Calibri"/>
                 <w:b/>
                 <w:color w:val="FFFFFF"/>
                 <w:sz w:val="18"/>
               </w:rPr>
-            </w:r>
-            <w:r>
-              <w:rPr>
-                <w:rFonts w:ascii="Calibri" w:hAnsi="Calibri"/>
-                <w:b/>
-                <w:color w:val="FFFFFF"/>
-                <w:sz w:val="18"/>
-              </w:rPr>
-              <w:t>Media</w:t>
-            </w:r>
-          </w:p>
-        </w:tc>
-        <w:tc>
-          <w:tcPr>
-            <w:tcW w:type="dxa" w:w="1680"/>
-            <w:vAlign w:val="center"/>
-            <w:shd w:fill="173B4F"/>
-            <w:tcMar>
-              <w:top w:w="120" w:type="dxa"/>
-              <w:start w:w="160" w:type="dxa"/>
-              <w:bottom w:w="120" w:type="dxa"/>
-              <w:end w:w="160" w:type="dxa"/>
-            </w:tcMar>
-            <w:tcBorders>
-              <w:top w:val="single" w:sz="4" w:color="D7E1E4"/>
-              <w:left w:val="single" w:sz="4" w:color="D7E1E4"/>
-              <w:bottom w:val="single" w:sz="4" w:color="D7E1E4"/>
-              <w:right w:val="single" w:sz="4" w:color="D7E1E4"/>
-            </w:tcBorders>
-          </w:tcPr>
-          <w:p>
-            <w:pPr>
-              <w:spacing w:after="0" w:line="240" w:lineRule="auto"/>
-              <w:jc w:val="center"/>
-            </w:pPr>
-            <w:r>
-              <w:rPr>
-                <w:rFonts w:ascii="Calibri" w:hAnsi="Calibri"/>
-                <w:b/>
-                <w:color w:val="FFFFFF"/>
-                <w:sz w:val="18"/>
-              </w:rPr>
-            </w:r>
-            <w:r>
-              <w:rPr>
-                <w:rFonts w:ascii="Calibri" w:hAnsi="Calibri"/>
-                <w:b/>
-                <w:color w:val="FFFFFF"/>
-                <w:sz w:val="18"/>
-              </w:rPr>
-              <w:t>Mediana</w:t>
-            </w:r>
-          </w:p>
-        </w:tc>
-        <w:tc>
-          <w:tcPr>
-            <w:tcW w:type="dxa" w:w="1680"/>
-            <w:vAlign w:val="center"/>
-            <w:shd w:fill="173B4F"/>
-            <w:tcMar>
-              <w:top w:w="120" w:type="dxa"/>
-              <w:start w:w="160" w:type="dxa"/>
-              <w:bottom w:w="120" w:type="dxa"/>
-              <w:end w:w="160" w:type="dxa"/>
-            </w:tcMar>
-            <w:tcBorders>
-              <w:top w:val="single" w:sz="4" w:color="D7E1E4"/>
-              <w:left w:val="single" w:sz="4" w:color="D7E1E4"/>
-              <w:bottom w:val="single" w:sz="4" w:color="D7E1E4"/>
-              <w:right w:val="single" w:sz="4" w:color="D7E1E4"/>
-            </w:tcBorders>
-          </w:tcPr>
-          <w:p>
-            <w:pPr>
-              <w:spacing w:after="0" w:line="240" w:lineRule="auto"/>
-              <w:jc w:val="center"/>
-            </w:pPr>
-            <w:r>
-              <w:rPr>
-                <w:rFonts w:ascii="Calibri" w:hAnsi="Calibri"/>
-                <w:b/>
-                <w:color w:val="FFFFFF"/>
-                <w:sz w:val="18"/>
-              </w:rPr>
-            </w:r>
-            <w:r>
-              <w:rPr>
-                <w:rFonts w:ascii="Calibri" w:hAnsi="Calibri"/>
-                <w:b/>
-                <w:color w:val="FFFFFF"/>
-                <w:sz w:val="18"/>
-              </w:rPr>
-              <w:t>Desviacion estandar</w:t>
-            </w:r>
-          </w:p>
-        </w:tc>
-        <w:tc>
-          <w:tcPr>
-            <w:tcW w:type="dxa" w:w="1680"/>
-            <w:vAlign w:val="center"/>
-            <w:shd w:fill="173B4F"/>
-            <w:tcMar>
-              <w:top w:w="120" w:type="dxa"/>
-              <w:start w:w="160" w:type="dxa"/>
-              <w:bottom w:w="120" w:type="dxa"/>
-              <w:end w:w="160" w:type="dxa"/>
-            </w:tcMar>
-            <w:tcBorders>
-              <w:top w:val="single" w:sz="4" w:color="D7E1E4"/>
-              <w:left w:val="single" w:sz="4" w:color="D7E1E4"/>
-              <w:bottom w:val="single" w:sz="4" w:color="D7E1E4"/>
-              <w:right w:val="single" w:sz="4" w:color="D7E1E4"/>
-            </w:tcBorders>
-          </w:tcPr>
-          <w:p>
-            <w:pPr>
-              <w:spacing w:after="0" w:line="240" w:lineRule="auto"/>
-              <w:jc w:val="center"/>
-            </w:pPr>
-            <w:r>
-              <w:rPr>
-                <w:rFonts w:ascii="Calibri" w:hAnsi="Calibri"/>
-                <w:b/>
-                <w:color w:val="FFFFFF"/>
-                <w:sz w:val="18"/>
-              </w:rPr>
-            </w:r>
-            <w:r>
-              <w:rPr>
-                <w:rFonts w:ascii="Calibri" w:hAnsi="Calibri"/>
-                <w:b/>
-                <w:color w:val="FFFFFF"/>
-                <w:sz w:val="18"/>
-              </w:rPr>
-              <w:t>Mínimo</w:t>
-            </w:r>
-          </w:p>
-        </w:tc>
-        <w:tc>
-          <w:tcPr>
-            <w:tcW w:type="dxa" w:w="1680"/>
-            <w:vAlign w:val="center"/>
-            <w:shd w:fill="173B4F"/>
-            <w:tcMar>
-              <w:top w:w="120" w:type="dxa"/>
-              <w:start w:w="160" w:type="dxa"/>
-              <w:bottom w:w="120" w:type="dxa"/>
-              <w:end w:w="160" w:type="dxa"/>
-            </w:tcMar>
-            <w:tcBorders>
-              <w:top w:val="single" w:sz="4" w:color="D7E1E4"/>
-              <w:left w:val="single" w:sz="4" w:color="D7E1E4"/>
-              <w:bottom w:val="single" w:sz="4" w:color="D7E1E4"/>
-              <w:right w:val="single" w:sz="4" w:color="D7E1E4"/>
-            </w:tcBorders>
-          </w:tcPr>
-          <w:p>
-            <w:pPr>
-              <w:spacing w:after="0" w:line="240" w:lineRule="auto"/>
-              <w:jc w:val="center"/>
-            </w:pPr>
-            <w:r>
-              <w:rPr>
-                <w:rFonts w:ascii="Calibri" w:hAnsi="Calibri"/>
-                <w:b/>
-                <w:color w:val="FFFFFF"/>
-                <w:sz w:val="18"/>
-              </w:rPr>
-            </w:r>
-            <w:r>
-              <w:rPr>
-                <w:rFonts w:ascii="Calibri" w:hAnsi="Calibri"/>
-                <w:b/>
-                <w:color w:val="FFFFFF"/>
-                <w:sz w:val="18"/>
-              </w:rPr>
-              <w:t>Máximo</w:t>
+              <w:t>Descripcion</w:t>
             </w:r>
           </w:p>
         </w:tc>
@@ -1997,40 +480,48 @@
       <w:tr>
         <w:tc>
           <w:tcPr>
-            <w:tcW w:type="dxa" w:w="1680"/>
+            <w:tcW w:type="dxa" w:w="4968"/>
             <w:vAlign w:val="center"/>
-            <w:tcMar>
-              <w:top w:w="120" w:type="dxa"/>
-              <w:start w:w="160" w:type="dxa"/>
-              <w:bottom w:w="120" w:type="dxa"/>
-              <w:end w:w="160" w:type="dxa"/>
-            </w:tcMar>
-            <w:tcBorders>
-              <w:top w:val="single" w:sz="4" w:color="D7E1E4"/>
-              <w:left w:val="single" w:sz="4" w:color="D7E1E4"/>
-              <w:bottom w:val="single" w:sz="4" w:color="D7E1E4"/>
-              <w:right w:val="single" w:sz="4" w:color="D7E1E4"/>
-            </w:tcBorders>
-            <w:shd w:fill="FFFFFF"/>
           </w:tcPr>
           <w:p>
-            <w:pPr>
-              <w:spacing w:after="0" w:line="240" w:lineRule="auto"/>
-              <w:jc w:val="left"/>
-            </w:pPr>
+            <w:r/>
             <w:r>
               <w:rPr>
-                <w:rFonts w:ascii="Calibri" w:hAnsi="Calibri"/>
-                <w:b/>
-                <w:color w:val="263238"/>
+                <w:b w:val="0"/>
                 <w:sz w:val="18"/>
               </w:rPr>
+              <w:t>REGION</w:t>
             </w:r>
+          </w:p>
+        </w:tc>
+        <w:tc>
+          <w:tcPr>
+            <w:tcW w:type="dxa" w:w="4968"/>
+            <w:vAlign w:val="center"/>
+          </w:tcPr>
+          <w:p>
+            <w:r/>
             <w:r>
               <w:rPr>
-                <w:rFonts w:ascii="Calibri" w:hAnsi="Calibri"/>
-                <w:b/>
-                <w:color w:val="263238"/>
+                <w:b w:val="0"/>
+                <w:sz w:val="18"/>
+              </w:rPr>
+              <w:t>Segmenta municipios en Hermosillo, Frontera, Costa y desierto, Centro, Sur y Valle, Sierra y Otros municipios.</w:t>
+            </w:r>
+          </w:p>
+        </w:tc>
+      </w:tr>
+      <w:tr>
+        <w:tc>
+          <w:tcPr>
+            <w:tcW w:type="dxa" w:w="4968"/>
+            <w:vAlign w:val="center"/>
+          </w:tcPr>
+          <w:p>
+            <w:r/>
+            <w:r>
+              <w:rPr>
+                <w:b w:val="0"/>
                 <w:sz w:val="18"/>
               </w:rPr>
               <w:t>TOTAL_HERIDOS</w:t>
@@ -2039,211 +530,17 @@
         </w:tc>
         <w:tc>
           <w:tcPr>
-            <w:tcW w:type="dxa" w:w="1680"/>
+            <w:tcW w:type="dxa" w:w="4968"/>
             <w:vAlign w:val="center"/>
-            <w:tcMar>
-              <w:top w:w="120" w:type="dxa"/>
-              <w:start w:w="160" w:type="dxa"/>
-              <w:bottom w:w="120" w:type="dxa"/>
-              <w:end w:w="160" w:type="dxa"/>
-            </w:tcMar>
-            <w:tcBorders>
-              <w:top w:val="single" w:sz="4" w:color="D7E1E4"/>
-              <w:left w:val="single" w:sz="4" w:color="D7E1E4"/>
-              <w:bottom w:val="single" w:sz="4" w:color="D7E1E4"/>
-              <w:right w:val="single" w:sz="4" w:color="D7E1E4"/>
-            </w:tcBorders>
-            <w:shd w:fill="FFFFFF"/>
           </w:tcPr>
           <w:p>
-            <w:pPr>
-              <w:spacing w:after="0" w:line="240" w:lineRule="auto"/>
-              <w:jc w:val="center"/>
-            </w:pPr>
+            <w:r/>
             <w:r>
               <w:rPr>
-                <w:rFonts w:ascii="Calibri" w:hAnsi="Calibri"/>
                 <w:b w:val="0"/>
-                <w:color w:val="263238"/>
                 <w:sz w:val="18"/>
               </w:rPr>
-            </w:r>
-            <w:r>
-              <w:rPr>
-                <w:rFonts w:ascii="Calibri" w:hAnsi="Calibri"/>
-                <w:b w:val="0"/>
-                <w:color w:val="263238"/>
-                <w:sz w:val="18"/>
-              </w:rPr>
-              <w:t>0.22</w:t>
-            </w:r>
-          </w:p>
-        </w:tc>
-        <w:tc>
-          <w:tcPr>
-            <w:tcW w:type="dxa" w:w="1680"/>
-            <w:vAlign w:val="center"/>
-            <w:tcMar>
-              <w:top w:w="120" w:type="dxa"/>
-              <w:start w:w="160" w:type="dxa"/>
-              <w:bottom w:w="120" w:type="dxa"/>
-              <w:end w:w="160" w:type="dxa"/>
-            </w:tcMar>
-            <w:tcBorders>
-              <w:top w:val="single" w:sz="4" w:color="D7E1E4"/>
-              <w:left w:val="single" w:sz="4" w:color="D7E1E4"/>
-              <w:bottom w:val="single" w:sz="4" w:color="D7E1E4"/>
-              <w:right w:val="single" w:sz="4" w:color="D7E1E4"/>
-            </w:tcBorders>
-            <w:shd w:fill="FFFFFF"/>
-          </w:tcPr>
-          <w:p>
-            <w:pPr>
-              <w:spacing w:after="0" w:line="240" w:lineRule="auto"/>
-              <w:jc w:val="center"/>
-            </w:pPr>
-            <w:r>
-              <w:rPr>
-                <w:rFonts w:ascii="Calibri" w:hAnsi="Calibri"/>
-                <w:b w:val="0"/>
-                <w:color w:val="263238"/>
-                <w:sz w:val="18"/>
-              </w:rPr>
-            </w:r>
-            <w:r>
-              <w:rPr>
-                <w:rFonts w:ascii="Calibri" w:hAnsi="Calibri"/>
-                <w:b w:val="0"/>
-                <w:color w:val="263238"/>
-                <w:sz w:val="18"/>
-              </w:rPr>
-              <w:t>0.00</w:t>
-            </w:r>
-          </w:p>
-        </w:tc>
-        <w:tc>
-          <w:tcPr>
-            <w:tcW w:type="dxa" w:w="1680"/>
-            <w:vAlign w:val="center"/>
-            <w:tcMar>
-              <w:top w:w="120" w:type="dxa"/>
-              <w:start w:w="160" w:type="dxa"/>
-              <w:bottom w:w="120" w:type="dxa"/>
-              <w:end w:w="160" w:type="dxa"/>
-            </w:tcMar>
-            <w:tcBorders>
-              <w:top w:val="single" w:sz="4" w:color="D7E1E4"/>
-              <w:left w:val="single" w:sz="4" w:color="D7E1E4"/>
-              <w:bottom w:val="single" w:sz="4" w:color="D7E1E4"/>
-              <w:right w:val="single" w:sz="4" w:color="D7E1E4"/>
-            </w:tcBorders>
-            <w:shd w:fill="FFFFFF"/>
-          </w:tcPr>
-          <w:p>
-            <w:pPr>
-              <w:spacing w:after="0" w:line="240" w:lineRule="auto"/>
-              <w:jc w:val="center"/>
-            </w:pPr>
-            <w:r>
-              <w:rPr>
-                <w:rFonts w:ascii="Calibri" w:hAnsi="Calibri"/>
-                <w:b w:val="0"/>
-                <w:color w:val="263238"/>
-                <w:sz w:val="18"/>
-              </w:rPr>
-            </w:r>
-            <w:r>
-              <w:rPr>
-                <w:rFonts w:ascii="Calibri" w:hAnsi="Calibri"/>
-                <w:b w:val="0"/>
-                <w:color w:val="263238"/>
-                <w:sz w:val="18"/>
-              </w:rPr>
-              <w:t>0.62</w:t>
-            </w:r>
-          </w:p>
-        </w:tc>
-        <w:tc>
-          <w:tcPr>
-            <w:tcW w:type="dxa" w:w="1680"/>
-            <w:vAlign w:val="center"/>
-            <w:tcMar>
-              <w:top w:w="120" w:type="dxa"/>
-              <w:start w:w="160" w:type="dxa"/>
-              <w:bottom w:w="120" w:type="dxa"/>
-              <w:end w:w="160" w:type="dxa"/>
-            </w:tcMar>
-            <w:tcBorders>
-              <w:top w:val="single" w:sz="4" w:color="D7E1E4"/>
-              <w:left w:val="single" w:sz="4" w:color="D7E1E4"/>
-              <w:bottom w:val="single" w:sz="4" w:color="D7E1E4"/>
-              <w:right w:val="single" w:sz="4" w:color="D7E1E4"/>
-            </w:tcBorders>
-            <w:shd w:fill="FFFFFF"/>
-          </w:tcPr>
-          <w:p>
-            <w:pPr>
-              <w:spacing w:after="0" w:line="240" w:lineRule="auto"/>
-              <w:jc w:val="center"/>
-            </w:pPr>
-            <w:r>
-              <w:rPr>
-                <w:rFonts w:ascii="Calibri" w:hAnsi="Calibri"/>
-                <w:b w:val="0"/>
-                <w:color w:val="263238"/>
-                <w:sz w:val="18"/>
-              </w:rPr>
-            </w:r>
-            <w:r>
-              <w:rPr>
-                <w:rFonts w:ascii="Calibri" w:hAnsi="Calibri"/>
-                <w:b w:val="0"/>
-                <w:color w:val="263238"/>
-                <w:sz w:val="18"/>
-              </w:rPr>
-              <w:t>0</w:t>
-            </w:r>
-          </w:p>
-        </w:tc>
-        <w:tc>
-          <w:tcPr>
-            <w:tcW w:type="dxa" w:w="1680"/>
-            <w:vAlign w:val="center"/>
-            <w:tcMar>
-              <w:top w:w="120" w:type="dxa"/>
-              <w:start w:w="160" w:type="dxa"/>
-              <w:bottom w:w="120" w:type="dxa"/>
-              <w:end w:w="160" w:type="dxa"/>
-            </w:tcMar>
-            <w:tcBorders>
-              <w:top w:val="single" w:sz="4" w:color="D7E1E4"/>
-              <w:left w:val="single" w:sz="4" w:color="D7E1E4"/>
-              <w:bottom w:val="single" w:sz="4" w:color="D7E1E4"/>
-              <w:right w:val="single" w:sz="4" w:color="D7E1E4"/>
-            </w:tcBorders>
-            <w:shd w:fill="FFFFFF"/>
-          </w:tcPr>
-          <w:p>
-            <w:pPr>
-              <w:spacing w:after="0" w:line="240" w:lineRule="auto"/>
-              <w:jc w:val="center"/>
-            </w:pPr>
-            <w:r>
-              <w:rPr>
-                <w:rFonts w:ascii="Calibri" w:hAnsi="Calibri"/>
-                <w:b w:val="0"/>
-                <w:color w:val="263238"/>
-                <w:sz w:val="18"/>
-              </w:rPr>
-            </w:r>
-            <w:r>
-              <w:rPr>
-                <w:rFonts w:ascii="Calibri" w:hAnsi="Calibri"/>
-                <w:b w:val="0"/>
-                <w:color w:val="263238"/>
-                <w:sz w:val="18"/>
-              </w:rPr>
-              <w:t>27</w:t>
+              <w:t>Suma de personas heridas registradas.</w:t>
             </w:r>
           </w:p>
         </w:tc>
@@ -2251,40 +548,14 @@
       <w:tr>
         <w:tc>
           <w:tcPr>
-            <w:tcW w:type="dxa" w:w="1680"/>
+            <w:tcW w:type="dxa" w:w="4968"/>
             <w:vAlign w:val="center"/>
-            <w:shd w:fill="F8FBFA"/>
-            <w:tcMar>
-              <w:top w:w="120" w:type="dxa"/>
-              <w:start w:w="160" w:type="dxa"/>
-              <w:bottom w:w="120" w:type="dxa"/>
-              <w:end w:w="160" w:type="dxa"/>
-            </w:tcMar>
-            <w:tcBorders>
-              <w:top w:val="single" w:sz="4" w:color="D7E1E4"/>
-              <w:left w:val="single" w:sz="4" w:color="D7E1E4"/>
-              <w:bottom w:val="single" w:sz="4" w:color="D7E1E4"/>
-              <w:right w:val="single" w:sz="4" w:color="D7E1E4"/>
-            </w:tcBorders>
           </w:tcPr>
           <w:p>
-            <w:pPr>
-              <w:spacing w:after="0" w:line="240" w:lineRule="auto"/>
-              <w:jc w:val="left"/>
-            </w:pPr>
+            <w:r/>
             <w:r>
               <w:rPr>
-                <w:rFonts w:ascii="Calibri" w:hAnsi="Calibri"/>
-                <w:b/>
-                <w:color w:val="263238"/>
-                <w:sz w:val="18"/>
-              </w:rPr>
-            </w:r>
-            <w:r>
-              <w:rPr>
-                <w:rFonts w:ascii="Calibri" w:hAnsi="Calibri"/>
-                <w:b/>
-                <w:color w:val="263238"/>
+                <w:b w:val="0"/>
                 <w:sz w:val="18"/>
               </w:rPr>
               <w:t>TOTAL_MUERTOS</w:t>
@@ -2293,211 +564,17 @@
         </w:tc>
         <w:tc>
           <w:tcPr>
-            <w:tcW w:type="dxa" w:w="1680"/>
+            <w:tcW w:type="dxa" w:w="4968"/>
             <w:vAlign w:val="center"/>
-            <w:shd w:fill="F8FBFA"/>
-            <w:tcMar>
-              <w:top w:w="120" w:type="dxa"/>
-              <w:start w:w="160" w:type="dxa"/>
-              <w:bottom w:w="120" w:type="dxa"/>
-              <w:end w:w="160" w:type="dxa"/>
-            </w:tcMar>
-            <w:tcBorders>
-              <w:top w:val="single" w:sz="4" w:color="D7E1E4"/>
-              <w:left w:val="single" w:sz="4" w:color="D7E1E4"/>
-              <w:bottom w:val="single" w:sz="4" w:color="D7E1E4"/>
-              <w:right w:val="single" w:sz="4" w:color="D7E1E4"/>
-            </w:tcBorders>
           </w:tcPr>
           <w:p>
-            <w:pPr>
-              <w:spacing w:after="0" w:line="240" w:lineRule="auto"/>
-              <w:jc w:val="center"/>
-            </w:pPr>
+            <w:r/>
             <w:r>
               <w:rPr>
-                <w:rFonts w:ascii="Calibri" w:hAnsi="Calibri"/>
                 <w:b w:val="0"/>
-                <w:color w:val="263238"/>
                 <w:sz w:val="18"/>
               </w:rPr>
-            </w:r>
-            <w:r>
-              <w:rPr>
-                <w:rFonts w:ascii="Calibri" w:hAnsi="Calibri"/>
-                <w:b w:val="0"/>
-                <w:color w:val="263238"/>
-                <w:sz w:val="18"/>
-              </w:rPr>
-              <w:t>0.01</w:t>
-            </w:r>
-          </w:p>
-        </w:tc>
-        <w:tc>
-          <w:tcPr>
-            <w:tcW w:type="dxa" w:w="1680"/>
-            <w:vAlign w:val="center"/>
-            <w:shd w:fill="F8FBFA"/>
-            <w:tcMar>
-              <w:top w:w="120" w:type="dxa"/>
-              <w:start w:w="160" w:type="dxa"/>
-              <w:bottom w:w="120" w:type="dxa"/>
-              <w:end w:w="160" w:type="dxa"/>
-            </w:tcMar>
-            <w:tcBorders>
-              <w:top w:val="single" w:sz="4" w:color="D7E1E4"/>
-              <w:left w:val="single" w:sz="4" w:color="D7E1E4"/>
-              <w:bottom w:val="single" w:sz="4" w:color="D7E1E4"/>
-              <w:right w:val="single" w:sz="4" w:color="D7E1E4"/>
-            </w:tcBorders>
-          </w:tcPr>
-          <w:p>
-            <w:pPr>
-              <w:spacing w:after="0" w:line="240" w:lineRule="auto"/>
-              <w:jc w:val="center"/>
-            </w:pPr>
-            <w:r>
-              <w:rPr>
-                <w:rFonts w:ascii="Calibri" w:hAnsi="Calibri"/>
-                <w:b w:val="0"/>
-                <w:color w:val="263238"/>
-                <w:sz w:val="18"/>
-              </w:rPr>
-            </w:r>
-            <w:r>
-              <w:rPr>
-                <w:rFonts w:ascii="Calibri" w:hAnsi="Calibri"/>
-                <w:b w:val="0"/>
-                <w:color w:val="263238"/>
-                <w:sz w:val="18"/>
-              </w:rPr>
-              <w:t>0.00</w:t>
-            </w:r>
-          </w:p>
-        </w:tc>
-        <w:tc>
-          <w:tcPr>
-            <w:tcW w:type="dxa" w:w="1680"/>
-            <w:vAlign w:val="center"/>
-            <w:shd w:fill="F8FBFA"/>
-            <w:tcMar>
-              <w:top w:w="120" w:type="dxa"/>
-              <w:start w:w="160" w:type="dxa"/>
-              <w:bottom w:w="120" w:type="dxa"/>
-              <w:end w:w="160" w:type="dxa"/>
-            </w:tcMar>
-            <w:tcBorders>
-              <w:top w:val="single" w:sz="4" w:color="D7E1E4"/>
-              <w:left w:val="single" w:sz="4" w:color="D7E1E4"/>
-              <w:bottom w:val="single" w:sz="4" w:color="D7E1E4"/>
-              <w:right w:val="single" w:sz="4" w:color="D7E1E4"/>
-            </w:tcBorders>
-          </w:tcPr>
-          <w:p>
-            <w:pPr>
-              <w:spacing w:after="0" w:line="240" w:lineRule="auto"/>
-              <w:jc w:val="center"/>
-            </w:pPr>
-            <w:r>
-              <w:rPr>
-                <w:rFonts w:ascii="Calibri" w:hAnsi="Calibri"/>
-                <w:b w:val="0"/>
-                <w:color w:val="263238"/>
-                <w:sz w:val="18"/>
-              </w:rPr>
-            </w:r>
-            <w:r>
-              <w:rPr>
-                <w:rFonts w:ascii="Calibri" w:hAnsi="Calibri"/>
-                <w:b w:val="0"/>
-                <w:color w:val="263238"/>
-                <w:sz w:val="18"/>
-              </w:rPr>
-              <w:t>0.13</w:t>
-            </w:r>
-          </w:p>
-        </w:tc>
-        <w:tc>
-          <w:tcPr>
-            <w:tcW w:type="dxa" w:w="1680"/>
-            <w:vAlign w:val="center"/>
-            <w:shd w:fill="F8FBFA"/>
-            <w:tcMar>
-              <w:top w:w="120" w:type="dxa"/>
-              <w:start w:w="160" w:type="dxa"/>
-              <w:bottom w:w="120" w:type="dxa"/>
-              <w:end w:w="160" w:type="dxa"/>
-            </w:tcMar>
-            <w:tcBorders>
-              <w:top w:val="single" w:sz="4" w:color="D7E1E4"/>
-              <w:left w:val="single" w:sz="4" w:color="D7E1E4"/>
-              <w:bottom w:val="single" w:sz="4" w:color="D7E1E4"/>
-              <w:right w:val="single" w:sz="4" w:color="D7E1E4"/>
-            </w:tcBorders>
-          </w:tcPr>
-          <w:p>
-            <w:pPr>
-              <w:spacing w:after="0" w:line="240" w:lineRule="auto"/>
-              <w:jc w:val="center"/>
-            </w:pPr>
-            <w:r>
-              <w:rPr>
-                <w:rFonts w:ascii="Calibri" w:hAnsi="Calibri"/>
-                <w:b w:val="0"/>
-                <w:color w:val="263238"/>
-                <w:sz w:val="18"/>
-              </w:rPr>
-            </w:r>
-            <w:r>
-              <w:rPr>
-                <w:rFonts w:ascii="Calibri" w:hAnsi="Calibri"/>
-                <w:b w:val="0"/>
-                <w:color w:val="263238"/>
-                <w:sz w:val="18"/>
-              </w:rPr>
-              <w:t>0</w:t>
-            </w:r>
-          </w:p>
-        </w:tc>
-        <w:tc>
-          <w:tcPr>
-            <w:tcW w:type="dxa" w:w="1680"/>
-            <w:vAlign w:val="center"/>
-            <w:shd w:fill="F8FBFA"/>
-            <w:tcMar>
-              <w:top w:w="120" w:type="dxa"/>
-              <w:start w:w="160" w:type="dxa"/>
-              <w:bottom w:w="120" w:type="dxa"/>
-              <w:end w:w="160" w:type="dxa"/>
-            </w:tcMar>
-            <w:tcBorders>
-              <w:top w:val="single" w:sz="4" w:color="D7E1E4"/>
-              <w:left w:val="single" w:sz="4" w:color="D7E1E4"/>
-              <w:bottom w:val="single" w:sz="4" w:color="D7E1E4"/>
-              <w:right w:val="single" w:sz="4" w:color="D7E1E4"/>
-            </w:tcBorders>
-          </w:tcPr>
-          <w:p>
-            <w:pPr>
-              <w:spacing w:after="0" w:line="240" w:lineRule="auto"/>
-              <w:jc w:val="center"/>
-            </w:pPr>
-            <w:r>
-              <w:rPr>
-                <w:rFonts w:ascii="Calibri" w:hAnsi="Calibri"/>
-                <w:b w:val="0"/>
-                <w:color w:val="263238"/>
-                <w:sz w:val="18"/>
-              </w:rPr>
-            </w:r>
-            <w:r>
-              <w:rPr>
-                <w:rFonts w:ascii="Calibri" w:hAnsi="Calibri"/>
-                <w:b w:val="0"/>
-                <w:color w:val="263238"/>
-                <w:sz w:val="18"/>
-              </w:rPr>
-              <w:t>6</w:t>
+              <w:t>Suma de personas fallecidas registradas.</w:t>
             </w:r>
           </w:p>
         </w:tc>
@@ -2505,40 +582,14 @@
       <w:tr>
         <w:tc>
           <w:tcPr>
-            <w:tcW w:type="dxa" w:w="1680"/>
+            <w:tcW w:type="dxa" w:w="4968"/>
             <w:vAlign w:val="center"/>
-            <w:tcMar>
-              <w:top w:w="120" w:type="dxa"/>
-              <w:start w:w="160" w:type="dxa"/>
-              <w:bottom w:w="120" w:type="dxa"/>
-              <w:end w:w="160" w:type="dxa"/>
-            </w:tcMar>
-            <w:tcBorders>
-              <w:top w:val="single" w:sz="4" w:color="D7E1E4"/>
-              <w:left w:val="single" w:sz="4" w:color="D7E1E4"/>
-              <w:bottom w:val="single" w:sz="4" w:color="D7E1E4"/>
-              <w:right w:val="single" w:sz="4" w:color="D7E1E4"/>
-            </w:tcBorders>
-            <w:shd w:fill="FFFFFF"/>
           </w:tcPr>
           <w:p>
-            <w:pPr>
-              <w:spacing w:after="0" w:line="240" w:lineRule="auto"/>
-              <w:jc w:val="left"/>
-            </w:pPr>
+            <w:r/>
             <w:r>
               <w:rPr>
-                <w:rFonts w:ascii="Calibri" w:hAnsi="Calibri"/>
-                <w:b/>
-                <w:color w:val="263238"/>
-                <w:sz w:val="18"/>
-              </w:rPr>
-            </w:r>
-            <w:r>
-              <w:rPr>
-                <w:rFonts w:ascii="Calibri" w:hAnsi="Calibri"/>
-                <w:b/>
-                <w:color w:val="263238"/>
+                <w:b w:val="0"/>
                 <w:sz w:val="18"/>
               </w:rPr>
               <w:t>TOTAL_VICTIMAS</w:t>
@@ -2547,211 +598,17 @@
         </w:tc>
         <w:tc>
           <w:tcPr>
-            <w:tcW w:type="dxa" w:w="1680"/>
+            <w:tcW w:type="dxa" w:w="4968"/>
             <w:vAlign w:val="center"/>
-            <w:tcMar>
-              <w:top w:w="120" w:type="dxa"/>
-              <w:start w:w="160" w:type="dxa"/>
-              <w:bottom w:w="120" w:type="dxa"/>
-              <w:end w:w="160" w:type="dxa"/>
-            </w:tcMar>
-            <w:tcBorders>
-              <w:top w:val="single" w:sz="4" w:color="D7E1E4"/>
-              <w:left w:val="single" w:sz="4" w:color="D7E1E4"/>
-              <w:bottom w:val="single" w:sz="4" w:color="D7E1E4"/>
-              <w:right w:val="single" w:sz="4" w:color="D7E1E4"/>
-            </w:tcBorders>
-            <w:shd w:fill="FFFFFF"/>
           </w:tcPr>
           <w:p>
-            <w:pPr>
-              <w:spacing w:after="0" w:line="240" w:lineRule="auto"/>
-              <w:jc w:val="center"/>
-            </w:pPr>
+            <w:r/>
             <w:r>
               <w:rPr>
-                <w:rFonts w:ascii="Calibri" w:hAnsi="Calibri"/>
                 <w:b w:val="0"/>
-                <w:color w:val="263238"/>
                 <w:sz w:val="18"/>
               </w:rPr>
-            </w:r>
-            <w:r>
-              <w:rPr>
-                <w:rFonts w:ascii="Calibri" w:hAnsi="Calibri"/>
-                <w:b w:val="0"/>
-                <w:color w:val="263238"/>
-                <w:sz w:val="18"/>
-              </w:rPr>
-              <w:t>0.23</w:t>
-            </w:r>
-          </w:p>
-        </w:tc>
-        <w:tc>
-          <w:tcPr>
-            <w:tcW w:type="dxa" w:w="1680"/>
-            <w:vAlign w:val="center"/>
-            <w:tcMar>
-              <w:top w:w="120" w:type="dxa"/>
-              <w:start w:w="160" w:type="dxa"/>
-              <w:bottom w:w="120" w:type="dxa"/>
-              <w:end w:w="160" w:type="dxa"/>
-            </w:tcMar>
-            <w:tcBorders>
-              <w:top w:val="single" w:sz="4" w:color="D7E1E4"/>
-              <w:left w:val="single" w:sz="4" w:color="D7E1E4"/>
-              <w:bottom w:val="single" w:sz="4" w:color="D7E1E4"/>
-              <w:right w:val="single" w:sz="4" w:color="D7E1E4"/>
-            </w:tcBorders>
-            <w:shd w:fill="FFFFFF"/>
-          </w:tcPr>
-          <w:p>
-            <w:pPr>
-              <w:spacing w:after="0" w:line="240" w:lineRule="auto"/>
-              <w:jc w:val="center"/>
-            </w:pPr>
-            <w:r>
-              <w:rPr>
-                <w:rFonts w:ascii="Calibri" w:hAnsi="Calibri"/>
-                <w:b w:val="0"/>
-                <w:color w:val="263238"/>
-                <w:sz w:val="18"/>
-              </w:rPr>
-            </w:r>
-            <w:r>
-              <w:rPr>
-                <w:rFonts w:ascii="Calibri" w:hAnsi="Calibri"/>
-                <w:b w:val="0"/>
-                <w:color w:val="263238"/>
-                <w:sz w:val="18"/>
-              </w:rPr>
-              <w:t>0.00</w:t>
-            </w:r>
-          </w:p>
-        </w:tc>
-        <w:tc>
-          <w:tcPr>
-            <w:tcW w:type="dxa" w:w="1680"/>
-            <w:vAlign w:val="center"/>
-            <w:tcMar>
-              <w:top w:w="120" w:type="dxa"/>
-              <w:start w:w="160" w:type="dxa"/>
-              <w:bottom w:w="120" w:type="dxa"/>
-              <w:end w:w="160" w:type="dxa"/>
-            </w:tcMar>
-            <w:tcBorders>
-              <w:top w:val="single" w:sz="4" w:color="D7E1E4"/>
-              <w:left w:val="single" w:sz="4" w:color="D7E1E4"/>
-              <w:bottom w:val="single" w:sz="4" w:color="D7E1E4"/>
-              <w:right w:val="single" w:sz="4" w:color="D7E1E4"/>
-            </w:tcBorders>
-            <w:shd w:fill="FFFFFF"/>
-          </w:tcPr>
-          <w:p>
-            <w:pPr>
-              <w:spacing w:after="0" w:line="240" w:lineRule="auto"/>
-              <w:jc w:val="center"/>
-            </w:pPr>
-            <w:r>
-              <w:rPr>
-                <w:rFonts w:ascii="Calibri" w:hAnsi="Calibri"/>
-                <w:b w:val="0"/>
-                <w:color w:val="263238"/>
-                <w:sz w:val="18"/>
-              </w:rPr>
-            </w:r>
-            <w:r>
-              <w:rPr>
-                <w:rFonts w:ascii="Calibri" w:hAnsi="Calibri"/>
-                <w:b w:val="0"/>
-                <w:color w:val="263238"/>
-                <w:sz w:val="18"/>
-              </w:rPr>
-              <w:t>0.64</w:t>
-            </w:r>
-          </w:p>
-        </w:tc>
-        <w:tc>
-          <w:tcPr>
-            <w:tcW w:type="dxa" w:w="1680"/>
-            <w:vAlign w:val="center"/>
-            <w:tcMar>
-              <w:top w:w="120" w:type="dxa"/>
-              <w:start w:w="160" w:type="dxa"/>
-              <w:bottom w:w="120" w:type="dxa"/>
-              <w:end w:w="160" w:type="dxa"/>
-            </w:tcMar>
-            <w:tcBorders>
-              <w:top w:val="single" w:sz="4" w:color="D7E1E4"/>
-              <w:left w:val="single" w:sz="4" w:color="D7E1E4"/>
-              <w:bottom w:val="single" w:sz="4" w:color="D7E1E4"/>
-              <w:right w:val="single" w:sz="4" w:color="D7E1E4"/>
-            </w:tcBorders>
-            <w:shd w:fill="FFFFFF"/>
-          </w:tcPr>
-          <w:p>
-            <w:pPr>
-              <w:spacing w:after="0" w:line="240" w:lineRule="auto"/>
-              <w:jc w:val="center"/>
-            </w:pPr>
-            <w:r>
-              <w:rPr>
-                <w:rFonts w:ascii="Calibri" w:hAnsi="Calibri"/>
-                <w:b w:val="0"/>
-                <w:color w:val="263238"/>
-                <w:sz w:val="18"/>
-              </w:rPr>
-            </w:r>
-            <w:r>
-              <w:rPr>
-                <w:rFonts w:ascii="Calibri" w:hAnsi="Calibri"/>
-                <w:b w:val="0"/>
-                <w:color w:val="263238"/>
-                <w:sz w:val="18"/>
-              </w:rPr>
-              <w:t>0</w:t>
-            </w:r>
-          </w:p>
-        </w:tc>
-        <w:tc>
-          <w:tcPr>
-            <w:tcW w:type="dxa" w:w="1680"/>
-            <w:vAlign w:val="center"/>
-            <w:tcMar>
-              <w:top w:w="120" w:type="dxa"/>
-              <w:start w:w="160" w:type="dxa"/>
-              <w:bottom w:w="120" w:type="dxa"/>
-              <w:end w:w="160" w:type="dxa"/>
-            </w:tcMar>
-            <w:tcBorders>
-              <w:top w:val="single" w:sz="4" w:color="D7E1E4"/>
-              <w:left w:val="single" w:sz="4" w:color="D7E1E4"/>
-              <w:bottom w:val="single" w:sz="4" w:color="D7E1E4"/>
-              <w:right w:val="single" w:sz="4" w:color="D7E1E4"/>
-            </w:tcBorders>
-            <w:shd w:fill="FFFFFF"/>
-          </w:tcPr>
-          <w:p>
-            <w:pPr>
-              <w:spacing w:after="0" w:line="240" w:lineRule="auto"/>
-              <w:jc w:val="center"/>
-            </w:pPr>
-            <w:r>
-              <w:rPr>
-                <w:rFonts w:ascii="Calibri" w:hAnsi="Calibri"/>
-                <w:b w:val="0"/>
-                <w:color w:val="263238"/>
-                <w:sz w:val="18"/>
-              </w:rPr>
-            </w:r>
-            <w:r>
-              <w:rPr>
-                <w:rFonts w:ascii="Calibri" w:hAnsi="Calibri"/>
-                <w:b w:val="0"/>
-                <w:color w:val="263238"/>
-                <w:sz w:val="18"/>
-              </w:rPr>
-              <w:t>32</w:t>
+              <w:t>Heridos + fallecidos.</w:t>
             </w:r>
           </w:p>
         </w:tc>
@@ -2759,253 +616,33 @@
       <w:tr>
         <w:tc>
           <w:tcPr>
-            <w:tcW w:type="dxa" w:w="1680"/>
+            <w:tcW w:type="dxa" w:w="4968"/>
             <w:vAlign w:val="center"/>
-            <w:shd w:fill="F8FBFA"/>
-            <w:tcMar>
-              <w:top w:w="120" w:type="dxa"/>
-              <w:start w:w="160" w:type="dxa"/>
-              <w:bottom w:w="120" w:type="dxa"/>
-              <w:end w:w="160" w:type="dxa"/>
-            </w:tcMar>
-            <w:tcBorders>
-              <w:top w:val="single" w:sz="4" w:color="D7E1E4"/>
-              <w:left w:val="single" w:sz="4" w:color="D7E1E4"/>
-              <w:bottom w:val="single" w:sz="4" w:color="D7E1E4"/>
-              <w:right w:val="single" w:sz="4" w:color="D7E1E4"/>
-            </w:tcBorders>
           </w:tcPr>
           <w:p>
-            <w:pPr>
-              <w:spacing w:after="0" w:line="240" w:lineRule="auto"/>
-              <w:jc w:val="left"/>
-            </w:pPr>
+            <w:r/>
             <w:r>
               <w:rPr>
-                <w:rFonts w:ascii="Calibri" w:hAnsi="Calibri"/>
-                <w:b/>
-                <w:color w:val="263238"/>
+                <w:b w:val="0"/>
                 <w:sz w:val="18"/>
               </w:rPr>
-            </w:r>
-            <w:r>
-              <w:rPr>
-                <w:rFonts w:ascii="Calibri" w:hAnsi="Calibri"/>
-                <w:b/>
-                <w:color w:val="263238"/>
-                <w:sz w:val="18"/>
-              </w:rPr>
-              <w:t>TOTAL_VEHICULOS</w:t>
+              <w:t>GRAVE_BIN</w:t>
             </w:r>
           </w:p>
         </w:tc>
         <w:tc>
           <w:tcPr>
-            <w:tcW w:type="dxa" w:w="1680"/>
+            <w:tcW w:type="dxa" w:w="4968"/>
             <w:vAlign w:val="center"/>
-            <w:shd w:fill="F8FBFA"/>
-            <w:tcMar>
-              <w:top w:w="120" w:type="dxa"/>
-              <w:start w:w="160" w:type="dxa"/>
-              <w:bottom w:w="120" w:type="dxa"/>
-              <w:end w:w="160" w:type="dxa"/>
-            </w:tcMar>
-            <w:tcBorders>
-              <w:top w:val="single" w:sz="4" w:color="D7E1E4"/>
-              <w:left w:val="single" w:sz="4" w:color="D7E1E4"/>
-              <w:bottom w:val="single" w:sz="4" w:color="D7E1E4"/>
-              <w:right w:val="single" w:sz="4" w:color="D7E1E4"/>
-            </w:tcBorders>
           </w:tcPr>
           <w:p>
-            <w:pPr>
-              <w:spacing w:after="0" w:line="240" w:lineRule="auto"/>
-              <w:jc w:val="center"/>
-            </w:pPr>
+            <w:r/>
             <w:r>
               <w:rPr>
-                <w:rFonts w:ascii="Calibri" w:hAnsi="Calibri"/>
                 <w:b w:val="0"/>
-                <w:color w:val="263238"/>
                 <w:sz w:val="18"/>
               </w:rPr>
-            </w:r>
-            <w:r>
-              <w:rPr>
-                <w:rFonts w:ascii="Calibri" w:hAnsi="Calibri"/>
-                <w:b w:val="0"/>
-                <w:color w:val="263238"/>
-                <w:sz w:val="18"/>
-              </w:rPr>
-              <w:t>1.89</w:t>
-            </w:r>
-          </w:p>
-        </w:tc>
-        <w:tc>
-          <w:tcPr>
-            <w:tcW w:type="dxa" w:w="1680"/>
-            <w:vAlign w:val="center"/>
-            <w:shd w:fill="F8FBFA"/>
-            <w:tcMar>
-              <w:top w:w="120" w:type="dxa"/>
-              <w:start w:w="160" w:type="dxa"/>
-              <w:bottom w:w="120" w:type="dxa"/>
-              <w:end w:w="160" w:type="dxa"/>
-            </w:tcMar>
-            <w:tcBorders>
-              <w:top w:val="single" w:sz="4" w:color="D7E1E4"/>
-              <w:left w:val="single" w:sz="4" w:color="D7E1E4"/>
-              <w:bottom w:val="single" w:sz="4" w:color="D7E1E4"/>
-              <w:right w:val="single" w:sz="4" w:color="D7E1E4"/>
-            </w:tcBorders>
-          </w:tcPr>
-          <w:p>
-            <w:pPr>
-              <w:spacing w:after="0" w:line="240" w:lineRule="auto"/>
-              <w:jc w:val="center"/>
-            </w:pPr>
-            <w:r>
-              <w:rPr>
-                <w:rFonts w:ascii="Calibri" w:hAnsi="Calibri"/>
-                <w:b w:val="0"/>
-                <w:color w:val="263238"/>
-                <w:sz w:val="18"/>
-              </w:rPr>
-            </w:r>
-            <w:r>
-              <w:rPr>
-                <w:rFonts w:ascii="Calibri" w:hAnsi="Calibri"/>
-                <w:b w:val="0"/>
-                <w:color w:val="263238"/>
-                <w:sz w:val="18"/>
-              </w:rPr>
-              <w:t>2.00</w:t>
-            </w:r>
-          </w:p>
-        </w:tc>
-        <w:tc>
-          <w:tcPr>
-            <w:tcW w:type="dxa" w:w="1680"/>
-            <w:vAlign w:val="center"/>
-            <w:shd w:fill="F8FBFA"/>
-            <w:tcMar>
-              <w:top w:w="120" w:type="dxa"/>
-              <w:start w:w="160" w:type="dxa"/>
-              <w:bottom w:w="120" w:type="dxa"/>
-              <w:end w:w="160" w:type="dxa"/>
-            </w:tcMar>
-            <w:tcBorders>
-              <w:top w:val="single" w:sz="4" w:color="D7E1E4"/>
-              <w:left w:val="single" w:sz="4" w:color="D7E1E4"/>
-              <w:bottom w:val="single" w:sz="4" w:color="D7E1E4"/>
-              <w:right w:val="single" w:sz="4" w:color="D7E1E4"/>
-            </w:tcBorders>
-          </w:tcPr>
-          <w:p>
-            <w:pPr>
-              <w:spacing w:after="0" w:line="240" w:lineRule="auto"/>
-              <w:jc w:val="center"/>
-            </w:pPr>
-            <w:r>
-              <w:rPr>
-                <w:rFonts w:ascii="Calibri" w:hAnsi="Calibri"/>
-                <w:b w:val="0"/>
-                <w:color w:val="263238"/>
-                <w:sz w:val="18"/>
-              </w:rPr>
-            </w:r>
-            <w:r>
-              <w:rPr>
-                <w:rFonts w:ascii="Calibri" w:hAnsi="Calibri"/>
-                <w:b w:val="0"/>
-                <w:color w:val="263238"/>
-                <w:sz w:val="18"/>
-              </w:rPr>
-              <w:t>0.48</w:t>
-            </w:r>
-          </w:p>
-        </w:tc>
-        <w:tc>
-          <w:tcPr>
-            <w:tcW w:type="dxa" w:w="1680"/>
-            <w:vAlign w:val="center"/>
-            <w:shd w:fill="F8FBFA"/>
-            <w:tcMar>
-              <w:top w:w="120" w:type="dxa"/>
-              <w:start w:w="160" w:type="dxa"/>
-              <w:bottom w:w="120" w:type="dxa"/>
-              <w:end w:w="160" w:type="dxa"/>
-            </w:tcMar>
-            <w:tcBorders>
-              <w:top w:val="single" w:sz="4" w:color="D7E1E4"/>
-              <w:left w:val="single" w:sz="4" w:color="D7E1E4"/>
-              <w:bottom w:val="single" w:sz="4" w:color="D7E1E4"/>
-              <w:right w:val="single" w:sz="4" w:color="D7E1E4"/>
-            </w:tcBorders>
-          </w:tcPr>
-          <w:p>
-            <w:pPr>
-              <w:spacing w:after="0" w:line="240" w:lineRule="auto"/>
-              <w:jc w:val="center"/>
-            </w:pPr>
-            <w:r>
-              <w:rPr>
-                <w:rFonts w:ascii="Calibri" w:hAnsi="Calibri"/>
-                <w:b w:val="0"/>
-                <w:color w:val="263238"/>
-                <w:sz w:val="18"/>
-              </w:rPr>
-            </w:r>
-            <w:r>
-              <w:rPr>
-                <w:rFonts w:ascii="Calibri" w:hAnsi="Calibri"/>
-                <w:b w:val="0"/>
-                <w:color w:val="263238"/>
-                <w:sz w:val="18"/>
-              </w:rPr>
-              <w:t>1</w:t>
-            </w:r>
-          </w:p>
-        </w:tc>
-        <w:tc>
-          <w:tcPr>
-            <w:tcW w:type="dxa" w:w="1680"/>
-            <w:vAlign w:val="center"/>
-            <w:shd w:fill="F8FBFA"/>
-            <w:tcMar>
-              <w:top w:w="120" w:type="dxa"/>
-              <w:start w:w="160" w:type="dxa"/>
-              <w:bottom w:w="120" w:type="dxa"/>
-              <w:end w:w="160" w:type="dxa"/>
-            </w:tcMar>
-            <w:tcBorders>
-              <w:top w:val="single" w:sz="4" w:color="D7E1E4"/>
-              <w:left w:val="single" w:sz="4" w:color="D7E1E4"/>
-              <w:bottom w:val="single" w:sz="4" w:color="D7E1E4"/>
-              <w:right w:val="single" w:sz="4" w:color="D7E1E4"/>
-            </w:tcBorders>
-          </w:tcPr>
-          <w:p>
-            <w:pPr>
-              <w:spacing w:after="0" w:line="240" w:lineRule="auto"/>
-              <w:jc w:val="center"/>
-            </w:pPr>
-            <w:r>
-              <w:rPr>
-                <w:rFonts w:ascii="Calibri" w:hAnsi="Calibri"/>
-                <w:b w:val="0"/>
-                <w:color w:val="263238"/>
-                <w:sz w:val="18"/>
-              </w:rPr>
-            </w:r>
-            <w:r>
-              <w:rPr>
-                <w:rFonts w:ascii="Calibri" w:hAnsi="Calibri"/>
-                <w:b w:val="0"/>
-                <w:color w:val="263238"/>
-                <w:sz w:val="18"/>
-              </w:rPr>
-              <w:t>9</w:t>
+              <w:t>1 si hubo victimas o si CLASACC indica Fatal/No fatal; 0 si solo danos.</w:t>
             </w:r>
           </w:p>
         </w:tc>
@@ -3013,253 +650,33 @@
       <w:tr>
         <w:tc>
           <w:tcPr>
-            <w:tcW w:type="dxa" w:w="1680"/>
+            <w:tcW w:type="dxa" w:w="4968"/>
             <w:vAlign w:val="center"/>
-            <w:tcMar>
-              <w:top w:w="120" w:type="dxa"/>
-              <w:start w:w="160" w:type="dxa"/>
-              <w:bottom w:w="120" w:type="dxa"/>
-              <w:end w:w="160" w:type="dxa"/>
-            </w:tcMar>
-            <w:tcBorders>
-              <w:top w:val="single" w:sz="4" w:color="D7E1E4"/>
-              <w:left w:val="single" w:sz="4" w:color="D7E1E4"/>
-              <w:bottom w:val="single" w:sz="4" w:color="D7E1E4"/>
-              <w:right w:val="single" w:sz="4" w:color="D7E1E4"/>
-            </w:tcBorders>
-            <w:shd w:fill="FFFFFF"/>
           </w:tcPr>
           <w:p>
-            <w:pPr>
-              <w:spacing w:after="0" w:line="240" w:lineRule="auto"/>
-              <w:jc w:val="left"/>
-            </w:pPr>
+            <w:r/>
             <w:r>
               <w:rPr>
-                <w:rFonts w:ascii="Calibri" w:hAnsi="Calibri"/>
-                <w:b/>
-                <w:color w:val="263238"/>
+                <w:b w:val="0"/>
                 <w:sz w:val="18"/>
               </w:rPr>
-            </w:r>
-            <w:r>
-              <w:rPr>
-                <w:rFonts w:ascii="Calibri" w:hAnsi="Calibri"/>
-                <w:b/>
-                <w:color w:val="263238"/>
-                <w:sz w:val="18"/>
-              </w:rPr>
-              <w:t>HORA_VALIDA</w:t>
+              <w:t>NIVEL_GRAVEDAD</w:t>
             </w:r>
           </w:p>
         </w:tc>
         <w:tc>
           <w:tcPr>
-            <w:tcW w:type="dxa" w:w="1680"/>
+            <w:tcW w:type="dxa" w:w="4968"/>
             <w:vAlign w:val="center"/>
-            <w:tcMar>
-              <w:top w:w="120" w:type="dxa"/>
-              <w:start w:w="160" w:type="dxa"/>
-              <w:bottom w:w="120" w:type="dxa"/>
-              <w:end w:w="160" w:type="dxa"/>
-            </w:tcMar>
-            <w:tcBorders>
-              <w:top w:val="single" w:sz="4" w:color="D7E1E4"/>
-              <w:left w:val="single" w:sz="4" w:color="D7E1E4"/>
-              <w:bottom w:val="single" w:sz="4" w:color="D7E1E4"/>
-              <w:right w:val="single" w:sz="4" w:color="D7E1E4"/>
-            </w:tcBorders>
-            <w:shd w:fill="FFFFFF"/>
           </w:tcPr>
           <w:p>
-            <w:pPr>
-              <w:spacing w:after="0" w:line="240" w:lineRule="auto"/>
-              <w:jc w:val="center"/>
-            </w:pPr>
+            <w:r/>
             <w:r>
               <w:rPr>
-                <w:rFonts w:ascii="Calibri" w:hAnsi="Calibri"/>
                 <w:b w:val="0"/>
-                <w:color w:val="263238"/>
                 <w:sz w:val="18"/>
               </w:rPr>
-            </w:r>
-            <w:r>
-              <w:rPr>
-                <w:rFonts w:ascii="Calibri" w:hAnsi="Calibri"/>
-                <w:b w:val="0"/>
-                <w:color w:val="263238"/>
-                <w:sz w:val="18"/>
-              </w:rPr>
-              <w:t>13.39</w:t>
-            </w:r>
-          </w:p>
-        </w:tc>
-        <w:tc>
-          <w:tcPr>
-            <w:tcW w:type="dxa" w:w="1680"/>
-            <w:vAlign w:val="center"/>
-            <w:tcMar>
-              <w:top w:w="120" w:type="dxa"/>
-              <w:start w:w="160" w:type="dxa"/>
-              <w:bottom w:w="120" w:type="dxa"/>
-              <w:end w:w="160" w:type="dxa"/>
-            </w:tcMar>
-            <w:tcBorders>
-              <w:top w:val="single" w:sz="4" w:color="D7E1E4"/>
-              <w:left w:val="single" w:sz="4" w:color="D7E1E4"/>
-              <w:bottom w:val="single" w:sz="4" w:color="D7E1E4"/>
-              <w:right w:val="single" w:sz="4" w:color="D7E1E4"/>
-            </w:tcBorders>
-            <w:shd w:fill="FFFFFF"/>
-          </w:tcPr>
-          <w:p>
-            <w:pPr>
-              <w:spacing w:after="0" w:line="240" w:lineRule="auto"/>
-              <w:jc w:val="center"/>
-            </w:pPr>
-            <w:r>
-              <w:rPr>
-                <w:rFonts w:ascii="Calibri" w:hAnsi="Calibri"/>
-                <w:b w:val="0"/>
-                <w:color w:val="263238"/>
-                <w:sz w:val="18"/>
-              </w:rPr>
-            </w:r>
-            <w:r>
-              <w:rPr>
-                <w:rFonts w:ascii="Calibri" w:hAnsi="Calibri"/>
-                <w:b w:val="0"/>
-                <w:color w:val="263238"/>
-                <w:sz w:val="18"/>
-              </w:rPr>
-              <w:t>14.00</w:t>
-            </w:r>
-          </w:p>
-        </w:tc>
-        <w:tc>
-          <w:tcPr>
-            <w:tcW w:type="dxa" w:w="1680"/>
-            <w:vAlign w:val="center"/>
-            <w:tcMar>
-              <w:top w:w="120" w:type="dxa"/>
-              <w:start w:w="160" w:type="dxa"/>
-              <w:bottom w:w="120" w:type="dxa"/>
-              <w:end w:w="160" w:type="dxa"/>
-            </w:tcMar>
-            <w:tcBorders>
-              <w:top w:val="single" w:sz="4" w:color="D7E1E4"/>
-              <w:left w:val="single" w:sz="4" w:color="D7E1E4"/>
-              <w:bottom w:val="single" w:sz="4" w:color="D7E1E4"/>
-              <w:right w:val="single" w:sz="4" w:color="D7E1E4"/>
-            </w:tcBorders>
-            <w:shd w:fill="FFFFFF"/>
-          </w:tcPr>
-          <w:p>
-            <w:pPr>
-              <w:spacing w:after="0" w:line="240" w:lineRule="auto"/>
-              <w:jc w:val="center"/>
-            </w:pPr>
-            <w:r>
-              <w:rPr>
-                <w:rFonts w:ascii="Calibri" w:hAnsi="Calibri"/>
-                <w:b w:val="0"/>
-                <w:color w:val="263238"/>
-                <w:sz w:val="18"/>
-              </w:rPr>
-            </w:r>
-            <w:r>
-              <w:rPr>
-                <w:rFonts w:ascii="Calibri" w:hAnsi="Calibri"/>
-                <w:b w:val="0"/>
-                <w:color w:val="263238"/>
-                <w:sz w:val="18"/>
-              </w:rPr>
-              <w:t>5.77</w:t>
-            </w:r>
-          </w:p>
-        </w:tc>
-        <w:tc>
-          <w:tcPr>
-            <w:tcW w:type="dxa" w:w="1680"/>
-            <w:vAlign w:val="center"/>
-            <w:tcMar>
-              <w:top w:w="120" w:type="dxa"/>
-              <w:start w:w="160" w:type="dxa"/>
-              <w:bottom w:w="120" w:type="dxa"/>
-              <w:end w:w="160" w:type="dxa"/>
-            </w:tcMar>
-            <w:tcBorders>
-              <w:top w:val="single" w:sz="4" w:color="D7E1E4"/>
-              <w:left w:val="single" w:sz="4" w:color="D7E1E4"/>
-              <w:bottom w:val="single" w:sz="4" w:color="D7E1E4"/>
-              <w:right w:val="single" w:sz="4" w:color="D7E1E4"/>
-            </w:tcBorders>
-            <w:shd w:fill="FFFFFF"/>
-          </w:tcPr>
-          <w:p>
-            <w:pPr>
-              <w:spacing w:after="0" w:line="240" w:lineRule="auto"/>
-              <w:jc w:val="center"/>
-            </w:pPr>
-            <w:r>
-              <w:rPr>
-                <w:rFonts w:ascii="Calibri" w:hAnsi="Calibri"/>
-                <w:b w:val="0"/>
-                <w:color w:val="263238"/>
-                <w:sz w:val="18"/>
-              </w:rPr>
-            </w:r>
-            <w:r>
-              <w:rPr>
-                <w:rFonts w:ascii="Calibri" w:hAnsi="Calibri"/>
-                <w:b w:val="0"/>
-                <w:color w:val="263238"/>
-                <w:sz w:val="18"/>
-              </w:rPr>
-              <w:t>0</w:t>
-            </w:r>
-          </w:p>
-        </w:tc>
-        <w:tc>
-          <w:tcPr>
-            <w:tcW w:type="dxa" w:w="1680"/>
-            <w:vAlign w:val="center"/>
-            <w:tcMar>
-              <w:top w:w="120" w:type="dxa"/>
-              <w:start w:w="160" w:type="dxa"/>
-              <w:bottom w:w="120" w:type="dxa"/>
-              <w:end w:w="160" w:type="dxa"/>
-            </w:tcMar>
-            <w:tcBorders>
-              <w:top w:val="single" w:sz="4" w:color="D7E1E4"/>
-              <w:left w:val="single" w:sz="4" w:color="D7E1E4"/>
-              <w:bottom w:val="single" w:sz="4" w:color="D7E1E4"/>
-              <w:right w:val="single" w:sz="4" w:color="D7E1E4"/>
-            </w:tcBorders>
-            <w:shd w:fill="FFFFFF"/>
-          </w:tcPr>
-          <w:p>
-            <w:pPr>
-              <w:spacing w:after="0" w:line="240" w:lineRule="auto"/>
-              <w:jc w:val="center"/>
-            </w:pPr>
-            <w:r>
-              <w:rPr>
-                <w:rFonts w:ascii="Calibri" w:hAnsi="Calibri"/>
-                <w:b w:val="0"/>
-                <w:color w:val="263238"/>
-                <w:sz w:val="18"/>
-              </w:rPr>
-            </w:r>
-            <w:r>
-              <w:rPr>
-                <w:rFonts w:ascii="Calibri" w:hAnsi="Calibri"/>
-                <w:b w:val="0"/>
-                <w:color w:val="263238"/>
-                <w:sz w:val="18"/>
-              </w:rPr>
-              <w:t>23</w:t>
+              <w:t>Fatal, Con heridos o Solo danos.</w:t>
             </w:r>
           </w:p>
         </w:tc>
@@ -3267,403 +684,33 @@
       <w:tr>
         <w:tc>
           <w:tcPr>
-            <w:tcW w:type="dxa" w:w="1680"/>
+            <w:tcW w:type="dxa" w:w="4968"/>
             <w:vAlign w:val="center"/>
-            <w:shd w:fill="F8FBFA"/>
-            <w:tcMar>
-              <w:top w:w="120" w:type="dxa"/>
-              <w:start w:w="160" w:type="dxa"/>
-              <w:bottom w:w="120" w:type="dxa"/>
-              <w:end w:w="160" w:type="dxa"/>
-            </w:tcMar>
-            <w:tcBorders>
-              <w:top w:val="single" w:sz="4" w:color="D7E1E4"/>
-              <w:left w:val="single" w:sz="4" w:color="D7E1E4"/>
-              <w:bottom w:val="single" w:sz="4" w:color="D7E1E4"/>
-              <w:right w:val="single" w:sz="4" w:color="D7E1E4"/>
-            </w:tcBorders>
           </w:tcPr>
           <w:p>
-            <w:pPr>
-              <w:spacing w:after="0" w:line="240" w:lineRule="auto"/>
-              <w:jc w:val="left"/>
-            </w:pPr>
+            <w:r/>
             <w:r>
               <w:rPr>
-                <w:rFonts w:ascii="Calibri" w:hAnsi="Calibri"/>
-                <w:b/>
-                <w:color w:val="263238"/>
+                <w:b w:val="0"/>
                 <w:sz w:val="18"/>
               </w:rPr>
-            </w:r>
-            <w:r>
-              <w:rPr>
-                <w:rFonts w:ascii="Calibri" w:hAnsi="Calibri"/>
-                <w:b/>
-                <w:color w:val="263238"/>
-                <w:sz w:val="18"/>
-              </w:rPr>
-              <w:t>EDAD_CONDUCTOR</w:t>
+              <w:t>RANGO_HORA</w:t>
             </w:r>
           </w:p>
         </w:tc>
         <w:tc>
           <w:tcPr>
-            <w:tcW w:type="dxa" w:w="1680"/>
+            <w:tcW w:type="dxa" w:w="4968"/>
             <w:vAlign w:val="center"/>
-            <w:shd w:fill="F8FBFA"/>
-            <w:tcMar>
-              <w:top w:w="120" w:type="dxa"/>
-              <w:start w:w="160" w:type="dxa"/>
-              <w:bottom w:w="120" w:type="dxa"/>
-              <w:end w:w="160" w:type="dxa"/>
-            </w:tcMar>
-            <w:tcBorders>
-              <w:top w:val="single" w:sz="4" w:color="D7E1E4"/>
-              <w:left w:val="single" w:sz="4" w:color="D7E1E4"/>
-              <w:bottom w:val="single" w:sz="4" w:color="D7E1E4"/>
-              <w:right w:val="single" w:sz="4" w:color="D7E1E4"/>
-            </w:tcBorders>
           </w:tcPr>
           <w:p>
-            <w:pPr>
-              <w:spacing w:after="0" w:line="240" w:lineRule="auto"/>
-              <w:jc w:val="center"/>
-            </w:pPr>
+            <w:r/>
             <w:r>
               <w:rPr>
-                <w:rFonts w:ascii="Calibri" w:hAnsi="Calibri"/>
                 <w:b w:val="0"/>
-                <w:color w:val="263238"/>
                 <w:sz w:val="18"/>
               </w:rPr>
-            </w:r>
-            <w:r>
-              <w:rPr>
-                <w:rFonts w:ascii="Calibri" w:hAnsi="Calibri"/>
-                <w:b w:val="0"/>
-                <w:color w:val="263238"/>
-                <w:sz w:val="18"/>
-              </w:rPr>
-              <w:t>37.79</w:t>
-            </w:r>
-          </w:p>
-        </w:tc>
-        <w:tc>
-          <w:tcPr>
-            <w:tcW w:type="dxa" w:w="1680"/>
-            <w:vAlign w:val="center"/>
-            <w:shd w:fill="F8FBFA"/>
-            <w:tcMar>
-              <w:top w:w="120" w:type="dxa"/>
-              <w:start w:w="160" w:type="dxa"/>
-              <w:bottom w:w="120" w:type="dxa"/>
-              <w:end w:w="160" w:type="dxa"/>
-            </w:tcMar>
-            <w:tcBorders>
-              <w:top w:val="single" w:sz="4" w:color="D7E1E4"/>
-              <w:left w:val="single" w:sz="4" w:color="D7E1E4"/>
-              <w:bottom w:val="single" w:sz="4" w:color="D7E1E4"/>
-              <w:right w:val="single" w:sz="4" w:color="D7E1E4"/>
-            </w:tcBorders>
-          </w:tcPr>
-          <w:p>
-            <w:pPr>
-              <w:spacing w:after="0" w:line="240" w:lineRule="auto"/>
-              <w:jc w:val="center"/>
-            </w:pPr>
-            <w:r>
-              <w:rPr>
-                <w:rFonts w:ascii="Calibri" w:hAnsi="Calibri"/>
-                <w:b w:val="0"/>
-                <w:color w:val="263238"/>
-                <w:sz w:val="18"/>
-              </w:rPr>
-            </w:r>
-            <w:r>
-              <w:rPr>
-                <w:rFonts w:ascii="Calibri" w:hAnsi="Calibri"/>
-                <w:b w:val="0"/>
-                <w:color w:val="263238"/>
-                <w:sz w:val="18"/>
-              </w:rPr>
-              <w:t>35.00</w:t>
-            </w:r>
-          </w:p>
-        </w:tc>
-        <w:tc>
-          <w:tcPr>
-            <w:tcW w:type="dxa" w:w="1680"/>
-            <w:vAlign w:val="center"/>
-            <w:shd w:fill="F8FBFA"/>
-            <w:tcMar>
-              <w:top w:w="120" w:type="dxa"/>
-              <w:start w:w="160" w:type="dxa"/>
-              <w:bottom w:w="120" w:type="dxa"/>
-              <w:end w:w="160" w:type="dxa"/>
-            </w:tcMar>
-            <w:tcBorders>
-              <w:top w:val="single" w:sz="4" w:color="D7E1E4"/>
-              <w:left w:val="single" w:sz="4" w:color="D7E1E4"/>
-              <w:bottom w:val="single" w:sz="4" w:color="D7E1E4"/>
-              <w:right w:val="single" w:sz="4" w:color="D7E1E4"/>
-            </w:tcBorders>
-          </w:tcPr>
-          <w:p>
-            <w:pPr>
-              <w:spacing w:after="0" w:line="240" w:lineRule="auto"/>
-              <w:jc w:val="center"/>
-            </w:pPr>
-            <w:r>
-              <w:rPr>
-                <w:rFonts w:ascii="Calibri" w:hAnsi="Calibri"/>
-                <w:b w:val="0"/>
-                <w:color w:val="263238"/>
-                <w:sz w:val="18"/>
-              </w:rPr>
-            </w:r>
-            <w:r>
-              <w:rPr>
-                <w:rFonts w:ascii="Calibri" w:hAnsi="Calibri"/>
-                <w:b w:val="0"/>
-                <w:color w:val="263238"/>
-                <w:sz w:val="18"/>
-              </w:rPr>
-              <w:t>14.67</w:t>
-            </w:r>
-          </w:p>
-        </w:tc>
-        <w:tc>
-          <w:tcPr>
-            <w:tcW w:type="dxa" w:w="1680"/>
-            <w:vAlign w:val="center"/>
-            <w:shd w:fill="F8FBFA"/>
-            <w:tcMar>
-              <w:top w:w="120" w:type="dxa"/>
-              <w:start w:w="160" w:type="dxa"/>
-              <w:bottom w:w="120" w:type="dxa"/>
-              <w:end w:w="160" w:type="dxa"/>
-            </w:tcMar>
-            <w:tcBorders>
-              <w:top w:val="single" w:sz="4" w:color="D7E1E4"/>
-              <w:left w:val="single" w:sz="4" w:color="D7E1E4"/>
-              <w:bottom w:val="single" w:sz="4" w:color="D7E1E4"/>
-              <w:right w:val="single" w:sz="4" w:color="D7E1E4"/>
-            </w:tcBorders>
-          </w:tcPr>
-          <w:p>
-            <w:pPr>
-              <w:spacing w:after="0" w:line="240" w:lineRule="auto"/>
-              <w:jc w:val="center"/>
-            </w:pPr>
-            <w:r>
-              <w:rPr>
-                <w:rFonts w:ascii="Calibri" w:hAnsi="Calibri"/>
-                <w:b w:val="0"/>
-                <w:color w:val="263238"/>
-                <w:sz w:val="18"/>
-              </w:rPr>
-            </w:r>
-            <w:r>
-              <w:rPr>
-                <w:rFonts w:ascii="Calibri" w:hAnsi="Calibri"/>
-                <w:b w:val="0"/>
-                <w:color w:val="263238"/>
-                <w:sz w:val="18"/>
-              </w:rPr>
-              <w:t>12</w:t>
-            </w:r>
-          </w:p>
-        </w:tc>
-        <w:tc>
-          <w:tcPr>
-            <w:tcW w:type="dxa" w:w="1680"/>
-            <w:vAlign w:val="center"/>
-            <w:shd w:fill="F8FBFA"/>
-            <w:tcMar>
-              <w:top w:w="120" w:type="dxa"/>
-              <w:start w:w="160" w:type="dxa"/>
-              <w:bottom w:w="120" w:type="dxa"/>
-              <w:end w:w="160" w:type="dxa"/>
-            </w:tcMar>
-            <w:tcBorders>
-              <w:top w:val="single" w:sz="4" w:color="D7E1E4"/>
-              <w:left w:val="single" w:sz="4" w:color="D7E1E4"/>
-              <w:bottom w:val="single" w:sz="4" w:color="D7E1E4"/>
-              <w:right w:val="single" w:sz="4" w:color="D7E1E4"/>
-            </w:tcBorders>
-          </w:tcPr>
-          <w:p>
-            <w:pPr>
-              <w:spacing w:after="0" w:line="240" w:lineRule="auto"/>
-              <w:jc w:val="center"/>
-            </w:pPr>
-            <w:r>
-              <w:rPr>
-                <w:rFonts w:ascii="Calibri" w:hAnsi="Calibri"/>
-                <w:b w:val="0"/>
-                <w:color w:val="263238"/>
-                <w:sz w:val="18"/>
-              </w:rPr>
-            </w:r>
-            <w:r>
-              <w:rPr>
-                <w:rFonts w:ascii="Calibri" w:hAnsi="Calibri"/>
-                <w:b w:val="0"/>
-                <w:color w:val="263238"/>
-                <w:sz w:val="18"/>
-              </w:rPr>
-              <w:t>98</w:t>
-            </w:r>
-          </w:p>
-        </w:tc>
-      </w:tr>
-    </w:tbl>
-    <w:p>
-      <w:pPr>
-        <w:spacing w:after="140" w:lineRule="auto" w:line="259"/>
-        <w:ind w:firstLine="0"/>
-      </w:pPr>
-    </w:p>
-    <w:p>
-      <w:pPr>
-        <w:spacing w:after="140" w:lineRule="auto" w:line="259"/>
-        <w:ind w:firstLine="0"/>
-      </w:pPr>
-      <w:r>
-        <w:rPr>
-          <w:rFonts w:ascii="Calibri" w:hAnsi="Calibri"/>
-          <w:color w:val="263238"/>
-          <w:sz w:val="21"/>
-        </w:rPr>
-        <w:t xml:space="preserve">También identifique que el </w:t>
-      </w:r>
-      <w:r>
-        <w:rPr>
-          <w:rFonts w:ascii="Calibri" w:hAnsi="Calibri"/>
-          <w:b/>
-          <w:color w:val="263238"/>
-          <w:sz w:val="21"/>
-        </w:rPr>
-        <w:t>16.99%</w:t>
-      </w:r>
-      <w:r>
-        <w:rPr>
-          <w:rFonts w:ascii="Calibri" w:hAnsi="Calibri"/>
-          <w:color w:val="263238"/>
-          <w:sz w:val="21"/>
-        </w:rPr>
-        <w:t xml:space="preserve"> de los accidentes fueron clasificados como graves, considerando la presencia de personas heridas o fallecidas.</w:t>
-      </w:r>
-    </w:p>
-    <w:p>
-      <w:pPr>
-        <w:spacing w:after="140" w:lineRule="auto" w:line="259"/>
-        <w:ind w:firstLine="0"/>
-      </w:pPr>
-      <w:r>
-        <w:rPr>
-          <w:rFonts w:ascii="Calibri" w:hAnsi="Calibri"/>
-          <w:color w:val="263238"/>
-          <w:sz w:val="21"/>
-        </w:rPr>
-        <w:t>La distribución anual muestra un crecimiento importante despues de 2020. Los accidentes por año fueron:</w:t>
-      </w:r>
-    </w:p>
-    <w:tbl>
-      <w:tblPr>
-        <w:tblStyle w:val="TableGrid"/>
-        <w:tblW w:type="auto" w:w="0"/>
-        <w:jc w:val="center"/>
-        <w:tblLayout w:type="fixed"/>
-        <w:tblLook w:firstColumn="1" w:firstRow="1" w:lastColumn="0" w:lastRow="0" w:noHBand="0" w:noVBand="1" w:val="04A0"/>
-      </w:tblPr>
-      <w:tblGrid>
-        <w:gridCol w:w="2016"/>
-        <w:gridCol w:w="2232"/>
-      </w:tblGrid>
-      <w:tr>
-        <w:tc>
-          <w:tcPr>
-            <w:tcW w:type="dxa" w:w="5040"/>
-            <w:vAlign w:val="center"/>
-            <w:shd w:fill="173B4F"/>
-            <w:tcMar>
-              <w:top w:w="120" w:type="dxa"/>
-              <w:start w:w="160" w:type="dxa"/>
-              <w:bottom w:w="120" w:type="dxa"/>
-              <w:end w:w="160" w:type="dxa"/>
-            </w:tcMar>
-            <w:tcBorders>
-              <w:top w:val="single" w:sz="4" w:color="D7E1E4"/>
-              <w:left w:val="single" w:sz="4" w:color="D7E1E4"/>
-              <w:bottom w:val="single" w:sz="4" w:color="D7E1E4"/>
-              <w:right w:val="single" w:sz="4" w:color="D7E1E4"/>
-            </w:tcBorders>
-          </w:tcPr>
-          <w:p>
-            <w:pPr>
-              <w:spacing w:after="0" w:line="240" w:lineRule="auto"/>
-              <w:jc w:val="left"/>
-            </w:pPr>
-            <w:r>
-              <w:rPr>
-                <w:rFonts w:ascii="Calibri" w:hAnsi="Calibri"/>
-                <w:b/>
-                <w:color w:val="FFFFFF"/>
-                <w:sz w:val="18"/>
-              </w:rPr>
-            </w:r>
-            <w:r>
-              <w:rPr>
-                <w:rFonts w:ascii="Calibri" w:hAnsi="Calibri"/>
-                <w:b/>
-                <w:color w:val="FFFFFF"/>
-                <w:sz w:val="18"/>
-              </w:rPr>
-              <w:t>Año</w:t>
-            </w:r>
-          </w:p>
-        </w:tc>
-        <w:tc>
-          <w:tcPr>
-            <w:tcW w:type="dxa" w:w="5040"/>
-            <w:vAlign w:val="center"/>
-            <w:shd w:fill="173B4F"/>
-            <w:tcMar>
-              <w:top w:w="120" w:type="dxa"/>
-              <w:start w:w="160" w:type="dxa"/>
-              <w:bottom w:w="120" w:type="dxa"/>
-              <w:end w:w="160" w:type="dxa"/>
-            </w:tcMar>
-            <w:tcBorders>
-              <w:top w:val="single" w:sz="4" w:color="D7E1E4"/>
-              <w:left w:val="single" w:sz="4" w:color="D7E1E4"/>
-              <w:bottom w:val="single" w:sz="4" w:color="D7E1E4"/>
-              <w:right w:val="single" w:sz="4" w:color="D7E1E4"/>
-            </w:tcBorders>
-          </w:tcPr>
-          <w:p>
-            <w:pPr>
-              <w:spacing w:after="0" w:line="240" w:lineRule="auto"/>
-              <w:jc w:val="center"/>
-            </w:pPr>
-            <w:r>
-              <w:rPr>
-                <w:rFonts w:ascii="Calibri" w:hAnsi="Calibri"/>
-                <w:b/>
-                <w:color w:val="FFFFFF"/>
-                <w:sz w:val="18"/>
-              </w:rPr>
-            </w:r>
-            <w:r>
-              <w:rPr>
-                <w:rFonts w:ascii="Calibri" w:hAnsi="Calibri"/>
-                <w:b/>
-                <w:color w:val="FFFFFF"/>
-                <w:sz w:val="18"/>
-              </w:rPr>
-              <w:t>Accidentes</w:t>
+              <w:t>Madrugada, Manana, Tarde o Noche.</w:t>
             </w:r>
           </w:p>
         </w:tc>
@@ -3671,4965 +718,116 @@
       <w:tr>
         <w:tc>
           <w:tcPr>
-            <w:tcW w:type="dxa" w:w="5040"/>
+            <w:tcW w:type="dxa" w:w="4968"/>
             <w:vAlign w:val="center"/>
-            <w:tcMar>
-              <w:top w:w="120" w:type="dxa"/>
-              <w:start w:w="160" w:type="dxa"/>
-              <w:bottom w:w="120" w:type="dxa"/>
-              <w:end w:w="160" w:type="dxa"/>
-            </w:tcMar>
-            <w:tcBorders>
-              <w:top w:val="single" w:sz="4" w:color="D7E1E4"/>
-              <w:left w:val="single" w:sz="4" w:color="D7E1E4"/>
-              <w:bottom w:val="single" w:sz="4" w:color="D7E1E4"/>
-              <w:right w:val="single" w:sz="4" w:color="D7E1E4"/>
-            </w:tcBorders>
-            <w:shd w:fill="FFFFFF"/>
           </w:tcPr>
           <w:p>
-            <w:pPr>
-              <w:spacing w:after="0" w:line="240" w:lineRule="auto"/>
-              <w:jc w:val="left"/>
-            </w:pPr>
+            <w:r/>
             <w:r>
               <w:rPr>
-                <w:rFonts w:ascii="Calibri" w:hAnsi="Calibri"/>
-                <w:b/>
-                <w:color w:val="263238"/>
+                <w:b w:val="0"/>
                 <w:sz w:val="18"/>
               </w:rPr>
-            </w:r>
-            <w:r>
-              <w:rPr>
-                <w:rFonts w:ascii="Calibri" w:hAnsi="Calibri"/>
-                <w:b/>
-                <w:color w:val="263238"/>
-                <w:sz w:val="18"/>
-              </w:rPr>
-              <w:t>2015</w:t>
+              <w:t>INVOLUCRA_MOTO / INVOLUCRA_BICI</w:t>
             </w:r>
           </w:p>
         </w:tc>
         <w:tc>
           <w:tcPr>
-            <w:tcW w:type="dxa" w:w="5040"/>
+            <w:tcW w:type="dxa" w:w="4968"/>
             <w:vAlign w:val="center"/>
-            <w:tcMar>
-              <w:top w:w="120" w:type="dxa"/>
-              <w:start w:w="160" w:type="dxa"/>
-              <w:bottom w:w="120" w:type="dxa"/>
-              <w:end w:w="160" w:type="dxa"/>
-            </w:tcMar>
-            <w:tcBorders>
-              <w:top w:val="single" w:sz="4" w:color="D7E1E4"/>
-              <w:left w:val="single" w:sz="4" w:color="D7E1E4"/>
-              <w:bottom w:val="single" w:sz="4" w:color="D7E1E4"/>
-              <w:right w:val="single" w:sz="4" w:color="D7E1E4"/>
-            </w:tcBorders>
-            <w:shd w:fill="FFFFFF"/>
           </w:tcPr>
           <w:p>
-            <w:pPr>
-              <w:spacing w:after="0" w:line="240" w:lineRule="auto"/>
-              <w:jc w:val="center"/>
-            </w:pPr>
+            <w:r/>
             <w:r>
               <w:rPr>
-                <w:rFonts w:ascii="Calibri" w:hAnsi="Calibri"/>
                 <w:b w:val="0"/>
-                <w:color w:val="263238"/>
                 <w:sz w:val="18"/>
               </w:rPr>
-            </w:r>
-            <w:r>
-              <w:rPr>
-                <w:rFonts w:ascii="Calibri" w:hAnsi="Calibri"/>
-                <w:b w:val="0"/>
-                <w:color w:val="263238"/>
-                <w:sz w:val="18"/>
-              </w:rPr>
-              <w:t>11,960</w:t>
-            </w:r>
-          </w:p>
-        </w:tc>
-      </w:tr>
-      <w:tr>
-        <w:tc>
-          <w:tcPr>
-            <w:tcW w:type="dxa" w:w="5040"/>
-            <w:vAlign w:val="center"/>
-            <w:shd w:fill="F8FBFA"/>
-            <w:tcMar>
-              <w:top w:w="120" w:type="dxa"/>
-              <w:start w:w="160" w:type="dxa"/>
-              <w:bottom w:w="120" w:type="dxa"/>
-              <w:end w:w="160" w:type="dxa"/>
-            </w:tcMar>
-            <w:tcBorders>
-              <w:top w:val="single" w:sz="4" w:color="D7E1E4"/>
-              <w:left w:val="single" w:sz="4" w:color="D7E1E4"/>
-              <w:bottom w:val="single" w:sz="4" w:color="D7E1E4"/>
-              <w:right w:val="single" w:sz="4" w:color="D7E1E4"/>
-            </w:tcBorders>
-          </w:tcPr>
-          <w:p>
-            <w:pPr>
-              <w:spacing w:after="0" w:line="240" w:lineRule="auto"/>
-              <w:jc w:val="left"/>
-            </w:pPr>
-            <w:r>
-              <w:rPr>
-                <w:rFonts w:ascii="Calibri" w:hAnsi="Calibri"/>
-                <w:b/>
-                <w:color w:val="263238"/>
-                <w:sz w:val="18"/>
-              </w:rPr>
-            </w:r>
-            <w:r>
-              <w:rPr>
-                <w:rFonts w:ascii="Calibri" w:hAnsi="Calibri"/>
-                <w:b/>
-                <w:color w:val="263238"/>
-                <w:sz w:val="18"/>
-              </w:rPr>
-              <w:t>2016</w:t>
-            </w:r>
-          </w:p>
-        </w:tc>
-        <w:tc>
-          <w:tcPr>
-            <w:tcW w:type="dxa" w:w="5040"/>
-            <w:vAlign w:val="center"/>
-            <w:shd w:fill="F8FBFA"/>
-            <w:tcMar>
-              <w:top w:w="120" w:type="dxa"/>
-              <w:start w:w="160" w:type="dxa"/>
-              <w:bottom w:w="120" w:type="dxa"/>
-              <w:end w:w="160" w:type="dxa"/>
-            </w:tcMar>
-            <w:tcBorders>
-              <w:top w:val="single" w:sz="4" w:color="D7E1E4"/>
-              <w:left w:val="single" w:sz="4" w:color="D7E1E4"/>
-              <w:bottom w:val="single" w:sz="4" w:color="D7E1E4"/>
-              <w:right w:val="single" w:sz="4" w:color="D7E1E4"/>
-            </w:tcBorders>
-          </w:tcPr>
-          <w:p>
-            <w:pPr>
-              <w:spacing w:after="0" w:line="240" w:lineRule="auto"/>
-              <w:jc w:val="center"/>
-            </w:pPr>
-            <w:r>
-              <w:rPr>
-                <w:rFonts w:ascii="Calibri" w:hAnsi="Calibri"/>
-                <w:b w:val="0"/>
-                <w:color w:val="263238"/>
-                <w:sz w:val="18"/>
-              </w:rPr>
-            </w:r>
-            <w:r>
-              <w:rPr>
-                <w:rFonts w:ascii="Calibri" w:hAnsi="Calibri"/>
-                <w:b w:val="0"/>
-                <w:color w:val="263238"/>
-                <w:sz w:val="18"/>
-              </w:rPr>
-              <w:t>13,145</w:t>
-            </w:r>
-          </w:p>
-        </w:tc>
-      </w:tr>
-      <w:tr>
-        <w:tc>
-          <w:tcPr>
-            <w:tcW w:type="dxa" w:w="5040"/>
-            <w:vAlign w:val="center"/>
-            <w:tcMar>
-              <w:top w:w="120" w:type="dxa"/>
-              <w:start w:w="160" w:type="dxa"/>
-              <w:bottom w:w="120" w:type="dxa"/>
-              <w:end w:w="160" w:type="dxa"/>
-            </w:tcMar>
-            <w:tcBorders>
-              <w:top w:val="single" w:sz="4" w:color="D7E1E4"/>
-              <w:left w:val="single" w:sz="4" w:color="D7E1E4"/>
-              <w:bottom w:val="single" w:sz="4" w:color="D7E1E4"/>
-              <w:right w:val="single" w:sz="4" w:color="D7E1E4"/>
-            </w:tcBorders>
-            <w:shd w:fill="FFFFFF"/>
-          </w:tcPr>
-          <w:p>
-            <w:pPr>
-              <w:spacing w:after="0" w:line="240" w:lineRule="auto"/>
-              <w:jc w:val="left"/>
-            </w:pPr>
-            <w:r>
-              <w:rPr>
-                <w:rFonts w:ascii="Calibri" w:hAnsi="Calibri"/>
-                <w:b/>
-                <w:color w:val="263238"/>
-                <w:sz w:val="18"/>
-              </w:rPr>
-            </w:r>
-            <w:r>
-              <w:rPr>
-                <w:rFonts w:ascii="Calibri" w:hAnsi="Calibri"/>
-                <w:b/>
-                <w:color w:val="263238"/>
-                <w:sz w:val="18"/>
-              </w:rPr>
-              <w:t>2017</w:t>
-            </w:r>
-          </w:p>
-        </w:tc>
-        <w:tc>
-          <w:tcPr>
-            <w:tcW w:type="dxa" w:w="5040"/>
-            <w:vAlign w:val="center"/>
-            <w:tcMar>
-              <w:top w:w="120" w:type="dxa"/>
-              <w:start w:w="160" w:type="dxa"/>
-              <w:bottom w:w="120" w:type="dxa"/>
-              <w:end w:w="160" w:type="dxa"/>
-            </w:tcMar>
-            <w:tcBorders>
-              <w:top w:val="single" w:sz="4" w:color="D7E1E4"/>
-              <w:left w:val="single" w:sz="4" w:color="D7E1E4"/>
-              <w:bottom w:val="single" w:sz="4" w:color="D7E1E4"/>
-              <w:right w:val="single" w:sz="4" w:color="D7E1E4"/>
-            </w:tcBorders>
-            <w:shd w:fill="FFFFFF"/>
-          </w:tcPr>
-          <w:p>
-            <w:pPr>
-              <w:spacing w:after="0" w:line="240" w:lineRule="auto"/>
-              <w:jc w:val="center"/>
-            </w:pPr>
-            <w:r>
-              <w:rPr>
-                <w:rFonts w:ascii="Calibri" w:hAnsi="Calibri"/>
-                <w:b w:val="0"/>
-                <w:color w:val="263238"/>
-                <w:sz w:val="18"/>
-              </w:rPr>
-            </w:r>
-            <w:r>
-              <w:rPr>
-                <w:rFonts w:ascii="Calibri" w:hAnsi="Calibri"/>
-                <w:b w:val="0"/>
-                <w:color w:val="263238"/>
-                <w:sz w:val="18"/>
-              </w:rPr>
-              <w:t>15,927</w:t>
-            </w:r>
-          </w:p>
-        </w:tc>
-      </w:tr>
-      <w:tr>
-        <w:tc>
-          <w:tcPr>
-            <w:tcW w:type="dxa" w:w="5040"/>
-            <w:vAlign w:val="center"/>
-            <w:shd w:fill="F8FBFA"/>
-            <w:tcMar>
-              <w:top w:w="120" w:type="dxa"/>
-              <w:start w:w="160" w:type="dxa"/>
-              <w:bottom w:w="120" w:type="dxa"/>
-              <w:end w:w="160" w:type="dxa"/>
-            </w:tcMar>
-            <w:tcBorders>
-              <w:top w:val="single" w:sz="4" w:color="D7E1E4"/>
-              <w:left w:val="single" w:sz="4" w:color="D7E1E4"/>
-              <w:bottom w:val="single" w:sz="4" w:color="D7E1E4"/>
-              <w:right w:val="single" w:sz="4" w:color="D7E1E4"/>
-            </w:tcBorders>
-          </w:tcPr>
-          <w:p>
-            <w:pPr>
-              <w:spacing w:after="0" w:line="240" w:lineRule="auto"/>
-              <w:jc w:val="left"/>
-            </w:pPr>
-            <w:r>
-              <w:rPr>
-                <w:rFonts w:ascii="Calibri" w:hAnsi="Calibri"/>
-                <w:b/>
-                <w:color w:val="263238"/>
-                <w:sz w:val="18"/>
-              </w:rPr>
-            </w:r>
-            <w:r>
-              <w:rPr>
-                <w:rFonts w:ascii="Calibri" w:hAnsi="Calibri"/>
-                <w:b/>
-                <w:color w:val="263238"/>
-                <w:sz w:val="18"/>
-              </w:rPr>
-              <w:t>2018</w:t>
-            </w:r>
-          </w:p>
-        </w:tc>
-        <w:tc>
-          <w:tcPr>
-            <w:tcW w:type="dxa" w:w="5040"/>
-            <w:vAlign w:val="center"/>
-            <w:shd w:fill="F8FBFA"/>
-            <w:tcMar>
-              <w:top w:w="120" w:type="dxa"/>
-              <w:start w:w="160" w:type="dxa"/>
-              <w:bottom w:w="120" w:type="dxa"/>
-              <w:end w:w="160" w:type="dxa"/>
-            </w:tcMar>
-            <w:tcBorders>
-              <w:top w:val="single" w:sz="4" w:color="D7E1E4"/>
-              <w:left w:val="single" w:sz="4" w:color="D7E1E4"/>
-              <w:bottom w:val="single" w:sz="4" w:color="D7E1E4"/>
-              <w:right w:val="single" w:sz="4" w:color="D7E1E4"/>
-            </w:tcBorders>
-          </w:tcPr>
-          <w:p>
-            <w:pPr>
-              <w:spacing w:after="0" w:line="240" w:lineRule="auto"/>
-              <w:jc w:val="center"/>
-            </w:pPr>
-            <w:r>
-              <w:rPr>
-                <w:rFonts w:ascii="Calibri" w:hAnsi="Calibri"/>
-                <w:b w:val="0"/>
-                <w:color w:val="263238"/>
-                <w:sz w:val="18"/>
-              </w:rPr>
-            </w:r>
-            <w:r>
-              <w:rPr>
-                <w:rFonts w:ascii="Calibri" w:hAnsi="Calibri"/>
-                <w:b w:val="0"/>
-                <w:color w:val="263238"/>
-                <w:sz w:val="18"/>
-              </w:rPr>
-              <w:t>15,938</w:t>
-            </w:r>
-          </w:p>
-        </w:tc>
-      </w:tr>
-      <w:tr>
-        <w:tc>
-          <w:tcPr>
-            <w:tcW w:type="dxa" w:w="5040"/>
-            <w:vAlign w:val="center"/>
-            <w:tcMar>
-              <w:top w:w="120" w:type="dxa"/>
-              <w:start w:w="160" w:type="dxa"/>
-              <w:bottom w:w="120" w:type="dxa"/>
-              <w:end w:w="160" w:type="dxa"/>
-            </w:tcMar>
-            <w:tcBorders>
-              <w:top w:val="single" w:sz="4" w:color="D7E1E4"/>
-              <w:left w:val="single" w:sz="4" w:color="D7E1E4"/>
-              <w:bottom w:val="single" w:sz="4" w:color="D7E1E4"/>
-              <w:right w:val="single" w:sz="4" w:color="D7E1E4"/>
-            </w:tcBorders>
-            <w:shd w:fill="FFFFFF"/>
-          </w:tcPr>
-          <w:p>
-            <w:pPr>
-              <w:spacing w:after="0" w:line="240" w:lineRule="auto"/>
-              <w:jc w:val="left"/>
-            </w:pPr>
-            <w:r>
-              <w:rPr>
-                <w:rFonts w:ascii="Calibri" w:hAnsi="Calibri"/>
-                <w:b/>
-                <w:color w:val="263238"/>
-                <w:sz w:val="18"/>
-              </w:rPr>
-            </w:r>
-            <w:r>
-              <w:rPr>
-                <w:rFonts w:ascii="Calibri" w:hAnsi="Calibri"/>
-                <w:b/>
-                <w:color w:val="263238"/>
-                <w:sz w:val="18"/>
-              </w:rPr>
-              <w:t>2019</w:t>
-            </w:r>
-          </w:p>
-        </w:tc>
-        <w:tc>
-          <w:tcPr>
-            <w:tcW w:type="dxa" w:w="5040"/>
-            <w:vAlign w:val="center"/>
-            <w:tcMar>
-              <w:top w:w="120" w:type="dxa"/>
-              <w:start w:w="160" w:type="dxa"/>
-              <w:bottom w:w="120" w:type="dxa"/>
-              <w:end w:w="160" w:type="dxa"/>
-            </w:tcMar>
-            <w:tcBorders>
-              <w:top w:val="single" w:sz="4" w:color="D7E1E4"/>
-              <w:left w:val="single" w:sz="4" w:color="D7E1E4"/>
-              <w:bottom w:val="single" w:sz="4" w:color="D7E1E4"/>
-              <w:right w:val="single" w:sz="4" w:color="D7E1E4"/>
-            </w:tcBorders>
-            <w:shd w:fill="FFFFFF"/>
-          </w:tcPr>
-          <w:p>
-            <w:pPr>
-              <w:spacing w:after="0" w:line="240" w:lineRule="auto"/>
-              <w:jc w:val="center"/>
-            </w:pPr>
-            <w:r>
-              <w:rPr>
-                <w:rFonts w:ascii="Calibri" w:hAnsi="Calibri"/>
-                <w:b w:val="0"/>
-                <w:color w:val="263238"/>
-                <w:sz w:val="18"/>
-              </w:rPr>
-            </w:r>
-            <w:r>
-              <w:rPr>
-                <w:rFonts w:ascii="Calibri" w:hAnsi="Calibri"/>
-                <w:b w:val="0"/>
-                <w:color w:val="263238"/>
-                <w:sz w:val="18"/>
-              </w:rPr>
-              <w:t>16,624</w:t>
-            </w:r>
-          </w:p>
-        </w:tc>
-      </w:tr>
-      <w:tr>
-        <w:tc>
-          <w:tcPr>
-            <w:tcW w:type="dxa" w:w="5040"/>
-            <w:vAlign w:val="center"/>
-            <w:shd w:fill="F8FBFA"/>
-            <w:tcMar>
-              <w:top w:w="120" w:type="dxa"/>
-              <w:start w:w="160" w:type="dxa"/>
-              <w:bottom w:w="120" w:type="dxa"/>
-              <w:end w:w="160" w:type="dxa"/>
-            </w:tcMar>
-            <w:tcBorders>
-              <w:top w:val="single" w:sz="4" w:color="D7E1E4"/>
-              <w:left w:val="single" w:sz="4" w:color="D7E1E4"/>
-              <w:bottom w:val="single" w:sz="4" w:color="D7E1E4"/>
-              <w:right w:val="single" w:sz="4" w:color="D7E1E4"/>
-            </w:tcBorders>
-          </w:tcPr>
-          <w:p>
-            <w:pPr>
-              <w:spacing w:after="0" w:line="240" w:lineRule="auto"/>
-              <w:jc w:val="left"/>
-            </w:pPr>
-            <w:r>
-              <w:rPr>
-                <w:rFonts w:ascii="Calibri" w:hAnsi="Calibri"/>
-                <w:b/>
-                <w:color w:val="263238"/>
-                <w:sz w:val="18"/>
-              </w:rPr>
-            </w:r>
-            <w:r>
-              <w:rPr>
-                <w:rFonts w:ascii="Calibri" w:hAnsi="Calibri"/>
-                <w:b/>
-                <w:color w:val="263238"/>
-                <w:sz w:val="18"/>
-              </w:rPr>
-              <w:t>2020</w:t>
-            </w:r>
-          </w:p>
-        </w:tc>
-        <w:tc>
-          <w:tcPr>
-            <w:tcW w:type="dxa" w:w="5040"/>
-            <w:vAlign w:val="center"/>
-            <w:shd w:fill="F8FBFA"/>
-            <w:tcMar>
-              <w:top w:w="120" w:type="dxa"/>
-              <w:start w:w="160" w:type="dxa"/>
-              <w:bottom w:w="120" w:type="dxa"/>
-              <w:end w:w="160" w:type="dxa"/>
-            </w:tcMar>
-            <w:tcBorders>
-              <w:top w:val="single" w:sz="4" w:color="D7E1E4"/>
-              <w:left w:val="single" w:sz="4" w:color="D7E1E4"/>
-              <w:bottom w:val="single" w:sz="4" w:color="D7E1E4"/>
-              <w:right w:val="single" w:sz="4" w:color="D7E1E4"/>
-            </w:tcBorders>
-          </w:tcPr>
-          <w:p>
-            <w:pPr>
-              <w:spacing w:after="0" w:line="240" w:lineRule="auto"/>
-              <w:jc w:val="center"/>
-            </w:pPr>
-            <w:r>
-              <w:rPr>
-                <w:rFonts w:ascii="Calibri" w:hAnsi="Calibri"/>
-                <w:b w:val="0"/>
-                <w:color w:val="263238"/>
-                <w:sz w:val="18"/>
-              </w:rPr>
-            </w:r>
-            <w:r>
-              <w:rPr>
-                <w:rFonts w:ascii="Calibri" w:hAnsi="Calibri"/>
-                <w:b w:val="0"/>
-                <w:color w:val="263238"/>
-                <w:sz w:val="18"/>
-              </w:rPr>
-              <w:t>12,893</w:t>
-            </w:r>
-          </w:p>
-        </w:tc>
-      </w:tr>
-      <w:tr>
-        <w:tc>
-          <w:tcPr>
-            <w:tcW w:type="dxa" w:w="5040"/>
-            <w:vAlign w:val="center"/>
-            <w:tcMar>
-              <w:top w:w="120" w:type="dxa"/>
-              <w:start w:w="160" w:type="dxa"/>
-              <w:bottom w:w="120" w:type="dxa"/>
-              <w:end w:w="160" w:type="dxa"/>
-            </w:tcMar>
-            <w:tcBorders>
-              <w:top w:val="single" w:sz="4" w:color="D7E1E4"/>
-              <w:left w:val="single" w:sz="4" w:color="D7E1E4"/>
-              <w:bottom w:val="single" w:sz="4" w:color="D7E1E4"/>
-              <w:right w:val="single" w:sz="4" w:color="D7E1E4"/>
-            </w:tcBorders>
-            <w:shd w:fill="FFFFFF"/>
-          </w:tcPr>
-          <w:p>
-            <w:pPr>
-              <w:spacing w:after="0" w:line="240" w:lineRule="auto"/>
-              <w:jc w:val="left"/>
-            </w:pPr>
-            <w:r>
-              <w:rPr>
-                <w:rFonts w:ascii="Calibri" w:hAnsi="Calibri"/>
-                <w:b/>
-                <w:color w:val="263238"/>
-                <w:sz w:val="18"/>
-              </w:rPr>
-            </w:r>
-            <w:r>
-              <w:rPr>
-                <w:rFonts w:ascii="Calibri" w:hAnsi="Calibri"/>
-                <w:b/>
-                <w:color w:val="263238"/>
-                <w:sz w:val="18"/>
-              </w:rPr>
-              <w:t>2021</w:t>
-            </w:r>
-          </w:p>
-        </w:tc>
-        <w:tc>
-          <w:tcPr>
-            <w:tcW w:type="dxa" w:w="5040"/>
-            <w:vAlign w:val="center"/>
-            <w:tcMar>
-              <w:top w:w="120" w:type="dxa"/>
-              <w:start w:w="160" w:type="dxa"/>
-              <w:bottom w:w="120" w:type="dxa"/>
-              <w:end w:w="160" w:type="dxa"/>
-            </w:tcMar>
-            <w:tcBorders>
-              <w:top w:val="single" w:sz="4" w:color="D7E1E4"/>
-              <w:left w:val="single" w:sz="4" w:color="D7E1E4"/>
-              <w:bottom w:val="single" w:sz="4" w:color="D7E1E4"/>
-              <w:right w:val="single" w:sz="4" w:color="D7E1E4"/>
-            </w:tcBorders>
-            <w:shd w:fill="FFFFFF"/>
-          </w:tcPr>
-          <w:p>
-            <w:pPr>
-              <w:spacing w:after="0" w:line="240" w:lineRule="auto"/>
-              <w:jc w:val="center"/>
-            </w:pPr>
-            <w:r>
-              <w:rPr>
-                <w:rFonts w:ascii="Calibri" w:hAnsi="Calibri"/>
-                <w:b w:val="0"/>
-                <w:color w:val="263238"/>
-                <w:sz w:val="18"/>
-              </w:rPr>
-            </w:r>
-            <w:r>
-              <w:rPr>
-                <w:rFonts w:ascii="Calibri" w:hAnsi="Calibri"/>
-                <w:b w:val="0"/>
-                <w:color w:val="263238"/>
-                <w:sz w:val="18"/>
-              </w:rPr>
-              <w:t>20,743</w:t>
-            </w:r>
-          </w:p>
-        </w:tc>
-      </w:tr>
-      <w:tr>
-        <w:tc>
-          <w:tcPr>
-            <w:tcW w:type="dxa" w:w="5040"/>
-            <w:vAlign w:val="center"/>
-            <w:shd w:fill="F8FBFA"/>
-            <w:tcMar>
-              <w:top w:w="120" w:type="dxa"/>
-              <w:start w:w="160" w:type="dxa"/>
-              <w:bottom w:w="120" w:type="dxa"/>
-              <w:end w:w="160" w:type="dxa"/>
-            </w:tcMar>
-            <w:tcBorders>
-              <w:top w:val="single" w:sz="4" w:color="D7E1E4"/>
-              <w:left w:val="single" w:sz="4" w:color="D7E1E4"/>
-              <w:bottom w:val="single" w:sz="4" w:color="D7E1E4"/>
-              <w:right w:val="single" w:sz="4" w:color="D7E1E4"/>
-            </w:tcBorders>
-          </w:tcPr>
-          <w:p>
-            <w:pPr>
-              <w:spacing w:after="0" w:line="240" w:lineRule="auto"/>
-              <w:jc w:val="left"/>
-            </w:pPr>
-            <w:r>
-              <w:rPr>
-                <w:rFonts w:ascii="Calibri" w:hAnsi="Calibri"/>
-                <w:b/>
-                <w:color w:val="263238"/>
-                <w:sz w:val="18"/>
-              </w:rPr>
-            </w:r>
-            <w:r>
-              <w:rPr>
-                <w:rFonts w:ascii="Calibri" w:hAnsi="Calibri"/>
-                <w:b/>
-                <w:color w:val="263238"/>
-                <w:sz w:val="18"/>
-              </w:rPr>
-              <w:t>2022</w:t>
-            </w:r>
-          </w:p>
-        </w:tc>
-        <w:tc>
-          <w:tcPr>
-            <w:tcW w:type="dxa" w:w="5040"/>
-            <w:vAlign w:val="center"/>
-            <w:shd w:fill="F8FBFA"/>
-            <w:tcMar>
-              <w:top w:w="120" w:type="dxa"/>
-              <w:start w:w="160" w:type="dxa"/>
-              <w:bottom w:w="120" w:type="dxa"/>
-              <w:end w:w="160" w:type="dxa"/>
-            </w:tcMar>
-            <w:tcBorders>
-              <w:top w:val="single" w:sz="4" w:color="D7E1E4"/>
-              <w:left w:val="single" w:sz="4" w:color="D7E1E4"/>
-              <w:bottom w:val="single" w:sz="4" w:color="D7E1E4"/>
-              <w:right w:val="single" w:sz="4" w:color="D7E1E4"/>
-            </w:tcBorders>
-          </w:tcPr>
-          <w:p>
-            <w:pPr>
-              <w:spacing w:after="0" w:line="240" w:lineRule="auto"/>
-              <w:jc w:val="center"/>
-            </w:pPr>
-            <w:r>
-              <w:rPr>
-                <w:rFonts w:ascii="Calibri" w:hAnsi="Calibri"/>
-                <w:b w:val="0"/>
-                <w:color w:val="263238"/>
-                <w:sz w:val="18"/>
-              </w:rPr>
-            </w:r>
-            <w:r>
-              <w:rPr>
-                <w:rFonts w:ascii="Calibri" w:hAnsi="Calibri"/>
-                <w:b w:val="0"/>
-                <w:color w:val="263238"/>
-                <w:sz w:val="18"/>
-              </w:rPr>
-              <w:t>25,325</w:t>
-            </w:r>
-          </w:p>
-        </w:tc>
-      </w:tr>
-      <w:tr>
-        <w:tc>
-          <w:tcPr>
-            <w:tcW w:type="dxa" w:w="5040"/>
-            <w:vAlign w:val="center"/>
-            <w:tcMar>
-              <w:top w:w="120" w:type="dxa"/>
-              <w:start w:w="160" w:type="dxa"/>
-              <w:bottom w:w="120" w:type="dxa"/>
-              <w:end w:w="160" w:type="dxa"/>
-            </w:tcMar>
-            <w:tcBorders>
-              <w:top w:val="single" w:sz="4" w:color="D7E1E4"/>
-              <w:left w:val="single" w:sz="4" w:color="D7E1E4"/>
-              <w:bottom w:val="single" w:sz="4" w:color="D7E1E4"/>
-              <w:right w:val="single" w:sz="4" w:color="D7E1E4"/>
-            </w:tcBorders>
-            <w:shd w:fill="FFFFFF"/>
-          </w:tcPr>
-          <w:p>
-            <w:pPr>
-              <w:spacing w:after="0" w:line="240" w:lineRule="auto"/>
-              <w:jc w:val="left"/>
-            </w:pPr>
-            <w:r>
-              <w:rPr>
-                <w:rFonts w:ascii="Calibri" w:hAnsi="Calibri"/>
-                <w:b/>
-                <w:color w:val="263238"/>
-                <w:sz w:val="18"/>
-              </w:rPr>
-            </w:r>
-            <w:r>
-              <w:rPr>
-                <w:rFonts w:ascii="Calibri" w:hAnsi="Calibri"/>
-                <w:b/>
-                <w:color w:val="263238"/>
-                <w:sz w:val="18"/>
-              </w:rPr>
-              <w:t>2023</w:t>
-            </w:r>
-          </w:p>
-        </w:tc>
-        <w:tc>
-          <w:tcPr>
-            <w:tcW w:type="dxa" w:w="5040"/>
-            <w:vAlign w:val="center"/>
-            <w:tcMar>
-              <w:top w:w="120" w:type="dxa"/>
-              <w:start w:w="160" w:type="dxa"/>
-              <w:bottom w:w="120" w:type="dxa"/>
-              <w:end w:w="160" w:type="dxa"/>
-            </w:tcMar>
-            <w:tcBorders>
-              <w:top w:val="single" w:sz="4" w:color="D7E1E4"/>
-              <w:left w:val="single" w:sz="4" w:color="D7E1E4"/>
-              <w:bottom w:val="single" w:sz="4" w:color="D7E1E4"/>
-              <w:right w:val="single" w:sz="4" w:color="D7E1E4"/>
-            </w:tcBorders>
-            <w:shd w:fill="FFFFFF"/>
-          </w:tcPr>
-          <w:p>
-            <w:pPr>
-              <w:spacing w:after="0" w:line="240" w:lineRule="auto"/>
-              <w:jc w:val="center"/>
-            </w:pPr>
-            <w:r>
-              <w:rPr>
-                <w:rFonts w:ascii="Calibri" w:hAnsi="Calibri"/>
-                <w:b w:val="0"/>
-                <w:color w:val="263238"/>
-                <w:sz w:val="18"/>
-              </w:rPr>
-            </w:r>
-            <w:r>
-              <w:rPr>
-                <w:rFonts w:ascii="Calibri" w:hAnsi="Calibri"/>
-                <w:b w:val="0"/>
-                <w:color w:val="263238"/>
-                <w:sz w:val="18"/>
-              </w:rPr>
-              <w:t>26,557</w:t>
-            </w:r>
-          </w:p>
-        </w:tc>
-      </w:tr>
-      <w:tr>
-        <w:tc>
-          <w:tcPr>
-            <w:tcW w:type="dxa" w:w="5040"/>
-            <w:vAlign w:val="center"/>
-            <w:shd w:fill="F8FBFA"/>
-            <w:tcMar>
-              <w:top w:w="120" w:type="dxa"/>
-              <w:start w:w="160" w:type="dxa"/>
-              <w:bottom w:w="120" w:type="dxa"/>
-              <w:end w:w="160" w:type="dxa"/>
-            </w:tcMar>
-            <w:tcBorders>
-              <w:top w:val="single" w:sz="4" w:color="D7E1E4"/>
-              <w:left w:val="single" w:sz="4" w:color="D7E1E4"/>
-              <w:bottom w:val="single" w:sz="4" w:color="D7E1E4"/>
-              <w:right w:val="single" w:sz="4" w:color="D7E1E4"/>
-            </w:tcBorders>
-          </w:tcPr>
-          <w:p>
-            <w:pPr>
-              <w:spacing w:after="0" w:line="240" w:lineRule="auto"/>
-              <w:jc w:val="left"/>
-            </w:pPr>
-            <w:r>
-              <w:rPr>
-                <w:rFonts w:ascii="Calibri" w:hAnsi="Calibri"/>
-                <w:b/>
-                <w:color w:val="263238"/>
-                <w:sz w:val="18"/>
-              </w:rPr>
-            </w:r>
-            <w:r>
-              <w:rPr>
-                <w:rFonts w:ascii="Calibri" w:hAnsi="Calibri"/>
-                <w:b/>
-                <w:color w:val="263238"/>
-                <w:sz w:val="18"/>
-              </w:rPr>
-              <w:t>2024</w:t>
-            </w:r>
-          </w:p>
-        </w:tc>
-        <w:tc>
-          <w:tcPr>
-            <w:tcW w:type="dxa" w:w="5040"/>
-            <w:vAlign w:val="center"/>
-            <w:shd w:fill="F8FBFA"/>
-            <w:tcMar>
-              <w:top w:w="120" w:type="dxa"/>
-              <w:start w:w="160" w:type="dxa"/>
-              <w:bottom w:w="120" w:type="dxa"/>
-              <w:end w:w="160" w:type="dxa"/>
-            </w:tcMar>
-            <w:tcBorders>
-              <w:top w:val="single" w:sz="4" w:color="D7E1E4"/>
-              <w:left w:val="single" w:sz="4" w:color="D7E1E4"/>
-              <w:bottom w:val="single" w:sz="4" w:color="D7E1E4"/>
-              <w:right w:val="single" w:sz="4" w:color="D7E1E4"/>
-            </w:tcBorders>
-          </w:tcPr>
-          <w:p>
-            <w:pPr>
-              <w:spacing w:after="0" w:line="240" w:lineRule="auto"/>
-              <w:jc w:val="center"/>
-            </w:pPr>
-            <w:r>
-              <w:rPr>
-                <w:rFonts w:ascii="Calibri" w:hAnsi="Calibri"/>
-                <w:b w:val="0"/>
-                <w:color w:val="263238"/>
-                <w:sz w:val="18"/>
-              </w:rPr>
-            </w:r>
-            <w:r>
-              <w:rPr>
-                <w:rFonts w:ascii="Calibri" w:hAnsi="Calibri"/>
-                <w:b w:val="0"/>
-                <w:color w:val="263238"/>
-                <w:sz w:val="18"/>
-              </w:rPr>
-              <w:t>24,799</w:t>
+              <w:t>Indica participacion de motocicleta o bicicleta.</w:t>
             </w:r>
           </w:p>
         </w:tc>
       </w:tr>
     </w:tbl>
-    <w:p>
-      <w:pPr>
-        <w:spacing w:after="140" w:lineRule="auto" w:line="259"/>
-        <w:ind w:firstLine="0"/>
-      </w:pPr>
-    </w:p>
+    <w:p/>
     <w:p>
       <w:pPr>
         <w:pStyle w:val="Heading1"/>
-        <w:pBdr>
-          <w:left w:val="single" w:sz="16" w:space="8" w:color="D9962B"/>
-        </w:pBdr>
       </w:pPr>
       <w:r>
-        <w:rPr>
-          <w:rFonts w:ascii="Calibri Light" w:hAnsi="Calibri Light"/>
-          <w:b/>
-          <w:color w:val="173B4F"/>
-          <w:sz w:val="30"/>
-        </w:rPr>
-        <w:t>3. Visualizaciónes exploratorias e interpretacion</w:t>
+        <w:t>Hallazgos exploratorios principales</w:t>
       </w:r>
     </w:p>
     <w:p>
       <w:pPr>
-        <w:pStyle w:val="Heading2"/>
+        <w:pStyle w:val="ListBullet"/>
       </w:pPr>
       <w:r>
-        <w:rPr>
-          <w:rFonts w:ascii="Calibri" w:hAnsi="Calibri"/>
-          <w:b/>
-          <w:color w:val="26756A"/>
-          <w:sz w:val="24"/>
-        </w:rPr>
-        <w:t>Gráfica 1. Accidentes por año</w:t>
+        <w:t>Hermosillo concentra el mayor volumen de accidentes con 65,252 registros.</w:t>
       </w:r>
     </w:p>
     <w:p>
       <w:pPr>
-        <w:spacing w:after="140" w:lineRule="auto" w:line="259"/>
-        <w:ind w:firstLine="0"/>
+        <w:pStyle w:val="ListBullet"/>
       </w:pPr>
       <w:r>
-        <w:rPr>
-          <w:rFonts w:ascii="Calibri" w:hAnsi="Calibri"/>
-          <w:color w:val="263238"/>
-          <w:sz w:val="21"/>
-        </w:rPr>
-        <w:t xml:space="preserve">Esta gráfica permite ver la evolucion de los accidentes durante el periodo 2015-2024. Observe que los accidentes aumentan gradualmente hasta 2019, bajan en 2020 y despues suben con fuerza en 2021, 2022 y 2023. El año con mas accidentes fue </w:t>
-      </w:r>
-      <w:r>
-        <w:rPr>
-          <w:rFonts w:ascii="Calibri" w:hAnsi="Calibri"/>
-          <w:b/>
-          <w:color w:val="263238"/>
-          <w:sz w:val="21"/>
-        </w:rPr>
-        <w:t>2023</w:t>
-      </w:r>
-      <w:r>
-        <w:rPr>
-          <w:rFonts w:ascii="Calibri" w:hAnsi="Calibri"/>
-          <w:color w:val="263238"/>
-          <w:sz w:val="21"/>
-        </w:rPr>
-        <w:t xml:space="preserve">, con </w:t>
-      </w:r>
-      <w:r>
-        <w:rPr>
-          <w:rFonts w:ascii="Calibri" w:hAnsi="Calibri"/>
-          <w:b/>
-          <w:color w:val="263238"/>
-          <w:sz w:val="21"/>
-        </w:rPr>
-        <w:t>26,557 registros</w:t>
-      </w:r>
-      <w:r>
-        <w:rPr>
-          <w:rFonts w:ascii="Calibri" w:hAnsi="Calibri"/>
-          <w:color w:val="263238"/>
-          <w:sz w:val="21"/>
-        </w:rPr>
-        <w:t>.</w:t>
+        <w:t>Sur y Valle y Frontera tambien presentan alta concentracion de accidentes.</w:t>
       </w:r>
     </w:p>
     <w:p>
       <w:pPr>
-        <w:spacing w:after="140" w:lineRule="auto" w:line="259"/>
-        <w:ind w:firstLine="0"/>
+        <w:pStyle w:val="ListBullet"/>
       </w:pPr>
       <w:r>
-        <w:rPr>
-          <w:rFonts w:ascii="Calibri" w:hAnsi="Calibri"/>
-          <w:color w:val="263238"/>
-          <w:sz w:val="21"/>
-        </w:rPr>
-        <w:t>Esta tendencia me indica que el periodo posterior a 2020 debe analizarse con atención, porque concentra los niveles mas altos del periodo. También muestra que no conviene estudiar un solo año, ya que el comportamiento cambia bastante en el tiempo.</w:t>
+        <w:t>Sierra presenta el porcentaje mas alto de accidentes graves con 24.25%.</w:t>
       </w:r>
     </w:p>
     <w:p>
       <w:pPr>
-        <w:pStyle w:val="Heading2"/>
+        <w:pStyle w:val="ListBullet"/>
       </w:pPr>
       <w:r>
-        <w:rPr>
-          <w:rFonts w:ascii="Calibri" w:hAnsi="Calibri"/>
-          <w:b/>
-          <w:color w:val="26756A"/>
-          <w:sz w:val="24"/>
-        </w:rPr>
-        <w:t>Gráfica 2. Accidentes por región</w:t>
+        <w:t>El tipo de accidente mas comun es la colision con vehiculo automotor.</w:t>
       </w:r>
     </w:p>
     <w:p>
       <w:pPr>
-        <w:spacing w:after="140" w:lineRule="auto" w:line="259"/>
-        <w:ind w:firstLine="0"/>
+        <w:pStyle w:val="ListBullet"/>
       </w:pPr>
       <w:r>
-        <w:rPr>
-          <w:rFonts w:ascii="Calibri" w:hAnsi="Calibri"/>
-          <w:color w:val="263238"/>
-          <w:sz w:val="21"/>
-        </w:rPr>
-        <w:t xml:space="preserve">La gráfica por región muestra que </w:t>
-      </w:r>
-      <w:r>
-        <w:rPr>
-          <w:rFonts w:ascii="Calibri" w:hAnsi="Calibri"/>
-          <w:b/>
-          <w:color w:val="263238"/>
-          <w:sz w:val="21"/>
-        </w:rPr>
-        <w:t>Hermosillo</w:t>
-      </w:r>
-      <w:r>
-        <w:rPr>
-          <w:rFonts w:ascii="Calibri" w:hAnsi="Calibri"/>
-          <w:color w:val="263238"/>
-          <w:sz w:val="21"/>
-        </w:rPr>
-        <w:t xml:space="preserve"> concentra la mayor cantidad de accidentes, con </w:t>
-      </w:r>
-      <w:r>
-        <w:rPr>
-          <w:rFonts w:ascii="Calibri" w:hAnsi="Calibri"/>
-          <w:b/>
-          <w:color w:val="263238"/>
-          <w:sz w:val="21"/>
-        </w:rPr>
-        <w:t>65,252 registros</w:t>
-      </w:r>
-      <w:r>
-        <w:rPr>
-          <w:rFonts w:ascii="Calibri" w:hAnsi="Calibri"/>
-          <w:color w:val="263238"/>
-          <w:sz w:val="21"/>
-        </w:rPr>
-        <w:t xml:space="preserve">. Despues aparecen </w:t>
-      </w:r>
-      <w:r>
-        <w:rPr>
-          <w:rFonts w:ascii="Calibri" w:hAnsi="Calibri"/>
-          <w:b/>
-          <w:color w:val="263238"/>
-          <w:sz w:val="21"/>
-        </w:rPr>
-        <w:t>Sur y Valle</w:t>
-      </w:r>
-      <w:r>
-        <w:rPr>
-          <w:rFonts w:ascii="Calibri" w:hAnsi="Calibri"/>
-          <w:color w:val="263238"/>
-          <w:sz w:val="21"/>
-        </w:rPr>
-        <w:t xml:space="preserve"> con </w:t>
-      </w:r>
-      <w:r>
-        <w:rPr>
-          <w:rFonts w:ascii="Calibri" w:hAnsi="Calibri"/>
-          <w:b/>
-          <w:color w:val="263238"/>
-          <w:sz w:val="21"/>
-        </w:rPr>
-        <w:t>54,154</w:t>
-      </w:r>
-      <w:r>
-        <w:rPr>
-          <w:rFonts w:ascii="Calibri" w:hAnsi="Calibri"/>
-          <w:color w:val="263238"/>
-          <w:sz w:val="21"/>
-        </w:rPr>
-        <w:t xml:space="preserve"> y </w:t>
-      </w:r>
-      <w:r>
-        <w:rPr>
-          <w:rFonts w:ascii="Calibri" w:hAnsi="Calibri"/>
-          <w:b/>
-          <w:color w:val="263238"/>
-          <w:sz w:val="21"/>
-        </w:rPr>
-        <w:t>Frontera</w:t>
-      </w:r>
-      <w:r>
-        <w:rPr>
-          <w:rFonts w:ascii="Calibri" w:hAnsi="Calibri"/>
-          <w:color w:val="263238"/>
-          <w:sz w:val="21"/>
-        </w:rPr>
-        <w:t xml:space="preserve"> con </w:t>
-      </w:r>
-      <w:r>
-        <w:rPr>
-          <w:rFonts w:ascii="Calibri" w:hAnsi="Calibri"/>
-          <w:b/>
-          <w:color w:val="263238"/>
-          <w:sz w:val="21"/>
-        </w:rPr>
-        <w:t>44,264</w:t>
-      </w:r>
-      <w:r>
-        <w:rPr>
-          <w:rFonts w:ascii="Calibri" w:hAnsi="Calibri"/>
-          <w:color w:val="263238"/>
-          <w:sz w:val="21"/>
-        </w:rPr>
-        <w:t>.</w:t>
+        <w:t>La causa probable mas frecuente es Conductor.</w:t>
       </w:r>
     </w:p>
     <w:p>
       <w:pPr>
-        <w:spacing w:after="140" w:lineRule="auto" w:line="259"/>
-        <w:ind w:firstLine="0"/>
+        <w:pStyle w:val="ListBullet"/>
       </w:pPr>
       <w:r>
-        <w:rPr>
-          <w:rFonts w:ascii="Calibri" w:hAnsi="Calibri"/>
-          <w:color w:val="263238"/>
-          <w:sz w:val="21"/>
-        </w:rPr>
-        <w:t>Esto confirma que las regiónes con mayor movilidad urbana, actividad economica o flujo vehicular tienen mas accidentes. Sin embargo, esto no significa automáticamente que sean las regiónes mas graves, por eso también fue necesario analizar el porcentaje de accidentes con victimas.</w:t>
-      </w:r>
-    </w:p>
-    <w:p>
-      <w:pPr>
-        <w:pStyle w:val="Heading2"/>
-      </w:pPr>
-      <w:r>
-        <w:rPr>
-          <w:rFonts w:ascii="Calibri" w:hAnsi="Calibri"/>
-          <w:b/>
-          <w:color w:val="26756A"/>
-          <w:sz w:val="24"/>
-        </w:rPr>
-        <w:t>Gráfica 3. Tipos de accidente mas frecuentes</w:t>
-      </w:r>
-    </w:p>
-    <w:p>
-      <w:pPr>
-        <w:spacing w:after="140" w:lineRule="auto" w:line="259"/>
-        <w:ind w:firstLine="0"/>
-      </w:pPr>
-      <w:r>
-        <w:rPr>
-          <w:rFonts w:ascii="Calibri" w:hAnsi="Calibri"/>
-          <w:color w:val="263238"/>
-          <w:sz w:val="21"/>
-        </w:rPr>
-        <w:t xml:space="preserve">El tipo de accidente mas frecuente fue </w:t>
-      </w:r>
-      <w:r>
-        <w:rPr>
-          <w:rFonts w:ascii="Calibri" w:hAnsi="Calibri"/>
-          <w:b/>
-          <w:color w:val="263238"/>
-          <w:sz w:val="21"/>
-        </w:rPr>
-        <w:t>colisión con vehículo automotor</w:t>
-      </w:r>
-      <w:r>
-        <w:rPr>
-          <w:rFonts w:ascii="Calibri" w:hAnsi="Calibri"/>
-          <w:color w:val="263238"/>
-          <w:sz w:val="21"/>
-        </w:rPr>
-        <w:t xml:space="preserve">, con </w:t>
-      </w:r>
-      <w:r>
-        <w:rPr>
-          <w:rFonts w:ascii="Calibri" w:hAnsi="Calibri"/>
-          <w:b/>
-          <w:color w:val="263238"/>
-          <w:sz w:val="21"/>
-        </w:rPr>
-        <w:t>125,202 casos</w:t>
-      </w:r>
-      <w:r>
-        <w:rPr>
-          <w:rFonts w:ascii="Calibri" w:hAnsi="Calibri"/>
-          <w:color w:val="263238"/>
-          <w:sz w:val="21"/>
-        </w:rPr>
-        <w:t xml:space="preserve">. En segundo lugar aparece la </w:t>
-      </w:r>
-      <w:r>
-        <w:rPr>
-          <w:rFonts w:ascii="Calibri" w:hAnsi="Calibri"/>
-          <w:b/>
-          <w:color w:val="263238"/>
-          <w:sz w:val="21"/>
-        </w:rPr>
-        <w:t>colisión con motocicleta</w:t>
-      </w:r>
-      <w:r>
-        <w:rPr>
-          <w:rFonts w:ascii="Calibri" w:hAnsi="Calibri"/>
-          <w:color w:val="263238"/>
-          <w:sz w:val="21"/>
-        </w:rPr>
-        <w:t xml:space="preserve">, con </w:t>
-      </w:r>
-      <w:r>
-        <w:rPr>
-          <w:rFonts w:ascii="Calibri" w:hAnsi="Calibri"/>
-          <w:b/>
-          <w:color w:val="263238"/>
-          <w:sz w:val="21"/>
-        </w:rPr>
-        <w:t>18,531 casos</w:t>
-      </w:r>
-      <w:r>
-        <w:rPr>
-          <w:rFonts w:ascii="Calibri" w:hAnsi="Calibri"/>
-          <w:color w:val="263238"/>
-          <w:sz w:val="21"/>
-        </w:rPr>
-        <w:t xml:space="preserve">, y despues la </w:t>
-      </w:r>
-      <w:r>
-        <w:rPr>
-          <w:rFonts w:ascii="Calibri" w:hAnsi="Calibri"/>
-          <w:b/>
-          <w:color w:val="263238"/>
-          <w:sz w:val="21"/>
-        </w:rPr>
-        <w:t>colisión con objeto fijo</w:t>
-      </w:r>
-      <w:r>
-        <w:rPr>
-          <w:rFonts w:ascii="Calibri" w:hAnsi="Calibri"/>
-          <w:color w:val="263238"/>
-          <w:sz w:val="21"/>
-        </w:rPr>
-        <w:t xml:space="preserve">, con </w:t>
-      </w:r>
-      <w:r>
-        <w:rPr>
-          <w:rFonts w:ascii="Calibri" w:hAnsi="Calibri"/>
-          <w:b/>
-          <w:color w:val="263238"/>
-          <w:sz w:val="21"/>
-        </w:rPr>
-        <w:t>17,205 casos</w:t>
-      </w:r>
-      <w:r>
-        <w:rPr>
-          <w:rFonts w:ascii="Calibri" w:hAnsi="Calibri"/>
-          <w:color w:val="263238"/>
-          <w:sz w:val="21"/>
-        </w:rPr>
-        <w:t>.</w:t>
-      </w:r>
-    </w:p>
-    <w:p>
-      <w:pPr>
-        <w:spacing w:after="140" w:lineRule="auto" w:line="259"/>
-        <w:ind w:firstLine="0"/>
-      </w:pPr>
-      <w:r>
-        <w:rPr>
-          <w:rFonts w:ascii="Calibri" w:hAnsi="Calibri"/>
-          <w:color w:val="263238"/>
-          <w:sz w:val="21"/>
-        </w:rPr>
-        <w:t>Esta gráfica me ayudo a identificar que la mayor parte del problema esta relacionada con choques entre vehículos. Para la prevencion, esto apunta a medidas como control de velocidad, distancia segura, vigilancia en cruces y respeto a senalamientos.</w:t>
-      </w:r>
-    </w:p>
-    <w:p>
-      <w:pPr>
-        <w:pStyle w:val="Heading2"/>
-      </w:pPr>
-      <w:r>
-        <w:rPr>
-          <w:rFonts w:ascii="Calibri" w:hAnsi="Calibri"/>
-          <w:b/>
-          <w:color w:val="26756A"/>
-          <w:sz w:val="24"/>
-        </w:rPr>
-        <w:t>Gráfica 4. Causas probables de los accidentes</w:t>
-      </w:r>
-    </w:p>
-    <w:p>
-      <w:pPr>
-        <w:spacing w:after="140" w:lineRule="auto" w:line="259"/>
-        <w:ind w:firstLine="0"/>
-      </w:pPr>
-      <w:r>
-        <w:rPr>
-          <w:rFonts w:ascii="Calibri" w:hAnsi="Calibri"/>
-          <w:color w:val="263238"/>
-          <w:sz w:val="21"/>
-        </w:rPr>
-        <w:t xml:space="preserve">La causa probable mas registrada fue </w:t>
-      </w:r>
-      <w:r>
-        <w:rPr>
-          <w:rFonts w:ascii="Calibri" w:hAnsi="Calibri"/>
-          <w:b/>
-          <w:color w:val="263238"/>
-          <w:sz w:val="21"/>
-        </w:rPr>
-        <w:t>Conductor</w:t>
-      </w:r>
-      <w:r>
-        <w:rPr>
-          <w:rFonts w:ascii="Calibri" w:hAnsi="Calibri"/>
-          <w:color w:val="263238"/>
-          <w:sz w:val="21"/>
-        </w:rPr>
-        <w:t xml:space="preserve">, con </w:t>
-      </w:r>
-      <w:r>
-        <w:rPr>
-          <w:rFonts w:ascii="Calibri" w:hAnsi="Calibri"/>
-          <w:b/>
-          <w:color w:val="263238"/>
-          <w:sz w:val="21"/>
-        </w:rPr>
-        <w:t>178,145 accidentes</w:t>
-      </w:r>
-      <w:r>
-        <w:rPr>
-          <w:rFonts w:ascii="Calibri" w:hAnsi="Calibri"/>
-          <w:color w:val="263238"/>
-          <w:sz w:val="21"/>
-        </w:rPr>
-        <w:t xml:space="preserve">. Las demas causas tienen mucha menor frecuencia: </w:t>
-      </w:r>
-      <w:r>
-        <w:rPr>
-          <w:rFonts w:ascii="Calibri" w:hAnsi="Calibri"/>
-          <w:color w:val="263238"/>
-          <w:sz w:val="21"/>
-        </w:rPr>
-        <w:t>Peatón o pasajero</w:t>
-      </w:r>
-      <w:r>
-        <w:rPr>
-          <w:rFonts w:ascii="Calibri" w:hAnsi="Calibri"/>
-          <w:color w:val="263238"/>
-          <w:sz w:val="21"/>
-        </w:rPr>
-        <w:t xml:space="preserve">, </w:t>
-      </w:r>
-      <w:r>
-        <w:rPr>
-          <w:rFonts w:ascii="Calibri" w:hAnsi="Calibri"/>
-          <w:color w:val="263238"/>
-          <w:sz w:val="21"/>
-        </w:rPr>
-        <w:t>Falla del vehículo</w:t>
-      </w:r>
-      <w:r>
-        <w:rPr>
-          <w:rFonts w:ascii="Calibri" w:hAnsi="Calibri"/>
-          <w:color w:val="263238"/>
-          <w:sz w:val="21"/>
-        </w:rPr>
-        <w:t xml:space="preserve">, </w:t>
-      </w:r>
-      <w:r>
-        <w:rPr>
-          <w:rFonts w:ascii="Calibri" w:hAnsi="Calibri"/>
-          <w:color w:val="263238"/>
-          <w:sz w:val="21"/>
-        </w:rPr>
-        <w:t>Mala condición del camino</w:t>
-      </w:r>
-      <w:r>
-        <w:rPr>
-          <w:rFonts w:ascii="Calibri" w:hAnsi="Calibri"/>
-          <w:color w:val="263238"/>
-          <w:sz w:val="21"/>
-        </w:rPr>
-        <w:t xml:space="preserve"> y </w:t>
-      </w:r>
-      <w:r>
-        <w:rPr>
-          <w:rFonts w:ascii="Calibri" w:hAnsi="Calibri"/>
-          <w:color w:val="263238"/>
-          <w:sz w:val="21"/>
-        </w:rPr>
-        <w:t>Otra</w:t>
-      </w:r>
-      <w:r>
-        <w:rPr>
-          <w:rFonts w:ascii="Calibri" w:hAnsi="Calibri"/>
-          <w:color w:val="263238"/>
-          <w:sz w:val="21"/>
-        </w:rPr>
-        <w:t>.</w:t>
-      </w:r>
-    </w:p>
-    <w:p>
-      <w:pPr>
-        <w:spacing w:after="140" w:lineRule="auto" w:line="259"/>
-        <w:ind w:firstLine="0"/>
-      </w:pPr>
-      <w:r>
-        <w:rPr>
-          <w:rFonts w:ascii="Calibri" w:hAnsi="Calibri"/>
-          <w:color w:val="263238"/>
-          <w:sz w:val="21"/>
-        </w:rPr>
-        <w:t>Esto me indica que las estrategias de prevencion deben enfocarse principalmente en conducta vial. No se trata de señalar culpables individuales, sino de reconocer que el comportamiento del conductor aparece como el factor mas repetido en la base.</w:t>
-      </w:r>
-    </w:p>
-    <w:p>
-      <w:pPr>
-        <w:pStyle w:val="Heading2"/>
-      </w:pPr>
-      <w:r>
-        <w:rPr>
-          <w:rFonts w:ascii="Calibri" w:hAnsi="Calibri"/>
-          <w:b/>
-          <w:color w:val="26756A"/>
-          <w:sz w:val="24"/>
-        </w:rPr>
-        <w:t>Gráfica 5. Mapa de calor de causas por región</w:t>
-      </w:r>
-    </w:p>
-    <w:p>
-      <w:pPr>
-        <w:spacing w:after="140" w:lineRule="auto" w:line="259"/>
-        <w:ind w:firstLine="0"/>
-      </w:pPr>
-      <w:r>
-        <w:rPr>
-          <w:rFonts w:ascii="Calibri" w:hAnsi="Calibri"/>
-          <w:color w:val="263238"/>
-          <w:sz w:val="21"/>
-        </w:rPr>
-        <w:t xml:space="preserve">El mapa de calor muestra que la causa </w:t>
-      </w:r>
-      <w:r>
-        <w:rPr>
-          <w:rFonts w:ascii="Calibri" w:hAnsi="Calibri"/>
-          <w:color w:val="263238"/>
-          <w:sz w:val="21"/>
-        </w:rPr>
-        <w:t>Conductor</w:t>
-      </w:r>
-      <w:r>
-        <w:rPr>
-          <w:rFonts w:ascii="Calibri" w:hAnsi="Calibri"/>
-          <w:color w:val="263238"/>
-          <w:sz w:val="21"/>
-        </w:rPr>
-        <w:t xml:space="preserve"> domina en todas las regiónes. En Hermosillo representa aproximadamente </w:t>
-      </w:r>
-      <w:r>
-        <w:rPr>
-          <w:rFonts w:ascii="Calibri" w:hAnsi="Calibri"/>
-          <w:b/>
-          <w:color w:val="263238"/>
-          <w:sz w:val="21"/>
-        </w:rPr>
-        <w:t>99.03%</w:t>
-      </w:r>
-      <w:r>
-        <w:rPr>
-          <w:rFonts w:ascii="Calibri" w:hAnsi="Calibri"/>
-          <w:color w:val="263238"/>
-          <w:sz w:val="21"/>
-        </w:rPr>
-        <w:t xml:space="preserve"> de los casos y en Sur y Valle </w:t>
-      </w:r>
-      <w:r>
-        <w:rPr>
-          <w:rFonts w:ascii="Calibri" w:hAnsi="Calibri"/>
-          <w:b/>
-          <w:color w:val="263238"/>
-          <w:sz w:val="21"/>
-        </w:rPr>
-        <w:t>96.48%</w:t>
-      </w:r>
-      <w:r>
-        <w:rPr>
-          <w:rFonts w:ascii="Calibri" w:hAnsi="Calibri"/>
-          <w:color w:val="263238"/>
-          <w:sz w:val="21"/>
-        </w:rPr>
-        <w:t xml:space="preserve">. En la Sierra baja a </w:t>
-      </w:r>
-      <w:r>
-        <w:rPr>
-          <w:rFonts w:ascii="Calibri" w:hAnsi="Calibri"/>
-          <w:b/>
-          <w:color w:val="263238"/>
-          <w:sz w:val="21"/>
-        </w:rPr>
-        <w:t>75.23%</w:t>
-      </w:r>
-      <w:r>
-        <w:rPr>
-          <w:rFonts w:ascii="Calibri" w:hAnsi="Calibri"/>
-          <w:color w:val="263238"/>
-          <w:sz w:val="21"/>
-        </w:rPr>
-        <w:t>, pero sigue siendo la causa principal.</w:t>
-      </w:r>
-    </w:p>
-    <w:p>
-      <w:pPr>
-        <w:spacing w:after="140" w:lineRule="auto" w:line="259"/>
-        <w:ind w:firstLine="0"/>
-      </w:pPr>
-      <w:r>
-        <w:rPr>
-          <w:rFonts w:ascii="Calibri" w:hAnsi="Calibri"/>
-          <w:color w:val="263238"/>
-          <w:sz w:val="21"/>
-        </w:rPr>
-        <w:t>Esta visualización es importante porque permite comparar regiónes. Aunque la causa principal es similar, la proporción cambia entre zonas, lo que sugiere que algunas regiónes también pueden requerir atención a condiciónes del camino, tipo de movilidad o contexto geográfico.</w:t>
-      </w:r>
-    </w:p>
-    <w:p>
-      <w:pPr>
-        <w:pStyle w:val="Heading2"/>
-      </w:pPr>
-      <w:r>
-        <w:rPr>
-          <w:rFonts w:ascii="Calibri" w:hAnsi="Calibri"/>
-          <w:b/>
-          <w:color w:val="26756A"/>
-          <w:sz w:val="24"/>
-        </w:rPr>
-        <w:t>Gráfica 6. Mapa de calor por rango de hora y dia de semana</w:t>
-      </w:r>
-    </w:p>
-    <w:p>
-      <w:pPr>
-        <w:spacing w:after="140" w:lineRule="auto" w:line="259"/>
-        <w:ind w:firstLine="0"/>
-      </w:pPr>
-      <w:r>
-        <w:rPr>
-          <w:rFonts w:ascii="Calibri" w:hAnsi="Calibri"/>
-          <w:color w:val="263238"/>
-          <w:sz w:val="21"/>
-        </w:rPr>
-        <w:t xml:space="preserve">El cruce con mayor concentracion de accidentes fue </w:t>
-      </w:r>
-      <w:r>
-        <w:rPr>
-          <w:rFonts w:ascii="Calibri" w:hAnsi="Calibri"/>
-          <w:b/>
-          <w:color w:val="263238"/>
-          <w:sz w:val="21"/>
-        </w:rPr>
-        <w:t>viernes por la tarde</w:t>
-      </w:r>
-      <w:r>
-        <w:rPr>
-          <w:rFonts w:ascii="Calibri" w:hAnsi="Calibri"/>
-          <w:color w:val="263238"/>
-          <w:sz w:val="21"/>
-        </w:rPr>
-        <w:t xml:space="preserve">, con </w:t>
-      </w:r>
-      <w:r>
-        <w:rPr>
-          <w:rFonts w:ascii="Calibri" w:hAnsi="Calibri"/>
-          <w:b/>
-          <w:color w:val="263238"/>
-          <w:sz w:val="21"/>
-        </w:rPr>
-        <w:t>10,802 accidentes</w:t>
-      </w:r>
-      <w:r>
-        <w:rPr>
-          <w:rFonts w:ascii="Calibri" w:hAnsi="Calibri"/>
-          <w:color w:val="263238"/>
-          <w:sz w:val="21"/>
-        </w:rPr>
-        <w:t>. Este resultado puede estar relacionado con salida laboral, traslados de fin de semana, mayor flujo comercial y movilidad urbana.</w:t>
-      </w:r>
-    </w:p>
-    <w:p>
-      <w:pPr>
-        <w:spacing w:after="140" w:lineRule="auto" w:line="259"/>
-        <w:ind w:firstLine="0"/>
-      </w:pPr>
-      <w:r>
-        <w:rPr>
-          <w:rFonts w:ascii="Calibri" w:hAnsi="Calibri"/>
-          <w:color w:val="263238"/>
-          <w:sz w:val="21"/>
-        </w:rPr>
-        <w:t>Esta gráfica sirve para proponer prevencion por horario. Por ejemplo, podria reforzarse la vigilancia en tardes y en dias cercaños al fin de semana, especialmente en zonas de alta movilidad.</w:t>
-      </w:r>
-    </w:p>
-    <w:p>
-      <w:pPr>
-        <w:pStyle w:val="Heading2"/>
-      </w:pPr>
-      <w:r>
-        <w:rPr>
-          <w:rFonts w:ascii="Calibri" w:hAnsi="Calibri"/>
-          <w:b/>
-          <w:color w:val="26756A"/>
-          <w:sz w:val="24"/>
-        </w:rPr>
-        <w:t>Gráfica 7. Gravedad por región</w:t>
-      </w:r>
-    </w:p>
-    <w:p>
-      <w:pPr>
-        <w:spacing w:after="140" w:lineRule="auto" w:line="259"/>
-        <w:ind w:firstLine="0"/>
-      </w:pPr>
-      <w:r>
-        <w:rPr>
-          <w:rFonts w:ascii="Calibri" w:hAnsi="Calibri"/>
-          <w:color w:val="263238"/>
-          <w:sz w:val="21"/>
-        </w:rPr>
-        <w:t>Aunque Hermosillo tiene mas accidentes, la proporción de accidentes graves no es la mas alta. Las regiónes con mayor porcentaje de gravedad fueron:</w:t>
-      </w:r>
-    </w:p>
-    <w:tbl>
-      <w:tblPr>
-        <w:tblStyle w:val="TableGrid"/>
-        <w:tblW w:type="auto" w:w="0"/>
-        <w:jc w:val="center"/>
-        <w:tblLayout w:type="fixed"/>
-        <w:tblLook w:firstColumn="1" w:firstRow="1" w:lastColumn="0" w:lastRow="0" w:noHBand="0" w:noVBand="1" w:val="04A0"/>
-      </w:tblPr>
-      <w:tblGrid>
-        <w:gridCol w:w="3168"/>
-        <w:gridCol w:w="2880"/>
-      </w:tblGrid>
-      <w:tr>
-        <w:tc>
-          <w:tcPr>
-            <w:tcW w:type="dxa" w:w="5040"/>
-            <w:vAlign w:val="center"/>
-            <w:shd w:fill="173B4F"/>
-            <w:tcMar>
-              <w:top w:w="120" w:type="dxa"/>
-              <w:start w:w="160" w:type="dxa"/>
-              <w:bottom w:w="120" w:type="dxa"/>
-              <w:end w:w="160" w:type="dxa"/>
-            </w:tcMar>
-            <w:tcBorders>
-              <w:top w:val="single" w:sz="4" w:color="D7E1E4"/>
-              <w:left w:val="single" w:sz="4" w:color="D7E1E4"/>
-              <w:bottom w:val="single" w:sz="4" w:color="D7E1E4"/>
-              <w:right w:val="single" w:sz="4" w:color="D7E1E4"/>
-            </w:tcBorders>
-          </w:tcPr>
-          <w:p>
-            <w:pPr>
-              <w:spacing w:after="0" w:line="240" w:lineRule="auto"/>
-              <w:jc w:val="left"/>
-            </w:pPr>
-            <w:r>
-              <w:rPr>
-                <w:rFonts w:ascii="Calibri" w:hAnsi="Calibri"/>
-                <w:b/>
-                <w:color w:val="FFFFFF"/>
-                <w:sz w:val="18"/>
-              </w:rPr>
-            </w:r>
-            <w:r>
-              <w:rPr>
-                <w:rFonts w:ascii="Calibri" w:hAnsi="Calibri"/>
-                <w:b/>
-                <w:color w:val="FFFFFF"/>
-                <w:sz w:val="18"/>
-              </w:rPr>
-              <w:t>Región</w:t>
-            </w:r>
-          </w:p>
-        </w:tc>
-        <w:tc>
-          <w:tcPr>
-            <w:tcW w:type="dxa" w:w="5040"/>
-            <w:vAlign w:val="center"/>
-            <w:shd w:fill="173B4F"/>
-            <w:tcMar>
-              <w:top w:w="120" w:type="dxa"/>
-              <w:start w:w="160" w:type="dxa"/>
-              <w:bottom w:w="120" w:type="dxa"/>
-              <w:end w:w="160" w:type="dxa"/>
-            </w:tcMar>
-            <w:tcBorders>
-              <w:top w:val="single" w:sz="4" w:color="D7E1E4"/>
-              <w:left w:val="single" w:sz="4" w:color="D7E1E4"/>
-              <w:bottom w:val="single" w:sz="4" w:color="D7E1E4"/>
-              <w:right w:val="single" w:sz="4" w:color="D7E1E4"/>
-            </w:tcBorders>
-          </w:tcPr>
-          <w:p>
-            <w:pPr>
-              <w:spacing w:after="0" w:line="240" w:lineRule="auto"/>
-              <w:jc w:val="center"/>
-            </w:pPr>
-            <w:r>
-              <w:rPr>
-                <w:rFonts w:ascii="Calibri" w:hAnsi="Calibri"/>
-                <w:b/>
-                <w:color w:val="FFFFFF"/>
-                <w:sz w:val="18"/>
-              </w:rPr>
-            </w:r>
-            <w:r>
-              <w:rPr>
-                <w:rFonts w:ascii="Calibri" w:hAnsi="Calibri"/>
-                <w:b/>
-                <w:color w:val="FFFFFF"/>
-                <w:sz w:val="18"/>
-              </w:rPr>
-              <w:t>Porcentaje de accidentes graves</w:t>
-            </w:r>
-          </w:p>
-        </w:tc>
-      </w:tr>
-      <w:tr>
-        <w:tc>
-          <w:tcPr>
-            <w:tcW w:type="dxa" w:w="5040"/>
-            <w:vAlign w:val="center"/>
-            <w:tcMar>
-              <w:top w:w="120" w:type="dxa"/>
-              <w:start w:w="160" w:type="dxa"/>
-              <w:bottom w:w="120" w:type="dxa"/>
-              <w:end w:w="160" w:type="dxa"/>
-            </w:tcMar>
-            <w:tcBorders>
-              <w:top w:val="single" w:sz="4" w:color="D7E1E4"/>
-              <w:left w:val="single" w:sz="4" w:color="D7E1E4"/>
-              <w:bottom w:val="single" w:sz="4" w:color="D7E1E4"/>
-              <w:right w:val="single" w:sz="4" w:color="D7E1E4"/>
-            </w:tcBorders>
-            <w:shd w:fill="FFFFFF"/>
-          </w:tcPr>
-          <w:p>
-            <w:pPr>
-              <w:spacing w:after="0" w:line="240" w:lineRule="auto"/>
-              <w:jc w:val="left"/>
-            </w:pPr>
-            <w:r>
-              <w:rPr>
-                <w:rFonts w:ascii="Calibri" w:hAnsi="Calibri"/>
-                <w:b/>
-                <w:color w:val="263238"/>
-                <w:sz w:val="18"/>
-              </w:rPr>
-            </w:r>
-            <w:r>
-              <w:rPr>
-                <w:rFonts w:ascii="Calibri" w:hAnsi="Calibri"/>
-                <w:b/>
-                <w:color w:val="263238"/>
-                <w:sz w:val="18"/>
-              </w:rPr>
-              <w:t>Sierra</w:t>
-            </w:r>
-          </w:p>
-        </w:tc>
-        <w:tc>
-          <w:tcPr>
-            <w:tcW w:type="dxa" w:w="5040"/>
-            <w:vAlign w:val="center"/>
-            <w:tcMar>
-              <w:top w:w="120" w:type="dxa"/>
-              <w:start w:w="160" w:type="dxa"/>
-              <w:bottom w:w="120" w:type="dxa"/>
-              <w:end w:w="160" w:type="dxa"/>
-            </w:tcMar>
-            <w:tcBorders>
-              <w:top w:val="single" w:sz="4" w:color="D7E1E4"/>
-              <w:left w:val="single" w:sz="4" w:color="D7E1E4"/>
-              <w:bottom w:val="single" w:sz="4" w:color="D7E1E4"/>
-              <w:right w:val="single" w:sz="4" w:color="D7E1E4"/>
-            </w:tcBorders>
-            <w:shd w:fill="FFFFFF"/>
-          </w:tcPr>
-          <w:p>
-            <w:pPr>
-              <w:spacing w:after="0" w:line="240" w:lineRule="auto"/>
-              <w:jc w:val="center"/>
-            </w:pPr>
-            <w:r>
-              <w:rPr>
-                <w:rFonts w:ascii="Calibri" w:hAnsi="Calibri"/>
-                <w:b w:val="0"/>
-                <w:color w:val="263238"/>
-                <w:sz w:val="18"/>
-              </w:rPr>
-            </w:r>
-            <w:r>
-              <w:rPr>
-                <w:rFonts w:ascii="Calibri" w:hAnsi="Calibri"/>
-                <w:b w:val="0"/>
-                <w:color w:val="263238"/>
-                <w:sz w:val="18"/>
-              </w:rPr>
-              <w:t>24.25%</w:t>
-            </w:r>
-          </w:p>
-        </w:tc>
-      </w:tr>
-      <w:tr>
-        <w:tc>
-          <w:tcPr>
-            <w:tcW w:type="dxa" w:w="5040"/>
-            <w:vAlign w:val="center"/>
-            <w:shd w:fill="F8FBFA"/>
-            <w:tcMar>
-              <w:top w:w="120" w:type="dxa"/>
-              <w:start w:w="160" w:type="dxa"/>
-              <w:bottom w:w="120" w:type="dxa"/>
-              <w:end w:w="160" w:type="dxa"/>
-            </w:tcMar>
-            <w:tcBorders>
-              <w:top w:val="single" w:sz="4" w:color="D7E1E4"/>
-              <w:left w:val="single" w:sz="4" w:color="D7E1E4"/>
-              <w:bottom w:val="single" w:sz="4" w:color="D7E1E4"/>
-              <w:right w:val="single" w:sz="4" w:color="D7E1E4"/>
-            </w:tcBorders>
-          </w:tcPr>
-          <w:p>
-            <w:pPr>
-              <w:spacing w:after="0" w:line="240" w:lineRule="auto"/>
-              <w:jc w:val="left"/>
-            </w:pPr>
-            <w:r>
-              <w:rPr>
-                <w:rFonts w:ascii="Calibri" w:hAnsi="Calibri"/>
-                <w:b/>
-                <w:color w:val="263238"/>
-                <w:sz w:val="18"/>
-              </w:rPr>
-            </w:r>
-            <w:r>
-              <w:rPr>
-                <w:rFonts w:ascii="Calibri" w:hAnsi="Calibri"/>
-                <w:b/>
-                <w:color w:val="263238"/>
-                <w:sz w:val="18"/>
-              </w:rPr>
-              <w:t>Centro</w:t>
-            </w:r>
-          </w:p>
-        </w:tc>
-        <w:tc>
-          <w:tcPr>
-            <w:tcW w:type="dxa" w:w="5040"/>
-            <w:vAlign w:val="center"/>
-            <w:shd w:fill="F8FBFA"/>
-            <w:tcMar>
-              <w:top w:w="120" w:type="dxa"/>
-              <w:start w:w="160" w:type="dxa"/>
-              <w:bottom w:w="120" w:type="dxa"/>
-              <w:end w:w="160" w:type="dxa"/>
-            </w:tcMar>
-            <w:tcBorders>
-              <w:top w:val="single" w:sz="4" w:color="D7E1E4"/>
-              <w:left w:val="single" w:sz="4" w:color="D7E1E4"/>
-              <w:bottom w:val="single" w:sz="4" w:color="D7E1E4"/>
-              <w:right w:val="single" w:sz="4" w:color="D7E1E4"/>
-            </w:tcBorders>
-          </w:tcPr>
-          <w:p>
-            <w:pPr>
-              <w:spacing w:after="0" w:line="240" w:lineRule="auto"/>
-              <w:jc w:val="center"/>
-            </w:pPr>
-            <w:r>
-              <w:rPr>
-                <w:rFonts w:ascii="Calibri" w:hAnsi="Calibri"/>
-                <w:b w:val="0"/>
-                <w:color w:val="263238"/>
-                <w:sz w:val="18"/>
-              </w:rPr>
-            </w:r>
-            <w:r>
-              <w:rPr>
-                <w:rFonts w:ascii="Calibri" w:hAnsi="Calibri"/>
-                <w:b w:val="0"/>
-                <w:color w:val="263238"/>
-                <w:sz w:val="18"/>
-              </w:rPr>
-              <w:t>22.38%</w:t>
-            </w:r>
-          </w:p>
-        </w:tc>
-      </w:tr>
-      <w:tr>
-        <w:tc>
-          <w:tcPr>
-            <w:tcW w:type="dxa" w:w="5040"/>
-            <w:vAlign w:val="center"/>
-            <w:tcMar>
-              <w:top w:w="120" w:type="dxa"/>
-              <w:start w:w="160" w:type="dxa"/>
-              <w:bottom w:w="120" w:type="dxa"/>
-              <w:end w:w="160" w:type="dxa"/>
-            </w:tcMar>
-            <w:tcBorders>
-              <w:top w:val="single" w:sz="4" w:color="D7E1E4"/>
-              <w:left w:val="single" w:sz="4" w:color="D7E1E4"/>
-              <w:bottom w:val="single" w:sz="4" w:color="D7E1E4"/>
-              <w:right w:val="single" w:sz="4" w:color="D7E1E4"/>
-            </w:tcBorders>
-            <w:shd w:fill="FFFFFF"/>
-          </w:tcPr>
-          <w:p>
-            <w:pPr>
-              <w:spacing w:after="0" w:line="240" w:lineRule="auto"/>
-              <w:jc w:val="left"/>
-            </w:pPr>
-            <w:r>
-              <w:rPr>
-                <w:rFonts w:ascii="Calibri" w:hAnsi="Calibri"/>
-                <w:b/>
-                <w:color w:val="263238"/>
-                <w:sz w:val="18"/>
-              </w:rPr>
-            </w:r>
-            <w:r>
-              <w:rPr>
-                <w:rFonts w:ascii="Calibri" w:hAnsi="Calibri"/>
-                <w:b/>
-                <w:color w:val="263238"/>
-                <w:sz w:val="18"/>
-              </w:rPr>
-              <w:t>Sur y Valle</w:t>
-            </w:r>
-          </w:p>
-        </w:tc>
-        <w:tc>
-          <w:tcPr>
-            <w:tcW w:type="dxa" w:w="5040"/>
-            <w:vAlign w:val="center"/>
-            <w:tcMar>
-              <w:top w:w="120" w:type="dxa"/>
-              <w:start w:w="160" w:type="dxa"/>
-              <w:bottom w:w="120" w:type="dxa"/>
-              <w:end w:w="160" w:type="dxa"/>
-            </w:tcMar>
-            <w:tcBorders>
-              <w:top w:val="single" w:sz="4" w:color="D7E1E4"/>
-              <w:left w:val="single" w:sz="4" w:color="D7E1E4"/>
-              <w:bottom w:val="single" w:sz="4" w:color="D7E1E4"/>
-              <w:right w:val="single" w:sz="4" w:color="D7E1E4"/>
-            </w:tcBorders>
-            <w:shd w:fill="FFFFFF"/>
-          </w:tcPr>
-          <w:p>
-            <w:pPr>
-              <w:spacing w:after="0" w:line="240" w:lineRule="auto"/>
-              <w:jc w:val="center"/>
-            </w:pPr>
-            <w:r>
-              <w:rPr>
-                <w:rFonts w:ascii="Calibri" w:hAnsi="Calibri"/>
-                <w:b w:val="0"/>
-                <w:color w:val="263238"/>
-                <w:sz w:val="18"/>
-              </w:rPr>
-            </w:r>
-            <w:r>
-              <w:rPr>
-                <w:rFonts w:ascii="Calibri" w:hAnsi="Calibri"/>
-                <w:b w:val="0"/>
-                <w:color w:val="263238"/>
-                <w:sz w:val="18"/>
-              </w:rPr>
-              <w:t>21.12%</w:t>
-            </w:r>
-          </w:p>
-        </w:tc>
-      </w:tr>
-      <w:tr>
-        <w:tc>
-          <w:tcPr>
-            <w:tcW w:type="dxa" w:w="5040"/>
-            <w:vAlign w:val="center"/>
-            <w:shd w:fill="F8FBFA"/>
-            <w:tcMar>
-              <w:top w:w="120" w:type="dxa"/>
-              <w:start w:w="160" w:type="dxa"/>
-              <w:bottom w:w="120" w:type="dxa"/>
-              <w:end w:w="160" w:type="dxa"/>
-            </w:tcMar>
-            <w:tcBorders>
-              <w:top w:val="single" w:sz="4" w:color="D7E1E4"/>
-              <w:left w:val="single" w:sz="4" w:color="D7E1E4"/>
-              <w:bottom w:val="single" w:sz="4" w:color="D7E1E4"/>
-              <w:right w:val="single" w:sz="4" w:color="D7E1E4"/>
-            </w:tcBorders>
-          </w:tcPr>
-          <w:p>
-            <w:pPr>
-              <w:spacing w:after="0" w:line="240" w:lineRule="auto"/>
-              <w:jc w:val="left"/>
-            </w:pPr>
-            <w:r>
-              <w:rPr>
-                <w:rFonts w:ascii="Calibri" w:hAnsi="Calibri"/>
-                <w:b/>
-                <w:color w:val="263238"/>
-                <w:sz w:val="18"/>
-              </w:rPr>
-            </w:r>
-            <w:r>
-              <w:rPr>
-                <w:rFonts w:ascii="Calibri" w:hAnsi="Calibri"/>
-                <w:b/>
-                <w:color w:val="263238"/>
-                <w:sz w:val="18"/>
-              </w:rPr>
-              <w:t>Otros municipios</w:t>
-            </w:r>
-          </w:p>
-        </w:tc>
-        <w:tc>
-          <w:tcPr>
-            <w:tcW w:type="dxa" w:w="5040"/>
-            <w:vAlign w:val="center"/>
-            <w:shd w:fill="F8FBFA"/>
-            <w:tcMar>
-              <w:top w:w="120" w:type="dxa"/>
-              <w:start w:w="160" w:type="dxa"/>
-              <w:bottom w:w="120" w:type="dxa"/>
-              <w:end w:w="160" w:type="dxa"/>
-            </w:tcMar>
-            <w:tcBorders>
-              <w:top w:val="single" w:sz="4" w:color="D7E1E4"/>
-              <w:left w:val="single" w:sz="4" w:color="D7E1E4"/>
-              <w:bottom w:val="single" w:sz="4" w:color="D7E1E4"/>
-              <w:right w:val="single" w:sz="4" w:color="D7E1E4"/>
-            </w:tcBorders>
-          </w:tcPr>
-          <w:p>
-            <w:pPr>
-              <w:spacing w:after="0" w:line="240" w:lineRule="auto"/>
-              <w:jc w:val="center"/>
-            </w:pPr>
-            <w:r>
-              <w:rPr>
-                <w:rFonts w:ascii="Calibri" w:hAnsi="Calibri"/>
-                <w:b w:val="0"/>
-                <w:color w:val="263238"/>
-                <w:sz w:val="18"/>
-              </w:rPr>
-            </w:r>
-            <w:r>
-              <w:rPr>
-                <w:rFonts w:ascii="Calibri" w:hAnsi="Calibri"/>
-                <w:b w:val="0"/>
-                <w:color w:val="263238"/>
-                <w:sz w:val="18"/>
-              </w:rPr>
-              <w:t>19.00%</w:t>
-            </w:r>
-          </w:p>
-        </w:tc>
-      </w:tr>
-      <w:tr>
-        <w:tc>
-          <w:tcPr>
-            <w:tcW w:type="dxa" w:w="5040"/>
-            <w:vAlign w:val="center"/>
-            <w:tcMar>
-              <w:top w:w="120" w:type="dxa"/>
-              <w:start w:w="160" w:type="dxa"/>
-              <w:bottom w:w="120" w:type="dxa"/>
-              <w:end w:w="160" w:type="dxa"/>
-            </w:tcMar>
-            <w:tcBorders>
-              <w:top w:val="single" w:sz="4" w:color="D7E1E4"/>
-              <w:left w:val="single" w:sz="4" w:color="D7E1E4"/>
-              <w:bottom w:val="single" w:sz="4" w:color="D7E1E4"/>
-              <w:right w:val="single" w:sz="4" w:color="D7E1E4"/>
-            </w:tcBorders>
-            <w:shd w:fill="FFFFFF"/>
-          </w:tcPr>
-          <w:p>
-            <w:pPr>
-              <w:spacing w:after="0" w:line="240" w:lineRule="auto"/>
-              <w:jc w:val="left"/>
-            </w:pPr>
-            <w:r>
-              <w:rPr>
-                <w:rFonts w:ascii="Calibri" w:hAnsi="Calibri"/>
-                <w:b/>
-                <w:color w:val="263238"/>
-                <w:sz w:val="18"/>
-              </w:rPr>
-            </w:r>
-            <w:r>
-              <w:rPr>
-                <w:rFonts w:ascii="Calibri" w:hAnsi="Calibri"/>
-                <w:b/>
-                <w:color w:val="263238"/>
-                <w:sz w:val="18"/>
-              </w:rPr>
-              <w:t>Costa y desierto</w:t>
-            </w:r>
-          </w:p>
-        </w:tc>
-        <w:tc>
-          <w:tcPr>
-            <w:tcW w:type="dxa" w:w="5040"/>
-            <w:vAlign w:val="center"/>
-            <w:tcMar>
-              <w:top w:w="120" w:type="dxa"/>
-              <w:start w:w="160" w:type="dxa"/>
-              <w:bottom w:w="120" w:type="dxa"/>
-              <w:end w:w="160" w:type="dxa"/>
-            </w:tcMar>
-            <w:tcBorders>
-              <w:top w:val="single" w:sz="4" w:color="D7E1E4"/>
-              <w:left w:val="single" w:sz="4" w:color="D7E1E4"/>
-              <w:bottom w:val="single" w:sz="4" w:color="D7E1E4"/>
-              <w:right w:val="single" w:sz="4" w:color="D7E1E4"/>
-            </w:tcBorders>
-            <w:shd w:fill="FFFFFF"/>
-          </w:tcPr>
-          <w:p>
-            <w:pPr>
-              <w:spacing w:after="0" w:line="240" w:lineRule="auto"/>
-              <w:jc w:val="center"/>
-            </w:pPr>
-            <w:r>
-              <w:rPr>
-                <w:rFonts w:ascii="Calibri" w:hAnsi="Calibri"/>
-                <w:b w:val="0"/>
-                <w:color w:val="263238"/>
-                <w:sz w:val="18"/>
-              </w:rPr>
-            </w:r>
-            <w:r>
-              <w:rPr>
-                <w:rFonts w:ascii="Calibri" w:hAnsi="Calibri"/>
-                <w:b w:val="0"/>
-                <w:color w:val="263238"/>
-                <w:sz w:val="18"/>
-              </w:rPr>
-              <w:t>17.32%</w:t>
-            </w:r>
-          </w:p>
-        </w:tc>
-      </w:tr>
-      <w:tr>
-        <w:tc>
-          <w:tcPr>
-            <w:tcW w:type="dxa" w:w="5040"/>
-            <w:vAlign w:val="center"/>
-            <w:shd w:fill="F8FBFA"/>
-            <w:tcMar>
-              <w:top w:w="120" w:type="dxa"/>
-              <w:start w:w="160" w:type="dxa"/>
-              <w:bottom w:w="120" w:type="dxa"/>
-              <w:end w:w="160" w:type="dxa"/>
-            </w:tcMar>
-            <w:tcBorders>
-              <w:top w:val="single" w:sz="4" w:color="D7E1E4"/>
-              <w:left w:val="single" w:sz="4" w:color="D7E1E4"/>
-              <w:bottom w:val="single" w:sz="4" w:color="D7E1E4"/>
-              <w:right w:val="single" w:sz="4" w:color="D7E1E4"/>
-            </w:tcBorders>
-          </w:tcPr>
-          <w:p>
-            <w:pPr>
-              <w:spacing w:after="0" w:line="240" w:lineRule="auto"/>
-              <w:jc w:val="left"/>
-            </w:pPr>
-            <w:r>
-              <w:rPr>
-                <w:rFonts w:ascii="Calibri" w:hAnsi="Calibri"/>
-                <w:b/>
-                <w:color w:val="263238"/>
-                <w:sz w:val="18"/>
-              </w:rPr>
-            </w:r>
-            <w:r>
-              <w:rPr>
-                <w:rFonts w:ascii="Calibri" w:hAnsi="Calibri"/>
-                <w:b/>
-                <w:color w:val="263238"/>
-                <w:sz w:val="18"/>
-              </w:rPr>
-              <w:t>Frontera</w:t>
-            </w:r>
-          </w:p>
-        </w:tc>
-        <w:tc>
-          <w:tcPr>
-            <w:tcW w:type="dxa" w:w="5040"/>
-            <w:vAlign w:val="center"/>
-            <w:shd w:fill="F8FBFA"/>
-            <w:tcMar>
-              <w:top w:w="120" w:type="dxa"/>
-              <w:start w:w="160" w:type="dxa"/>
-              <w:bottom w:w="120" w:type="dxa"/>
-              <w:end w:w="160" w:type="dxa"/>
-            </w:tcMar>
-            <w:tcBorders>
-              <w:top w:val="single" w:sz="4" w:color="D7E1E4"/>
-              <w:left w:val="single" w:sz="4" w:color="D7E1E4"/>
-              <w:bottom w:val="single" w:sz="4" w:color="D7E1E4"/>
-              <w:right w:val="single" w:sz="4" w:color="D7E1E4"/>
-            </w:tcBorders>
-          </w:tcPr>
-          <w:p>
-            <w:pPr>
-              <w:spacing w:after="0" w:line="240" w:lineRule="auto"/>
-              <w:jc w:val="center"/>
-            </w:pPr>
-            <w:r>
-              <w:rPr>
-                <w:rFonts w:ascii="Calibri" w:hAnsi="Calibri"/>
-                <w:b w:val="0"/>
-                <w:color w:val="263238"/>
-                <w:sz w:val="18"/>
-              </w:rPr>
-            </w:r>
-            <w:r>
-              <w:rPr>
-                <w:rFonts w:ascii="Calibri" w:hAnsi="Calibri"/>
-                <w:b w:val="0"/>
-                <w:color w:val="263238"/>
-                <w:sz w:val="18"/>
-              </w:rPr>
-              <w:t>16.75%</w:t>
-            </w:r>
-          </w:p>
-        </w:tc>
-      </w:tr>
-      <w:tr>
-        <w:tc>
-          <w:tcPr>
-            <w:tcW w:type="dxa" w:w="5040"/>
-            <w:vAlign w:val="center"/>
-            <w:tcMar>
-              <w:top w:w="120" w:type="dxa"/>
-              <w:start w:w="160" w:type="dxa"/>
-              <w:bottom w:w="120" w:type="dxa"/>
-              <w:end w:w="160" w:type="dxa"/>
-            </w:tcMar>
-            <w:tcBorders>
-              <w:top w:val="single" w:sz="4" w:color="D7E1E4"/>
-              <w:left w:val="single" w:sz="4" w:color="D7E1E4"/>
-              <w:bottom w:val="single" w:sz="4" w:color="D7E1E4"/>
-              <w:right w:val="single" w:sz="4" w:color="D7E1E4"/>
-            </w:tcBorders>
-            <w:shd w:fill="FFFFFF"/>
-          </w:tcPr>
-          <w:p>
-            <w:pPr>
-              <w:spacing w:after="0" w:line="240" w:lineRule="auto"/>
-              <w:jc w:val="left"/>
-            </w:pPr>
-            <w:r>
-              <w:rPr>
-                <w:rFonts w:ascii="Calibri" w:hAnsi="Calibri"/>
-                <w:b/>
-                <w:color w:val="263238"/>
-                <w:sz w:val="18"/>
-              </w:rPr>
-            </w:r>
-            <w:r>
-              <w:rPr>
-                <w:rFonts w:ascii="Calibri" w:hAnsi="Calibri"/>
-                <w:b/>
-                <w:color w:val="263238"/>
-                <w:sz w:val="18"/>
-              </w:rPr>
-              <w:t>Hermosillo</w:t>
-            </w:r>
-          </w:p>
-        </w:tc>
-        <w:tc>
-          <w:tcPr>
-            <w:tcW w:type="dxa" w:w="5040"/>
-            <w:vAlign w:val="center"/>
-            <w:tcMar>
-              <w:top w:w="120" w:type="dxa"/>
-              <w:start w:w="160" w:type="dxa"/>
-              <w:bottom w:w="120" w:type="dxa"/>
-              <w:end w:w="160" w:type="dxa"/>
-            </w:tcMar>
-            <w:tcBorders>
-              <w:top w:val="single" w:sz="4" w:color="D7E1E4"/>
-              <w:left w:val="single" w:sz="4" w:color="D7E1E4"/>
-              <w:bottom w:val="single" w:sz="4" w:color="D7E1E4"/>
-              <w:right w:val="single" w:sz="4" w:color="D7E1E4"/>
-            </w:tcBorders>
-            <w:shd w:fill="FFFFFF"/>
-          </w:tcPr>
-          <w:p>
-            <w:pPr>
-              <w:spacing w:after="0" w:line="240" w:lineRule="auto"/>
-              <w:jc w:val="center"/>
-            </w:pPr>
-            <w:r>
-              <w:rPr>
-                <w:rFonts w:ascii="Calibri" w:hAnsi="Calibri"/>
-                <w:b w:val="0"/>
-                <w:color w:val="263238"/>
-                <w:sz w:val="18"/>
-              </w:rPr>
-            </w:r>
-            <w:r>
-              <w:rPr>
-                <w:rFonts w:ascii="Calibri" w:hAnsi="Calibri"/>
-                <w:b w:val="0"/>
-                <w:color w:val="263238"/>
-                <w:sz w:val="18"/>
-              </w:rPr>
-              <w:t>13.39%</w:t>
-            </w:r>
-          </w:p>
-        </w:tc>
-      </w:tr>
-    </w:tbl>
-    <w:p>
-      <w:pPr>
-        <w:spacing w:after="140" w:lineRule="auto" w:line="259"/>
-        <w:ind w:firstLine="0"/>
-      </w:pPr>
-    </w:p>
-    <w:p>
-      <w:pPr>
-        <w:spacing w:after="140" w:lineRule="auto" w:line="259"/>
-        <w:ind w:firstLine="0"/>
-      </w:pPr>
-      <w:r>
-        <w:rPr>
-          <w:rFonts w:ascii="Calibri" w:hAnsi="Calibri"/>
-          <w:color w:val="263238"/>
-          <w:sz w:val="21"/>
-        </w:rPr>
-        <w:t>Esto me sorprendio porque muestra que una región puede tener pocos accidentes, pero una proporción alta de casos graves. Por eso, el análisis preventivo no debe basarse solo en el total de accidentes.</w:t>
+        <w:t>Las tardes cercanas al fin de semana aparecen como franjas de interes preventivo; viernes por la tarde registra 10,802 accidentes.</w:t>
       </w:r>
     </w:p>
     <w:p>
       <w:pPr>
         <w:pStyle w:val="Heading1"/>
-        <w:pBdr>
-          <w:left w:val="single" w:sz="16" w:space="8" w:color="D9962B"/>
-        </w:pBdr>
       </w:pPr>
       <w:r>
-        <w:rPr>
-          <w:rFonts w:ascii="Calibri Light" w:hAnsi="Calibri Light"/>
-          <w:b/>
-          <w:color w:val="173B4F"/>
-          <w:sz w:val="30"/>
-        </w:rPr>
-        <w:t>4. Análisis de calidad de los datos</w:t>
+        <w:t>Cierre de E2</w:t>
       </w:r>
     </w:p>
     <w:p>
-      <w:pPr>
-        <w:pStyle w:val="Heading2"/>
-      </w:pPr>
       <w:r>
-        <w:rPr>
-          <w:rFonts w:ascii="Calibri" w:hAnsi="Calibri"/>
-          <w:b/>
-          <w:color w:val="26756A"/>
-          <w:sz w:val="24"/>
-        </w:rPr>
-        <w:t>Valores faltantes</w:t>
+        <w:t>El dataset queda listo para E3, donde se aplican clasificacion, reglas de asociacion y clustering jerarquico. El enfoque preventivo se conserva: no solo se describe el volumen de accidentes, sino tambien la gravedad y los contextos donde conviene focalizar acciones.</w:t>
       </w:r>
     </w:p>
-    <w:p>
-      <w:pPr>
-        <w:spacing w:after="140" w:lineRule="auto" w:line="259"/>
-        <w:ind w:firstLine="0"/>
-      </w:pPr>
-      <w:r>
-        <w:rPr>
-          <w:rFonts w:ascii="Calibri" w:hAnsi="Calibri"/>
-          <w:color w:val="263238"/>
-          <w:sz w:val="21"/>
-        </w:rPr>
-        <w:t>Despues de la limpieza inicial, los valores faltantes principales fueron:</w:t>
-      </w:r>
-    </w:p>
-    <w:tbl>
-      <w:tblPr>
-        <w:tblStyle w:val="TableGrid"/>
-        <w:tblW w:type="auto" w:w="0"/>
-        <w:jc w:val="center"/>
-        <w:tblLayout w:type="fixed"/>
-        <w:tblLook w:firstColumn="1" w:firstRow="1" w:lastColumn="0" w:lastRow="0" w:noHBand="0" w:noVBand="1" w:val="04A0"/>
-      </w:tblPr>
-      <w:tblGrid>
-        <w:gridCol w:w="3312"/>
-        <w:gridCol w:w="2592"/>
-      </w:tblGrid>
-      <w:tr>
-        <w:tc>
-          <w:tcPr>
-            <w:tcW w:type="dxa" w:w="5040"/>
-            <w:vAlign w:val="center"/>
-            <w:shd w:fill="173B4F"/>
-            <w:tcMar>
-              <w:top w:w="120" w:type="dxa"/>
-              <w:start w:w="160" w:type="dxa"/>
-              <w:bottom w:w="120" w:type="dxa"/>
-              <w:end w:w="160" w:type="dxa"/>
-            </w:tcMar>
-            <w:tcBorders>
-              <w:top w:val="single" w:sz="4" w:color="D7E1E4"/>
-              <w:left w:val="single" w:sz="4" w:color="D7E1E4"/>
-              <w:bottom w:val="single" w:sz="4" w:color="D7E1E4"/>
-              <w:right w:val="single" w:sz="4" w:color="D7E1E4"/>
-            </w:tcBorders>
-          </w:tcPr>
-          <w:p>
-            <w:pPr>
-              <w:spacing w:after="0" w:line="240" w:lineRule="auto"/>
-              <w:jc w:val="left"/>
-            </w:pPr>
-            <w:r>
-              <w:rPr>
-                <w:rFonts w:ascii="Calibri" w:hAnsi="Calibri"/>
-                <w:b/>
-                <w:color w:val="FFFFFF"/>
-                <w:sz w:val="18"/>
-              </w:rPr>
-            </w:r>
-            <w:r>
-              <w:rPr>
-                <w:rFonts w:ascii="Calibri" w:hAnsi="Calibri"/>
-                <w:b/>
-                <w:color w:val="FFFFFF"/>
-                <w:sz w:val="18"/>
-              </w:rPr>
-              <w:t>Variable</w:t>
-            </w:r>
-          </w:p>
-        </w:tc>
-        <w:tc>
-          <w:tcPr>
-            <w:tcW w:type="dxa" w:w="5040"/>
-            <w:vAlign w:val="center"/>
-            <w:shd w:fill="173B4F"/>
-            <w:tcMar>
-              <w:top w:w="120" w:type="dxa"/>
-              <w:start w:w="160" w:type="dxa"/>
-              <w:bottom w:w="120" w:type="dxa"/>
-              <w:end w:w="160" w:type="dxa"/>
-            </w:tcMar>
-            <w:tcBorders>
-              <w:top w:val="single" w:sz="4" w:color="D7E1E4"/>
-              <w:left w:val="single" w:sz="4" w:color="D7E1E4"/>
-              <w:bottom w:val="single" w:sz="4" w:color="D7E1E4"/>
-              <w:right w:val="single" w:sz="4" w:color="D7E1E4"/>
-            </w:tcBorders>
-          </w:tcPr>
-          <w:p>
-            <w:pPr>
-              <w:spacing w:after="0" w:line="240" w:lineRule="auto"/>
-              <w:jc w:val="center"/>
-            </w:pPr>
-            <w:r>
-              <w:rPr>
-                <w:rFonts w:ascii="Calibri" w:hAnsi="Calibri"/>
-                <w:b/>
-                <w:color w:val="FFFFFF"/>
-                <w:sz w:val="18"/>
-              </w:rPr>
-            </w:r>
-            <w:r>
-              <w:rPr>
-                <w:rFonts w:ascii="Calibri" w:hAnsi="Calibri"/>
-                <w:b/>
-                <w:color w:val="FFFFFF"/>
-                <w:sz w:val="18"/>
-              </w:rPr>
-              <w:t>Valores faltantes</w:t>
-            </w:r>
-          </w:p>
-        </w:tc>
-      </w:tr>
-      <w:tr>
-        <w:tc>
-          <w:tcPr>
-            <w:tcW w:type="dxa" w:w="5040"/>
-            <w:vAlign w:val="center"/>
-            <w:tcMar>
-              <w:top w:w="120" w:type="dxa"/>
-              <w:start w:w="160" w:type="dxa"/>
-              <w:bottom w:w="120" w:type="dxa"/>
-              <w:end w:w="160" w:type="dxa"/>
-            </w:tcMar>
-            <w:tcBorders>
-              <w:top w:val="single" w:sz="4" w:color="D7E1E4"/>
-              <w:left w:val="single" w:sz="4" w:color="D7E1E4"/>
-              <w:bottom w:val="single" w:sz="4" w:color="D7E1E4"/>
-              <w:right w:val="single" w:sz="4" w:color="D7E1E4"/>
-            </w:tcBorders>
-            <w:shd w:fill="FFFFFF"/>
-          </w:tcPr>
-          <w:p>
-            <w:pPr>
-              <w:spacing w:after="0" w:line="240" w:lineRule="auto"/>
-              <w:jc w:val="left"/>
-            </w:pPr>
-            <w:r>
-              <w:rPr>
-                <w:rFonts w:ascii="Calibri" w:hAnsi="Calibri"/>
-                <w:b/>
-                <w:color w:val="263238"/>
-                <w:sz w:val="18"/>
-              </w:rPr>
-            </w:r>
-            <w:r>
-              <w:rPr>
-                <w:rFonts w:ascii="Calibri" w:hAnsi="Calibri"/>
-                <w:b/>
-                <w:color w:val="263238"/>
-                <w:sz w:val="18"/>
-              </w:rPr>
-              <w:t>EDAD_CONDUCTOR</w:t>
-            </w:r>
-          </w:p>
-        </w:tc>
-        <w:tc>
-          <w:tcPr>
-            <w:tcW w:type="dxa" w:w="5040"/>
-            <w:vAlign w:val="center"/>
-            <w:tcMar>
-              <w:top w:w="120" w:type="dxa"/>
-              <w:start w:w="160" w:type="dxa"/>
-              <w:bottom w:w="120" w:type="dxa"/>
-              <w:end w:w="160" w:type="dxa"/>
-            </w:tcMar>
-            <w:tcBorders>
-              <w:top w:val="single" w:sz="4" w:color="D7E1E4"/>
-              <w:left w:val="single" w:sz="4" w:color="D7E1E4"/>
-              <w:bottom w:val="single" w:sz="4" w:color="D7E1E4"/>
-              <w:right w:val="single" w:sz="4" w:color="D7E1E4"/>
-            </w:tcBorders>
-            <w:shd w:fill="FFFFFF"/>
-          </w:tcPr>
-          <w:p>
-            <w:pPr>
-              <w:spacing w:after="0" w:line="240" w:lineRule="auto"/>
-              <w:jc w:val="center"/>
-            </w:pPr>
-            <w:r>
-              <w:rPr>
-                <w:rFonts w:ascii="Calibri" w:hAnsi="Calibri"/>
-                <w:b w:val="0"/>
-                <w:color w:val="263238"/>
-                <w:sz w:val="18"/>
-              </w:rPr>
-            </w:r>
-            <w:r>
-              <w:rPr>
-                <w:rFonts w:ascii="Calibri" w:hAnsi="Calibri"/>
-                <w:b w:val="0"/>
-                <w:color w:val="263238"/>
-                <w:sz w:val="18"/>
-              </w:rPr>
-              <w:t>31,101</w:t>
-            </w:r>
-          </w:p>
-        </w:tc>
-      </w:tr>
-      <w:tr>
-        <w:tc>
-          <w:tcPr>
-            <w:tcW w:type="dxa" w:w="5040"/>
-            <w:vAlign w:val="center"/>
-            <w:shd w:fill="F8FBFA"/>
-            <w:tcMar>
-              <w:top w:w="120" w:type="dxa"/>
-              <w:start w:w="160" w:type="dxa"/>
-              <w:bottom w:w="120" w:type="dxa"/>
-              <w:end w:w="160" w:type="dxa"/>
-            </w:tcMar>
-            <w:tcBorders>
-              <w:top w:val="single" w:sz="4" w:color="D7E1E4"/>
-              <w:left w:val="single" w:sz="4" w:color="D7E1E4"/>
-              <w:bottom w:val="single" w:sz="4" w:color="D7E1E4"/>
-              <w:right w:val="single" w:sz="4" w:color="D7E1E4"/>
-            </w:tcBorders>
-          </w:tcPr>
-          <w:p>
-            <w:pPr>
-              <w:spacing w:after="0" w:line="240" w:lineRule="auto"/>
-              <w:jc w:val="left"/>
-            </w:pPr>
-            <w:r>
-              <w:rPr>
-                <w:rFonts w:ascii="Calibri" w:hAnsi="Calibri"/>
-                <w:b/>
-                <w:color w:val="263238"/>
-                <w:sz w:val="18"/>
-              </w:rPr>
-            </w:r>
-            <w:r>
-              <w:rPr>
-                <w:rFonts w:ascii="Calibri" w:hAnsi="Calibri"/>
-                <w:b/>
-                <w:color w:val="263238"/>
-                <w:sz w:val="18"/>
-              </w:rPr>
-              <w:t>HORA_VALIDA</w:t>
-            </w:r>
-          </w:p>
-        </w:tc>
-        <w:tc>
-          <w:tcPr>
-            <w:tcW w:type="dxa" w:w="5040"/>
-            <w:vAlign w:val="center"/>
-            <w:shd w:fill="F8FBFA"/>
-            <w:tcMar>
-              <w:top w:w="120" w:type="dxa"/>
-              <w:start w:w="160" w:type="dxa"/>
-              <w:bottom w:w="120" w:type="dxa"/>
-              <w:end w:w="160" w:type="dxa"/>
-            </w:tcMar>
-            <w:tcBorders>
-              <w:top w:val="single" w:sz="4" w:color="D7E1E4"/>
-              <w:left w:val="single" w:sz="4" w:color="D7E1E4"/>
-              <w:bottom w:val="single" w:sz="4" w:color="D7E1E4"/>
-              <w:right w:val="single" w:sz="4" w:color="D7E1E4"/>
-            </w:tcBorders>
-          </w:tcPr>
-          <w:p>
-            <w:pPr>
-              <w:spacing w:after="0" w:line="240" w:lineRule="auto"/>
-              <w:jc w:val="center"/>
-            </w:pPr>
-            <w:r>
-              <w:rPr>
-                <w:rFonts w:ascii="Calibri" w:hAnsi="Calibri"/>
-                <w:b w:val="0"/>
-                <w:color w:val="263238"/>
-                <w:sz w:val="18"/>
-              </w:rPr>
-            </w:r>
-            <w:r>
-              <w:rPr>
-                <w:rFonts w:ascii="Calibri" w:hAnsi="Calibri"/>
-                <w:b w:val="0"/>
-                <w:color w:val="263238"/>
-                <w:sz w:val="18"/>
-              </w:rPr>
-              <w:t>1</w:t>
-            </w:r>
-          </w:p>
-        </w:tc>
-      </w:tr>
-    </w:tbl>
-    <w:p>
-      <w:pPr>
-        <w:spacing w:after="140" w:lineRule="auto" w:line="259"/>
-        <w:ind w:firstLine="0"/>
-      </w:pPr>
-    </w:p>
-    <w:p>
-      <w:pPr>
-        <w:spacing w:after="140" w:lineRule="auto" w:line="259"/>
-        <w:ind w:firstLine="0"/>
-      </w:pPr>
-      <w:r>
-        <w:rPr>
-          <w:rFonts w:ascii="Calibri" w:hAnsi="Calibri"/>
-          <w:color w:val="263238"/>
-          <w:sz w:val="21"/>
-        </w:rPr>
-        <w:t xml:space="preserve">La variable </w:t>
-      </w:r>
-      <w:r>
-        <w:rPr>
-          <w:rFonts w:ascii="Calibri" w:hAnsi="Calibri"/>
-          <w:color w:val="263238"/>
-          <w:sz w:val="21"/>
-        </w:rPr>
-        <w:t>EDAD_CONDUCTOR</w:t>
-      </w:r>
-      <w:r>
-        <w:rPr>
-          <w:rFonts w:ascii="Calibri" w:hAnsi="Calibri"/>
-          <w:color w:val="263238"/>
-          <w:sz w:val="21"/>
-        </w:rPr>
-        <w:t xml:space="preserve"> tiene faltantes porque algunos registros tienen edad no especificada o valores que no representan una edad valida. La decisión fue conservar la variable, pero tratar los faltantes mediante imputacion en los modelos. Para variables numéricas se considero la mediana, y para categóricas la categoria mas frecuente.</w:t>
-      </w:r>
-    </w:p>
-    <w:p>
-      <w:pPr>
-        <w:spacing w:after="140" w:lineRule="auto" w:line="259"/>
-        <w:ind w:firstLine="0"/>
-      </w:pPr>
-      <w:r>
-        <w:rPr>
-          <w:rFonts w:ascii="Calibri" w:hAnsi="Calibri"/>
-          <w:color w:val="263238"/>
-          <w:sz w:val="21"/>
-        </w:rPr>
-        <w:t xml:space="preserve">En el caso de </w:t>
-      </w:r>
-      <w:r>
-        <w:rPr>
-          <w:rFonts w:ascii="Calibri" w:hAnsi="Calibri"/>
-          <w:color w:val="263238"/>
-          <w:sz w:val="21"/>
-        </w:rPr>
-        <w:t>HORA_VALIDA</w:t>
-      </w:r>
-      <w:r>
-        <w:rPr>
-          <w:rFonts w:ascii="Calibri" w:hAnsi="Calibri"/>
-          <w:color w:val="263238"/>
-          <w:sz w:val="21"/>
-        </w:rPr>
-        <w:t>, solo se encontro un valor faltante, por lo que no afecta de manera importante el análisis. Para el análisis temporal se usan solo horas validas entre 0 y 23.</w:t>
-      </w:r>
-    </w:p>
-    <w:p>
-      <w:pPr>
-        <w:pStyle w:val="Heading2"/>
-      </w:pPr>
-      <w:r>
-        <w:rPr>
-          <w:rFonts w:ascii="Calibri" w:hAnsi="Calibri"/>
-          <w:b/>
-          <w:color w:val="26756A"/>
-          <w:sz w:val="24"/>
-        </w:rPr>
-        <w:t>Duplicados</w:t>
-      </w:r>
-    </w:p>
-    <w:p>
-      <w:pPr>
-        <w:spacing w:after="140" w:lineRule="auto" w:line="259"/>
-        <w:ind w:firstLine="0"/>
-      </w:pPr>
-      <w:r>
-        <w:rPr>
-          <w:rFonts w:ascii="Calibri" w:hAnsi="Calibri"/>
-          <w:color w:val="263238"/>
-          <w:sz w:val="21"/>
-        </w:rPr>
-        <w:t xml:space="preserve">Se detectaron </w:t>
-      </w:r>
-      <w:r>
-        <w:rPr>
-          <w:rFonts w:ascii="Calibri" w:hAnsi="Calibri"/>
-          <w:b/>
-          <w:color w:val="263238"/>
-          <w:sz w:val="21"/>
-        </w:rPr>
-        <w:t>274 registros duplicados exactos</w:t>
-      </w:r>
-      <w:r>
-        <w:rPr>
-          <w:rFonts w:ascii="Calibri" w:hAnsi="Calibri"/>
-          <w:color w:val="263238"/>
-          <w:sz w:val="21"/>
-        </w:rPr>
-        <w:t xml:space="preserve">. La decisión fue identificarlos y documentarlos. Para el análisis exploratorio general no cambian de manera importante las conclusiones debido al tamaño del dataset, pero para una version final de modelado se recomienda eliminarlos con </w:t>
-      </w:r>
-      <w:r>
-        <w:rPr>
-          <w:rFonts w:ascii="Calibri" w:hAnsi="Calibri"/>
-          <w:color w:val="263238"/>
-          <w:sz w:val="21"/>
-        </w:rPr>
-        <w:t>drop_duplicates()</w:t>
-      </w:r>
-      <w:r>
-        <w:rPr>
-          <w:rFonts w:ascii="Calibri" w:hAnsi="Calibri"/>
-          <w:color w:val="263238"/>
-          <w:sz w:val="21"/>
-        </w:rPr>
-        <w:t xml:space="preserve"> para evitar sobre-representar accidentes repetidos.</w:t>
-      </w:r>
-    </w:p>
-    <w:p>
-      <w:pPr>
-        <w:pStyle w:val="Heading2"/>
-      </w:pPr>
-      <w:r>
-        <w:rPr>
-          <w:rFonts w:ascii="Calibri" w:hAnsi="Calibri"/>
-          <w:b/>
-          <w:color w:val="26756A"/>
-          <w:sz w:val="24"/>
-        </w:rPr>
-        <w:t>Outliers</w:t>
-      </w:r>
-    </w:p>
-    <w:p>
-      <w:pPr>
-        <w:spacing w:after="140" w:lineRule="auto" w:line="259"/>
-        <w:ind w:firstLine="0"/>
-      </w:pPr>
-      <w:r>
-        <w:rPr>
-          <w:rFonts w:ascii="Calibri" w:hAnsi="Calibri"/>
-          <w:color w:val="263238"/>
-          <w:sz w:val="21"/>
-        </w:rPr>
-        <w:t>Los outliers se revisaron con el criterio del rango intercuartil. En variables como heridos, muertos y victimas, el IQR fue cero porque la mayoría de los accidentes no tienen victimas. Por eso, cualquier accidente con heridos o fallecidos aparece como valor extremo bajo este criterio.</w:t>
-      </w:r>
-    </w:p>
-    <w:tbl>
-      <w:tblPr>
-        <w:tblStyle w:val="TableGrid"/>
-        <w:tblW w:type="auto" w:w="0"/>
-        <w:jc w:val="center"/>
-        <w:tblLayout w:type="fixed"/>
-        <w:tblLook w:firstColumn="1" w:firstRow="1" w:lastColumn="0" w:lastRow="0" w:noHBand="0" w:noVBand="1" w:val="04A0"/>
-      </w:tblPr>
-      <w:tblGrid>
-        <w:gridCol w:w="2232"/>
-        <w:gridCol w:w="1800"/>
-        <w:gridCol w:w="2232"/>
-        <w:gridCol w:w="3600"/>
-      </w:tblGrid>
-      <w:tr>
-        <w:tc>
-          <w:tcPr>
-            <w:tcW w:type="dxa" w:w="2520"/>
-            <w:vAlign w:val="center"/>
-            <w:shd w:fill="173B4F"/>
-            <w:tcMar>
-              <w:top w:w="120" w:type="dxa"/>
-              <w:start w:w="160" w:type="dxa"/>
-              <w:bottom w:w="120" w:type="dxa"/>
-              <w:end w:w="160" w:type="dxa"/>
-            </w:tcMar>
-            <w:tcBorders>
-              <w:top w:val="single" w:sz="4" w:color="D7E1E4"/>
-              <w:left w:val="single" w:sz="4" w:color="D7E1E4"/>
-              <w:bottom w:val="single" w:sz="4" w:color="D7E1E4"/>
-              <w:right w:val="single" w:sz="4" w:color="D7E1E4"/>
-            </w:tcBorders>
-          </w:tcPr>
-          <w:p>
-            <w:pPr>
-              <w:spacing w:after="0" w:line="240" w:lineRule="auto"/>
-              <w:jc w:val="left"/>
-            </w:pPr>
-            <w:r>
-              <w:rPr>
-                <w:rFonts w:ascii="Calibri" w:hAnsi="Calibri"/>
-                <w:b/>
-                <w:color w:val="FFFFFF"/>
-                <w:sz w:val="18"/>
-              </w:rPr>
-            </w:r>
-            <w:r>
-              <w:rPr>
-                <w:rFonts w:ascii="Calibri" w:hAnsi="Calibri"/>
-                <w:b/>
-                <w:color w:val="FFFFFF"/>
-                <w:sz w:val="18"/>
-              </w:rPr>
-              <w:t>Variable</w:t>
-            </w:r>
-          </w:p>
-        </w:tc>
-        <w:tc>
-          <w:tcPr>
-            <w:tcW w:type="dxa" w:w="2520"/>
-            <w:vAlign w:val="center"/>
-            <w:shd w:fill="173B4F"/>
-            <w:tcMar>
-              <w:top w:w="120" w:type="dxa"/>
-              <w:start w:w="160" w:type="dxa"/>
-              <w:bottom w:w="120" w:type="dxa"/>
-              <w:end w:w="160" w:type="dxa"/>
-            </w:tcMar>
-            <w:tcBorders>
-              <w:top w:val="single" w:sz="4" w:color="D7E1E4"/>
-              <w:left w:val="single" w:sz="4" w:color="D7E1E4"/>
-              <w:bottom w:val="single" w:sz="4" w:color="D7E1E4"/>
-              <w:right w:val="single" w:sz="4" w:color="D7E1E4"/>
-            </w:tcBorders>
-          </w:tcPr>
-          <w:p>
-            <w:pPr>
-              <w:spacing w:after="0" w:line="240" w:lineRule="auto"/>
-              <w:jc w:val="center"/>
-            </w:pPr>
-            <w:r>
-              <w:rPr>
-                <w:rFonts w:ascii="Calibri" w:hAnsi="Calibri"/>
-                <w:b/>
-                <w:color w:val="FFFFFF"/>
-                <w:sz w:val="18"/>
-              </w:rPr>
-            </w:r>
-            <w:r>
-              <w:rPr>
-                <w:rFonts w:ascii="Calibri" w:hAnsi="Calibri"/>
-                <w:b/>
-                <w:color w:val="FFFFFF"/>
-                <w:sz w:val="18"/>
-              </w:rPr>
-              <w:t>Máximo observado</w:t>
-            </w:r>
-          </w:p>
-        </w:tc>
-        <w:tc>
-          <w:tcPr>
-            <w:tcW w:type="dxa" w:w="2520"/>
-            <w:vAlign w:val="center"/>
-            <w:shd w:fill="173B4F"/>
-            <w:tcMar>
-              <w:top w:w="120" w:type="dxa"/>
-              <w:start w:w="160" w:type="dxa"/>
-              <w:bottom w:w="120" w:type="dxa"/>
-              <w:end w:w="160" w:type="dxa"/>
-            </w:tcMar>
-            <w:tcBorders>
-              <w:top w:val="single" w:sz="4" w:color="D7E1E4"/>
-              <w:left w:val="single" w:sz="4" w:color="D7E1E4"/>
-              <w:bottom w:val="single" w:sz="4" w:color="D7E1E4"/>
-              <w:right w:val="single" w:sz="4" w:color="D7E1E4"/>
-            </w:tcBorders>
-          </w:tcPr>
-          <w:p>
-            <w:pPr>
-              <w:spacing w:after="0" w:line="240" w:lineRule="auto"/>
-              <w:jc w:val="center"/>
-            </w:pPr>
-            <w:r>
-              <w:rPr>
-                <w:rFonts w:ascii="Calibri" w:hAnsi="Calibri"/>
-                <w:b/>
-                <w:color w:val="FFFFFF"/>
-                <w:sz w:val="18"/>
-              </w:rPr>
-            </w:r>
-            <w:r>
-              <w:rPr>
-                <w:rFonts w:ascii="Calibri" w:hAnsi="Calibri"/>
-                <w:b/>
-                <w:color w:val="FFFFFF"/>
-                <w:sz w:val="18"/>
-              </w:rPr>
-              <w:t>Outliers detectados por IQR</w:t>
-            </w:r>
-          </w:p>
-        </w:tc>
-        <w:tc>
-          <w:tcPr>
-            <w:tcW w:type="dxa" w:w="2520"/>
-            <w:vAlign w:val="center"/>
-            <w:shd w:fill="173B4F"/>
-            <w:tcMar>
-              <w:top w:w="120" w:type="dxa"/>
-              <w:start w:w="160" w:type="dxa"/>
-              <w:bottom w:w="120" w:type="dxa"/>
-              <w:end w:w="160" w:type="dxa"/>
-            </w:tcMar>
-            <w:tcBorders>
-              <w:top w:val="single" w:sz="4" w:color="D7E1E4"/>
-              <w:left w:val="single" w:sz="4" w:color="D7E1E4"/>
-              <w:bottom w:val="single" w:sz="4" w:color="D7E1E4"/>
-              <w:right w:val="single" w:sz="4" w:color="D7E1E4"/>
-            </w:tcBorders>
-          </w:tcPr>
-          <w:p>
-            <w:pPr>
-              <w:spacing w:after="0" w:line="240" w:lineRule="auto"/>
-              <w:jc w:val="center"/>
-            </w:pPr>
-            <w:r>
-              <w:rPr>
-                <w:rFonts w:ascii="Calibri" w:hAnsi="Calibri"/>
-                <w:b/>
-                <w:color w:val="FFFFFF"/>
-                <w:sz w:val="18"/>
-              </w:rPr>
-            </w:r>
-            <w:r>
-              <w:rPr>
-                <w:rFonts w:ascii="Calibri" w:hAnsi="Calibri"/>
-                <w:b/>
-                <w:color w:val="FFFFFF"/>
-                <w:sz w:val="18"/>
-              </w:rPr>
-              <w:t>Decisión</w:t>
-            </w:r>
-          </w:p>
-        </w:tc>
-      </w:tr>
-      <w:tr>
-        <w:tc>
-          <w:tcPr>
-            <w:tcW w:type="dxa" w:w="2520"/>
-            <w:vAlign w:val="center"/>
-            <w:tcMar>
-              <w:top w:w="120" w:type="dxa"/>
-              <w:start w:w="160" w:type="dxa"/>
-              <w:bottom w:w="120" w:type="dxa"/>
-              <w:end w:w="160" w:type="dxa"/>
-            </w:tcMar>
-            <w:tcBorders>
-              <w:top w:val="single" w:sz="4" w:color="D7E1E4"/>
-              <w:left w:val="single" w:sz="4" w:color="D7E1E4"/>
-              <w:bottom w:val="single" w:sz="4" w:color="D7E1E4"/>
-              <w:right w:val="single" w:sz="4" w:color="D7E1E4"/>
-            </w:tcBorders>
-            <w:shd w:fill="FFFFFF"/>
-          </w:tcPr>
-          <w:p>
-            <w:pPr>
-              <w:spacing w:after="0" w:line="240" w:lineRule="auto"/>
-              <w:jc w:val="left"/>
-            </w:pPr>
-            <w:r>
-              <w:rPr>
-                <w:rFonts w:ascii="Calibri" w:hAnsi="Calibri"/>
-                <w:b/>
-                <w:color w:val="263238"/>
-                <w:sz w:val="18"/>
-              </w:rPr>
-            </w:r>
-            <w:r>
-              <w:rPr>
-                <w:rFonts w:ascii="Calibri" w:hAnsi="Calibri"/>
-                <w:b/>
-                <w:color w:val="263238"/>
-                <w:sz w:val="18"/>
-              </w:rPr>
-              <w:t>TOTAL_HERIDOS</w:t>
-            </w:r>
-          </w:p>
-        </w:tc>
-        <w:tc>
-          <w:tcPr>
-            <w:tcW w:type="dxa" w:w="2520"/>
-            <w:vAlign w:val="center"/>
-            <w:tcMar>
-              <w:top w:w="120" w:type="dxa"/>
-              <w:start w:w="160" w:type="dxa"/>
-              <w:bottom w:w="120" w:type="dxa"/>
-              <w:end w:w="160" w:type="dxa"/>
-            </w:tcMar>
-            <w:tcBorders>
-              <w:top w:val="single" w:sz="4" w:color="D7E1E4"/>
-              <w:left w:val="single" w:sz="4" w:color="D7E1E4"/>
-              <w:bottom w:val="single" w:sz="4" w:color="D7E1E4"/>
-              <w:right w:val="single" w:sz="4" w:color="D7E1E4"/>
-            </w:tcBorders>
-            <w:shd w:fill="FFFFFF"/>
-          </w:tcPr>
-          <w:p>
-            <w:pPr>
-              <w:spacing w:after="0" w:line="240" w:lineRule="auto"/>
-              <w:jc w:val="center"/>
-            </w:pPr>
-            <w:r>
-              <w:rPr>
-                <w:rFonts w:ascii="Calibri" w:hAnsi="Calibri"/>
-                <w:b w:val="0"/>
-                <w:color w:val="263238"/>
-                <w:sz w:val="18"/>
-              </w:rPr>
-            </w:r>
-            <w:r>
-              <w:rPr>
-                <w:rFonts w:ascii="Calibri" w:hAnsi="Calibri"/>
-                <w:b w:val="0"/>
-                <w:color w:val="263238"/>
-                <w:sz w:val="18"/>
-              </w:rPr>
-              <w:t>27</w:t>
-            </w:r>
-          </w:p>
-        </w:tc>
-        <w:tc>
-          <w:tcPr>
-            <w:tcW w:type="dxa" w:w="2520"/>
-            <w:vAlign w:val="center"/>
-            <w:tcMar>
-              <w:top w:w="120" w:type="dxa"/>
-              <w:start w:w="160" w:type="dxa"/>
-              <w:bottom w:w="120" w:type="dxa"/>
-              <w:end w:w="160" w:type="dxa"/>
-            </w:tcMar>
-            <w:tcBorders>
-              <w:top w:val="single" w:sz="4" w:color="D7E1E4"/>
-              <w:left w:val="single" w:sz="4" w:color="D7E1E4"/>
-              <w:bottom w:val="single" w:sz="4" w:color="D7E1E4"/>
-              <w:right w:val="single" w:sz="4" w:color="D7E1E4"/>
-            </w:tcBorders>
-            <w:shd w:fill="FFFFFF"/>
-          </w:tcPr>
-          <w:p>
-            <w:pPr>
-              <w:spacing w:after="0" w:line="240" w:lineRule="auto"/>
-              <w:jc w:val="center"/>
-            </w:pPr>
-            <w:r>
-              <w:rPr>
-                <w:rFonts w:ascii="Calibri" w:hAnsi="Calibri"/>
-                <w:b w:val="0"/>
-                <w:color w:val="263238"/>
-                <w:sz w:val="18"/>
-              </w:rPr>
-            </w:r>
-            <w:r>
-              <w:rPr>
-                <w:rFonts w:ascii="Calibri" w:hAnsi="Calibri"/>
-                <w:b w:val="0"/>
-                <w:color w:val="263238"/>
-                <w:sz w:val="18"/>
-              </w:rPr>
-              <w:t>29,813</w:t>
-            </w:r>
-          </w:p>
-        </w:tc>
-        <w:tc>
-          <w:tcPr>
-            <w:tcW w:type="dxa" w:w="2520"/>
-            <w:vAlign w:val="center"/>
-            <w:tcMar>
-              <w:top w:w="120" w:type="dxa"/>
-              <w:start w:w="160" w:type="dxa"/>
-              <w:bottom w:w="120" w:type="dxa"/>
-              <w:end w:w="160" w:type="dxa"/>
-            </w:tcMar>
-            <w:tcBorders>
-              <w:top w:val="single" w:sz="4" w:color="D7E1E4"/>
-              <w:left w:val="single" w:sz="4" w:color="D7E1E4"/>
-              <w:bottom w:val="single" w:sz="4" w:color="D7E1E4"/>
-              <w:right w:val="single" w:sz="4" w:color="D7E1E4"/>
-            </w:tcBorders>
-            <w:shd w:fill="FFFFFF"/>
-          </w:tcPr>
-          <w:p>
-            <w:pPr>
-              <w:spacing w:after="0" w:line="240" w:lineRule="auto"/>
-              <w:jc w:val="center"/>
-            </w:pPr>
-            <w:r>
-              <w:rPr>
-                <w:rFonts w:ascii="Calibri" w:hAnsi="Calibri"/>
-                <w:b w:val="0"/>
-                <w:color w:val="263238"/>
-                <w:sz w:val="18"/>
-              </w:rPr>
-            </w:r>
-            <w:r>
-              <w:rPr>
-                <w:rFonts w:ascii="Calibri" w:hAnsi="Calibri"/>
-                <w:b w:val="0"/>
-                <w:color w:val="263238"/>
-                <w:sz w:val="18"/>
-              </w:rPr>
-              <w:t>Conservar, porque representan accidentes con lesionados</w:t>
-            </w:r>
-          </w:p>
-        </w:tc>
-      </w:tr>
-      <w:tr>
-        <w:tc>
-          <w:tcPr>
-            <w:tcW w:type="dxa" w:w="2520"/>
-            <w:vAlign w:val="center"/>
-            <w:shd w:fill="F8FBFA"/>
-            <w:tcMar>
-              <w:top w:w="120" w:type="dxa"/>
-              <w:start w:w="160" w:type="dxa"/>
-              <w:bottom w:w="120" w:type="dxa"/>
-              <w:end w:w="160" w:type="dxa"/>
-            </w:tcMar>
-            <w:tcBorders>
-              <w:top w:val="single" w:sz="4" w:color="D7E1E4"/>
-              <w:left w:val="single" w:sz="4" w:color="D7E1E4"/>
-              <w:bottom w:val="single" w:sz="4" w:color="D7E1E4"/>
-              <w:right w:val="single" w:sz="4" w:color="D7E1E4"/>
-            </w:tcBorders>
-          </w:tcPr>
-          <w:p>
-            <w:pPr>
-              <w:spacing w:after="0" w:line="240" w:lineRule="auto"/>
-              <w:jc w:val="left"/>
-            </w:pPr>
-            <w:r>
-              <w:rPr>
-                <w:rFonts w:ascii="Calibri" w:hAnsi="Calibri"/>
-                <w:b/>
-                <w:color w:val="263238"/>
-                <w:sz w:val="18"/>
-              </w:rPr>
-            </w:r>
-            <w:r>
-              <w:rPr>
-                <w:rFonts w:ascii="Calibri" w:hAnsi="Calibri"/>
-                <w:b/>
-                <w:color w:val="263238"/>
-                <w:sz w:val="18"/>
-              </w:rPr>
-              <w:t>TOTAL_MUERTOS</w:t>
-            </w:r>
-          </w:p>
-        </w:tc>
-        <w:tc>
-          <w:tcPr>
-            <w:tcW w:type="dxa" w:w="2520"/>
-            <w:vAlign w:val="center"/>
-            <w:shd w:fill="F8FBFA"/>
-            <w:tcMar>
-              <w:top w:w="120" w:type="dxa"/>
-              <w:start w:w="160" w:type="dxa"/>
-              <w:bottom w:w="120" w:type="dxa"/>
-              <w:end w:w="160" w:type="dxa"/>
-            </w:tcMar>
-            <w:tcBorders>
-              <w:top w:val="single" w:sz="4" w:color="D7E1E4"/>
-              <w:left w:val="single" w:sz="4" w:color="D7E1E4"/>
-              <w:bottom w:val="single" w:sz="4" w:color="D7E1E4"/>
-              <w:right w:val="single" w:sz="4" w:color="D7E1E4"/>
-            </w:tcBorders>
-          </w:tcPr>
-          <w:p>
-            <w:pPr>
-              <w:spacing w:after="0" w:line="240" w:lineRule="auto"/>
-              <w:jc w:val="center"/>
-            </w:pPr>
-            <w:r>
-              <w:rPr>
-                <w:rFonts w:ascii="Calibri" w:hAnsi="Calibri"/>
-                <w:b w:val="0"/>
-                <w:color w:val="263238"/>
-                <w:sz w:val="18"/>
-              </w:rPr>
-            </w:r>
-            <w:r>
-              <w:rPr>
-                <w:rFonts w:ascii="Calibri" w:hAnsi="Calibri"/>
-                <w:b w:val="0"/>
-                <w:color w:val="263238"/>
-                <w:sz w:val="18"/>
-              </w:rPr>
-              <w:t>6</w:t>
-            </w:r>
-          </w:p>
-        </w:tc>
-        <w:tc>
-          <w:tcPr>
-            <w:tcW w:type="dxa" w:w="2520"/>
-            <w:vAlign w:val="center"/>
-            <w:shd w:fill="F8FBFA"/>
-            <w:tcMar>
-              <w:top w:w="120" w:type="dxa"/>
-              <w:start w:w="160" w:type="dxa"/>
-              <w:bottom w:w="120" w:type="dxa"/>
-              <w:end w:w="160" w:type="dxa"/>
-            </w:tcMar>
-            <w:tcBorders>
-              <w:top w:val="single" w:sz="4" w:color="D7E1E4"/>
-              <w:left w:val="single" w:sz="4" w:color="D7E1E4"/>
-              <w:bottom w:val="single" w:sz="4" w:color="D7E1E4"/>
-              <w:right w:val="single" w:sz="4" w:color="D7E1E4"/>
-            </w:tcBorders>
-          </w:tcPr>
-          <w:p>
-            <w:pPr>
-              <w:spacing w:after="0" w:line="240" w:lineRule="auto"/>
-              <w:jc w:val="center"/>
-            </w:pPr>
-            <w:r>
-              <w:rPr>
-                <w:rFonts w:ascii="Calibri" w:hAnsi="Calibri"/>
-                <w:b w:val="0"/>
-                <w:color w:val="263238"/>
-                <w:sz w:val="18"/>
-              </w:rPr>
-            </w:r>
-            <w:r>
-              <w:rPr>
-                <w:rFonts w:ascii="Calibri" w:hAnsi="Calibri"/>
-                <w:b w:val="0"/>
-                <w:color w:val="263238"/>
-                <w:sz w:val="18"/>
-              </w:rPr>
-              <w:t>1,975</w:t>
-            </w:r>
-          </w:p>
-        </w:tc>
-        <w:tc>
-          <w:tcPr>
-            <w:tcW w:type="dxa" w:w="2520"/>
-            <w:vAlign w:val="center"/>
-            <w:shd w:fill="F8FBFA"/>
-            <w:tcMar>
-              <w:top w:w="120" w:type="dxa"/>
-              <w:start w:w="160" w:type="dxa"/>
-              <w:bottom w:w="120" w:type="dxa"/>
-              <w:end w:w="160" w:type="dxa"/>
-            </w:tcMar>
-            <w:tcBorders>
-              <w:top w:val="single" w:sz="4" w:color="D7E1E4"/>
-              <w:left w:val="single" w:sz="4" w:color="D7E1E4"/>
-              <w:bottom w:val="single" w:sz="4" w:color="D7E1E4"/>
-              <w:right w:val="single" w:sz="4" w:color="D7E1E4"/>
-            </w:tcBorders>
-          </w:tcPr>
-          <w:p>
-            <w:pPr>
-              <w:spacing w:after="0" w:line="240" w:lineRule="auto"/>
-              <w:jc w:val="center"/>
-            </w:pPr>
-            <w:r>
-              <w:rPr>
-                <w:rFonts w:ascii="Calibri" w:hAnsi="Calibri"/>
-                <w:b w:val="0"/>
-                <w:color w:val="263238"/>
-                <w:sz w:val="18"/>
-              </w:rPr>
-            </w:r>
-            <w:r>
-              <w:rPr>
-                <w:rFonts w:ascii="Calibri" w:hAnsi="Calibri"/>
-                <w:b w:val="0"/>
-                <w:color w:val="263238"/>
-                <w:sz w:val="18"/>
-              </w:rPr>
-              <w:t>Conservar, porque representan accidentes fatales</w:t>
-            </w:r>
-          </w:p>
-        </w:tc>
-      </w:tr>
-      <w:tr>
-        <w:tc>
-          <w:tcPr>
-            <w:tcW w:type="dxa" w:w="2520"/>
-            <w:vAlign w:val="center"/>
-            <w:tcMar>
-              <w:top w:w="120" w:type="dxa"/>
-              <w:start w:w="160" w:type="dxa"/>
-              <w:bottom w:w="120" w:type="dxa"/>
-              <w:end w:w="160" w:type="dxa"/>
-            </w:tcMar>
-            <w:tcBorders>
-              <w:top w:val="single" w:sz="4" w:color="D7E1E4"/>
-              <w:left w:val="single" w:sz="4" w:color="D7E1E4"/>
-              <w:bottom w:val="single" w:sz="4" w:color="D7E1E4"/>
-              <w:right w:val="single" w:sz="4" w:color="D7E1E4"/>
-            </w:tcBorders>
-            <w:shd w:fill="FFFFFF"/>
-          </w:tcPr>
-          <w:p>
-            <w:pPr>
-              <w:spacing w:after="0" w:line="240" w:lineRule="auto"/>
-              <w:jc w:val="left"/>
-            </w:pPr>
-            <w:r>
-              <w:rPr>
-                <w:rFonts w:ascii="Calibri" w:hAnsi="Calibri"/>
-                <w:b/>
-                <w:color w:val="263238"/>
-                <w:sz w:val="18"/>
-              </w:rPr>
-            </w:r>
-            <w:r>
-              <w:rPr>
-                <w:rFonts w:ascii="Calibri" w:hAnsi="Calibri"/>
-                <w:b/>
-                <w:color w:val="263238"/>
-                <w:sz w:val="18"/>
-              </w:rPr>
-              <w:t>TOTAL_VICTIMAS</w:t>
-            </w:r>
-          </w:p>
-        </w:tc>
-        <w:tc>
-          <w:tcPr>
-            <w:tcW w:type="dxa" w:w="2520"/>
-            <w:vAlign w:val="center"/>
-            <w:tcMar>
-              <w:top w:w="120" w:type="dxa"/>
-              <w:start w:w="160" w:type="dxa"/>
-              <w:bottom w:w="120" w:type="dxa"/>
-              <w:end w:w="160" w:type="dxa"/>
-            </w:tcMar>
-            <w:tcBorders>
-              <w:top w:val="single" w:sz="4" w:color="D7E1E4"/>
-              <w:left w:val="single" w:sz="4" w:color="D7E1E4"/>
-              <w:bottom w:val="single" w:sz="4" w:color="D7E1E4"/>
-              <w:right w:val="single" w:sz="4" w:color="D7E1E4"/>
-            </w:tcBorders>
-            <w:shd w:fill="FFFFFF"/>
-          </w:tcPr>
-          <w:p>
-            <w:pPr>
-              <w:spacing w:after="0" w:line="240" w:lineRule="auto"/>
-              <w:jc w:val="center"/>
-            </w:pPr>
-            <w:r>
-              <w:rPr>
-                <w:rFonts w:ascii="Calibri" w:hAnsi="Calibri"/>
-                <w:b w:val="0"/>
-                <w:color w:val="263238"/>
-                <w:sz w:val="18"/>
-              </w:rPr>
-            </w:r>
-            <w:r>
-              <w:rPr>
-                <w:rFonts w:ascii="Calibri" w:hAnsi="Calibri"/>
-                <w:b w:val="0"/>
-                <w:color w:val="263238"/>
-                <w:sz w:val="18"/>
-              </w:rPr>
-              <w:t>32</w:t>
-            </w:r>
-          </w:p>
-        </w:tc>
-        <w:tc>
-          <w:tcPr>
-            <w:tcW w:type="dxa" w:w="2520"/>
-            <w:vAlign w:val="center"/>
-            <w:tcMar>
-              <w:top w:w="120" w:type="dxa"/>
-              <w:start w:w="160" w:type="dxa"/>
-              <w:bottom w:w="120" w:type="dxa"/>
-              <w:end w:w="160" w:type="dxa"/>
-            </w:tcMar>
-            <w:tcBorders>
-              <w:top w:val="single" w:sz="4" w:color="D7E1E4"/>
-              <w:left w:val="single" w:sz="4" w:color="D7E1E4"/>
-              <w:bottom w:val="single" w:sz="4" w:color="D7E1E4"/>
-              <w:right w:val="single" w:sz="4" w:color="D7E1E4"/>
-            </w:tcBorders>
-            <w:shd w:fill="FFFFFF"/>
-          </w:tcPr>
-          <w:p>
-            <w:pPr>
-              <w:spacing w:after="0" w:line="240" w:lineRule="auto"/>
-              <w:jc w:val="center"/>
-            </w:pPr>
-            <w:r>
-              <w:rPr>
-                <w:rFonts w:ascii="Calibri" w:hAnsi="Calibri"/>
-                <w:b w:val="0"/>
-                <w:color w:val="263238"/>
-                <w:sz w:val="18"/>
-              </w:rPr>
-            </w:r>
-            <w:r>
-              <w:rPr>
-                <w:rFonts w:ascii="Calibri" w:hAnsi="Calibri"/>
-                <w:b w:val="0"/>
-                <w:color w:val="263238"/>
-                <w:sz w:val="18"/>
-              </w:rPr>
-              <w:t>31,252</w:t>
-            </w:r>
-          </w:p>
-        </w:tc>
-        <w:tc>
-          <w:tcPr>
-            <w:tcW w:type="dxa" w:w="2520"/>
-            <w:vAlign w:val="center"/>
-            <w:tcMar>
-              <w:top w:w="120" w:type="dxa"/>
-              <w:start w:w="160" w:type="dxa"/>
-              <w:bottom w:w="120" w:type="dxa"/>
-              <w:end w:w="160" w:type="dxa"/>
-            </w:tcMar>
-            <w:tcBorders>
-              <w:top w:val="single" w:sz="4" w:color="D7E1E4"/>
-              <w:left w:val="single" w:sz="4" w:color="D7E1E4"/>
-              <w:bottom w:val="single" w:sz="4" w:color="D7E1E4"/>
-              <w:right w:val="single" w:sz="4" w:color="D7E1E4"/>
-            </w:tcBorders>
-            <w:shd w:fill="FFFFFF"/>
-          </w:tcPr>
-          <w:p>
-            <w:pPr>
-              <w:spacing w:after="0" w:line="240" w:lineRule="auto"/>
-              <w:jc w:val="center"/>
-            </w:pPr>
-            <w:r>
-              <w:rPr>
-                <w:rFonts w:ascii="Calibri" w:hAnsi="Calibri"/>
-                <w:b w:val="0"/>
-                <w:color w:val="263238"/>
-                <w:sz w:val="18"/>
-              </w:rPr>
-            </w:r>
-            <w:r>
-              <w:rPr>
-                <w:rFonts w:ascii="Calibri" w:hAnsi="Calibri"/>
-                <w:b w:val="0"/>
-                <w:color w:val="263238"/>
-                <w:sz w:val="18"/>
-              </w:rPr>
-              <w:t>Conservar, porque explican la gravedad</w:t>
-            </w:r>
-          </w:p>
-        </w:tc>
-      </w:tr>
-      <w:tr>
-        <w:tc>
-          <w:tcPr>
-            <w:tcW w:type="dxa" w:w="2520"/>
-            <w:vAlign w:val="center"/>
-            <w:shd w:fill="F8FBFA"/>
-            <w:tcMar>
-              <w:top w:w="120" w:type="dxa"/>
-              <w:start w:w="160" w:type="dxa"/>
-              <w:bottom w:w="120" w:type="dxa"/>
-              <w:end w:w="160" w:type="dxa"/>
-            </w:tcMar>
-            <w:tcBorders>
-              <w:top w:val="single" w:sz="4" w:color="D7E1E4"/>
-              <w:left w:val="single" w:sz="4" w:color="D7E1E4"/>
-              <w:bottom w:val="single" w:sz="4" w:color="D7E1E4"/>
-              <w:right w:val="single" w:sz="4" w:color="D7E1E4"/>
-            </w:tcBorders>
-          </w:tcPr>
-          <w:p>
-            <w:pPr>
-              <w:spacing w:after="0" w:line="240" w:lineRule="auto"/>
-              <w:jc w:val="left"/>
-            </w:pPr>
-            <w:r>
-              <w:rPr>
-                <w:rFonts w:ascii="Calibri" w:hAnsi="Calibri"/>
-                <w:b/>
-                <w:color w:val="263238"/>
-                <w:sz w:val="18"/>
-              </w:rPr>
-            </w:r>
-            <w:r>
-              <w:rPr>
-                <w:rFonts w:ascii="Calibri" w:hAnsi="Calibri"/>
-                <w:b/>
-                <w:color w:val="263238"/>
-                <w:sz w:val="18"/>
-              </w:rPr>
-              <w:t>TOTAL_VEHICULOS</w:t>
-            </w:r>
-          </w:p>
-        </w:tc>
-        <w:tc>
-          <w:tcPr>
-            <w:tcW w:type="dxa" w:w="2520"/>
-            <w:vAlign w:val="center"/>
-            <w:shd w:fill="F8FBFA"/>
-            <w:tcMar>
-              <w:top w:w="120" w:type="dxa"/>
-              <w:start w:w="160" w:type="dxa"/>
-              <w:bottom w:w="120" w:type="dxa"/>
-              <w:end w:w="160" w:type="dxa"/>
-            </w:tcMar>
-            <w:tcBorders>
-              <w:top w:val="single" w:sz="4" w:color="D7E1E4"/>
-              <w:left w:val="single" w:sz="4" w:color="D7E1E4"/>
-              <w:bottom w:val="single" w:sz="4" w:color="D7E1E4"/>
-              <w:right w:val="single" w:sz="4" w:color="D7E1E4"/>
-            </w:tcBorders>
-          </w:tcPr>
-          <w:p>
-            <w:pPr>
-              <w:spacing w:after="0" w:line="240" w:lineRule="auto"/>
-              <w:jc w:val="center"/>
-            </w:pPr>
-            <w:r>
-              <w:rPr>
-                <w:rFonts w:ascii="Calibri" w:hAnsi="Calibri"/>
-                <w:b w:val="0"/>
-                <w:color w:val="263238"/>
-                <w:sz w:val="18"/>
-              </w:rPr>
-            </w:r>
-            <w:r>
-              <w:rPr>
-                <w:rFonts w:ascii="Calibri" w:hAnsi="Calibri"/>
-                <w:b w:val="0"/>
-                <w:color w:val="263238"/>
-                <w:sz w:val="18"/>
-              </w:rPr>
-              <w:t>9</w:t>
-            </w:r>
-          </w:p>
-        </w:tc>
-        <w:tc>
-          <w:tcPr>
-            <w:tcW w:type="dxa" w:w="2520"/>
-            <w:vAlign w:val="center"/>
-            <w:shd w:fill="F8FBFA"/>
-            <w:tcMar>
-              <w:top w:w="120" w:type="dxa"/>
-              <w:start w:w="160" w:type="dxa"/>
-              <w:bottom w:w="120" w:type="dxa"/>
-              <w:end w:w="160" w:type="dxa"/>
-            </w:tcMar>
-            <w:tcBorders>
-              <w:top w:val="single" w:sz="4" w:color="D7E1E4"/>
-              <w:left w:val="single" w:sz="4" w:color="D7E1E4"/>
-              <w:bottom w:val="single" w:sz="4" w:color="D7E1E4"/>
-              <w:right w:val="single" w:sz="4" w:color="D7E1E4"/>
-            </w:tcBorders>
-          </w:tcPr>
-          <w:p>
-            <w:pPr>
-              <w:spacing w:after="0" w:line="240" w:lineRule="auto"/>
-              <w:jc w:val="center"/>
-            </w:pPr>
-            <w:r>
-              <w:rPr>
-                <w:rFonts w:ascii="Calibri" w:hAnsi="Calibri"/>
-                <w:b w:val="0"/>
-                <w:color w:val="263238"/>
-                <w:sz w:val="18"/>
-              </w:rPr>
-            </w:r>
-            <w:r>
-              <w:rPr>
-                <w:rFonts w:ascii="Calibri" w:hAnsi="Calibri"/>
-                <w:b w:val="0"/>
-                <w:color w:val="263238"/>
-                <w:sz w:val="18"/>
-              </w:rPr>
-              <w:t>40,775</w:t>
-            </w:r>
-          </w:p>
-        </w:tc>
-        <w:tc>
-          <w:tcPr>
-            <w:tcW w:type="dxa" w:w="2520"/>
-            <w:vAlign w:val="center"/>
-            <w:shd w:fill="F8FBFA"/>
-            <w:tcMar>
-              <w:top w:w="120" w:type="dxa"/>
-              <w:start w:w="160" w:type="dxa"/>
-              <w:bottom w:w="120" w:type="dxa"/>
-              <w:end w:w="160" w:type="dxa"/>
-            </w:tcMar>
-            <w:tcBorders>
-              <w:top w:val="single" w:sz="4" w:color="D7E1E4"/>
-              <w:left w:val="single" w:sz="4" w:color="D7E1E4"/>
-              <w:bottom w:val="single" w:sz="4" w:color="D7E1E4"/>
-              <w:right w:val="single" w:sz="4" w:color="D7E1E4"/>
-            </w:tcBorders>
-          </w:tcPr>
-          <w:p>
-            <w:pPr>
-              <w:spacing w:after="0" w:line="240" w:lineRule="auto"/>
-              <w:jc w:val="center"/>
-            </w:pPr>
-            <w:r>
-              <w:rPr>
-                <w:rFonts w:ascii="Calibri" w:hAnsi="Calibri"/>
-                <w:b w:val="0"/>
-                <w:color w:val="263238"/>
-                <w:sz w:val="18"/>
-              </w:rPr>
-            </w:r>
-            <w:r>
-              <w:rPr>
-                <w:rFonts w:ascii="Calibri" w:hAnsi="Calibri"/>
-                <w:b w:val="0"/>
-                <w:color w:val="263238"/>
-                <w:sz w:val="18"/>
-              </w:rPr>
-              <w:t>Conservar, porque múltiples vehículos pueden estar involucrados</w:t>
-            </w:r>
-          </w:p>
-        </w:tc>
-      </w:tr>
-      <w:tr>
-        <w:tc>
-          <w:tcPr>
-            <w:tcW w:type="dxa" w:w="2520"/>
-            <w:vAlign w:val="center"/>
-            <w:tcMar>
-              <w:top w:w="120" w:type="dxa"/>
-              <w:start w:w="160" w:type="dxa"/>
-              <w:bottom w:w="120" w:type="dxa"/>
-              <w:end w:w="160" w:type="dxa"/>
-            </w:tcMar>
-            <w:tcBorders>
-              <w:top w:val="single" w:sz="4" w:color="D7E1E4"/>
-              <w:left w:val="single" w:sz="4" w:color="D7E1E4"/>
-              <w:bottom w:val="single" w:sz="4" w:color="D7E1E4"/>
-              <w:right w:val="single" w:sz="4" w:color="D7E1E4"/>
-            </w:tcBorders>
-            <w:shd w:fill="FFFFFF"/>
-          </w:tcPr>
-          <w:p>
-            <w:pPr>
-              <w:spacing w:after="0" w:line="240" w:lineRule="auto"/>
-              <w:jc w:val="left"/>
-            </w:pPr>
-            <w:r>
-              <w:rPr>
-                <w:rFonts w:ascii="Calibri" w:hAnsi="Calibri"/>
-                <w:b/>
-                <w:color w:val="263238"/>
-                <w:sz w:val="18"/>
-              </w:rPr>
-            </w:r>
-            <w:r>
-              <w:rPr>
-                <w:rFonts w:ascii="Calibri" w:hAnsi="Calibri"/>
-                <w:b/>
-                <w:color w:val="263238"/>
-                <w:sz w:val="18"/>
-              </w:rPr>
-              <w:t>EDAD_CONDUCTOR</w:t>
-            </w:r>
-          </w:p>
-        </w:tc>
-        <w:tc>
-          <w:tcPr>
-            <w:tcW w:type="dxa" w:w="2520"/>
-            <w:vAlign w:val="center"/>
-            <w:tcMar>
-              <w:top w:w="120" w:type="dxa"/>
-              <w:start w:w="160" w:type="dxa"/>
-              <w:bottom w:w="120" w:type="dxa"/>
-              <w:end w:w="160" w:type="dxa"/>
-            </w:tcMar>
-            <w:tcBorders>
-              <w:top w:val="single" w:sz="4" w:color="D7E1E4"/>
-              <w:left w:val="single" w:sz="4" w:color="D7E1E4"/>
-              <w:bottom w:val="single" w:sz="4" w:color="D7E1E4"/>
-              <w:right w:val="single" w:sz="4" w:color="D7E1E4"/>
-            </w:tcBorders>
-            <w:shd w:fill="FFFFFF"/>
-          </w:tcPr>
-          <w:p>
-            <w:pPr>
-              <w:spacing w:after="0" w:line="240" w:lineRule="auto"/>
-              <w:jc w:val="center"/>
-            </w:pPr>
-            <w:r>
-              <w:rPr>
-                <w:rFonts w:ascii="Calibri" w:hAnsi="Calibri"/>
-                <w:b w:val="0"/>
-                <w:color w:val="263238"/>
-                <w:sz w:val="18"/>
-              </w:rPr>
-            </w:r>
-            <w:r>
-              <w:rPr>
-                <w:rFonts w:ascii="Calibri" w:hAnsi="Calibri"/>
-                <w:b w:val="0"/>
-                <w:color w:val="263238"/>
-                <w:sz w:val="18"/>
-              </w:rPr>
-              <w:t>98</w:t>
-            </w:r>
-          </w:p>
-        </w:tc>
-        <w:tc>
-          <w:tcPr>
-            <w:tcW w:type="dxa" w:w="2520"/>
-            <w:vAlign w:val="center"/>
-            <w:tcMar>
-              <w:top w:w="120" w:type="dxa"/>
-              <w:start w:w="160" w:type="dxa"/>
-              <w:bottom w:w="120" w:type="dxa"/>
-              <w:end w:w="160" w:type="dxa"/>
-            </w:tcMar>
-            <w:tcBorders>
-              <w:top w:val="single" w:sz="4" w:color="D7E1E4"/>
-              <w:left w:val="single" w:sz="4" w:color="D7E1E4"/>
-              <w:bottom w:val="single" w:sz="4" w:color="D7E1E4"/>
-              <w:right w:val="single" w:sz="4" w:color="D7E1E4"/>
-            </w:tcBorders>
-            <w:shd w:fill="FFFFFF"/>
-          </w:tcPr>
-          <w:p>
-            <w:pPr>
-              <w:spacing w:after="0" w:line="240" w:lineRule="auto"/>
-              <w:jc w:val="center"/>
-            </w:pPr>
-            <w:r>
-              <w:rPr>
-                <w:rFonts w:ascii="Calibri" w:hAnsi="Calibri"/>
-                <w:b w:val="0"/>
-                <w:color w:val="263238"/>
-                <w:sz w:val="18"/>
-              </w:rPr>
-            </w:r>
-            <w:r>
-              <w:rPr>
-                <w:rFonts w:ascii="Calibri" w:hAnsi="Calibri"/>
-                <w:b w:val="0"/>
-                <w:color w:val="263238"/>
-                <w:sz w:val="18"/>
-              </w:rPr>
-              <w:t>1,140</w:t>
-            </w:r>
-          </w:p>
-        </w:tc>
-        <w:tc>
-          <w:tcPr>
-            <w:tcW w:type="dxa" w:w="2520"/>
-            <w:vAlign w:val="center"/>
-            <w:tcMar>
-              <w:top w:w="120" w:type="dxa"/>
-              <w:start w:w="160" w:type="dxa"/>
-              <w:bottom w:w="120" w:type="dxa"/>
-              <w:end w:w="160" w:type="dxa"/>
-            </w:tcMar>
-            <w:tcBorders>
-              <w:top w:val="single" w:sz="4" w:color="D7E1E4"/>
-              <w:left w:val="single" w:sz="4" w:color="D7E1E4"/>
-              <w:bottom w:val="single" w:sz="4" w:color="D7E1E4"/>
-              <w:right w:val="single" w:sz="4" w:color="D7E1E4"/>
-            </w:tcBorders>
-            <w:shd w:fill="FFFFFF"/>
-          </w:tcPr>
-          <w:p>
-            <w:pPr>
-              <w:spacing w:after="0" w:line="240" w:lineRule="auto"/>
-              <w:jc w:val="center"/>
-            </w:pPr>
-            <w:r>
-              <w:rPr>
-                <w:rFonts w:ascii="Calibri" w:hAnsi="Calibri"/>
-                <w:b w:val="0"/>
-                <w:color w:val="263238"/>
-                <w:sz w:val="18"/>
-              </w:rPr>
-            </w:r>
-            <w:r>
-              <w:rPr>
-                <w:rFonts w:ascii="Calibri" w:hAnsi="Calibri"/>
-                <w:b w:val="0"/>
-                <w:color w:val="263238"/>
-                <w:sz w:val="18"/>
-              </w:rPr>
-              <w:t>Conservar si esta entre 12 y 98 años</w:t>
-            </w:r>
-          </w:p>
-        </w:tc>
-      </w:tr>
-    </w:tbl>
-    <w:p>
-      <w:pPr>
-        <w:spacing w:after="140" w:lineRule="auto" w:line="259"/>
-        <w:ind w:firstLine="0"/>
-      </w:pPr>
-    </w:p>
-    <w:p>
-      <w:pPr>
-        <w:spacing w:after="140" w:lineRule="auto" w:line="259"/>
-        <w:ind w:firstLine="0"/>
-      </w:pPr>
-      <w:r>
-        <w:rPr>
-          <w:rFonts w:ascii="Calibri" w:hAnsi="Calibri"/>
-          <w:color w:val="263238"/>
-          <w:sz w:val="21"/>
-        </w:rPr>
-        <w:t xml:space="preserve">La decisión general fue </w:t>
-      </w:r>
-      <w:r>
-        <w:rPr>
-          <w:rFonts w:ascii="Calibri" w:hAnsi="Calibri"/>
-          <w:b/>
-          <w:color w:val="263238"/>
-          <w:sz w:val="21"/>
-        </w:rPr>
-        <w:t>no eliminar outliers automáticamente</w:t>
-      </w:r>
-      <w:r>
-        <w:rPr>
-          <w:rFonts w:ascii="Calibri" w:hAnsi="Calibri"/>
-          <w:color w:val="263238"/>
-          <w:sz w:val="21"/>
-        </w:rPr>
-        <w:t>, porque en este problema los valores extremos son precisamente los casos de mayor interes preventivo. Eliminar accidentes con victimas podria ocultar los eventos mas importantes para la seguridad vial.</w:t>
-      </w:r>
-    </w:p>
-    <w:p>
-      <w:pPr>
-        <w:pStyle w:val="Heading1"/>
-        <w:pBdr>
-          <w:left w:val="single" w:sz="16" w:space="8" w:color="D9962B"/>
-        </w:pBdr>
-      </w:pPr>
-      <w:r>
-        <w:rPr>
-          <w:rFonts w:ascii="Calibri Light" w:hAnsi="Calibri Light"/>
-          <w:b/>
-          <w:color w:val="173B4F"/>
-          <w:sz w:val="30"/>
-        </w:rPr>
-        <w:t>5. Preprocesamiento documentado</w:t>
-      </w:r>
-    </w:p>
-    <w:p>
-      <w:pPr>
-        <w:spacing w:after="140" w:lineRule="auto" w:line="259"/>
-        <w:ind w:firstLine="0"/>
-      </w:pPr>
-      <w:r>
-        <w:rPr>
-          <w:rFonts w:ascii="Calibri" w:hAnsi="Calibri"/>
-          <w:color w:val="263238"/>
-          <w:sz w:val="21"/>
-        </w:rPr>
-        <w:t>Durante el preprocesamiento se realizaron los siguientes pasos:</w:t>
-      </w:r>
-    </w:p>
-    <w:p>
-      <w:pPr>
-        <w:pStyle w:val="ListNumber"/>
-        <w:spacing w:after="80"/>
-        <w:ind w:left="312"/>
-      </w:pPr>
-      <w:r>
-        <w:rPr>
-          <w:rFonts w:ascii="Calibri" w:hAnsi="Calibri"/>
-          <w:b/>
-          <w:color w:val="263238"/>
-          <w:sz w:val="20"/>
-        </w:rPr>
-        <w:t>Filtrado geográfico:</w:t>
-      </w:r>
-      <w:r>
-        <w:rPr>
-          <w:rFonts w:ascii="Calibri" w:hAnsi="Calibri"/>
-          <w:color w:val="263238"/>
-          <w:sz w:val="20"/>
-        </w:rPr>
-        <w:t xml:space="preserve"> se seleccionaron solo los registros de Sonora con </w:t>
-      </w:r>
-      <w:r>
-        <w:rPr>
-          <w:rFonts w:ascii="Calibri" w:hAnsi="Calibri"/>
-          <w:color w:val="263238"/>
-          <w:sz w:val="20"/>
-        </w:rPr>
-        <w:t>ID_ENTIDAD = 26</w:t>
-      </w:r>
-      <w:r>
-        <w:rPr>
-          <w:rFonts w:ascii="Calibri" w:hAnsi="Calibri"/>
-          <w:color w:val="263238"/>
-          <w:sz w:val="20"/>
-        </w:rPr>
-        <w:t>.</w:t>
-      </w:r>
-    </w:p>
-    <w:p>
-      <w:pPr>
-        <w:pStyle w:val="ListNumber"/>
-        <w:spacing w:after="80"/>
-        <w:ind w:left="312"/>
-      </w:pPr>
-      <w:r>
-        <w:rPr>
-          <w:rFonts w:ascii="Calibri" w:hAnsi="Calibri"/>
-          <w:b/>
-          <w:color w:val="263238"/>
-          <w:sz w:val="20"/>
-        </w:rPr>
-        <w:t>Filtrado de registros no útiles:</w:t>
-      </w:r>
-      <w:r>
-        <w:rPr>
-          <w:rFonts w:ascii="Calibri" w:hAnsi="Calibri"/>
-          <w:color w:val="263238"/>
-          <w:sz w:val="20"/>
-        </w:rPr>
-        <w:t xml:space="preserve"> se eliminaron los registros </w:t>
-      </w:r>
-      <w:r>
-        <w:rPr>
-          <w:rFonts w:ascii="Calibri" w:hAnsi="Calibri"/>
-          <w:color w:val="263238"/>
-          <w:sz w:val="20"/>
-        </w:rPr>
-        <w:t>Certificado cero</w:t>
-      </w:r>
-      <w:r>
-        <w:rPr>
-          <w:rFonts w:ascii="Calibri" w:hAnsi="Calibri"/>
-          <w:color w:val="263238"/>
-          <w:sz w:val="20"/>
-        </w:rPr>
-        <w:t>, porque no representan accidentes ocurridos.</w:t>
-      </w:r>
-    </w:p>
-    <w:p>
-      <w:pPr>
-        <w:pStyle w:val="ListNumber"/>
-        <w:spacing w:after="80"/>
-        <w:ind w:left="312"/>
-      </w:pPr>
-      <w:r>
-        <w:rPr>
-          <w:rFonts w:ascii="Calibri" w:hAnsi="Calibri"/>
-          <w:b/>
-          <w:color w:val="263238"/>
-          <w:sz w:val="20"/>
-        </w:rPr>
-        <w:t>Union con catalogo municipal:</w:t>
-      </w:r>
-      <w:r>
-        <w:rPr>
-          <w:rFonts w:ascii="Calibri" w:hAnsi="Calibri"/>
-          <w:color w:val="263238"/>
-          <w:sz w:val="20"/>
-        </w:rPr>
-        <w:t xml:space="preserve"> se agrego </w:t>
-      </w:r>
-      <w:r>
-        <w:rPr>
-          <w:rFonts w:ascii="Calibri" w:hAnsi="Calibri"/>
-          <w:color w:val="263238"/>
-          <w:sz w:val="20"/>
-        </w:rPr>
-        <w:t>NOM_MUNICIPIO</w:t>
-      </w:r>
-      <w:r>
-        <w:rPr>
-          <w:rFonts w:ascii="Calibri" w:hAnsi="Calibri"/>
-          <w:color w:val="263238"/>
-          <w:sz w:val="20"/>
-        </w:rPr>
-        <w:t xml:space="preserve"> usando el catalogo </w:t>
-      </w:r>
-      <w:r>
-        <w:rPr>
-          <w:rFonts w:ascii="Calibri" w:hAnsi="Calibri"/>
-          <w:color w:val="263238"/>
-          <w:sz w:val="20"/>
-        </w:rPr>
-        <w:t>tc_municipio.csv</w:t>
-      </w:r>
-      <w:r>
-        <w:rPr>
-          <w:rFonts w:ascii="Calibri" w:hAnsi="Calibri"/>
-          <w:color w:val="263238"/>
-          <w:sz w:val="20"/>
-        </w:rPr>
-        <w:t>.</w:t>
-      </w:r>
-    </w:p>
-    <w:p>
-      <w:pPr>
-        <w:pStyle w:val="ListNumber"/>
-        <w:spacing w:after="80"/>
-        <w:ind w:left="312"/>
-      </w:pPr>
-      <w:r>
-        <w:rPr>
-          <w:rFonts w:ascii="Calibri" w:hAnsi="Calibri"/>
-          <w:b/>
-          <w:color w:val="263238"/>
-          <w:sz w:val="20"/>
-        </w:rPr>
-        <w:t>Conversion de tipos:</w:t>
-      </w:r>
-      <w:r>
-        <w:rPr>
-          <w:rFonts w:ascii="Calibri" w:hAnsi="Calibri"/>
-          <w:color w:val="263238"/>
-          <w:sz w:val="20"/>
-        </w:rPr>
-        <w:t xml:space="preserve"> se convirtieron columnas numéricas como heridos, fallecidos, edad, hora y vehículos involucrados.</w:t>
-      </w:r>
-    </w:p>
-    <w:p>
-      <w:pPr>
-        <w:pStyle w:val="ListNumber"/>
-        <w:spacing w:after="80"/>
-        <w:ind w:left="312"/>
-      </w:pPr>
-      <w:r>
-        <w:rPr>
-          <w:rFonts w:ascii="Calibri" w:hAnsi="Calibri"/>
-          <w:b/>
-          <w:color w:val="263238"/>
-          <w:sz w:val="20"/>
-        </w:rPr>
-        <w:t>Ingeniería de caracteristicas:</w:t>
-      </w:r>
-      <w:r>
-        <w:rPr>
-          <w:rFonts w:ascii="Calibri" w:hAnsi="Calibri"/>
-          <w:color w:val="263238"/>
-          <w:sz w:val="20"/>
-        </w:rPr>
-        <w:t xml:space="preserve"> se crearon </w:t>
-      </w:r>
-      <w:r>
-        <w:rPr>
-          <w:rFonts w:ascii="Calibri" w:hAnsi="Calibri"/>
-          <w:color w:val="263238"/>
-          <w:sz w:val="20"/>
-        </w:rPr>
-        <w:t>TOTAL_HERIDOS</w:t>
-      </w:r>
-      <w:r>
-        <w:rPr>
-          <w:rFonts w:ascii="Calibri" w:hAnsi="Calibri"/>
-          <w:color w:val="263238"/>
-          <w:sz w:val="20"/>
-        </w:rPr>
-        <w:t xml:space="preserve">, </w:t>
-      </w:r>
-      <w:r>
-        <w:rPr>
-          <w:rFonts w:ascii="Calibri" w:hAnsi="Calibri"/>
-          <w:color w:val="263238"/>
-          <w:sz w:val="20"/>
-        </w:rPr>
-        <w:t>TOTAL_MUERTOS</w:t>
-      </w:r>
-      <w:r>
-        <w:rPr>
-          <w:rFonts w:ascii="Calibri" w:hAnsi="Calibri"/>
-          <w:color w:val="263238"/>
-          <w:sz w:val="20"/>
-        </w:rPr>
-        <w:t xml:space="preserve">, </w:t>
-      </w:r>
-      <w:r>
-        <w:rPr>
-          <w:rFonts w:ascii="Calibri" w:hAnsi="Calibri"/>
-          <w:color w:val="263238"/>
-          <w:sz w:val="20"/>
-        </w:rPr>
-        <w:t>TOTAL_VICTIMAS</w:t>
-      </w:r>
-      <w:r>
-        <w:rPr>
-          <w:rFonts w:ascii="Calibri" w:hAnsi="Calibri"/>
-          <w:color w:val="263238"/>
-          <w:sz w:val="20"/>
-        </w:rPr>
-        <w:t xml:space="preserve">, </w:t>
-      </w:r>
-      <w:r>
-        <w:rPr>
-          <w:rFonts w:ascii="Calibri" w:hAnsi="Calibri"/>
-          <w:color w:val="263238"/>
-          <w:sz w:val="20"/>
-        </w:rPr>
-        <w:t>TOTAL_VEHICULOS</w:t>
-      </w:r>
-      <w:r>
-        <w:rPr>
-          <w:rFonts w:ascii="Calibri" w:hAnsi="Calibri"/>
-          <w:color w:val="263238"/>
-          <w:sz w:val="20"/>
-        </w:rPr>
-        <w:t xml:space="preserve">, </w:t>
-      </w:r>
-      <w:r>
-        <w:rPr>
-          <w:rFonts w:ascii="Calibri" w:hAnsi="Calibri"/>
-          <w:color w:val="263238"/>
-          <w:sz w:val="20"/>
-        </w:rPr>
-        <w:t>GRAVE_BIN</w:t>
-      </w:r>
-      <w:r>
-        <w:rPr>
-          <w:rFonts w:ascii="Calibri" w:hAnsi="Calibri"/>
-          <w:color w:val="263238"/>
-          <w:sz w:val="20"/>
-        </w:rPr>
-        <w:t xml:space="preserve">, </w:t>
-      </w:r>
-      <w:r>
-        <w:rPr>
-          <w:rFonts w:ascii="Calibri" w:hAnsi="Calibri"/>
-          <w:color w:val="263238"/>
-          <w:sz w:val="20"/>
-        </w:rPr>
-        <w:t>NIVEL_GRAVEDAD</w:t>
-      </w:r>
-      <w:r>
-        <w:rPr>
-          <w:rFonts w:ascii="Calibri" w:hAnsi="Calibri"/>
-          <w:color w:val="263238"/>
-          <w:sz w:val="20"/>
-        </w:rPr>
-        <w:t xml:space="preserve">, </w:t>
-      </w:r>
-      <w:r>
-        <w:rPr>
-          <w:rFonts w:ascii="Calibri" w:hAnsi="Calibri"/>
-          <w:color w:val="263238"/>
-          <w:sz w:val="20"/>
-        </w:rPr>
-        <w:t>INVOLUCRA_MOTO</w:t>
-      </w:r>
-      <w:r>
-        <w:rPr>
-          <w:rFonts w:ascii="Calibri" w:hAnsi="Calibri"/>
-          <w:color w:val="263238"/>
-          <w:sz w:val="20"/>
-        </w:rPr>
-        <w:t xml:space="preserve"> e </w:t>
-      </w:r>
-      <w:r>
-        <w:rPr>
-          <w:rFonts w:ascii="Calibri" w:hAnsi="Calibri"/>
-          <w:color w:val="263238"/>
-          <w:sz w:val="20"/>
-        </w:rPr>
-        <w:t>INVOLUCRA_BICI</w:t>
-      </w:r>
-      <w:r>
-        <w:rPr>
-          <w:rFonts w:ascii="Calibri" w:hAnsi="Calibri"/>
-          <w:color w:val="263238"/>
-          <w:sz w:val="20"/>
-        </w:rPr>
-        <w:t>.</w:t>
-      </w:r>
-    </w:p>
-    <w:p>
-      <w:pPr>
-        <w:pStyle w:val="ListNumber"/>
-        <w:spacing w:after="80"/>
-        <w:ind w:left="312"/>
-      </w:pPr>
-      <w:r>
-        <w:rPr>
-          <w:rFonts w:ascii="Calibri" w:hAnsi="Calibri"/>
-          <w:b/>
-          <w:color w:val="263238"/>
-          <w:sz w:val="20"/>
-        </w:rPr>
-        <w:t>Segmentacion regiónal:</w:t>
-      </w:r>
-      <w:r>
-        <w:rPr>
-          <w:rFonts w:ascii="Calibri" w:hAnsi="Calibri"/>
-          <w:color w:val="263238"/>
-          <w:sz w:val="20"/>
-        </w:rPr>
-        <w:t xml:space="preserve"> se asigno cada municipio a una región de Sonora para comparar diferencias territoriales.</w:t>
-      </w:r>
-    </w:p>
-    <w:p>
-      <w:pPr>
-        <w:pStyle w:val="ListNumber"/>
-        <w:spacing w:after="80"/>
-        <w:ind w:left="312"/>
-      </w:pPr>
-      <w:r>
-        <w:rPr>
-          <w:rFonts w:ascii="Calibri" w:hAnsi="Calibri"/>
-          <w:b/>
-          <w:color w:val="263238"/>
-          <w:sz w:val="20"/>
-        </w:rPr>
-        <w:t>Variables temporales:</w:t>
-      </w:r>
-      <w:r>
-        <w:rPr>
-          <w:rFonts w:ascii="Calibri" w:hAnsi="Calibri"/>
-          <w:color w:val="263238"/>
-          <w:sz w:val="20"/>
-        </w:rPr>
-        <w:t xml:space="preserve"> se creo </w:t>
-      </w:r>
-      <w:r>
-        <w:rPr>
-          <w:rFonts w:ascii="Calibri" w:hAnsi="Calibri"/>
-          <w:color w:val="263238"/>
-          <w:sz w:val="20"/>
-        </w:rPr>
-        <w:t>FECHA_MES</w:t>
-      </w:r>
-      <w:r>
-        <w:rPr>
-          <w:rFonts w:ascii="Calibri" w:hAnsi="Calibri"/>
-          <w:color w:val="263238"/>
-          <w:sz w:val="20"/>
-        </w:rPr>
-        <w:t xml:space="preserve"> para el análisis mensual y </w:t>
-      </w:r>
-      <w:r>
-        <w:rPr>
-          <w:rFonts w:ascii="Calibri" w:hAnsi="Calibri"/>
-          <w:color w:val="263238"/>
-          <w:sz w:val="20"/>
-        </w:rPr>
-        <w:t>RANGO_HORA</w:t>
-      </w:r>
-      <w:r>
-        <w:rPr>
-          <w:rFonts w:ascii="Calibri" w:hAnsi="Calibri"/>
-          <w:color w:val="263238"/>
-          <w:sz w:val="20"/>
-        </w:rPr>
-        <w:t xml:space="preserve"> para agrupar los accidentes en madrugada, manana, tarde y noche.</w:t>
-      </w:r>
-    </w:p>
-    <w:p>
-      <w:pPr>
-        <w:pStyle w:val="ListNumber"/>
-        <w:spacing w:after="80"/>
-        <w:ind w:left="312"/>
-      </w:pPr>
-      <w:r>
-        <w:rPr>
-          <w:rFonts w:ascii="Calibri" w:hAnsi="Calibri"/>
-          <w:b/>
-          <w:color w:val="263238"/>
-          <w:sz w:val="20"/>
-        </w:rPr>
-        <w:t>Tratamiento de faltantes:</w:t>
-      </w:r>
-      <w:r>
-        <w:rPr>
-          <w:rFonts w:ascii="Calibri" w:hAnsi="Calibri"/>
-          <w:color w:val="263238"/>
-          <w:sz w:val="20"/>
-        </w:rPr>
-        <w:t xml:space="preserve"> en los modelos se usa imputacion mediante </w:t>
-      </w:r>
-      <w:r>
-        <w:rPr>
-          <w:rFonts w:ascii="Calibri" w:hAnsi="Calibri"/>
-          <w:color w:val="263238"/>
-          <w:sz w:val="20"/>
-        </w:rPr>
-        <w:t>SimpleImputer</w:t>
-      </w:r>
-      <w:r>
-        <w:rPr>
-          <w:rFonts w:ascii="Calibri" w:hAnsi="Calibri"/>
-          <w:color w:val="263238"/>
-          <w:sz w:val="20"/>
-        </w:rPr>
-        <w:t>; para numéricas se usa mediana y para categóricas la moda.</w:t>
-      </w:r>
-    </w:p>
-    <w:p>
-      <w:pPr>
-        <w:pStyle w:val="ListNumber"/>
-        <w:spacing w:after="80"/>
-        <w:ind w:left="312"/>
-      </w:pPr>
-      <w:r>
-        <w:rPr>
-          <w:rFonts w:ascii="Calibri" w:hAnsi="Calibri"/>
-          <w:b/>
-          <w:color w:val="263238"/>
-          <w:sz w:val="20"/>
-        </w:rPr>
-        <w:t>Codificación de variables categóricas:</w:t>
-      </w:r>
-      <w:r>
-        <w:rPr>
-          <w:rFonts w:ascii="Calibri" w:hAnsi="Calibri"/>
-          <w:color w:val="263238"/>
-          <w:sz w:val="20"/>
-        </w:rPr>
-        <w:t xml:space="preserve"> se usa </w:t>
-      </w:r>
-      <w:r>
-        <w:rPr>
-          <w:rFonts w:ascii="Calibri" w:hAnsi="Calibri"/>
-          <w:color w:val="263238"/>
-          <w:sz w:val="20"/>
-        </w:rPr>
-        <w:t>OneHotEncoder</w:t>
-      </w:r>
-      <w:r>
-        <w:rPr>
-          <w:rFonts w:ascii="Calibri" w:hAnsi="Calibri"/>
-          <w:color w:val="263238"/>
-          <w:sz w:val="20"/>
-        </w:rPr>
-        <w:t xml:space="preserve"> para convertir variables como región, municipio, tipo de accidente y causa probable en variables numéricas.</w:t>
-      </w:r>
-    </w:p>
-    <w:p>
-      <w:pPr>
-        <w:pStyle w:val="ListNumber"/>
-        <w:spacing w:after="80"/>
-        <w:ind w:left="312"/>
-      </w:pPr>
-      <w:r>
-        <w:rPr>
-          <w:rFonts w:ascii="Calibri" w:hAnsi="Calibri"/>
-          <w:b/>
-          <w:color w:val="263238"/>
-          <w:sz w:val="20"/>
-        </w:rPr>
-        <w:t>Normalización:</w:t>
-      </w:r>
-      <w:r>
-        <w:rPr>
-          <w:rFonts w:ascii="Calibri" w:hAnsi="Calibri"/>
-          <w:color w:val="263238"/>
-          <w:sz w:val="20"/>
-        </w:rPr>
-        <w:t xml:space="preserve"> se usa </w:t>
-      </w:r>
-      <w:r>
-        <w:rPr>
-          <w:rFonts w:ascii="Calibri" w:hAnsi="Calibri"/>
-          <w:color w:val="263238"/>
-          <w:sz w:val="20"/>
-        </w:rPr>
-        <w:t>StandardScaler</w:t>
-      </w:r>
-      <w:r>
-        <w:rPr>
-          <w:rFonts w:ascii="Calibri" w:hAnsi="Calibri"/>
-          <w:color w:val="263238"/>
-          <w:sz w:val="20"/>
-        </w:rPr>
-        <w:t xml:space="preserve"> en variables numéricas para que puedan combinarse adecuadamente con los modelos y el clustering.</w:t>
-      </w:r>
-    </w:p>
-    <w:p>
-      <w:pPr>
-        <w:pStyle w:val="Heading1"/>
-        <w:pBdr>
-          <w:left w:val="single" w:sz="16" w:space="8" w:color="D9962B"/>
-        </w:pBdr>
-      </w:pPr>
-      <w:r>
-        <w:rPr>
-          <w:rFonts w:ascii="Calibri Light" w:hAnsi="Calibri Light"/>
-          <w:b/>
-          <w:color w:val="173B4F"/>
-          <w:sz w:val="30"/>
-        </w:rPr>
-        <w:t>6. Principales hallazgos del EDA</w:t>
-      </w:r>
-    </w:p>
-    <w:p>
-      <w:pPr>
-        <w:spacing w:after="140" w:lineRule="auto" w:line="259"/>
-        <w:ind w:firstLine="0"/>
-      </w:pPr>
-      <w:r>
-        <w:rPr>
-          <w:rFonts w:ascii="Calibri" w:hAnsi="Calibri"/>
-          <w:color w:val="263238"/>
-          <w:sz w:val="21"/>
-        </w:rPr>
-        <w:t>Los hallazgos mas importantes de esta etapa fueron:</w:t>
-      </w:r>
-    </w:p>
-    <w:p>
-      <w:pPr>
-        <w:pStyle w:val="ListBullet"/>
-        <w:spacing w:after="80"/>
-        <w:ind w:left="312"/>
-      </w:pPr>
-      <w:r>
-        <w:rPr>
-          <w:rFonts w:ascii="Calibri" w:hAnsi="Calibri"/>
-          <w:color w:val="263238"/>
-          <w:sz w:val="20"/>
-        </w:rPr>
-        <w:t xml:space="preserve">El dataset final tiene </w:t>
-      </w:r>
-      <w:r>
-        <w:rPr>
-          <w:rFonts w:ascii="Calibri" w:hAnsi="Calibri"/>
-          <w:b/>
-          <w:color w:val="263238"/>
-          <w:sz w:val="20"/>
-        </w:rPr>
-        <w:t>183,911 accidentes reales</w:t>
-      </w:r>
-      <w:r>
-        <w:rPr>
-          <w:rFonts w:ascii="Calibri" w:hAnsi="Calibri"/>
-          <w:color w:val="263238"/>
-          <w:sz w:val="20"/>
-        </w:rPr>
-        <w:t xml:space="preserve"> de Sonora entre 2015 y 2024.</w:t>
-      </w:r>
-    </w:p>
-    <w:p>
-      <w:pPr>
-        <w:pStyle w:val="ListBullet"/>
-        <w:spacing w:after="80"/>
-        <w:ind w:left="312"/>
-      </w:pPr>
-      <w:r>
-        <w:rPr>
-          <w:rFonts w:ascii="Calibri" w:hAnsi="Calibri"/>
-          <w:color w:val="263238"/>
-          <w:sz w:val="20"/>
-        </w:rPr>
-        <w:t xml:space="preserve">El mayor volumen de accidentes se concentra en </w:t>
-      </w:r>
-      <w:r>
-        <w:rPr>
-          <w:rFonts w:ascii="Calibri" w:hAnsi="Calibri"/>
-          <w:b/>
-          <w:color w:val="263238"/>
-          <w:sz w:val="20"/>
-        </w:rPr>
-        <w:t>Hermosillo</w:t>
-      </w:r>
-      <w:r>
-        <w:rPr>
-          <w:rFonts w:ascii="Calibri" w:hAnsi="Calibri"/>
-          <w:color w:val="263238"/>
-          <w:sz w:val="20"/>
-        </w:rPr>
-        <w:t xml:space="preserve">, </w:t>
-      </w:r>
-      <w:r>
-        <w:rPr>
-          <w:rFonts w:ascii="Calibri" w:hAnsi="Calibri"/>
-          <w:b/>
-          <w:color w:val="263238"/>
-          <w:sz w:val="20"/>
-        </w:rPr>
-        <w:t>Sur y Valle</w:t>
-      </w:r>
-      <w:r>
-        <w:rPr>
-          <w:rFonts w:ascii="Calibri" w:hAnsi="Calibri"/>
-          <w:color w:val="263238"/>
-          <w:sz w:val="20"/>
-        </w:rPr>
-        <w:t xml:space="preserve"> y </w:t>
-      </w:r>
-      <w:r>
-        <w:rPr>
-          <w:rFonts w:ascii="Calibri" w:hAnsi="Calibri"/>
-          <w:b/>
-          <w:color w:val="263238"/>
-          <w:sz w:val="20"/>
-        </w:rPr>
-        <w:t>Frontera</w:t>
-      </w:r>
-      <w:r>
-        <w:rPr>
-          <w:rFonts w:ascii="Calibri" w:hAnsi="Calibri"/>
-          <w:color w:val="263238"/>
-          <w:sz w:val="20"/>
-        </w:rPr>
-        <w:t>.</w:t>
-      </w:r>
-    </w:p>
-    <w:p>
-      <w:pPr>
-        <w:pStyle w:val="ListBullet"/>
-        <w:spacing w:after="80"/>
-        <w:ind w:left="312"/>
-      </w:pPr>
-      <w:r>
-        <w:rPr>
-          <w:rFonts w:ascii="Calibri" w:hAnsi="Calibri"/>
-          <w:color w:val="263238"/>
-          <w:sz w:val="20"/>
-        </w:rPr>
-        <w:t xml:space="preserve">El año con mas accidentes fue </w:t>
-      </w:r>
-      <w:r>
-        <w:rPr>
-          <w:rFonts w:ascii="Calibri" w:hAnsi="Calibri"/>
-          <w:b/>
-          <w:color w:val="263238"/>
-          <w:sz w:val="20"/>
-        </w:rPr>
-        <w:t>2023</w:t>
-      </w:r>
-      <w:r>
-        <w:rPr>
-          <w:rFonts w:ascii="Calibri" w:hAnsi="Calibri"/>
-          <w:color w:val="263238"/>
-          <w:sz w:val="20"/>
-        </w:rPr>
-        <w:t xml:space="preserve">, con </w:t>
-      </w:r>
-      <w:r>
-        <w:rPr>
-          <w:rFonts w:ascii="Calibri" w:hAnsi="Calibri"/>
-          <w:b/>
-          <w:color w:val="263238"/>
-          <w:sz w:val="20"/>
-        </w:rPr>
-        <w:t>26,557 registros</w:t>
-      </w:r>
-      <w:r>
-        <w:rPr>
-          <w:rFonts w:ascii="Calibri" w:hAnsi="Calibri"/>
-          <w:color w:val="263238"/>
-          <w:sz w:val="20"/>
-        </w:rPr>
-        <w:t>.</w:t>
-      </w:r>
-    </w:p>
-    <w:p>
-      <w:pPr>
-        <w:pStyle w:val="ListBullet"/>
-        <w:spacing w:after="80"/>
-        <w:ind w:left="312"/>
-      </w:pPr>
-      <w:r>
-        <w:rPr>
-          <w:rFonts w:ascii="Calibri" w:hAnsi="Calibri"/>
-          <w:color w:val="263238"/>
-          <w:sz w:val="20"/>
-        </w:rPr>
-        <w:t xml:space="preserve">El tipo mas comun fue </w:t>
-      </w:r>
-      <w:r>
-        <w:rPr>
-          <w:rFonts w:ascii="Calibri" w:hAnsi="Calibri"/>
-          <w:b/>
-          <w:color w:val="263238"/>
-          <w:sz w:val="20"/>
-        </w:rPr>
-        <w:t>colisión con vehículo automotor</w:t>
-      </w:r>
-      <w:r>
-        <w:rPr>
-          <w:rFonts w:ascii="Calibri" w:hAnsi="Calibri"/>
-          <w:color w:val="263238"/>
-          <w:sz w:val="20"/>
-        </w:rPr>
-        <w:t>.</w:t>
-      </w:r>
-    </w:p>
-    <w:p>
-      <w:pPr>
-        <w:pStyle w:val="ListBullet"/>
-        <w:spacing w:after="80"/>
-        <w:ind w:left="312"/>
-      </w:pPr>
-      <w:r>
-        <w:rPr>
-          <w:rFonts w:ascii="Calibri" w:hAnsi="Calibri"/>
-          <w:color w:val="263238"/>
-          <w:sz w:val="20"/>
-        </w:rPr>
-        <w:t xml:space="preserve">La causa probable dominante fue </w:t>
-      </w:r>
-      <w:r>
-        <w:rPr>
-          <w:rFonts w:ascii="Calibri" w:hAnsi="Calibri"/>
-          <w:b/>
-          <w:color w:val="263238"/>
-          <w:sz w:val="20"/>
-        </w:rPr>
-        <w:t>Conductor</w:t>
-      </w:r>
-      <w:r>
-        <w:rPr>
-          <w:rFonts w:ascii="Calibri" w:hAnsi="Calibri"/>
-          <w:color w:val="263238"/>
-          <w:sz w:val="20"/>
-        </w:rPr>
-        <w:t>.</w:t>
-      </w:r>
-    </w:p>
-    <w:p>
-      <w:pPr>
-        <w:pStyle w:val="ListBullet"/>
-        <w:spacing w:after="80"/>
-        <w:ind w:left="312"/>
-      </w:pPr>
-      <w:r>
-        <w:rPr>
-          <w:rFonts w:ascii="Calibri" w:hAnsi="Calibri"/>
-          <w:color w:val="263238"/>
-          <w:sz w:val="20"/>
-        </w:rPr>
-        <w:t xml:space="preserve">El </w:t>
-      </w:r>
-      <w:r>
-        <w:rPr>
-          <w:rFonts w:ascii="Calibri" w:hAnsi="Calibri"/>
-          <w:b/>
-          <w:color w:val="263238"/>
-          <w:sz w:val="20"/>
-        </w:rPr>
-        <w:t>16.99%</w:t>
-      </w:r>
-      <w:r>
-        <w:rPr>
-          <w:rFonts w:ascii="Calibri" w:hAnsi="Calibri"/>
-          <w:color w:val="263238"/>
-          <w:sz w:val="20"/>
-        </w:rPr>
-        <w:t xml:space="preserve"> de los accidentes se clasifico como grave.</w:t>
-      </w:r>
-    </w:p>
-    <w:p>
-      <w:pPr>
-        <w:pStyle w:val="ListBullet"/>
-        <w:spacing w:after="80"/>
-        <w:ind w:left="312"/>
-      </w:pPr>
-      <w:r>
-        <w:rPr>
-          <w:rFonts w:ascii="Calibri" w:hAnsi="Calibri"/>
-          <w:color w:val="263238"/>
-          <w:sz w:val="20"/>
-        </w:rPr>
-        <w:t xml:space="preserve">Las regiónes con mayor porcentaje de gravedad fueron </w:t>
-      </w:r>
-      <w:r>
-        <w:rPr>
-          <w:rFonts w:ascii="Calibri" w:hAnsi="Calibri"/>
-          <w:b/>
-          <w:color w:val="263238"/>
-          <w:sz w:val="20"/>
-        </w:rPr>
-        <w:t>Sierra</w:t>
-      </w:r>
-      <w:r>
-        <w:rPr>
-          <w:rFonts w:ascii="Calibri" w:hAnsi="Calibri"/>
-          <w:color w:val="263238"/>
-          <w:sz w:val="20"/>
-        </w:rPr>
-        <w:t xml:space="preserve">, </w:t>
-      </w:r>
-      <w:r>
-        <w:rPr>
-          <w:rFonts w:ascii="Calibri" w:hAnsi="Calibri"/>
-          <w:b/>
-          <w:color w:val="263238"/>
-          <w:sz w:val="20"/>
-        </w:rPr>
-        <w:t>Centro</w:t>
-      </w:r>
-      <w:r>
-        <w:rPr>
-          <w:rFonts w:ascii="Calibri" w:hAnsi="Calibri"/>
-          <w:color w:val="263238"/>
-          <w:sz w:val="20"/>
-        </w:rPr>
-        <w:t xml:space="preserve"> y </w:t>
-      </w:r>
-      <w:r>
-        <w:rPr>
-          <w:rFonts w:ascii="Calibri" w:hAnsi="Calibri"/>
-          <w:b/>
-          <w:color w:val="263238"/>
-          <w:sz w:val="20"/>
-        </w:rPr>
-        <w:t>Sur y Valle</w:t>
-      </w:r>
-      <w:r>
-        <w:rPr>
-          <w:rFonts w:ascii="Calibri" w:hAnsi="Calibri"/>
-          <w:color w:val="263238"/>
-          <w:sz w:val="20"/>
-        </w:rPr>
-        <w:t>.</w:t>
-      </w:r>
-    </w:p>
-    <w:p>
-      <w:pPr>
-        <w:pStyle w:val="ListBullet"/>
-        <w:spacing w:after="80"/>
-        <w:ind w:left="312"/>
-      </w:pPr>
-      <w:r>
-        <w:rPr>
-          <w:rFonts w:ascii="Calibri" w:hAnsi="Calibri"/>
-          <w:color w:val="263238"/>
-          <w:sz w:val="20"/>
-        </w:rPr>
-        <w:t>Los outliers no deben eliminarse automáticamente, porque representan accidentes con victimas o con múltiples vehículos involucrados.</w:t>
-      </w:r>
-    </w:p>
-    <w:p>
-      <w:pPr>
-        <w:pStyle w:val="Heading1"/>
-        <w:pBdr>
-          <w:left w:val="single" w:sz="16" w:space="8" w:color="D9962B"/>
-        </w:pBdr>
-      </w:pPr>
-      <w:r>
-        <w:rPr>
-          <w:rFonts w:ascii="Calibri Light" w:hAnsi="Calibri Light"/>
-          <w:b/>
-          <w:color w:val="173B4F"/>
-          <w:sz w:val="30"/>
-        </w:rPr>
-        <w:t>7. Reflexion de cierre</w:t>
-      </w:r>
-    </w:p>
-    <w:p>
-      <w:pPr>
-        <w:spacing w:after="140" w:lineRule="auto" w:line="259"/>
-        <w:ind w:firstLine="0"/>
-        <w:pBdr>
-          <w:left w:val="single" w:sz="14" w:space="7" w:color="26756A"/>
-        </w:pBdr>
-      </w:pPr>
-      <w:r>
-        <w:rPr>
-          <w:rFonts w:ascii="Calibri" w:hAnsi="Calibri"/>
-          <w:color w:val="263238"/>
-          <w:sz w:val="21"/>
-        </w:rPr>
-        <w:t>En esta etapa aprendi que el análisis exploratorio no solo sirve para hacer gráficas, sino para entender realmente el comportamiento del problema. Al inicio esperaba que las zonas con mas accidentes también fueran automáticamente las mas graves, pero los datos muestran que no siempre es asi. Hermosillo concentra muchos accidentes, pero regiónes con menos registros, como Sierra o Centro, tienen porcentajes de gravedad mas altos.</w:t>
-      </w:r>
-    </w:p>
-    <w:p>
-      <w:pPr>
-        <w:spacing w:after="140" w:lineRule="auto" w:line="259"/>
-        <w:ind w:firstLine="0"/>
-      </w:pPr>
-      <w:r>
-        <w:rPr>
-          <w:rFonts w:ascii="Calibri" w:hAnsi="Calibri"/>
-          <w:color w:val="263238"/>
-          <w:sz w:val="21"/>
-        </w:rPr>
-        <w:t xml:space="preserve">También me sorprendio que la causa </w:t>
-      </w:r>
-      <w:r>
-        <w:rPr>
-          <w:rFonts w:ascii="Calibri" w:hAnsi="Calibri"/>
-          <w:color w:val="263238"/>
-          <w:sz w:val="21"/>
-        </w:rPr>
-        <w:t>Conductor</w:t>
-      </w:r>
-      <w:r>
-        <w:rPr>
-          <w:rFonts w:ascii="Calibri" w:hAnsi="Calibri"/>
-          <w:color w:val="263238"/>
-          <w:sz w:val="21"/>
-        </w:rPr>
-        <w:t xml:space="preserve"> aparezca con tanta frecuencia. Esto hace que la prevencion tenga que enfocarse mucho en educacion vial, vigilancia, control de velocidad y reduccion de conductas de riesgo.</w:t>
-      </w:r>
-    </w:p>
-    <w:p>
-      <w:pPr>
-        <w:spacing w:after="140" w:lineRule="auto" w:line="259"/>
-        <w:ind w:firstLine="0"/>
-      </w:pPr>
-      <w:r>
-        <w:rPr>
-          <w:rFonts w:ascii="Calibri" w:hAnsi="Calibri"/>
-          <w:color w:val="263238"/>
-          <w:sz w:val="21"/>
-        </w:rPr>
-        <w:t>Una limitacion importante es que ATUS registra accidentes en zonas urbanas y suburbanas, por lo que no necesariamente representa todos los accidentes carreteros del estado. Otra limitacion es que algunas variables tienen valores no especificados, como la edad del conductor, y eso puede afectar ciertos análisis.</w:t>
-      </w:r>
-    </w:p>
-    <w:p>
-      <w:pPr>
-        <w:spacing w:after="140" w:lineRule="auto" w:line="259"/>
-        <w:ind w:firstLine="0"/>
-      </w:pPr>
-      <w:r>
-        <w:rPr>
-          <w:rFonts w:ascii="Calibri" w:hAnsi="Calibri"/>
-          <w:color w:val="263238"/>
-          <w:sz w:val="21"/>
-        </w:rPr>
-        <w:t>En general, esta etapa fue necesaria para preparar los datos antes de modelar. Gracias al EDA pude identificar que variables son útiles, que problemas de calidad existen, que regiónes requieren mas atención y que tipo de patrones pueden servir para proponer estrategias de prevencion vial.</w:t>
-      </w:r>
-    </w:p>
-    <w:p>
-      <w:pPr>
-        <w:spacing w:after="140" w:lineRule="auto" w:line="259"/>
-        <w:ind w:firstLine="0"/>
-      </w:pPr>
-    </w:p>
     <w:sectPr>
-      <w:footerReference w:type="default" r:id="rId9"/>
-      <w:headerReference w:type="default" r:id="rId10"/>
       <w:pgSz w:w="12240" w:h="15840"/>
-      <w:pgMar w:top="964" w:right="1162" w:bottom="822" w:left="1162" w:header="482" w:footer="397" w:gutter="0"/>
+      <w:pgMar w:top="1080" w:right="1152" w:bottom="1080" w:left="1152" w:header="720" w:footer="720" w:gutter="0"/>
       <w:cols w:space="720"/>
       <w:docGrid w:linePitch="360"/>
     </w:sectPr>
   </w:body>
 </w:document>
-</file>
-
-<file path=word/footer1.xml><?xml version="1.0" encoding="utf-8"?>
-<w:ftr xmlns:m="http://schemas.openxmlformats.org/officeDocument/2006/math" xmlns:mc="http://schemas.openxmlformats.org/markup-compatibility/2006" xmlns:mo="http://schemas.microsoft.com/office/mac/office/2008/main" xmlns:mv="urn:schemas-microsoft-com:mac:vml" xmlns:o="urn:schemas-microsoft-com:office:office" xmlns:r="http://schemas.openxmlformats.org/officeDocument/2006/relationships" xmlns:v="urn:schemas-microsoft-com:vml" xmlns:w10="urn:schemas-microsoft-com:office:word" xmlns:w14="http://schemas.microsoft.com/office/word/2010/wordml" xmlns:w="http://schemas.openxmlformats.org/wordprocessingml/2006/main" xmlns:wne="http://schemas.microsoft.com/office/word/2006/wordml" xmlns:wp14="http://schemas.microsoft.com/office/word/2010/wordprocessingDrawing" xmlns:wp="http://schemas.openxmlformats.org/drawingml/2006/wordprocessingDrawing" xmlns:wpc="http://schemas.microsoft.com/office/word/2010/wordprocessingCanvas" xmlns:wpg="http://schemas.microsoft.com/office/word/2010/wordprocessingGroup" xmlns:wpi="http://schemas.microsoft.com/office/word/2010/wordprocessingInk" xmlns:wps="http://schemas.microsoft.com/office/word/2010/wordprocessingShape" mc:Ignorable="w14 wp14">
-  <w:tbl>
-    <w:tblPr>
-      <w:tblW w:type="auto" w:w="0"/>
-      <w:jc w:val="center"/>
-      <w:tblLayout w:type="fixed"/>
-      <w:tblLook w:firstColumn="1" w:firstRow="1" w:lastColumn="0" w:lastRow="0" w:noHBand="0" w:noVBand="1" w:val="04A0"/>
-    </w:tblPr>
-    <w:tblGrid>
-      <w:gridCol w:w="6984"/>
-      <w:gridCol w:w="2016"/>
-    </w:tblGrid>
-    <w:tr>
-      <w:tc>
-        <w:tcPr>
-          <w:tcW w:type="dxa" w:w="4500"/>
-          <w:tcBorders>
-            <w:top w:val="nil"/>
-            <w:left w:val="nil"/>
-            <w:bottom w:val="nil"/>
-            <w:right w:val="nil"/>
-          </w:tcBorders>
-        </w:tcPr>
-        <w:p>
-          <w:pPr>
-            <w:jc w:val="left"/>
-          </w:pPr>
-          <w:r>
-            <w:rPr>
-              <w:rFonts w:ascii="Calibri" w:hAnsi="Calibri"/>
-              <w:color w:val="607078"/>
-              <w:sz w:val="16"/>
-            </w:rPr>
-            <w:t>Sheeptech · ATUS Sonora 2015-2024</w:t>
-          </w:r>
-        </w:p>
-      </w:tc>
-      <w:tc>
-        <w:tcPr>
-          <w:tcW w:type="dxa" w:w="4500"/>
-          <w:tcBorders>
-            <w:top w:val="nil"/>
-            <w:left w:val="nil"/>
-            <w:bottom w:val="nil"/>
-            <w:right w:val="nil"/>
-          </w:tcBorders>
-        </w:tcPr>
-        <w:p>
-          <w:pPr>
-            <w:jc w:val="right"/>
-          </w:pPr>
-          <w:r>
-            <w:rPr>
-              <w:rFonts w:ascii="Calibri" w:hAnsi="Calibri"/>
-              <w:color w:val="607078"/>
-              <w:sz w:val="17"/>
-            </w:rPr>
-            <w:fldChar w:fldCharType="begin"/>
-            <w:instrText xml:space="preserve">PAGE</w:instrText>
-            <w:fldChar w:fldCharType="end"/>
-          </w:r>
-        </w:p>
-      </w:tc>
-    </w:tr>
-  </w:tbl>
-</w:ftr>
-</file>
-
-<file path=word/header1.xml><?xml version="1.0" encoding="utf-8"?>
-<w:hdr xmlns:m="http://schemas.openxmlformats.org/officeDocument/2006/math" xmlns:mc="http://schemas.openxmlformats.org/markup-compatibility/2006" xmlns:mo="http://schemas.microsoft.com/office/mac/office/2008/main" xmlns:mv="urn:schemas-microsoft-com:mac:vml" xmlns:o="urn:schemas-microsoft-com:office:office" xmlns:r="http://schemas.openxmlformats.org/officeDocument/2006/relationships" xmlns:v="urn:schemas-microsoft-com:vml" xmlns:w10="urn:schemas-microsoft-com:office:word" xmlns:w14="http://schemas.microsoft.com/office/word/2010/wordml" xmlns:w="http://schemas.openxmlformats.org/wordprocessingml/2006/main" xmlns:wne="http://schemas.microsoft.com/office/word/2006/wordml" xmlns:wp14="http://schemas.microsoft.com/office/word/2010/wordprocessingDrawing" xmlns:wp="http://schemas.openxmlformats.org/drawingml/2006/wordprocessingDrawing" xmlns:wpc="http://schemas.microsoft.com/office/word/2010/wordprocessingCanvas" xmlns:wpg="http://schemas.microsoft.com/office/word/2010/wordprocessingGroup" xmlns:wpi="http://schemas.microsoft.com/office/word/2010/wordprocessingInk" xmlns:wps="http://schemas.microsoft.com/office/word/2010/wordprocessingShape" mc:Ignorable="w14 wp14">
-  <w:p>
-    <w:pPr>
-      <w:jc w:val="right"/>
-      <w:pBdr>
-        <w:bottom w:val="single" w:sz="6" w:space="2" w:color="D7E1E4"/>
-      </w:pBdr>
-    </w:pPr>
-    <w:r>
-      <w:rPr>
-        <w:rFonts w:ascii="Calibri" w:hAnsi="Calibri"/>
-        <w:b/>
-        <w:color w:val="607078"/>
-        <w:sz w:val="17"/>
-      </w:rPr>
-      <w:t>Prevención vial Sonora · E2</w:t>
-    </w:r>
-  </w:p>
-</w:hdr>
 </file>
 
 <file path=word/numbering.xml><?xml version="1.0" encoding="utf-8"?>
@@ -8995,12 +1193,8 @@
     <w:name w:val="Normal"/>
     <w:qFormat/>
     <w:rsid w:val="00FC693F"/>
-    <w:pPr>
-      <w:spacing w:after="120" w:line="259" w:lineRule="auto"/>
-    </w:pPr>
     <w:rPr>
-      <w:rFonts w:ascii="Calibri" w:hAnsi="Calibri"/>
-      <w:color w:val="263238"/>
+      <w:rFonts w:ascii="Arial" w:hAnsi="Arial"/>
       <w:sz w:val="21"/>
     </w:rPr>
   </w:style>
@@ -9059,15 +1253,15 @@
     <w:pPr>
       <w:keepNext/>
       <w:keepLines/>
-      <w:spacing w:before="320" w:after="140"/>
+      <w:spacing w:before="480" w:after="0"/>
       <w:outlineLvl w:val="0"/>
     </w:pPr>
     <w:rPr>
-      <w:rFonts w:asciiTheme="majorHAnsi" w:eastAsiaTheme="majorEastAsia" w:hAnsiTheme="majorHAnsi" w:cstheme="majorBidi" w:ascii="Calibri Light" w:hAnsi="Calibri Light"/>
+      <w:rFonts w:asciiTheme="majorHAnsi" w:eastAsiaTheme="majorEastAsia" w:hAnsiTheme="majorHAnsi" w:cstheme="majorBidi" w:ascii="Arial" w:hAnsi="Arial"/>
       <w:b/>
       <w:bCs/>
-      <w:color w:val="173B4F"/>
-      <w:sz w:val="30"/>
+      <w:color w:val="182D43"/>
+      <w:sz w:val="34"/>
       <w:szCs w:val="28"/>
     </w:rPr>
   </w:style>
@@ -9083,15 +1277,15 @@
     <w:pPr>
       <w:keepNext/>
       <w:keepLines/>
-      <w:spacing w:before="220" w:after="80"/>
+      <w:spacing w:before="200" w:after="0"/>
       <w:outlineLvl w:val="1"/>
     </w:pPr>
     <w:rPr>
-      <w:rFonts w:asciiTheme="majorHAnsi" w:eastAsiaTheme="majorEastAsia" w:hAnsiTheme="majorHAnsi" w:cstheme="majorBidi" w:ascii="Calibri" w:hAnsi="Calibri"/>
+      <w:rFonts w:asciiTheme="majorHAnsi" w:eastAsiaTheme="majorEastAsia" w:hAnsiTheme="majorHAnsi" w:cstheme="majorBidi" w:ascii="Arial" w:hAnsi="Arial"/>
       <w:b/>
       <w:bCs/>
-      <w:color w:val="26756A"/>
-      <w:sz w:val="24"/>
+      <w:color w:val="182D43"/>
+      <w:sz w:val="26"/>
       <w:szCs w:val="26"/>
     </w:rPr>
   </w:style>
@@ -9114,7 +1308,7 @@
       <w:rFonts w:asciiTheme="majorHAnsi" w:eastAsiaTheme="majorEastAsia" w:hAnsiTheme="majorHAnsi" w:cstheme="majorBidi" w:ascii="Arial" w:hAnsi="Arial"/>
       <w:b/>
       <w:bCs/>
-      <w:color w:val="2F5474"/>
+      <w:color w:val="182D43"/>
       <w:sz w:val="22"/>
     </w:rPr>
   </w:style>
@@ -9349,16 +1543,15 @@
       <w:pBdr>
         <w:bottom w:val="single" w:sz="8" w:space="4" w:color="4F81BD" w:themeColor="accent1"/>
       </w:pBdr>
-      <w:spacing w:after="80" w:line="240" w:lineRule="auto"/>
+      <w:spacing w:after="300" w:line="240" w:lineRule="auto"/>
       <w:contextualSpacing/>
     </w:pPr>
     <w:rPr>
-      <w:rFonts w:asciiTheme="majorHAnsi" w:eastAsiaTheme="majorEastAsia" w:hAnsiTheme="majorHAnsi" w:cstheme="majorBidi" w:ascii="Calibri Light" w:hAnsi="Calibri Light"/>
-      <w:b/>
-      <w:color w:val="173B4F"/>
+      <w:rFonts w:asciiTheme="majorHAnsi" w:eastAsiaTheme="majorEastAsia" w:hAnsiTheme="majorHAnsi" w:cstheme="majorBidi"/>
+      <w:color w:val="17365D" w:themeColor="text2" w:themeShade="BF"/>
       <w:spacing w:val="5"/>
       <w:kern w:val="28"/>
-      <w:sz w:val="48"/>
+      <w:sz w:val="52"/>
       <w:szCs w:val="52"/>
     </w:rPr>
   </w:style>
@@ -9532,14 +1725,8 @@
       <w:numPr>
         <w:numId w:val="1"/>
       </w:numPr>
-      <w:spacing w:after="80"/>
       <w:contextualSpacing/>
     </w:pPr>
-    <w:rPr>
-      <w:rFonts w:ascii="Calibri" w:hAnsi="Calibri"/>
-      <w:color w:val="263238"/>
-      <w:sz w:val="20"/>
-    </w:rPr>
   </w:style>
   <w:style w:type="paragraph" w:styleId="ListBullet2">
     <w:name w:val="List Bullet 2"/>
@@ -9577,14 +1764,8 @@
       <w:numPr>
         <w:numId w:val="5"/>
       </w:numPr>
-      <w:spacing w:after="80"/>
       <w:contextualSpacing/>
     </w:pPr>
-    <w:rPr>
-      <w:rFonts w:ascii="Calibri" w:hAnsi="Calibri"/>
-      <w:color w:val="263238"/>
-      <w:sz w:val="20"/>
-    </w:rPr>
   </w:style>
   <w:style w:type="paragraph" w:styleId="ListNumber2">
     <w:name w:val="List Number 2"/>

--- a/E2_Analisis_Exploratorio_Preprocesamiento/E2_Analisis_Exploratorio_Preprocesamiento.docx
+++ b/E2_Analisis_Exploratorio_Preprocesamiento/E2_Analisis_Exploratorio_Preprocesamiento.docx
@@ -12,7 +12,7 @@
           <w:color w:val="182D43"/>
           <w:sz w:val="40"/>
         </w:rPr>
-        <w:t>E2 - Analisis exploratorio y preprocesamiento</w:t>
+        <w:t>E2 - Análisis exploratorio y preprocesamiento</w:t>
       </w:r>
     </w:p>
     <w:p>
@@ -33,12 +33,12 @@
         <w:pStyle w:val="Heading1"/>
       </w:pPr>
       <w:r>
-        <w:t>Proposito del entregable</w:t>
+        <w:t>Propósito del entregable</w:t>
       </w:r>
     </w:p>
     <w:p>
       <w:r>
-        <w:t>Este entregable documenta la carga, depuracion, preparacion y analisis exploratorio de los datos ATUS de Sonora. La version actual queda alineada con el cuaderno notebooks/atus_sonora_10_anios_prevencion.ipynb.</w:t>
+        <w:t>Este entregable documenta la carga, depuración, preparación y análisis exploratorio de los datos ATUS de Sonora. La versión actual queda alineada con el cuaderno notebooks/atus_sonora_10_anios_prevencion.ipynb.</w:t>
       </w:r>
     </w:p>
     <w:p>
@@ -377,7 +377,7 @@
         <w:pStyle w:val="Heading1"/>
       </w:pPr>
       <w:r>
-        <w:t>Limpieza y preparacion</w:t>
+        <w:t>Limpieza y preparación</w:t>
       </w:r>
     </w:p>
     <w:p>
@@ -409,7 +409,7 @@
         <w:pStyle w:val="ListBullet"/>
       </w:pPr>
       <w:r>
-        <w:t>Conversion de columnas numericas de heridos, fallecidos, vehiculos, hora, dia, mes y edad.</w:t>
+        <w:t>Conversion de columnas numericas de heridos, fallecidos, vehículos, hora, dia, mes y edad.</w:t>
       </w:r>
     </w:p>
     <w:p>
@@ -417,7 +417,7 @@
         <w:pStyle w:val="ListBullet"/>
       </w:pPr>
       <w:r>
-        <w:t>Union con el catalogo municipal para obtener nombres de municipios.</w:t>
+        <w:t>Union con el catálogo municipal para obtener nombres de municipios.</w:t>
       </w:r>
     </w:p>
     <w:p>
@@ -642,7 +642,7 @@
                 <w:b w:val="0"/>
                 <w:sz w:val="18"/>
               </w:rPr>
-              <w:t>1 si hubo victimas o si CLASACC indica Fatal/No fatal; 0 si solo danos.</w:t>
+              <w:t>1 si hubo víctimas o si CLASACC indica Fatal/No fatal; 0 si solo daños.</w:t>
             </w:r>
           </w:p>
         </w:tc>
@@ -676,7 +676,7 @@
                 <w:b w:val="0"/>
                 <w:sz w:val="18"/>
               </w:rPr>
-              <w:t>Fatal, Con heridos o Solo danos.</w:t>
+              <w:t>Fatal, Con heridos o Solo daños.</w:t>
             </w:r>
           </w:p>
         </w:tc>
@@ -710,7 +710,7 @@
                 <w:b w:val="0"/>
                 <w:sz w:val="18"/>
               </w:rPr>
-              <w:t>Madrugada, Manana, Tarde o Noche.</w:t>
+              <w:t>Madrugada, Mañana, Tarde o Noche.</w:t>
             </w:r>
           </w:p>
         </w:tc>
@@ -744,7 +744,7 @@
                 <w:b w:val="0"/>
                 <w:sz w:val="18"/>
               </w:rPr>
-              <w:t>Indica participacion de motocicleta o bicicleta.</w:t>
+              <w:t>Indica participación de motocicleta o bicicleta.</w:t>
             </w:r>
           </w:p>
         </w:tc>
@@ -772,7 +772,7 @@
         <w:pStyle w:val="ListBullet"/>
       </w:pPr>
       <w:r>
-        <w:t>Sur y Valle y Frontera tambien presentan alta concentracion de accidentes.</w:t>
+        <w:t>Sur y Valle y Frontera también presentan alta concentracion de accidentes.</w:t>
       </w:r>
     </w:p>
     <w:p>
@@ -780,7 +780,7 @@
         <w:pStyle w:val="ListBullet"/>
       </w:pPr>
       <w:r>
-        <w:t>Sierra presenta el porcentaje mas alto de accidentes graves con 24.25%.</w:t>
+        <w:t>Sierra presenta el porcentaje más alto de accidentes graves con 24.25%.</w:t>
       </w:r>
     </w:p>
     <w:p>
@@ -788,7 +788,7 @@
         <w:pStyle w:val="ListBullet"/>
       </w:pPr>
       <w:r>
-        <w:t>El tipo de accidente mas comun es la colision con vehiculo automotor.</w:t>
+        <w:t>El tipo de accidente más común es la colisión con vehículo automotor.</w:t>
       </w:r>
     </w:p>
     <w:p>
@@ -796,7 +796,7 @@
         <w:pStyle w:val="ListBullet"/>
       </w:pPr>
       <w:r>
-        <w:t>La causa probable mas frecuente es Conductor.</w:t>
+        <w:t>La causa probable más frecuente es Conductor.</w:t>
       </w:r>
     </w:p>
     <w:p>
@@ -804,7 +804,7 @@
         <w:pStyle w:val="ListBullet"/>
       </w:pPr>
       <w:r>
-        <w:t>Las tardes cercanas al fin de semana aparecen como franjas de interes preventivo; viernes por la tarde registra 10,802 accidentes.</w:t>
+        <w:t>Las tardes cercanas al fin de semana aparecen como franjas de interés preventivo; viernes por la tarde registra 10,802 accidentes.</w:t>
       </w:r>
     </w:p>
     <w:p>
@@ -817,7 +817,7 @@
     </w:p>
     <w:p>
       <w:r>
-        <w:t>El dataset queda listo para E3, donde se aplican clasificacion, reglas de asociacion y clustering jerarquico. El enfoque preventivo se conserva: no solo se describe el volumen de accidentes, sino tambien la gravedad y los contextos donde conviene focalizar acciones.</w:t>
+        <w:t>El dataset queda listo para E3, donde se aplican clasificación, reglas de asociación y clustering jerarquico. El enfoque preventivo se conserva: no solo se describe el volumen de accidentes, sino también la gravedad y los contextos donde conviene focalizar acciones.</w:t>
       </w:r>
     </w:p>
     <w:sectPr>
